--- a/Ansible/9- conditionals.docx
+++ b/Ansible/9- conditionals.docx
@@ -1,6 +1,6 @@
 
 <file path=word/document.xml><?xml version="1.0" encoding="utf-8"?>
-<w:document xmlns:wpc="http://schemas.microsoft.com/office/word/2010/wordprocessingCanvas" xmlns:cx="http://schemas.microsoft.com/office/drawing/2014/chartex" xmlns:cx1="http://schemas.microsoft.com/office/drawing/2015/9/8/chartex" xmlns:cx2="http://schemas.microsoft.com/office/drawing/2015/10/21/chartex" xmlns:cx3="http://schemas.microsoft.com/office/drawing/2016/5/9/chartex" xmlns:cx4="http://schemas.microsoft.com/office/drawing/2016/5/10/chartex" xmlns:cx5="http://schemas.microsoft.com/office/drawing/2016/5/11/chartex" xmlns:cx6="http://schemas.microsoft.com/office/drawing/2016/5/12/chartex" xmlns:cx7="http://schemas.microsoft.com/office/drawing/2016/5/13/chartex" xmlns:cx8="http://schemas.microsoft.com/office/drawing/2016/5/14/chartex" xmlns:mc="http://schemas.openxmlformats.org/markup-compatibility/2006" xmlns:aink="http://schemas.microsoft.com/office/drawing/2016/ink" xmlns:am3d="http://schemas.microsoft.com/office/drawing/2017/model3d" xmlns:o="urn:schemas-microsoft-com:office:office" xmlns:oel="http://schemas.microsoft.com/office/2019/extlst" xmlns:r="http://schemas.openxmlformats.org/officeDocument/2006/relationships" xmlns:m="http://schemas.openxmlformats.org/officeDocument/2006/math" xmlns:v="urn:schemas-microsoft-com:vml" xmlns:wp14="http://schemas.microsoft.com/office/word/2010/wordprocessingDrawing" xmlns:wp="http://schemas.openxmlformats.org/drawingml/2006/wordprocessingDrawing" xmlns:w10="urn:schemas-microsoft-com:office:word" xmlns:w="http://schemas.openxmlformats.org/wordprocessingml/2006/main" xmlns:w14="http://schemas.microsoft.com/office/word/2010/wordml" xmlns:w15="http://schemas.microsoft.com/office/word/2012/wordml" xmlns:w16cex="http://schemas.microsoft.com/office/word/2018/wordml/cex" xmlns:w16cid="http://schemas.microsoft.com/office/word/2016/wordml/cid" xmlns:w16="http://schemas.microsoft.com/office/word/2018/wordml" xmlns:w16sdtdh="http://schemas.microsoft.com/office/word/2020/wordml/sdtdatahash" xmlns:w16se="http://schemas.microsoft.com/office/word/2015/wordml/symex" xmlns:wpg="http://schemas.microsoft.com/office/word/2010/wordprocessingGroup" xmlns:wpi="http://schemas.microsoft.com/office/word/2010/wordprocessingInk" xmlns:wne="http://schemas.microsoft.com/office/word/2006/wordml" xmlns:wps="http://schemas.microsoft.com/office/word/2010/wordprocessingShape" mc:Ignorable="w14 w15 w16se w16cid w16 w16cex w16sdtdh wp14">
+<w:document xmlns:wpc="http://schemas.microsoft.com/office/word/2010/wordprocessingCanvas" xmlns:cx="http://schemas.microsoft.com/office/drawing/2014/chartex" xmlns:cx1="http://schemas.microsoft.com/office/drawing/2015/9/8/chartex" xmlns:cx2="http://schemas.microsoft.com/office/drawing/2015/10/21/chartex" xmlns:cx3="http://schemas.microsoft.com/office/drawing/2016/5/9/chartex" xmlns:cx4="http://schemas.microsoft.com/office/drawing/2016/5/10/chartex" xmlns:cx5="http://schemas.microsoft.com/office/drawing/2016/5/11/chartex" xmlns:cx6="http://schemas.microsoft.com/office/drawing/2016/5/12/chartex" xmlns:cx7="http://schemas.microsoft.com/office/drawing/2016/5/13/chartex" xmlns:cx8="http://schemas.microsoft.com/office/drawing/2016/5/14/chartex" xmlns:mc="http://schemas.openxmlformats.org/markup-compatibility/2006" xmlns:aink="http://schemas.microsoft.com/office/drawing/2016/ink" xmlns:am3d="http://schemas.microsoft.com/office/drawing/2017/model3d" xmlns:o="urn:schemas-microsoft-com:office:office" xmlns:oel="http://schemas.microsoft.com/office/2019/extlst" xmlns:r="http://schemas.openxmlformats.org/officeDocument/2006/relationships" xmlns:m="http://schemas.openxmlformats.org/officeDocument/2006/math" xmlns:v="urn:schemas-microsoft-com:vml" xmlns:wp14="http://schemas.microsoft.com/office/word/2010/wordprocessingDrawing" xmlns:wp="http://schemas.openxmlformats.org/drawingml/2006/wordprocessingDrawing" xmlns:w10="urn:schemas-microsoft-com:office:word" xmlns:w="http://schemas.openxmlformats.org/wordprocessingml/2006/main" xmlns:w14="http://schemas.microsoft.com/office/word/2010/wordml" xmlns:w15="http://schemas.microsoft.com/office/word/2012/wordml" xmlns:w16cex="http://schemas.microsoft.com/office/word/2018/wordml/cex" xmlns:w16cid="http://schemas.microsoft.com/office/word/2016/wordml/cid" xmlns:w16="http://schemas.microsoft.com/office/word/2018/wordml" xmlns:w16du="http://schemas.microsoft.com/office/word/2023/wordml/word16du" xmlns:w16sdtdh="http://schemas.microsoft.com/office/word/2020/wordml/sdtdatahash" xmlns:w16sdtfl="http://schemas.microsoft.com/office/word/2024/wordml/sdtformatlock" xmlns:w16se="http://schemas.microsoft.com/office/word/2015/wordml/symex" xmlns:wpg="http://schemas.microsoft.com/office/word/2010/wordprocessingGroup" xmlns:wpi="http://schemas.microsoft.com/office/word/2010/wordprocessingInk" xmlns:wne="http://schemas.microsoft.com/office/word/2006/wordml" xmlns:wps="http://schemas.microsoft.com/office/word/2010/wordprocessingShape" mc:Ignorable="w14 w15 w16se w16cid w16 w16cex w16sdtdh w16sdtfl w16du wp14">
   <w:body>
     <w:p>
       <w:pPr>
@@ -1599,6 +1599,7 @@
     <w:p>
       <w:pPr>
         <w:spacing w:after="60"/>
+        <w:jc w:val="both"/>
         <w:rPr>
           <w:rFonts w:asciiTheme="majorBidi" w:hAnsiTheme="majorBidi" w:cstheme="majorBidi"/>
           <w:b/>
@@ -1620,6 +1621,7 @@
     </w:p>
     <w:p>
       <w:pPr>
+        <w:jc w:val="both"/>
         <w:rPr>
           <w:rFonts w:asciiTheme="majorBidi" w:hAnsiTheme="majorBidi" w:cstheme="majorBidi"/>
           <w:sz w:val="28"/>
@@ -1947,7 +1949,7 @@
           </mc:Choice>
           <mc:Fallback>
             <w:pict>
-              <v:rect w14:anchorId="271E5F7A" id="Rectangle 3" o:spid="_x0000_s1028" style="position:absolute;margin-left:0;margin-top:23.45pt;width:261.75pt;height:112.5pt;z-index:251661312;visibility:visible;mso-wrap-style:square;mso-width-percent:0;mso-height-percent:0;mso-wrap-distance-left:9pt;mso-wrap-distance-top:0;mso-wrap-distance-right:9pt;mso-wrap-distance-bottom:0;mso-position-horizontal:left;mso-position-horizontal-relative:margin;mso-position-vertical:absolute;mso-position-vertical-relative:text;mso-width-percent:0;mso-height-percent:0;mso-width-relative:margin;mso-height-relative:margin;v-text-anchor:middle" o:gfxdata="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" fillcolor="black [3200]" strokecolor="black [480]" strokeweight="1pt">
+              <v:rect w14:anchorId="271E5F7A" id="Rectangle 3" o:spid="_x0000_s1028" style="position:absolute;left:0;text-align:left;margin-left:0;margin-top:23.45pt;width:261.75pt;height:112.5pt;z-index:251661312;visibility:visible;mso-wrap-style:square;mso-width-percent:0;mso-height-percent:0;mso-wrap-distance-left:9pt;mso-wrap-distance-top:0;mso-wrap-distance-right:9pt;mso-wrap-distance-bottom:0;mso-position-horizontal:left;mso-position-horizontal-relative:margin;mso-position-vertical:absolute;mso-position-vertical-relative:text;mso-width-percent:0;mso-height-percent:0;mso-width-relative:margin;mso-height-relative:margin;v-text-anchor:middle" o:gfxdata="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" fillcolor="black [3200]" strokecolor="black [480]" strokeweight="1pt">
                 <v:textbox>
                   <w:txbxContent>
                     <w:p>
@@ -2255,6 +2257,7 @@
     <w:p>
       <w:pPr>
         <w:spacing w:after="60"/>
+        <w:jc w:val="both"/>
         <w:rPr>
           <w:rFonts w:asciiTheme="majorBidi" w:hAnsiTheme="majorBidi" w:cstheme="majorBidi"/>
           <w:b/>
@@ -2314,6 +2317,8 @@
     </w:p>
     <w:p>
       <w:pPr>
+        <w:spacing w:after="60"/>
+        <w:jc w:val="both"/>
         <w:rPr>
           <w:rFonts w:asciiTheme="majorBidi" w:hAnsiTheme="majorBidi" w:cstheme="majorBidi"/>
           <w:sz w:val="28"/>
@@ -2339,6 +2344,7 @@
         </w:numPr>
         <w:spacing w:after="60"/>
         <w:ind w:left="360"/>
+        <w:jc w:val="both"/>
         <w:rPr>
           <w:rFonts w:asciiTheme="majorBidi" w:hAnsiTheme="majorBidi" w:cstheme="majorBidi"/>
           <w:sz w:val="28"/>
@@ -2381,6 +2387,7 @@
     <w:p>
       <w:pPr>
         <w:ind w:left="360"/>
+        <w:jc w:val="both"/>
         <w:rPr>
           <w:rFonts w:asciiTheme="majorBidi" w:hAnsiTheme="majorBidi" w:cstheme="majorBidi"/>
           <w:sz w:val="28"/>
@@ -2490,19 +2497,7 @@
                                 <w:sz w:val="28"/>
                                 <w:szCs w:val="28"/>
                               </w:rPr>
-                              <w:t xml:space="preserve">  </w:t>
-                            </w:r>
-                            <w:r>
-                              <w:rPr>
-                                <w:rFonts w:asciiTheme="majorBidi" w:hAnsiTheme="majorBidi" w:cstheme="majorBidi"/>
-                                <w:b/>
-                                <w:bCs/>
-                                <w:i/>
-                                <w:iCs/>
-                                <w:sz w:val="28"/>
-                                <w:szCs w:val="28"/>
-                              </w:rPr>
-                              <w:t>command: /usr/local/bin/check_something.sh</w:t>
+                              <w:t xml:space="preserve">  command: /usr/local/bin/check_something.sh</w:t>
                             </w:r>
                           </w:p>
                           <w:p>
@@ -2528,19 +2523,7 @@
                                 <w:sz w:val="28"/>
                                 <w:szCs w:val="28"/>
                               </w:rPr>
-                              <w:t xml:space="preserve">  </w:t>
-                            </w:r>
-                            <w:r>
-                              <w:rPr>
-                                <w:rFonts w:asciiTheme="majorBidi" w:hAnsiTheme="majorBidi" w:cstheme="majorBidi"/>
-                                <w:b/>
-                                <w:bCs/>
-                                <w:i/>
-                                <w:iCs/>
-                                <w:sz w:val="28"/>
-                                <w:szCs w:val="28"/>
-                              </w:rPr>
-                              <w:t xml:space="preserve">register: </w:t>
+                              <w:t xml:space="preserve">  register: </w:t>
                             </w:r>
                             <w:proofErr w:type="spellStart"/>
                             <w:r>
@@ -2783,19 +2766,7 @@
                           <w:sz w:val="28"/>
                           <w:szCs w:val="28"/>
                         </w:rPr>
-                        <w:t xml:space="preserve">  </w:t>
-                      </w:r>
-                      <w:r>
-                        <w:rPr>
-                          <w:rFonts w:asciiTheme="majorBidi" w:hAnsiTheme="majorBidi" w:cstheme="majorBidi"/>
-                          <w:b/>
-                          <w:bCs/>
-                          <w:i/>
-                          <w:iCs/>
-                          <w:sz w:val="28"/>
-                          <w:szCs w:val="28"/>
-                        </w:rPr>
-                        <w:t>command: /usr/local/bin/check_something.sh</w:t>
+                        <w:t xml:space="preserve">  command: /usr/local/bin/check_something.sh</w:t>
                       </w:r>
                     </w:p>
                     <w:p>
@@ -2821,19 +2792,7 @@
                           <w:sz w:val="28"/>
                           <w:szCs w:val="28"/>
                         </w:rPr>
-                        <w:t xml:space="preserve">  </w:t>
-                      </w:r>
-                      <w:r>
-                        <w:rPr>
-                          <w:rFonts w:asciiTheme="majorBidi" w:hAnsiTheme="majorBidi" w:cstheme="majorBidi"/>
-                          <w:b/>
-                          <w:bCs/>
-                          <w:i/>
-                          <w:iCs/>
-                          <w:sz w:val="28"/>
-                          <w:szCs w:val="28"/>
-                        </w:rPr>
-                        <w:t xml:space="preserve">register: </w:t>
+                        <w:t xml:space="preserve">  register: </w:t>
                       </w:r>
                       <w:proofErr w:type="spellStart"/>
                       <w:r>
@@ -3021,37 +2980,41 @@
     </w:p>
     <w:p>
       <w:pPr>
-        <w:rPr>
-          <w:rFonts w:asciiTheme="majorBidi" w:hAnsiTheme="majorBidi" w:cstheme="majorBidi"/>
-          <w:sz w:val="28"/>
-          <w:szCs w:val="28"/>
-        </w:rPr>
-      </w:pPr>
-    </w:p>
-    <w:p>
-      <w:pPr>
-        <w:rPr>
-          <w:rFonts w:asciiTheme="majorBidi" w:hAnsiTheme="majorBidi" w:cstheme="majorBidi"/>
-          <w:sz w:val="28"/>
-          <w:szCs w:val="28"/>
-        </w:rPr>
-      </w:pPr>
-    </w:p>
-    <w:p>
-      <w:pPr>
-        <w:rPr>
-          <w:rFonts w:asciiTheme="majorBidi" w:hAnsiTheme="majorBidi" w:cstheme="majorBidi"/>
-          <w:sz w:val="28"/>
-          <w:szCs w:val="28"/>
-        </w:rPr>
-      </w:pPr>
-    </w:p>
-    <w:p>
-      <w:pPr>
-        <w:rPr>
-          <w:rFonts w:asciiTheme="majorBidi" w:hAnsiTheme="majorBidi" w:cstheme="majorBidi"/>
-          <w:sz w:val="20"/>
-          <w:szCs w:val="20"/>
+        <w:jc w:val="both"/>
+        <w:rPr>
+          <w:rFonts w:asciiTheme="majorBidi" w:hAnsiTheme="majorBidi" w:cstheme="majorBidi"/>
+          <w:sz w:val="28"/>
+          <w:szCs w:val="28"/>
+        </w:rPr>
+      </w:pPr>
+    </w:p>
+    <w:p>
+      <w:pPr>
+        <w:jc w:val="both"/>
+        <w:rPr>
+          <w:rFonts w:asciiTheme="majorBidi" w:hAnsiTheme="majorBidi" w:cstheme="majorBidi"/>
+          <w:sz w:val="28"/>
+          <w:szCs w:val="28"/>
+        </w:rPr>
+      </w:pPr>
+    </w:p>
+    <w:p>
+      <w:pPr>
+        <w:jc w:val="both"/>
+        <w:rPr>
+          <w:rFonts w:asciiTheme="majorBidi" w:hAnsiTheme="majorBidi" w:cstheme="majorBidi"/>
+          <w:sz w:val="28"/>
+          <w:szCs w:val="28"/>
+        </w:rPr>
+      </w:pPr>
+    </w:p>
+    <w:p>
+      <w:pPr>
+        <w:jc w:val="both"/>
+        <w:rPr>
+          <w:rFonts w:asciiTheme="majorBidi" w:hAnsiTheme="majorBidi" w:cstheme="majorBidi"/>
+          <w:sz w:val="18"/>
+          <w:szCs w:val="18"/>
         </w:rPr>
       </w:pPr>
     </w:p>
@@ -3064,6 +3027,7 @@
         </w:numPr>
         <w:spacing w:after="60"/>
         <w:ind w:left="360"/>
+        <w:jc w:val="both"/>
         <w:rPr>
           <w:rFonts w:asciiTheme="majorBidi" w:hAnsiTheme="majorBidi" w:cstheme="majorBidi"/>
           <w:sz w:val="28"/>
@@ -3108,6 +3072,7 @@
     <w:p>
       <w:pPr>
         <w:ind w:left="360"/>
+        <w:jc w:val="both"/>
         <w:rPr>
           <w:rFonts w:asciiTheme="majorBidi" w:hAnsiTheme="majorBidi" w:cstheme="majorBidi"/>
           <w:sz w:val="28"/>
@@ -3124,16 +3089,16 @@
         <mc:AlternateContent>
           <mc:Choice Requires="wps">
             <w:drawing>
-              <wp:anchor distT="0" distB="0" distL="114300" distR="114300" simplePos="0" relativeHeight="251663360" behindDoc="0" locked="0" layoutInCell="1" allowOverlap="1" wp14:anchorId="166551C9" wp14:editId="3062F393">
+              <wp:anchor distT="0" distB="0" distL="114300" distR="114300" simplePos="0" relativeHeight="251663360" behindDoc="0" locked="0" layoutInCell="1" allowOverlap="1" wp14:anchorId="166551C9" wp14:editId="3D99EA79">
                 <wp:simplePos x="0" y="0"/>
                 <wp:positionH relativeFrom="column">
                   <wp:posOffset>228600</wp:posOffset>
                 </wp:positionH>
                 <wp:positionV relativeFrom="paragraph">
-                  <wp:posOffset>271145</wp:posOffset>
+                  <wp:posOffset>246380</wp:posOffset>
                 </wp:positionV>
-                <wp:extent cx="6324600" cy="1028700"/>
-                <wp:effectExtent l="0" t="0" r="19050" b="19050"/>
+                <wp:extent cx="6324600" cy="1005840"/>
+                <wp:effectExtent l="0" t="0" r="19050" b="22860"/>
                 <wp:wrapNone/>
                 <wp:docPr id="5" name="Rectangle 5"/>
                 <wp:cNvGraphicFramePr/>
@@ -3144,7 +3109,7 @@
                       <wps:spPr>
                         <a:xfrm>
                           <a:off x="0" y="0"/>
-                          <a:ext cx="6324600" cy="1028700"/>
+                          <a:ext cx="6324600" cy="1005840"/>
                         </a:xfrm>
                         <a:prstGeom prst="rect">
                           <a:avLst/>
@@ -3413,33 +3378,7 @@
                                 <w:sz w:val="28"/>
                                 <w:szCs w:val="28"/>
                               </w:rPr>
-                              <w:t xml:space="preserve">] </w:t>
-                            </w:r>
-                            <w:r>
-                              <w:rPr>
-                                <w:rFonts w:asciiTheme="majorBidi" w:hAnsiTheme="majorBidi" w:cstheme="majorBidi"/>
-                                <w:b/>
-                                <w:bCs/>
-                                <w:i/>
-                                <w:iCs/>
-                                <w:color w:val="808080" w:themeColor="background1" w:themeShade="80"/>
-                                <w:sz w:val="28"/>
-                                <w:szCs w:val="28"/>
-                              </w:rPr>
-                              <w:t xml:space="preserve">        </w:t>
-                            </w:r>
-                            <w:r>
-                              <w:rPr>
-                                <w:rFonts w:asciiTheme="majorBidi" w:hAnsiTheme="majorBidi" w:cstheme="majorBidi"/>
-                                <w:b/>
-                                <w:bCs/>
-                                <w:i/>
-                                <w:iCs/>
-                                <w:color w:val="808080" w:themeColor="background1" w:themeShade="80"/>
-                                <w:sz w:val="28"/>
-                                <w:szCs w:val="28"/>
-                              </w:rPr>
-                              <w:t># Fail only if exit code is not 0 or 1</w:t>
+                              <w:t>]         # Fail only if exit code is not 0 or 1</w:t>
                             </w:r>
                           </w:p>
                           <w:p>
@@ -3476,7 +3415,7 @@
           </mc:Choice>
           <mc:Fallback>
             <w:pict>
-              <v:rect w14:anchorId="166551C9" id="Rectangle 5" o:spid="_x0000_s1030" style="position:absolute;left:0;text-align:left;margin-left:18pt;margin-top:21.35pt;width:498pt;height:81pt;z-index:251663360;visibility:visible;mso-wrap-style:square;mso-width-percent:0;mso-height-percent:0;mso-wrap-distance-left:9pt;mso-wrap-distance-top:0;mso-wrap-distance-right:9pt;mso-wrap-distance-bottom:0;mso-position-horizontal:absolute;mso-position-horizontal-relative:text;mso-position-vertical:absolute;mso-position-vertical-relative:text;mso-width-percent:0;mso-height-percent:0;mso-width-relative:margin;mso-height-relative:margin;v-text-anchor:middle" o:gfxdata="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" fillcolor="black [3200]" strokecolor="black [480]" strokeweight="1pt">
+              <v:rect w14:anchorId="166551C9" id="Rectangle 5" o:spid="_x0000_s1030" style="position:absolute;left:0;text-align:left;margin-left:18pt;margin-top:19.4pt;width:498pt;height:79.2pt;z-index:251663360;visibility:visible;mso-wrap-style:square;mso-width-percent:0;mso-height-percent:0;mso-wrap-distance-left:9pt;mso-wrap-distance-top:0;mso-wrap-distance-right:9pt;mso-wrap-distance-bottom:0;mso-position-horizontal:absolute;mso-position-horizontal-relative:text;mso-position-vertical:absolute;mso-position-vertical-relative:text;mso-width-percent:0;mso-height-percent:0;mso-width-relative:margin;mso-height-relative:margin;v-text-anchor:middle" o:gfxdata="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" fillcolor="black [3200]" strokecolor="black [480]" strokeweight="1pt">
                 <v:textbox>
                   <w:txbxContent>
                     <w:p>
@@ -3724,33 +3663,7 @@
                           <w:sz w:val="28"/>
                           <w:szCs w:val="28"/>
                         </w:rPr>
-                        <w:t xml:space="preserve">] </w:t>
-                      </w:r>
-                      <w:r>
-                        <w:rPr>
-                          <w:rFonts w:asciiTheme="majorBidi" w:hAnsiTheme="majorBidi" w:cstheme="majorBidi"/>
-                          <w:b/>
-                          <w:bCs/>
-                          <w:i/>
-                          <w:iCs/>
-                          <w:color w:val="808080" w:themeColor="background1" w:themeShade="80"/>
-                          <w:sz w:val="28"/>
-                          <w:szCs w:val="28"/>
-                        </w:rPr>
-                        <w:t xml:space="preserve">        </w:t>
-                      </w:r>
-                      <w:r>
-                        <w:rPr>
-                          <w:rFonts w:asciiTheme="majorBidi" w:hAnsiTheme="majorBidi" w:cstheme="majorBidi"/>
-                          <w:b/>
-                          <w:bCs/>
-                          <w:i/>
-                          <w:iCs/>
-                          <w:color w:val="808080" w:themeColor="background1" w:themeShade="80"/>
-                          <w:sz w:val="28"/>
-                          <w:szCs w:val="28"/>
-                        </w:rPr>
-                        <w:t># Fail only if exit code is not 0 or 1</w:t>
+                        <w:t>]         # Fail only if exit code is not 0 or 1</w:t>
                       </w:r>
                     </w:p>
                     <w:p>
@@ -3790,6 +3703,6940 @@
           <w:szCs w:val="28"/>
         </w:rPr>
       </w:pPr>
+    </w:p>
+    <w:p>
+      <w:pPr>
+        <w:jc w:val="both"/>
+        <w:rPr>
+          <w:rFonts w:asciiTheme="majorBidi" w:hAnsiTheme="majorBidi" w:cstheme="majorBidi"/>
+          <w:sz w:val="28"/>
+          <w:szCs w:val="28"/>
+        </w:rPr>
+      </w:pPr>
+    </w:p>
+    <w:p>
+      <w:pPr>
+        <w:jc w:val="both"/>
+        <w:rPr>
+          <w:rFonts w:asciiTheme="majorBidi" w:hAnsiTheme="majorBidi" w:cstheme="majorBidi"/>
+          <w:sz w:val="28"/>
+          <w:szCs w:val="28"/>
+        </w:rPr>
+      </w:pPr>
+    </w:p>
+    <w:p>
+      <w:pPr>
+        <w:spacing w:after="60"/>
+        <w:jc w:val="both"/>
+        <w:rPr>
+          <w:rFonts w:asciiTheme="majorBidi" w:hAnsiTheme="majorBidi" w:cstheme="majorBidi"/>
+          <w:b/>
+          <w:bCs/>
+          <w:sz w:val="32"/>
+          <w:szCs w:val="32"/>
+        </w:rPr>
+      </w:pPr>
+      <w:r>
+        <w:rPr>
+          <w:rFonts w:asciiTheme="majorBidi" w:hAnsiTheme="majorBidi" w:cstheme="majorBidi"/>
+          <w:b/>
+          <w:bCs/>
+          <w:sz w:val="32"/>
+          <w:szCs w:val="32"/>
+        </w:rPr>
+        <w:t>Conditionals with Loops</w:t>
+      </w:r>
+    </w:p>
+    <w:p>
+      <w:pPr>
+        <w:jc w:val="both"/>
+        <w:rPr>
+          <w:rFonts w:asciiTheme="majorBidi" w:hAnsiTheme="majorBidi" w:cstheme="majorBidi"/>
+          <w:sz w:val="28"/>
+          <w:szCs w:val="28"/>
+        </w:rPr>
+      </w:pPr>
+      <w:r>
+        <w:rPr>
+          <w:rFonts w:asciiTheme="majorBidi" w:hAnsiTheme="majorBidi" w:cstheme="majorBidi"/>
+          <w:noProof/>
+          <w:sz w:val="28"/>
+          <w:szCs w:val="28"/>
+        </w:rPr>
+        <mc:AlternateContent>
+          <mc:Choice Requires="wps">
+            <w:drawing>
+              <wp:anchor distT="0" distB="0" distL="114300" distR="114300" simplePos="0" relativeHeight="251664384" behindDoc="0" locked="0" layoutInCell="1" allowOverlap="1" wp14:anchorId="78EA50DE" wp14:editId="5569BDA7">
+                <wp:simplePos x="0" y="0"/>
+                <wp:positionH relativeFrom="margin">
+                  <wp:align>left</wp:align>
+                </wp:positionH>
+                <wp:positionV relativeFrom="paragraph">
+                  <wp:posOffset>287020</wp:posOffset>
+                </wp:positionV>
+                <wp:extent cx="5585460" cy="1882140"/>
+                <wp:effectExtent l="0" t="0" r="15240" b="22860"/>
+                <wp:wrapNone/>
+                <wp:docPr id="1393937494" name="Rectangle 6"/>
+                <wp:cNvGraphicFramePr/>
+                <a:graphic xmlns:a="http://schemas.openxmlformats.org/drawingml/2006/main">
+                  <a:graphicData uri="http://schemas.microsoft.com/office/word/2010/wordprocessingShape">
+                    <wps:wsp>
+                      <wps:cNvSpPr/>
+                      <wps:spPr>
+                        <a:xfrm>
+                          <a:off x="0" y="0"/>
+                          <a:ext cx="5585460" cy="1882140"/>
+                        </a:xfrm>
+                        <a:prstGeom prst="rect">
+                          <a:avLst/>
+                        </a:prstGeom>
+                      </wps:spPr>
+                      <wps:style>
+                        <a:lnRef idx="2">
+                          <a:schemeClr val="dk1">
+                            <a:shade val="15000"/>
+                          </a:schemeClr>
+                        </a:lnRef>
+                        <a:fillRef idx="1">
+                          <a:schemeClr val="dk1"/>
+                        </a:fillRef>
+                        <a:effectRef idx="0">
+                          <a:schemeClr val="dk1"/>
+                        </a:effectRef>
+                        <a:fontRef idx="minor">
+                          <a:schemeClr val="lt1"/>
+                        </a:fontRef>
+                      </wps:style>
+                      <wps:txbx>
+                        <w:txbxContent>
+                          <w:p>
+                            <w:pPr>
+                              <w:spacing w:after="0"/>
+                              <w:rPr>
+                                <w:rFonts w:asciiTheme="majorBidi" w:hAnsiTheme="majorBidi" w:cstheme="majorBidi"/>
+                                <w:b/>
+                                <w:bCs/>
+                                <w:i/>
+                                <w:iCs/>
+                                <w:sz w:val="28"/>
+                                <w:szCs w:val="28"/>
+                              </w:rPr>
+                            </w:pPr>
+                            <w:r>
+                              <w:rPr>
+                                <w:rFonts w:asciiTheme="majorBidi" w:hAnsiTheme="majorBidi" w:cstheme="majorBidi"/>
+                                <w:b/>
+                                <w:bCs/>
+                                <w:i/>
+                                <w:iCs/>
+                                <w:sz w:val="28"/>
+                                <w:szCs w:val="28"/>
+                              </w:rPr>
+                              <w:t>- name: Install specific packages</w:t>
+                            </w:r>
+                          </w:p>
+                          <w:p>
+                            <w:pPr>
+                              <w:spacing w:after="0"/>
+                              <w:rPr>
+                                <w:rFonts w:asciiTheme="majorBidi" w:hAnsiTheme="majorBidi" w:cstheme="majorBidi"/>
+                                <w:b/>
+                                <w:bCs/>
+                                <w:i/>
+                                <w:iCs/>
+                                <w:sz w:val="28"/>
+                                <w:szCs w:val="28"/>
+                              </w:rPr>
+                            </w:pPr>
+                            <w:r>
+                              <w:rPr>
+                                <w:rFonts w:asciiTheme="majorBidi" w:hAnsiTheme="majorBidi" w:cstheme="majorBidi"/>
+                                <w:b/>
+                                <w:bCs/>
+                                <w:i/>
+                                <w:iCs/>
+                                <w:sz w:val="28"/>
+                                <w:szCs w:val="28"/>
+                              </w:rPr>
+                              <w:t xml:space="preserve">  apt:</w:t>
+                            </w:r>
+                          </w:p>
+                          <w:p>
+                            <w:pPr>
+                              <w:spacing w:after="0"/>
+                              <w:rPr>
+                                <w:rFonts w:asciiTheme="majorBidi" w:hAnsiTheme="majorBidi" w:cstheme="majorBidi"/>
+                                <w:b/>
+                                <w:bCs/>
+                                <w:i/>
+                                <w:iCs/>
+                                <w:sz w:val="28"/>
+                                <w:szCs w:val="28"/>
+                              </w:rPr>
+                            </w:pPr>
+                            <w:r>
+                              <w:rPr>
+                                <w:rFonts w:asciiTheme="majorBidi" w:hAnsiTheme="majorBidi" w:cstheme="majorBidi"/>
+                                <w:b/>
+                                <w:bCs/>
+                                <w:i/>
+                                <w:iCs/>
+                                <w:sz w:val="28"/>
+                                <w:szCs w:val="28"/>
+                              </w:rPr>
+                              <w:t xml:space="preserve">    name: "</w:t>
+                            </w:r>
+                            <w:proofErr w:type="gramStart"/>
+                            <w:r>
+                              <w:rPr>
+                                <w:rFonts w:asciiTheme="majorBidi" w:hAnsiTheme="majorBidi" w:cstheme="majorBidi"/>
+                                <w:b/>
+                                <w:bCs/>
+                                <w:i/>
+                                <w:iCs/>
+                                <w:sz w:val="28"/>
+                                <w:szCs w:val="28"/>
+                              </w:rPr>
+                              <w:t>{{ item</w:t>
+                            </w:r>
+                            <w:proofErr w:type="gramEnd"/>
+                            <w:r>
+                              <w:rPr>
+                                <w:rFonts w:asciiTheme="majorBidi" w:hAnsiTheme="majorBidi" w:cstheme="majorBidi"/>
+                                <w:b/>
+                                <w:bCs/>
+                                <w:i/>
+                                <w:iCs/>
+                                <w:sz w:val="28"/>
+                                <w:szCs w:val="28"/>
+                              </w:rPr>
+                              <w:t xml:space="preserve"> }}"</w:t>
+                            </w:r>
+                          </w:p>
+                          <w:p>
+                            <w:pPr>
+                              <w:spacing w:after="0"/>
+                              <w:rPr>
+                                <w:rFonts w:asciiTheme="majorBidi" w:hAnsiTheme="majorBidi" w:cstheme="majorBidi"/>
+                                <w:b/>
+                                <w:bCs/>
+                                <w:i/>
+                                <w:iCs/>
+                                <w:sz w:val="28"/>
+                                <w:szCs w:val="28"/>
+                              </w:rPr>
+                            </w:pPr>
+                            <w:r>
+                              <w:rPr>
+                                <w:rFonts w:asciiTheme="majorBidi" w:hAnsiTheme="majorBidi" w:cstheme="majorBidi"/>
+                                <w:b/>
+                                <w:bCs/>
+                                <w:i/>
+                                <w:iCs/>
+                                <w:sz w:val="28"/>
+                                <w:szCs w:val="28"/>
+                              </w:rPr>
+                              <w:t xml:space="preserve">  loop:</w:t>
+                            </w:r>
+                          </w:p>
+                          <w:p>
+                            <w:pPr>
+                              <w:spacing w:after="0"/>
+                              <w:rPr>
+                                <w:rFonts w:asciiTheme="majorBidi" w:hAnsiTheme="majorBidi" w:cstheme="majorBidi"/>
+                                <w:b/>
+                                <w:bCs/>
+                                <w:i/>
+                                <w:iCs/>
+                                <w:sz w:val="28"/>
+                                <w:szCs w:val="28"/>
+                              </w:rPr>
+                            </w:pPr>
+                            <w:r>
+                              <w:rPr>
+                                <w:rFonts w:asciiTheme="majorBidi" w:hAnsiTheme="majorBidi" w:cstheme="majorBidi"/>
+                                <w:b/>
+                                <w:bCs/>
+                                <w:i/>
+                                <w:iCs/>
+                                <w:sz w:val="28"/>
+                                <w:szCs w:val="28"/>
+                              </w:rPr>
+                              <w:t xml:space="preserve">    - nginx</w:t>
+                            </w:r>
+                          </w:p>
+                          <w:p>
+                            <w:pPr>
+                              <w:spacing w:after="0"/>
+                              <w:rPr>
+                                <w:rFonts w:asciiTheme="majorBidi" w:hAnsiTheme="majorBidi" w:cstheme="majorBidi"/>
+                                <w:b/>
+                                <w:bCs/>
+                                <w:i/>
+                                <w:iCs/>
+                                <w:sz w:val="28"/>
+                                <w:szCs w:val="28"/>
+                              </w:rPr>
+                            </w:pPr>
+                            <w:r>
+                              <w:rPr>
+                                <w:rFonts w:asciiTheme="majorBidi" w:hAnsiTheme="majorBidi" w:cstheme="majorBidi"/>
+                                <w:b/>
+                                <w:bCs/>
+                                <w:i/>
+                                <w:iCs/>
+                                <w:sz w:val="28"/>
+                                <w:szCs w:val="28"/>
+                              </w:rPr>
+                              <w:t xml:space="preserve">    - </w:t>
+                            </w:r>
+                            <w:proofErr w:type="spellStart"/>
+                            <w:r>
+                              <w:rPr>
+                                <w:rFonts w:asciiTheme="majorBidi" w:hAnsiTheme="majorBidi" w:cstheme="majorBidi"/>
+                                <w:b/>
+                                <w:bCs/>
+                                <w:i/>
+                                <w:iCs/>
+                                <w:sz w:val="28"/>
+                                <w:szCs w:val="28"/>
+                              </w:rPr>
+                              <w:t>php</w:t>
+                            </w:r>
+                            <w:proofErr w:type="spellEnd"/>
+                            <w:r>
+                              <w:rPr>
+                                <w:rFonts w:asciiTheme="majorBidi" w:hAnsiTheme="majorBidi" w:cstheme="majorBidi"/>
+                                <w:b/>
+                                <w:bCs/>
+                                <w:i/>
+                                <w:iCs/>
+                                <w:sz w:val="28"/>
+                                <w:szCs w:val="28"/>
+                              </w:rPr>
+                              <w:t>-fpm</w:t>
+                            </w:r>
+                          </w:p>
+                          <w:p>
+                            <w:pPr>
+                              <w:spacing w:after="0"/>
+                              <w:rPr>
+                                <w:rFonts w:asciiTheme="majorBidi" w:hAnsiTheme="majorBidi" w:cstheme="majorBidi"/>
+                                <w:b/>
+                                <w:bCs/>
+                                <w:i/>
+                                <w:iCs/>
+                                <w:sz w:val="28"/>
+                                <w:szCs w:val="28"/>
+                              </w:rPr>
+                            </w:pPr>
+                            <w:r>
+                              <w:rPr>
+                                <w:rFonts w:asciiTheme="majorBidi" w:hAnsiTheme="majorBidi" w:cstheme="majorBidi"/>
+                                <w:b/>
+                                <w:bCs/>
+                                <w:i/>
+                                <w:iCs/>
+                                <w:sz w:val="28"/>
+                                <w:szCs w:val="28"/>
+                              </w:rPr>
+                              <w:t xml:space="preserve">    - </w:t>
+                            </w:r>
+                            <w:proofErr w:type="spellStart"/>
+                            <w:r>
+                              <w:rPr>
+                                <w:rFonts w:asciiTheme="majorBidi" w:hAnsiTheme="majorBidi" w:cstheme="majorBidi"/>
+                                <w:b/>
+                                <w:bCs/>
+                                <w:i/>
+                                <w:iCs/>
+                                <w:sz w:val="28"/>
+                                <w:szCs w:val="28"/>
+                              </w:rPr>
+                              <w:t>mysql</w:t>
+                            </w:r>
+                            <w:proofErr w:type="spellEnd"/>
+                            <w:r>
+                              <w:rPr>
+                                <w:rFonts w:asciiTheme="majorBidi" w:hAnsiTheme="majorBidi" w:cstheme="majorBidi"/>
+                                <w:b/>
+                                <w:bCs/>
+                                <w:i/>
+                                <w:iCs/>
+                                <w:sz w:val="28"/>
+                                <w:szCs w:val="28"/>
+                              </w:rPr>
+                              <w:t>-server</w:t>
+                            </w:r>
+                          </w:p>
+                          <w:p>
+                            <w:pPr>
+                              <w:spacing w:after="0"/>
+                              <w:jc w:val="both"/>
+                              <w:rPr>
+                                <w:rFonts w:asciiTheme="majorBidi" w:hAnsiTheme="majorBidi" w:cstheme="majorBidi"/>
+                                <w:b/>
+                                <w:bCs/>
+                                <w:i/>
+                                <w:iCs/>
+                                <w:sz w:val="28"/>
+                                <w:szCs w:val="28"/>
+                              </w:rPr>
+                            </w:pPr>
+                            <w:r>
+                              <w:rPr>
+                                <w:rFonts w:asciiTheme="majorBidi" w:hAnsiTheme="majorBidi" w:cstheme="majorBidi"/>
+                                <w:b/>
+                                <w:bCs/>
+                                <w:i/>
+                                <w:iCs/>
+                                <w:sz w:val="28"/>
+                                <w:szCs w:val="28"/>
+                              </w:rPr>
+                              <w:t xml:space="preserve">  when: </w:t>
+                            </w:r>
+                            <w:proofErr w:type="gramStart"/>
+                            <w:r>
+                              <w:rPr>
+                                <w:rFonts w:asciiTheme="majorBidi" w:hAnsiTheme="majorBidi" w:cstheme="majorBidi"/>
+                                <w:b/>
+                                <w:bCs/>
+                                <w:i/>
+                                <w:iCs/>
+                                <w:sz w:val="28"/>
+                                <w:szCs w:val="28"/>
+                              </w:rPr>
+                              <w:t>item !</w:t>
+                            </w:r>
+                            <w:proofErr w:type="gramEnd"/>
+                            <w:r>
+                              <w:rPr>
+                                <w:rFonts w:asciiTheme="majorBidi" w:hAnsiTheme="majorBidi" w:cstheme="majorBidi"/>
+                                <w:b/>
+                                <w:bCs/>
+                                <w:i/>
+                                <w:iCs/>
+                                <w:sz w:val="28"/>
+                                <w:szCs w:val="28"/>
+                              </w:rPr>
+                              <w:t>= "</w:t>
+                            </w:r>
+                            <w:proofErr w:type="spellStart"/>
+                            <w:r>
+                              <w:rPr>
+                                <w:rFonts w:asciiTheme="majorBidi" w:hAnsiTheme="majorBidi" w:cstheme="majorBidi"/>
+                                <w:b/>
+                                <w:bCs/>
+                                <w:i/>
+                                <w:iCs/>
+                                <w:sz w:val="28"/>
+                                <w:szCs w:val="28"/>
+                              </w:rPr>
+                              <w:t>mysql</w:t>
+                            </w:r>
+                            <w:proofErr w:type="spellEnd"/>
+                            <w:r>
+                              <w:rPr>
+                                <w:rFonts w:asciiTheme="majorBidi" w:hAnsiTheme="majorBidi" w:cstheme="majorBidi"/>
+                                <w:b/>
+                                <w:bCs/>
+                                <w:i/>
+                                <w:iCs/>
+                                <w:sz w:val="28"/>
+                                <w:szCs w:val="28"/>
+                              </w:rPr>
+                              <w:t>-server"</w:t>
+                            </w:r>
+                            <w:r>
+                              <w:rPr>
+                                <w:rFonts w:asciiTheme="majorBidi" w:hAnsiTheme="majorBidi" w:cstheme="majorBidi"/>
+                                <w:b/>
+                                <w:bCs/>
+                                <w:i/>
+                                <w:iCs/>
+                                <w:sz w:val="28"/>
+                                <w:szCs w:val="28"/>
+                              </w:rPr>
+                              <w:t xml:space="preserve">   </w:t>
+                            </w:r>
+                            <w:r>
+                              <w:rPr>
+                                <w:rFonts w:asciiTheme="majorBidi" w:hAnsiTheme="majorBidi" w:cstheme="majorBidi"/>
+                                <w:b/>
+                                <w:bCs/>
+                                <w:i/>
+                                <w:iCs/>
+                                <w:sz w:val="28"/>
+                                <w:szCs w:val="28"/>
+                              </w:rPr>
+                              <w:t xml:space="preserve"> </w:t>
+                            </w:r>
+                            <w:r>
+                              <w:rPr>
+                                <w:rFonts w:asciiTheme="majorBidi" w:hAnsiTheme="majorBidi" w:cstheme="majorBidi"/>
+                                <w:b/>
+                                <w:bCs/>
+                                <w:i/>
+                                <w:iCs/>
+                                <w:color w:val="808080" w:themeColor="background1" w:themeShade="80"/>
+                                <w:sz w:val="28"/>
+                                <w:szCs w:val="28"/>
+                              </w:rPr>
+                              <w:t xml:space="preserve"># Install everything except </w:t>
+                            </w:r>
+                            <w:proofErr w:type="spellStart"/>
+                            <w:r>
+                              <w:rPr>
+                                <w:rFonts w:asciiTheme="majorBidi" w:hAnsiTheme="majorBidi" w:cstheme="majorBidi"/>
+                                <w:b/>
+                                <w:bCs/>
+                                <w:i/>
+                                <w:iCs/>
+                                <w:color w:val="808080" w:themeColor="background1" w:themeShade="80"/>
+                                <w:sz w:val="28"/>
+                                <w:szCs w:val="28"/>
+                              </w:rPr>
+                              <w:t>mysql</w:t>
+                            </w:r>
+                            <w:proofErr w:type="spellEnd"/>
+                            <w:r>
+                              <w:rPr>
+                                <w:rFonts w:asciiTheme="majorBidi" w:hAnsiTheme="majorBidi" w:cstheme="majorBidi"/>
+                                <w:b/>
+                                <w:bCs/>
+                                <w:i/>
+                                <w:iCs/>
+                                <w:color w:val="808080" w:themeColor="background1" w:themeShade="80"/>
+                                <w:sz w:val="28"/>
+                                <w:szCs w:val="28"/>
+                              </w:rPr>
+                              <w:t>-server</w:t>
+                            </w:r>
+                          </w:p>
+                          <w:p>
+                            <w:pPr>
+                              <w:jc w:val="center"/>
+                            </w:pPr>
+                          </w:p>
+                        </w:txbxContent>
+                      </wps:txbx>
+                      <wps:bodyPr rot="0" spcFirstLastPara="0" vertOverflow="overflow" horzOverflow="overflow" vert="horz" wrap="square" lIns="91440" tIns="45720" rIns="91440" bIns="45720" numCol="1" spcCol="0" rtlCol="0" fromWordArt="0" anchor="ctr" anchorCtr="0" forceAA="0" compatLnSpc="1">
+                        <a:prstTxWarp prst="textNoShape">
+                          <a:avLst/>
+                        </a:prstTxWarp>
+                        <a:noAutofit/>
+                      </wps:bodyPr>
+                    </wps:wsp>
+                  </a:graphicData>
+                </a:graphic>
+                <wp14:sizeRelH relativeFrom="margin">
+                  <wp14:pctWidth>0</wp14:pctWidth>
+                </wp14:sizeRelH>
+                <wp14:sizeRelV relativeFrom="margin">
+                  <wp14:pctHeight>0</wp14:pctHeight>
+                </wp14:sizeRelV>
+              </wp:anchor>
+            </w:drawing>
+          </mc:Choice>
+          <mc:Fallback>
+            <w:pict>
+              <v:rect w14:anchorId="78EA50DE" id="Rectangle 6" o:spid="_x0000_s1031" style="position:absolute;left:0;text-align:left;margin-left:0;margin-top:22.6pt;width:439.8pt;height:148.2pt;z-index:251664384;visibility:visible;mso-wrap-style:square;mso-width-percent:0;mso-height-percent:0;mso-wrap-distance-left:9pt;mso-wrap-distance-top:0;mso-wrap-distance-right:9pt;mso-wrap-distance-bottom:0;mso-position-horizontal:left;mso-position-horizontal-relative:margin;mso-position-vertical:absolute;mso-position-vertical-relative:text;mso-width-percent:0;mso-height-percent:0;mso-width-relative:margin;mso-height-relative:margin;v-text-anchor:middle" o:gfxdata="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" fillcolor="black [3200]" strokecolor="black [480]" strokeweight="1pt">
+                <v:textbox>
+                  <w:txbxContent>
+                    <w:p>
+                      <w:pPr>
+                        <w:spacing w:after="0"/>
+                        <w:rPr>
+                          <w:rFonts w:asciiTheme="majorBidi" w:hAnsiTheme="majorBidi" w:cstheme="majorBidi"/>
+                          <w:b/>
+                          <w:bCs/>
+                          <w:i/>
+                          <w:iCs/>
+                          <w:sz w:val="28"/>
+                          <w:szCs w:val="28"/>
+                        </w:rPr>
+                      </w:pPr>
+                      <w:r>
+                        <w:rPr>
+                          <w:rFonts w:asciiTheme="majorBidi" w:hAnsiTheme="majorBidi" w:cstheme="majorBidi"/>
+                          <w:b/>
+                          <w:bCs/>
+                          <w:i/>
+                          <w:iCs/>
+                          <w:sz w:val="28"/>
+                          <w:szCs w:val="28"/>
+                        </w:rPr>
+                        <w:t>- name: Install specific packages</w:t>
+                      </w:r>
+                    </w:p>
+                    <w:p>
+                      <w:pPr>
+                        <w:spacing w:after="0"/>
+                        <w:rPr>
+                          <w:rFonts w:asciiTheme="majorBidi" w:hAnsiTheme="majorBidi" w:cstheme="majorBidi"/>
+                          <w:b/>
+                          <w:bCs/>
+                          <w:i/>
+                          <w:iCs/>
+                          <w:sz w:val="28"/>
+                          <w:szCs w:val="28"/>
+                        </w:rPr>
+                      </w:pPr>
+                      <w:r>
+                        <w:rPr>
+                          <w:rFonts w:asciiTheme="majorBidi" w:hAnsiTheme="majorBidi" w:cstheme="majorBidi"/>
+                          <w:b/>
+                          <w:bCs/>
+                          <w:i/>
+                          <w:iCs/>
+                          <w:sz w:val="28"/>
+                          <w:szCs w:val="28"/>
+                        </w:rPr>
+                        <w:t xml:space="preserve">  apt:</w:t>
+                      </w:r>
+                    </w:p>
+                    <w:p>
+                      <w:pPr>
+                        <w:spacing w:after="0"/>
+                        <w:rPr>
+                          <w:rFonts w:asciiTheme="majorBidi" w:hAnsiTheme="majorBidi" w:cstheme="majorBidi"/>
+                          <w:b/>
+                          <w:bCs/>
+                          <w:i/>
+                          <w:iCs/>
+                          <w:sz w:val="28"/>
+                          <w:szCs w:val="28"/>
+                        </w:rPr>
+                      </w:pPr>
+                      <w:r>
+                        <w:rPr>
+                          <w:rFonts w:asciiTheme="majorBidi" w:hAnsiTheme="majorBidi" w:cstheme="majorBidi"/>
+                          <w:b/>
+                          <w:bCs/>
+                          <w:i/>
+                          <w:iCs/>
+                          <w:sz w:val="28"/>
+                          <w:szCs w:val="28"/>
+                        </w:rPr>
+                        <w:t xml:space="preserve">    name: "</w:t>
+                      </w:r>
+                      <w:proofErr w:type="gramStart"/>
+                      <w:r>
+                        <w:rPr>
+                          <w:rFonts w:asciiTheme="majorBidi" w:hAnsiTheme="majorBidi" w:cstheme="majorBidi"/>
+                          <w:b/>
+                          <w:bCs/>
+                          <w:i/>
+                          <w:iCs/>
+                          <w:sz w:val="28"/>
+                          <w:szCs w:val="28"/>
+                        </w:rPr>
+                        <w:t>{{ item</w:t>
+                      </w:r>
+                      <w:proofErr w:type="gramEnd"/>
+                      <w:r>
+                        <w:rPr>
+                          <w:rFonts w:asciiTheme="majorBidi" w:hAnsiTheme="majorBidi" w:cstheme="majorBidi"/>
+                          <w:b/>
+                          <w:bCs/>
+                          <w:i/>
+                          <w:iCs/>
+                          <w:sz w:val="28"/>
+                          <w:szCs w:val="28"/>
+                        </w:rPr>
+                        <w:t xml:space="preserve"> }}"</w:t>
+                      </w:r>
+                    </w:p>
+                    <w:p>
+                      <w:pPr>
+                        <w:spacing w:after="0"/>
+                        <w:rPr>
+                          <w:rFonts w:asciiTheme="majorBidi" w:hAnsiTheme="majorBidi" w:cstheme="majorBidi"/>
+                          <w:b/>
+                          <w:bCs/>
+                          <w:i/>
+                          <w:iCs/>
+                          <w:sz w:val="28"/>
+                          <w:szCs w:val="28"/>
+                        </w:rPr>
+                      </w:pPr>
+                      <w:r>
+                        <w:rPr>
+                          <w:rFonts w:asciiTheme="majorBidi" w:hAnsiTheme="majorBidi" w:cstheme="majorBidi"/>
+                          <w:b/>
+                          <w:bCs/>
+                          <w:i/>
+                          <w:iCs/>
+                          <w:sz w:val="28"/>
+                          <w:szCs w:val="28"/>
+                        </w:rPr>
+                        <w:t xml:space="preserve">  loop:</w:t>
+                      </w:r>
+                    </w:p>
+                    <w:p>
+                      <w:pPr>
+                        <w:spacing w:after="0"/>
+                        <w:rPr>
+                          <w:rFonts w:asciiTheme="majorBidi" w:hAnsiTheme="majorBidi" w:cstheme="majorBidi"/>
+                          <w:b/>
+                          <w:bCs/>
+                          <w:i/>
+                          <w:iCs/>
+                          <w:sz w:val="28"/>
+                          <w:szCs w:val="28"/>
+                        </w:rPr>
+                      </w:pPr>
+                      <w:r>
+                        <w:rPr>
+                          <w:rFonts w:asciiTheme="majorBidi" w:hAnsiTheme="majorBidi" w:cstheme="majorBidi"/>
+                          <w:b/>
+                          <w:bCs/>
+                          <w:i/>
+                          <w:iCs/>
+                          <w:sz w:val="28"/>
+                          <w:szCs w:val="28"/>
+                        </w:rPr>
+                        <w:t xml:space="preserve">    - nginx</w:t>
+                      </w:r>
+                    </w:p>
+                    <w:p>
+                      <w:pPr>
+                        <w:spacing w:after="0"/>
+                        <w:rPr>
+                          <w:rFonts w:asciiTheme="majorBidi" w:hAnsiTheme="majorBidi" w:cstheme="majorBidi"/>
+                          <w:b/>
+                          <w:bCs/>
+                          <w:i/>
+                          <w:iCs/>
+                          <w:sz w:val="28"/>
+                          <w:szCs w:val="28"/>
+                        </w:rPr>
+                      </w:pPr>
+                      <w:r>
+                        <w:rPr>
+                          <w:rFonts w:asciiTheme="majorBidi" w:hAnsiTheme="majorBidi" w:cstheme="majorBidi"/>
+                          <w:b/>
+                          <w:bCs/>
+                          <w:i/>
+                          <w:iCs/>
+                          <w:sz w:val="28"/>
+                          <w:szCs w:val="28"/>
+                        </w:rPr>
+                        <w:t xml:space="preserve">    - </w:t>
+                      </w:r>
+                      <w:proofErr w:type="spellStart"/>
+                      <w:r>
+                        <w:rPr>
+                          <w:rFonts w:asciiTheme="majorBidi" w:hAnsiTheme="majorBidi" w:cstheme="majorBidi"/>
+                          <w:b/>
+                          <w:bCs/>
+                          <w:i/>
+                          <w:iCs/>
+                          <w:sz w:val="28"/>
+                          <w:szCs w:val="28"/>
+                        </w:rPr>
+                        <w:t>php</w:t>
+                      </w:r>
+                      <w:proofErr w:type="spellEnd"/>
+                      <w:r>
+                        <w:rPr>
+                          <w:rFonts w:asciiTheme="majorBidi" w:hAnsiTheme="majorBidi" w:cstheme="majorBidi"/>
+                          <w:b/>
+                          <w:bCs/>
+                          <w:i/>
+                          <w:iCs/>
+                          <w:sz w:val="28"/>
+                          <w:szCs w:val="28"/>
+                        </w:rPr>
+                        <w:t>-fpm</w:t>
+                      </w:r>
+                    </w:p>
+                    <w:p>
+                      <w:pPr>
+                        <w:spacing w:after="0"/>
+                        <w:rPr>
+                          <w:rFonts w:asciiTheme="majorBidi" w:hAnsiTheme="majorBidi" w:cstheme="majorBidi"/>
+                          <w:b/>
+                          <w:bCs/>
+                          <w:i/>
+                          <w:iCs/>
+                          <w:sz w:val="28"/>
+                          <w:szCs w:val="28"/>
+                        </w:rPr>
+                      </w:pPr>
+                      <w:r>
+                        <w:rPr>
+                          <w:rFonts w:asciiTheme="majorBidi" w:hAnsiTheme="majorBidi" w:cstheme="majorBidi"/>
+                          <w:b/>
+                          <w:bCs/>
+                          <w:i/>
+                          <w:iCs/>
+                          <w:sz w:val="28"/>
+                          <w:szCs w:val="28"/>
+                        </w:rPr>
+                        <w:t xml:space="preserve">    - </w:t>
+                      </w:r>
+                      <w:proofErr w:type="spellStart"/>
+                      <w:r>
+                        <w:rPr>
+                          <w:rFonts w:asciiTheme="majorBidi" w:hAnsiTheme="majorBidi" w:cstheme="majorBidi"/>
+                          <w:b/>
+                          <w:bCs/>
+                          <w:i/>
+                          <w:iCs/>
+                          <w:sz w:val="28"/>
+                          <w:szCs w:val="28"/>
+                        </w:rPr>
+                        <w:t>mysql</w:t>
+                      </w:r>
+                      <w:proofErr w:type="spellEnd"/>
+                      <w:r>
+                        <w:rPr>
+                          <w:rFonts w:asciiTheme="majorBidi" w:hAnsiTheme="majorBidi" w:cstheme="majorBidi"/>
+                          <w:b/>
+                          <w:bCs/>
+                          <w:i/>
+                          <w:iCs/>
+                          <w:sz w:val="28"/>
+                          <w:szCs w:val="28"/>
+                        </w:rPr>
+                        <w:t>-server</w:t>
+                      </w:r>
+                    </w:p>
+                    <w:p>
+                      <w:pPr>
+                        <w:spacing w:after="0"/>
+                        <w:jc w:val="both"/>
+                        <w:rPr>
+                          <w:rFonts w:asciiTheme="majorBidi" w:hAnsiTheme="majorBidi" w:cstheme="majorBidi"/>
+                          <w:b/>
+                          <w:bCs/>
+                          <w:i/>
+                          <w:iCs/>
+                          <w:sz w:val="28"/>
+                          <w:szCs w:val="28"/>
+                        </w:rPr>
+                      </w:pPr>
+                      <w:r>
+                        <w:rPr>
+                          <w:rFonts w:asciiTheme="majorBidi" w:hAnsiTheme="majorBidi" w:cstheme="majorBidi"/>
+                          <w:b/>
+                          <w:bCs/>
+                          <w:i/>
+                          <w:iCs/>
+                          <w:sz w:val="28"/>
+                          <w:szCs w:val="28"/>
+                        </w:rPr>
+                        <w:t xml:space="preserve">  when: </w:t>
+                      </w:r>
+                      <w:proofErr w:type="gramStart"/>
+                      <w:r>
+                        <w:rPr>
+                          <w:rFonts w:asciiTheme="majorBidi" w:hAnsiTheme="majorBidi" w:cstheme="majorBidi"/>
+                          <w:b/>
+                          <w:bCs/>
+                          <w:i/>
+                          <w:iCs/>
+                          <w:sz w:val="28"/>
+                          <w:szCs w:val="28"/>
+                        </w:rPr>
+                        <w:t>item !</w:t>
+                      </w:r>
+                      <w:proofErr w:type="gramEnd"/>
+                      <w:r>
+                        <w:rPr>
+                          <w:rFonts w:asciiTheme="majorBidi" w:hAnsiTheme="majorBidi" w:cstheme="majorBidi"/>
+                          <w:b/>
+                          <w:bCs/>
+                          <w:i/>
+                          <w:iCs/>
+                          <w:sz w:val="28"/>
+                          <w:szCs w:val="28"/>
+                        </w:rPr>
+                        <w:t>= "</w:t>
+                      </w:r>
+                      <w:proofErr w:type="spellStart"/>
+                      <w:r>
+                        <w:rPr>
+                          <w:rFonts w:asciiTheme="majorBidi" w:hAnsiTheme="majorBidi" w:cstheme="majorBidi"/>
+                          <w:b/>
+                          <w:bCs/>
+                          <w:i/>
+                          <w:iCs/>
+                          <w:sz w:val="28"/>
+                          <w:szCs w:val="28"/>
+                        </w:rPr>
+                        <w:t>mysql</w:t>
+                      </w:r>
+                      <w:proofErr w:type="spellEnd"/>
+                      <w:r>
+                        <w:rPr>
+                          <w:rFonts w:asciiTheme="majorBidi" w:hAnsiTheme="majorBidi" w:cstheme="majorBidi"/>
+                          <w:b/>
+                          <w:bCs/>
+                          <w:i/>
+                          <w:iCs/>
+                          <w:sz w:val="28"/>
+                          <w:szCs w:val="28"/>
+                        </w:rPr>
+                        <w:t>-server"</w:t>
+                      </w:r>
+                      <w:r>
+                        <w:rPr>
+                          <w:rFonts w:asciiTheme="majorBidi" w:hAnsiTheme="majorBidi" w:cstheme="majorBidi"/>
+                          <w:b/>
+                          <w:bCs/>
+                          <w:i/>
+                          <w:iCs/>
+                          <w:sz w:val="28"/>
+                          <w:szCs w:val="28"/>
+                        </w:rPr>
+                        <w:t xml:space="preserve">   </w:t>
+                      </w:r>
+                      <w:r>
+                        <w:rPr>
+                          <w:rFonts w:asciiTheme="majorBidi" w:hAnsiTheme="majorBidi" w:cstheme="majorBidi"/>
+                          <w:b/>
+                          <w:bCs/>
+                          <w:i/>
+                          <w:iCs/>
+                          <w:sz w:val="28"/>
+                          <w:szCs w:val="28"/>
+                        </w:rPr>
+                        <w:t xml:space="preserve"> </w:t>
+                      </w:r>
+                      <w:r>
+                        <w:rPr>
+                          <w:rFonts w:asciiTheme="majorBidi" w:hAnsiTheme="majorBidi" w:cstheme="majorBidi"/>
+                          <w:b/>
+                          <w:bCs/>
+                          <w:i/>
+                          <w:iCs/>
+                          <w:color w:val="808080" w:themeColor="background1" w:themeShade="80"/>
+                          <w:sz w:val="28"/>
+                          <w:szCs w:val="28"/>
+                        </w:rPr>
+                        <w:t xml:space="preserve"># Install everything except </w:t>
+                      </w:r>
+                      <w:proofErr w:type="spellStart"/>
+                      <w:r>
+                        <w:rPr>
+                          <w:rFonts w:asciiTheme="majorBidi" w:hAnsiTheme="majorBidi" w:cstheme="majorBidi"/>
+                          <w:b/>
+                          <w:bCs/>
+                          <w:i/>
+                          <w:iCs/>
+                          <w:color w:val="808080" w:themeColor="background1" w:themeShade="80"/>
+                          <w:sz w:val="28"/>
+                          <w:szCs w:val="28"/>
+                        </w:rPr>
+                        <w:t>mysql</w:t>
+                      </w:r>
+                      <w:proofErr w:type="spellEnd"/>
+                      <w:r>
+                        <w:rPr>
+                          <w:rFonts w:asciiTheme="majorBidi" w:hAnsiTheme="majorBidi" w:cstheme="majorBidi"/>
+                          <w:b/>
+                          <w:bCs/>
+                          <w:i/>
+                          <w:iCs/>
+                          <w:color w:val="808080" w:themeColor="background1" w:themeShade="80"/>
+                          <w:sz w:val="28"/>
+                          <w:szCs w:val="28"/>
+                        </w:rPr>
+                        <w:t>-server</w:t>
+                      </w:r>
+                    </w:p>
+                    <w:p>
+                      <w:pPr>
+                        <w:jc w:val="center"/>
+                      </w:pPr>
+                    </w:p>
+                  </w:txbxContent>
+                </v:textbox>
+                <w10:wrap anchorx="margin"/>
+              </v:rect>
+            </w:pict>
+          </mc:Fallback>
+        </mc:AlternateContent>
+      </w:r>
+      <w:r>
+        <w:rPr>
+          <w:rFonts w:asciiTheme="majorBidi" w:hAnsiTheme="majorBidi" w:cstheme="majorBidi"/>
+          <w:sz w:val="28"/>
+          <w:szCs w:val="28"/>
+        </w:rPr>
+        <w:t>When you use a loop (</w:t>
+      </w:r>
+      <w:r>
+        <w:rPr>
+          <w:rFonts w:asciiTheme="majorBidi" w:hAnsiTheme="majorBidi" w:cstheme="majorBidi"/>
+          <w:b/>
+          <w:bCs/>
+          <w:i/>
+          <w:iCs/>
+          <w:sz w:val="28"/>
+          <w:szCs w:val="28"/>
+        </w:rPr>
+        <w:t>loop</w:t>
+      </w:r>
+      <w:r>
+        <w:rPr>
+          <w:rFonts w:asciiTheme="majorBidi" w:hAnsiTheme="majorBidi" w:cstheme="majorBidi"/>
+          <w:sz w:val="28"/>
+          <w:szCs w:val="28"/>
+        </w:rPr>
+        <w:t xml:space="preserve">), the </w:t>
+      </w:r>
+      <w:r>
+        <w:rPr>
+          <w:rFonts w:asciiTheme="majorBidi" w:hAnsiTheme="majorBidi" w:cstheme="majorBidi"/>
+          <w:b/>
+          <w:bCs/>
+          <w:i/>
+          <w:iCs/>
+          <w:sz w:val="28"/>
+          <w:szCs w:val="28"/>
+        </w:rPr>
+        <w:t>when</w:t>
+      </w:r>
+      <w:r>
+        <w:rPr>
+          <w:rFonts w:asciiTheme="majorBidi" w:hAnsiTheme="majorBidi" w:cstheme="majorBidi"/>
+          <w:sz w:val="28"/>
+          <w:szCs w:val="28"/>
+        </w:rPr>
+        <w:t xml:space="preserve"> statement is evaluated for each item in the loop.</w:t>
+      </w:r>
+    </w:p>
+    <w:p>
+      <w:pPr>
+        <w:jc w:val="both"/>
+        <w:rPr>
+          <w:rFonts w:asciiTheme="majorBidi" w:hAnsiTheme="majorBidi" w:cstheme="majorBidi"/>
+          <w:sz w:val="28"/>
+          <w:szCs w:val="28"/>
+        </w:rPr>
+      </w:pPr>
+    </w:p>
+    <w:p>
+      <w:pPr>
+        <w:jc w:val="both"/>
+        <w:rPr>
+          <w:rFonts w:asciiTheme="majorBidi" w:hAnsiTheme="majorBidi" w:cstheme="majorBidi"/>
+          <w:sz w:val="28"/>
+          <w:szCs w:val="28"/>
+        </w:rPr>
+      </w:pPr>
+    </w:p>
+    <w:p>
+      <w:pPr>
+        <w:jc w:val="both"/>
+        <w:rPr>
+          <w:rFonts w:asciiTheme="majorBidi" w:hAnsiTheme="majorBidi" w:cstheme="majorBidi"/>
+          <w:sz w:val="28"/>
+          <w:szCs w:val="28"/>
+        </w:rPr>
+      </w:pPr>
+    </w:p>
+    <w:p>
+      <w:pPr>
+        <w:jc w:val="both"/>
+        <w:rPr>
+          <w:rFonts w:asciiTheme="majorBidi" w:hAnsiTheme="majorBidi" w:cstheme="majorBidi"/>
+          <w:sz w:val="28"/>
+          <w:szCs w:val="28"/>
+        </w:rPr>
+      </w:pPr>
+    </w:p>
+    <w:p>
+      <w:pPr>
+        <w:jc w:val="both"/>
+        <w:rPr>
+          <w:rFonts w:asciiTheme="majorBidi" w:hAnsiTheme="majorBidi" w:cstheme="majorBidi"/>
+          <w:sz w:val="28"/>
+          <w:szCs w:val="28"/>
+        </w:rPr>
+      </w:pPr>
+    </w:p>
+    <w:p>
+      <w:pPr>
+        <w:jc w:val="both"/>
+        <w:rPr>
+          <w:rFonts w:asciiTheme="majorBidi" w:hAnsiTheme="majorBidi" w:cstheme="majorBidi"/>
+          <w:sz w:val="28"/>
+          <w:szCs w:val="28"/>
+        </w:rPr>
+      </w:pPr>
+    </w:p>
+    <w:p>
+      <w:pPr>
+        <w:spacing w:after="60"/>
+        <w:jc w:val="both"/>
+        <w:rPr>
+          <w:rFonts w:asciiTheme="majorBidi" w:hAnsiTheme="majorBidi" w:cstheme="majorBidi"/>
+          <w:b/>
+          <w:bCs/>
+          <w:sz w:val="32"/>
+          <w:szCs w:val="32"/>
+        </w:rPr>
+      </w:pPr>
+      <w:r>
+        <w:rPr>
+          <w:rFonts w:asciiTheme="majorBidi" w:hAnsiTheme="majorBidi" w:cstheme="majorBidi"/>
+          <w:b/>
+          <w:bCs/>
+          <w:sz w:val="32"/>
+          <w:szCs w:val="32"/>
+        </w:rPr>
+        <w:t>The “</w:t>
+      </w:r>
+      <w:r>
+        <w:rPr>
+          <w:rFonts w:asciiTheme="majorBidi" w:hAnsiTheme="majorBidi" w:cstheme="majorBidi"/>
+          <w:b/>
+          <w:bCs/>
+          <w:i/>
+          <w:iCs/>
+          <w:sz w:val="32"/>
+          <w:szCs w:val="32"/>
+        </w:rPr>
+        <w:t>Block</w:t>
+      </w:r>
+      <w:r>
+        <w:rPr>
+          <w:rFonts w:asciiTheme="majorBidi" w:hAnsiTheme="majorBidi" w:cstheme="majorBidi"/>
+          <w:b/>
+          <w:bCs/>
+          <w:sz w:val="32"/>
+          <w:szCs w:val="32"/>
+        </w:rPr>
+        <w:t>” Conditional</w:t>
+      </w:r>
+    </w:p>
+    <w:p>
+      <w:pPr>
+        <w:jc w:val="both"/>
+        <w:rPr>
+          <w:rFonts w:asciiTheme="majorBidi" w:hAnsiTheme="majorBidi" w:cstheme="majorBidi"/>
+          <w:sz w:val="28"/>
+          <w:szCs w:val="28"/>
+        </w:rPr>
+      </w:pPr>
+      <w:r>
+        <w:rPr>
+          <w:rFonts w:asciiTheme="majorBidi" w:hAnsiTheme="majorBidi" w:cstheme="majorBidi"/>
+          <w:noProof/>
+          <w:sz w:val="28"/>
+          <w:szCs w:val="28"/>
+        </w:rPr>
+        <mc:AlternateContent>
+          <mc:Choice Requires="wps">
+            <w:drawing>
+              <wp:anchor distT="0" distB="0" distL="114300" distR="114300" simplePos="0" relativeHeight="251665408" behindDoc="0" locked="0" layoutInCell="1" allowOverlap="1" wp14:anchorId="39AB14E0" wp14:editId="64530646">
+                <wp:simplePos x="0" y="0"/>
+                <wp:positionH relativeFrom="margin">
+                  <wp:align>left</wp:align>
+                </wp:positionH>
+                <wp:positionV relativeFrom="paragraph">
+                  <wp:posOffset>261620</wp:posOffset>
+                </wp:positionV>
+                <wp:extent cx="4030980" cy="1447800"/>
+                <wp:effectExtent l="0" t="0" r="26670" b="19050"/>
+                <wp:wrapNone/>
+                <wp:docPr id="1731072216" name="Rectangle 7"/>
+                <wp:cNvGraphicFramePr/>
+                <a:graphic xmlns:a="http://schemas.openxmlformats.org/drawingml/2006/main">
+                  <a:graphicData uri="http://schemas.microsoft.com/office/word/2010/wordprocessingShape">
+                    <wps:wsp>
+                      <wps:cNvSpPr/>
+                      <wps:spPr>
+                        <a:xfrm>
+                          <a:off x="0" y="0"/>
+                          <a:ext cx="4030980" cy="1447800"/>
+                        </a:xfrm>
+                        <a:prstGeom prst="rect">
+                          <a:avLst/>
+                        </a:prstGeom>
+                      </wps:spPr>
+                      <wps:style>
+                        <a:lnRef idx="2">
+                          <a:schemeClr val="dk1">
+                            <a:shade val="15000"/>
+                          </a:schemeClr>
+                        </a:lnRef>
+                        <a:fillRef idx="1">
+                          <a:schemeClr val="dk1"/>
+                        </a:fillRef>
+                        <a:effectRef idx="0">
+                          <a:schemeClr val="dk1"/>
+                        </a:effectRef>
+                        <a:fontRef idx="minor">
+                          <a:schemeClr val="lt1"/>
+                        </a:fontRef>
+                      </wps:style>
+                      <wps:txbx>
+                        <w:txbxContent>
+                          <w:p>
+                            <w:pPr>
+                              <w:spacing w:after="0"/>
+                              <w:rPr>
+                                <w:rFonts w:asciiTheme="majorBidi" w:hAnsiTheme="majorBidi" w:cstheme="majorBidi"/>
+                                <w:b/>
+                                <w:bCs/>
+                                <w:i/>
+                                <w:iCs/>
+                                <w:sz w:val="28"/>
+                                <w:szCs w:val="28"/>
+                              </w:rPr>
+                            </w:pPr>
+                            <w:r>
+                              <w:rPr>
+                                <w:rFonts w:asciiTheme="majorBidi" w:hAnsiTheme="majorBidi" w:cstheme="majorBidi"/>
+                                <w:b/>
+                                <w:bCs/>
+                                <w:i/>
+                                <w:iCs/>
+                                <w:sz w:val="28"/>
+                                <w:szCs w:val="28"/>
+                              </w:rPr>
+                              <w:t>- block:</w:t>
+                            </w:r>
+                          </w:p>
+                          <w:p>
+                            <w:pPr>
+                              <w:spacing w:after="0"/>
+                              <w:rPr>
+                                <w:rFonts w:asciiTheme="majorBidi" w:hAnsiTheme="majorBidi" w:cstheme="majorBidi"/>
+                                <w:b/>
+                                <w:bCs/>
+                                <w:i/>
+                                <w:iCs/>
+                                <w:sz w:val="28"/>
+                                <w:szCs w:val="28"/>
+                              </w:rPr>
+                            </w:pPr>
+                            <w:r>
+                              <w:rPr>
+                                <w:rFonts w:asciiTheme="majorBidi" w:hAnsiTheme="majorBidi" w:cstheme="majorBidi"/>
+                                <w:b/>
+                                <w:bCs/>
+                                <w:i/>
+                                <w:iCs/>
+                                <w:sz w:val="28"/>
+                                <w:szCs w:val="28"/>
+                              </w:rPr>
+                              <w:t xml:space="preserve">    - name: Configure DB</w:t>
+                            </w:r>
+                          </w:p>
+                          <w:p>
+                            <w:pPr>
+                              <w:spacing w:after="0"/>
+                              <w:rPr>
+                                <w:rFonts w:asciiTheme="majorBidi" w:hAnsiTheme="majorBidi" w:cstheme="majorBidi"/>
+                                <w:b/>
+                                <w:bCs/>
+                                <w:i/>
+                                <w:iCs/>
+                                <w:sz w:val="28"/>
+                                <w:szCs w:val="28"/>
+                              </w:rPr>
+                            </w:pPr>
+                            <w:r>
+                              <w:rPr>
+                                <w:rFonts w:asciiTheme="majorBidi" w:hAnsiTheme="majorBidi" w:cstheme="majorBidi"/>
+                                <w:b/>
+                                <w:bCs/>
+                                <w:i/>
+                                <w:iCs/>
+                                <w:sz w:val="28"/>
+                                <w:szCs w:val="28"/>
+                              </w:rPr>
+                              <w:t xml:space="preserve">      template: </w:t>
+                            </w:r>
+                            <w:proofErr w:type="spellStart"/>
+                            <w:r>
+                              <w:rPr>
+                                <w:rFonts w:asciiTheme="majorBidi" w:hAnsiTheme="majorBidi" w:cstheme="majorBidi"/>
+                                <w:b/>
+                                <w:bCs/>
+                                <w:i/>
+                                <w:iCs/>
+                                <w:sz w:val="28"/>
+                                <w:szCs w:val="28"/>
+                              </w:rPr>
+                              <w:t>src</w:t>
+                            </w:r>
+                            <w:proofErr w:type="spellEnd"/>
+                            <w:r>
+                              <w:rPr>
+                                <w:rFonts w:asciiTheme="majorBidi" w:hAnsiTheme="majorBidi" w:cstheme="majorBidi"/>
+                                <w:b/>
+                                <w:bCs/>
+                                <w:i/>
+                                <w:iCs/>
+                                <w:sz w:val="28"/>
+                                <w:szCs w:val="28"/>
+                              </w:rPr>
+                              <w:t>=</w:t>
+                            </w:r>
+                            <w:proofErr w:type="gramStart"/>
+                            <w:r>
+                              <w:rPr>
+                                <w:rFonts w:asciiTheme="majorBidi" w:hAnsiTheme="majorBidi" w:cstheme="majorBidi"/>
+                                <w:b/>
+                                <w:bCs/>
+                                <w:i/>
+                                <w:iCs/>
+                                <w:sz w:val="28"/>
+                                <w:szCs w:val="28"/>
+                              </w:rPr>
+                              <w:t>db.j</w:t>
+                            </w:r>
+                            <w:proofErr w:type="gramEnd"/>
+                            <w:r>
+                              <w:rPr>
+                                <w:rFonts w:asciiTheme="majorBidi" w:hAnsiTheme="majorBidi" w:cstheme="majorBidi"/>
+                                <w:b/>
+                                <w:bCs/>
+                                <w:i/>
+                                <w:iCs/>
+                                <w:sz w:val="28"/>
+                                <w:szCs w:val="28"/>
+                              </w:rPr>
+                              <w:t xml:space="preserve">2 </w:t>
+                            </w:r>
+                            <w:proofErr w:type="spellStart"/>
+                            <w:r>
+                              <w:rPr>
+                                <w:rFonts w:asciiTheme="majorBidi" w:hAnsiTheme="majorBidi" w:cstheme="majorBidi"/>
+                                <w:b/>
+                                <w:bCs/>
+                                <w:i/>
+                                <w:iCs/>
+                                <w:sz w:val="28"/>
+                                <w:szCs w:val="28"/>
+                              </w:rPr>
+                              <w:t>dest</w:t>
+                            </w:r>
+                            <w:proofErr w:type="spellEnd"/>
+                            <w:r>
+                              <w:rPr>
+                                <w:rFonts w:asciiTheme="majorBidi" w:hAnsiTheme="majorBidi" w:cstheme="majorBidi"/>
+                                <w:b/>
+                                <w:bCs/>
+                                <w:i/>
+                                <w:iCs/>
+                                <w:sz w:val="28"/>
+                                <w:szCs w:val="28"/>
+                              </w:rPr>
+                              <w:t>=/</w:t>
+                            </w:r>
+                            <w:proofErr w:type="spellStart"/>
+                            <w:r>
+                              <w:rPr>
+                                <w:rFonts w:asciiTheme="majorBidi" w:hAnsiTheme="majorBidi" w:cstheme="majorBidi"/>
+                                <w:b/>
+                                <w:bCs/>
+                                <w:i/>
+                                <w:iCs/>
+                                <w:sz w:val="28"/>
+                                <w:szCs w:val="28"/>
+                              </w:rPr>
+                              <w:t>etc</w:t>
+                            </w:r>
+                            <w:proofErr w:type="spellEnd"/>
+                            <w:r>
+                              <w:rPr>
+                                <w:rFonts w:asciiTheme="majorBidi" w:hAnsiTheme="majorBidi" w:cstheme="majorBidi"/>
+                                <w:b/>
+                                <w:bCs/>
+                                <w:i/>
+                                <w:iCs/>
+                                <w:sz w:val="28"/>
+                                <w:szCs w:val="28"/>
+                              </w:rPr>
+                              <w:t>/</w:t>
+                            </w:r>
+                            <w:proofErr w:type="spellStart"/>
+                            <w:r>
+                              <w:rPr>
+                                <w:rFonts w:asciiTheme="majorBidi" w:hAnsiTheme="majorBidi" w:cstheme="majorBidi"/>
+                                <w:b/>
+                                <w:bCs/>
+                                <w:i/>
+                                <w:iCs/>
+                                <w:sz w:val="28"/>
+                                <w:szCs w:val="28"/>
+                              </w:rPr>
+                              <w:t>db.conf</w:t>
+                            </w:r>
+                            <w:proofErr w:type="spellEnd"/>
+                          </w:p>
+                          <w:p>
+                            <w:pPr>
+                              <w:spacing w:after="0"/>
+                              <w:rPr>
+                                <w:rFonts w:asciiTheme="majorBidi" w:hAnsiTheme="majorBidi" w:cstheme="majorBidi"/>
+                                <w:b/>
+                                <w:bCs/>
+                                <w:i/>
+                                <w:iCs/>
+                                <w:sz w:val="28"/>
+                                <w:szCs w:val="28"/>
+                              </w:rPr>
+                            </w:pPr>
+                            <w:r>
+                              <w:rPr>
+                                <w:rFonts w:asciiTheme="majorBidi" w:hAnsiTheme="majorBidi" w:cstheme="majorBidi"/>
+                                <w:b/>
+                                <w:bCs/>
+                                <w:i/>
+                                <w:iCs/>
+                                <w:sz w:val="28"/>
+                                <w:szCs w:val="28"/>
+                              </w:rPr>
+                              <w:t xml:space="preserve">    - name: Start DB</w:t>
+                            </w:r>
+                          </w:p>
+                          <w:p>
+                            <w:pPr>
+                              <w:spacing w:after="0"/>
+                              <w:rPr>
+                                <w:rFonts w:asciiTheme="majorBidi" w:hAnsiTheme="majorBidi" w:cstheme="majorBidi"/>
+                                <w:b/>
+                                <w:bCs/>
+                                <w:i/>
+                                <w:iCs/>
+                                <w:sz w:val="28"/>
+                                <w:szCs w:val="28"/>
+                              </w:rPr>
+                            </w:pPr>
+                            <w:r>
+                              <w:rPr>
+                                <w:rFonts w:asciiTheme="majorBidi" w:hAnsiTheme="majorBidi" w:cstheme="majorBidi"/>
+                                <w:b/>
+                                <w:bCs/>
+                                <w:i/>
+                                <w:iCs/>
+                                <w:sz w:val="28"/>
+                                <w:szCs w:val="28"/>
+                              </w:rPr>
+                              <w:t xml:space="preserve">      service: name=</w:t>
+                            </w:r>
+                            <w:proofErr w:type="spellStart"/>
+                            <w:r>
+                              <w:rPr>
+                                <w:rFonts w:asciiTheme="majorBidi" w:hAnsiTheme="majorBidi" w:cstheme="majorBidi"/>
+                                <w:b/>
+                                <w:bCs/>
+                                <w:i/>
+                                <w:iCs/>
+                                <w:sz w:val="28"/>
+                                <w:szCs w:val="28"/>
+                              </w:rPr>
+                              <w:t>db</w:t>
+                            </w:r>
+                            <w:proofErr w:type="spellEnd"/>
+                            <w:r>
+                              <w:rPr>
+                                <w:rFonts w:asciiTheme="majorBidi" w:hAnsiTheme="majorBidi" w:cstheme="majorBidi"/>
+                                <w:b/>
+                                <w:bCs/>
+                                <w:i/>
+                                <w:iCs/>
+                                <w:sz w:val="28"/>
+                                <w:szCs w:val="28"/>
+                              </w:rPr>
+                              <w:t xml:space="preserve"> state=started</w:t>
+                            </w:r>
+                          </w:p>
+                          <w:p>
+                            <w:pPr>
+                              <w:spacing w:after="0"/>
+                              <w:jc w:val="both"/>
+                              <w:rPr>
+                                <w:rFonts w:asciiTheme="majorBidi" w:hAnsiTheme="majorBidi" w:cstheme="majorBidi"/>
+                                <w:b/>
+                                <w:bCs/>
+                                <w:i/>
+                                <w:iCs/>
+                                <w:sz w:val="28"/>
+                                <w:szCs w:val="28"/>
+                              </w:rPr>
+                            </w:pPr>
+                            <w:r>
+                              <w:rPr>
+                                <w:rFonts w:asciiTheme="majorBidi" w:hAnsiTheme="majorBidi" w:cstheme="majorBidi"/>
+                                <w:b/>
+                                <w:bCs/>
+                                <w:i/>
+                                <w:iCs/>
+                                <w:sz w:val="28"/>
+                                <w:szCs w:val="28"/>
+                              </w:rPr>
+                              <w:t xml:space="preserve">  when: </w:t>
+                            </w:r>
+                            <w:proofErr w:type="spellStart"/>
+                            <w:r>
+                              <w:rPr>
+                                <w:rFonts w:asciiTheme="majorBidi" w:hAnsiTheme="majorBidi" w:cstheme="majorBidi"/>
+                                <w:b/>
+                                <w:bCs/>
+                                <w:i/>
+                                <w:iCs/>
+                                <w:sz w:val="28"/>
+                                <w:szCs w:val="28"/>
+                              </w:rPr>
+                              <w:t>inventory_hostname</w:t>
+                            </w:r>
+                            <w:proofErr w:type="spellEnd"/>
+                            <w:r>
+                              <w:rPr>
+                                <w:rFonts w:asciiTheme="majorBidi" w:hAnsiTheme="majorBidi" w:cstheme="majorBidi"/>
+                                <w:b/>
+                                <w:bCs/>
+                                <w:i/>
+                                <w:iCs/>
+                                <w:sz w:val="28"/>
+                                <w:szCs w:val="28"/>
+                              </w:rPr>
+                              <w:t xml:space="preserve"> in groups['</w:t>
+                            </w:r>
+                            <w:proofErr w:type="spellStart"/>
+                            <w:r>
+                              <w:rPr>
+                                <w:rFonts w:asciiTheme="majorBidi" w:hAnsiTheme="majorBidi" w:cstheme="majorBidi"/>
+                                <w:b/>
+                                <w:bCs/>
+                                <w:i/>
+                                <w:iCs/>
+                                <w:sz w:val="28"/>
+                                <w:szCs w:val="28"/>
+                              </w:rPr>
+                              <w:t>db_servers</w:t>
+                            </w:r>
+                            <w:proofErr w:type="spellEnd"/>
+                            <w:r>
+                              <w:rPr>
+                                <w:rFonts w:asciiTheme="majorBidi" w:hAnsiTheme="majorBidi" w:cstheme="majorBidi"/>
+                                <w:b/>
+                                <w:bCs/>
+                                <w:i/>
+                                <w:iCs/>
+                                <w:sz w:val="28"/>
+                                <w:szCs w:val="28"/>
+                              </w:rPr>
+                              <w:t>']</w:t>
+                            </w:r>
+                          </w:p>
+                          <w:p>
+                            <w:pPr>
+                              <w:jc w:val="center"/>
+                            </w:pPr>
+                          </w:p>
+                        </w:txbxContent>
+                      </wps:txbx>
+                      <wps:bodyPr rot="0" spcFirstLastPara="0" vertOverflow="overflow" horzOverflow="overflow" vert="horz" wrap="square" lIns="91440" tIns="45720" rIns="91440" bIns="45720" numCol="1" spcCol="0" rtlCol="0" fromWordArt="0" anchor="ctr" anchorCtr="0" forceAA="0" compatLnSpc="1">
+                        <a:prstTxWarp prst="textNoShape">
+                          <a:avLst/>
+                        </a:prstTxWarp>
+                        <a:noAutofit/>
+                      </wps:bodyPr>
+                    </wps:wsp>
+                  </a:graphicData>
+                </a:graphic>
+                <wp14:sizeRelH relativeFrom="margin">
+                  <wp14:pctWidth>0</wp14:pctWidth>
+                </wp14:sizeRelH>
+                <wp14:sizeRelV relativeFrom="margin">
+                  <wp14:pctHeight>0</wp14:pctHeight>
+                </wp14:sizeRelV>
+              </wp:anchor>
+            </w:drawing>
+          </mc:Choice>
+          <mc:Fallback>
+            <w:pict>
+              <v:rect w14:anchorId="39AB14E0" id="Rectangle 7" o:spid="_x0000_s1032" style="position:absolute;left:0;text-align:left;margin-left:0;margin-top:20.6pt;width:317.4pt;height:114pt;z-index:251665408;visibility:visible;mso-wrap-style:square;mso-width-percent:0;mso-height-percent:0;mso-wrap-distance-left:9pt;mso-wrap-distance-top:0;mso-wrap-distance-right:9pt;mso-wrap-distance-bottom:0;mso-position-horizontal:left;mso-position-horizontal-relative:margin;mso-position-vertical:absolute;mso-position-vertical-relative:text;mso-width-percent:0;mso-height-percent:0;mso-width-relative:margin;mso-height-relative:margin;v-text-anchor:middle" o:gfxdata="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" fillcolor="black [3200]" strokecolor="black [480]" strokeweight="1pt">
+                <v:textbox>
+                  <w:txbxContent>
+                    <w:p>
+                      <w:pPr>
+                        <w:spacing w:after="0"/>
+                        <w:rPr>
+                          <w:rFonts w:asciiTheme="majorBidi" w:hAnsiTheme="majorBidi" w:cstheme="majorBidi"/>
+                          <w:b/>
+                          <w:bCs/>
+                          <w:i/>
+                          <w:iCs/>
+                          <w:sz w:val="28"/>
+                          <w:szCs w:val="28"/>
+                        </w:rPr>
+                      </w:pPr>
+                      <w:r>
+                        <w:rPr>
+                          <w:rFonts w:asciiTheme="majorBidi" w:hAnsiTheme="majorBidi" w:cstheme="majorBidi"/>
+                          <w:b/>
+                          <w:bCs/>
+                          <w:i/>
+                          <w:iCs/>
+                          <w:sz w:val="28"/>
+                          <w:szCs w:val="28"/>
+                        </w:rPr>
+                        <w:t>- block:</w:t>
+                      </w:r>
+                    </w:p>
+                    <w:p>
+                      <w:pPr>
+                        <w:spacing w:after="0"/>
+                        <w:rPr>
+                          <w:rFonts w:asciiTheme="majorBidi" w:hAnsiTheme="majorBidi" w:cstheme="majorBidi"/>
+                          <w:b/>
+                          <w:bCs/>
+                          <w:i/>
+                          <w:iCs/>
+                          <w:sz w:val="28"/>
+                          <w:szCs w:val="28"/>
+                        </w:rPr>
+                      </w:pPr>
+                      <w:r>
+                        <w:rPr>
+                          <w:rFonts w:asciiTheme="majorBidi" w:hAnsiTheme="majorBidi" w:cstheme="majorBidi"/>
+                          <w:b/>
+                          <w:bCs/>
+                          <w:i/>
+                          <w:iCs/>
+                          <w:sz w:val="28"/>
+                          <w:szCs w:val="28"/>
+                        </w:rPr>
+                        <w:t xml:space="preserve">    - name: Configure DB</w:t>
+                      </w:r>
+                    </w:p>
+                    <w:p>
+                      <w:pPr>
+                        <w:spacing w:after="0"/>
+                        <w:rPr>
+                          <w:rFonts w:asciiTheme="majorBidi" w:hAnsiTheme="majorBidi" w:cstheme="majorBidi"/>
+                          <w:b/>
+                          <w:bCs/>
+                          <w:i/>
+                          <w:iCs/>
+                          <w:sz w:val="28"/>
+                          <w:szCs w:val="28"/>
+                        </w:rPr>
+                      </w:pPr>
+                      <w:r>
+                        <w:rPr>
+                          <w:rFonts w:asciiTheme="majorBidi" w:hAnsiTheme="majorBidi" w:cstheme="majorBidi"/>
+                          <w:b/>
+                          <w:bCs/>
+                          <w:i/>
+                          <w:iCs/>
+                          <w:sz w:val="28"/>
+                          <w:szCs w:val="28"/>
+                        </w:rPr>
+                        <w:t xml:space="preserve">      template: </w:t>
+                      </w:r>
+                      <w:proofErr w:type="spellStart"/>
+                      <w:r>
+                        <w:rPr>
+                          <w:rFonts w:asciiTheme="majorBidi" w:hAnsiTheme="majorBidi" w:cstheme="majorBidi"/>
+                          <w:b/>
+                          <w:bCs/>
+                          <w:i/>
+                          <w:iCs/>
+                          <w:sz w:val="28"/>
+                          <w:szCs w:val="28"/>
+                        </w:rPr>
+                        <w:t>src</w:t>
+                      </w:r>
+                      <w:proofErr w:type="spellEnd"/>
+                      <w:r>
+                        <w:rPr>
+                          <w:rFonts w:asciiTheme="majorBidi" w:hAnsiTheme="majorBidi" w:cstheme="majorBidi"/>
+                          <w:b/>
+                          <w:bCs/>
+                          <w:i/>
+                          <w:iCs/>
+                          <w:sz w:val="28"/>
+                          <w:szCs w:val="28"/>
+                        </w:rPr>
+                        <w:t>=</w:t>
+                      </w:r>
+                      <w:proofErr w:type="gramStart"/>
+                      <w:r>
+                        <w:rPr>
+                          <w:rFonts w:asciiTheme="majorBidi" w:hAnsiTheme="majorBidi" w:cstheme="majorBidi"/>
+                          <w:b/>
+                          <w:bCs/>
+                          <w:i/>
+                          <w:iCs/>
+                          <w:sz w:val="28"/>
+                          <w:szCs w:val="28"/>
+                        </w:rPr>
+                        <w:t>db.j</w:t>
+                      </w:r>
+                      <w:proofErr w:type="gramEnd"/>
+                      <w:r>
+                        <w:rPr>
+                          <w:rFonts w:asciiTheme="majorBidi" w:hAnsiTheme="majorBidi" w:cstheme="majorBidi"/>
+                          <w:b/>
+                          <w:bCs/>
+                          <w:i/>
+                          <w:iCs/>
+                          <w:sz w:val="28"/>
+                          <w:szCs w:val="28"/>
+                        </w:rPr>
+                        <w:t xml:space="preserve">2 </w:t>
+                      </w:r>
+                      <w:proofErr w:type="spellStart"/>
+                      <w:r>
+                        <w:rPr>
+                          <w:rFonts w:asciiTheme="majorBidi" w:hAnsiTheme="majorBidi" w:cstheme="majorBidi"/>
+                          <w:b/>
+                          <w:bCs/>
+                          <w:i/>
+                          <w:iCs/>
+                          <w:sz w:val="28"/>
+                          <w:szCs w:val="28"/>
+                        </w:rPr>
+                        <w:t>dest</w:t>
+                      </w:r>
+                      <w:proofErr w:type="spellEnd"/>
+                      <w:r>
+                        <w:rPr>
+                          <w:rFonts w:asciiTheme="majorBidi" w:hAnsiTheme="majorBidi" w:cstheme="majorBidi"/>
+                          <w:b/>
+                          <w:bCs/>
+                          <w:i/>
+                          <w:iCs/>
+                          <w:sz w:val="28"/>
+                          <w:szCs w:val="28"/>
+                        </w:rPr>
+                        <w:t>=/</w:t>
+                      </w:r>
+                      <w:proofErr w:type="spellStart"/>
+                      <w:r>
+                        <w:rPr>
+                          <w:rFonts w:asciiTheme="majorBidi" w:hAnsiTheme="majorBidi" w:cstheme="majorBidi"/>
+                          <w:b/>
+                          <w:bCs/>
+                          <w:i/>
+                          <w:iCs/>
+                          <w:sz w:val="28"/>
+                          <w:szCs w:val="28"/>
+                        </w:rPr>
+                        <w:t>etc</w:t>
+                      </w:r>
+                      <w:proofErr w:type="spellEnd"/>
+                      <w:r>
+                        <w:rPr>
+                          <w:rFonts w:asciiTheme="majorBidi" w:hAnsiTheme="majorBidi" w:cstheme="majorBidi"/>
+                          <w:b/>
+                          <w:bCs/>
+                          <w:i/>
+                          <w:iCs/>
+                          <w:sz w:val="28"/>
+                          <w:szCs w:val="28"/>
+                        </w:rPr>
+                        <w:t>/</w:t>
+                      </w:r>
+                      <w:proofErr w:type="spellStart"/>
+                      <w:r>
+                        <w:rPr>
+                          <w:rFonts w:asciiTheme="majorBidi" w:hAnsiTheme="majorBidi" w:cstheme="majorBidi"/>
+                          <w:b/>
+                          <w:bCs/>
+                          <w:i/>
+                          <w:iCs/>
+                          <w:sz w:val="28"/>
+                          <w:szCs w:val="28"/>
+                        </w:rPr>
+                        <w:t>db.conf</w:t>
+                      </w:r>
+                      <w:proofErr w:type="spellEnd"/>
+                    </w:p>
+                    <w:p>
+                      <w:pPr>
+                        <w:spacing w:after="0"/>
+                        <w:rPr>
+                          <w:rFonts w:asciiTheme="majorBidi" w:hAnsiTheme="majorBidi" w:cstheme="majorBidi"/>
+                          <w:b/>
+                          <w:bCs/>
+                          <w:i/>
+                          <w:iCs/>
+                          <w:sz w:val="28"/>
+                          <w:szCs w:val="28"/>
+                        </w:rPr>
+                      </w:pPr>
+                      <w:r>
+                        <w:rPr>
+                          <w:rFonts w:asciiTheme="majorBidi" w:hAnsiTheme="majorBidi" w:cstheme="majorBidi"/>
+                          <w:b/>
+                          <w:bCs/>
+                          <w:i/>
+                          <w:iCs/>
+                          <w:sz w:val="28"/>
+                          <w:szCs w:val="28"/>
+                        </w:rPr>
+                        <w:t xml:space="preserve">    - name: Start DB</w:t>
+                      </w:r>
+                    </w:p>
+                    <w:p>
+                      <w:pPr>
+                        <w:spacing w:after="0"/>
+                        <w:rPr>
+                          <w:rFonts w:asciiTheme="majorBidi" w:hAnsiTheme="majorBidi" w:cstheme="majorBidi"/>
+                          <w:b/>
+                          <w:bCs/>
+                          <w:i/>
+                          <w:iCs/>
+                          <w:sz w:val="28"/>
+                          <w:szCs w:val="28"/>
+                        </w:rPr>
+                      </w:pPr>
+                      <w:r>
+                        <w:rPr>
+                          <w:rFonts w:asciiTheme="majorBidi" w:hAnsiTheme="majorBidi" w:cstheme="majorBidi"/>
+                          <w:b/>
+                          <w:bCs/>
+                          <w:i/>
+                          <w:iCs/>
+                          <w:sz w:val="28"/>
+                          <w:szCs w:val="28"/>
+                        </w:rPr>
+                        <w:t xml:space="preserve">      service: name=</w:t>
+                      </w:r>
+                      <w:proofErr w:type="spellStart"/>
+                      <w:r>
+                        <w:rPr>
+                          <w:rFonts w:asciiTheme="majorBidi" w:hAnsiTheme="majorBidi" w:cstheme="majorBidi"/>
+                          <w:b/>
+                          <w:bCs/>
+                          <w:i/>
+                          <w:iCs/>
+                          <w:sz w:val="28"/>
+                          <w:szCs w:val="28"/>
+                        </w:rPr>
+                        <w:t>db</w:t>
+                      </w:r>
+                      <w:proofErr w:type="spellEnd"/>
+                      <w:r>
+                        <w:rPr>
+                          <w:rFonts w:asciiTheme="majorBidi" w:hAnsiTheme="majorBidi" w:cstheme="majorBidi"/>
+                          <w:b/>
+                          <w:bCs/>
+                          <w:i/>
+                          <w:iCs/>
+                          <w:sz w:val="28"/>
+                          <w:szCs w:val="28"/>
+                        </w:rPr>
+                        <w:t xml:space="preserve"> state=started</w:t>
+                      </w:r>
+                    </w:p>
+                    <w:p>
+                      <w:pPr>
+                        <w:spacing w:after="0"/>
+                        <w:jc w:val="both"/>
+                        <w:rPr>
+                          <w:rFonts w:asciiTheme="majorBidi" w:hAnsiTheme="majorBidi" w:cstheme="majorBidi"/>
+                          <w:b/>
+                          <w:bCs/>
+                          <w:i/>
+                          <w:iCs/>
+                          <w:sz w:val="28"/>
+                          <w:szCs w:val="28"/>
+                        </w:rPr>
+                      </w:pPr>
+                      <w:r>
+                        <w:rPr>
+                          <w:rFonts w:asciiTheme="majorBidi" w:hAnsiTheme="majorBidi" w:cstheme="majorBidi"/>
+                          <w:b/>
+                          <w:bCs/>
+                          <w:i/>
+                          <w:iCs/>
+                          <w:sz w:val="28"/>
+                          <w:szCs w:val="28"/>
+                        </w:rPr>
+                        <w:t xml:space="preserve">  when: </w:t>
+                      </w:r>
+                      <w:proofErr w:type="spellStart"/>
+                      <w:r>
+                        <w:rPr>
+                          <w:rFonts w:asciiTheme="majorBidi" w:hAnsiTheme="majorBidi" w:cstheme="majorBidi"/>
+                          <w:b/>
+                          <w:bCs/>
+                          <w:i/>
+                          <w:iCs/>
+                          <w:sz w:val="28"/>
+                          <w:szCs w:val="28"/>
+                        </w:rPr>
+                        <w:t>inventory_hostname</w:t>
+                      </w:r>
+                      <w:proofErr w:type="spellEnd"/>
+                      <w:r>
+                        <w:rPr>
+                          <w:rFonts w:asciiTheme="majorBidi" w:hAnsiTheme="majorBidi" w:cstheme="majorBidi"/>
+                          <w:b/>
+                          <w:bCs/>
+                          <w:i/>
+                          <w:iCs/>
+                          <w:sz w:val="28"/>
+                          <w:szCs w:val="28"/>
+                        </w:rPr>
+                        <w:t xml:space="preserve"> in groups['</w:t>
+                      </w:r>
+                      <w:proofErr w:type="spellStart"/>
+                      <w:r>
+                        <w:rPr>
+                          <w:rFonts w:asciiTheme="majorBidi" w:hAnsiTheme="majorBidi" w:cstheme="majorBidi"/>
+                          <w:b/>
+                          <w:bCs/>
+                          <w:i/>
+                          <w:iCs/>
+                          <w:sz w:val="28"/>
+                          <w:szCs w:val="28"/>
+                        </w:rPr>
+                        <w:t>db_servers</w:t>
+                      </w:r>
+                      <w:proofErr w:type="spellEnd"/>
+                      <w:r>
+                        <w:rPr>
+                          <w:rFonts w:asciiTheme="majorBidi" w:hAnsiTheme="majorBidi" w:cstheme="majorBidi"/>
+                          <w:b/>
+                          <w:bCs/>
+                          <w:i/>
+                          <w:iCs/>
+                          <w:sz w:val="28"/>
+                          <w:szCs w:val="28"/>
+                        </w:rPr>
+                        <w:t>']</w:t>
+                      </w:r>
+                    </w:p>
+                    <w:p>
+                      <w:pPr>
+                        <w:jc w:val="center"/>
+                      </w:pPr>
+                    </w:p>
+                  </w:txbxContent>
+                </v:textbox>
+                <w10:wrap anchorx="margin"/>
+              </v:rect>
+            </w:pict>
+          </mc:Fallback>
+        </mc:AlternateContent>
+      </w:r>
+      <w:r>
+        <w:rPr>
+          <w:rFonts w:asciiTheme="majorBidi" w:hAnsiTheme="majorBidi" w:cstheme="majorBidi"/>
+          <w:sz w:val="28"/>
+          <w:szCs w:val="28"/>
+        </w:rPr>
+        <w:t>You can apply a when statement to an entire Block. This is the cleanest way to group logic.</w:t>
+      </w:r>
+    </w:p>
+    <w:p>
+      <w:pPr>
+        <w:jc w:val="both"/>
+        <w:rPr>
+          <w:rFonts w:asciiTheme="majorBidi" w:hAnsiTheme="majorBidi" w:cstheme="majorBidi"/>
+          <w:sz w:val="28"/>
+          <w:szCs w:val="28"/>
+        </w:rPr>
+      </w:pPr>
+    </w:p>
+    <w:p>
+      <w:pPr>
+        <w:jc w:val="both"/>
+        <w:rPr>
+          <w:rFonts w:asciiTheme="majorBidi" w:hAnsiTheme="majorBidi" w:cstheme="majorBidi"/>
+          <w:sz w:val="28"/>
+          <w:szCs w:val="28"/>
+        </w:rPr>
+      </w:pPr>
+    </w:p>
+    <w:p>
+      <w:pPr>
+        <w:jc w:val="both"/>
+        <w:rPr>
+          <w:rFonts w:asciiTheme="majorBidi" w:hAnsiTheme="majorBidi" w:cstheme="majorBidi"/>
+          <w:sz w:val="28"/>
+          <w:szCs w:val="28"/>
+        </w:rPr>
+      </w:pPr>
+    </w:p>
+    <w:p>
+      <w:pPr>
+        <w:jc w:val="both"/>
+        <w:rPr>
+          <w:rFonts w:asciiTheme="majorBidi" w:hAnsiTheme="majorBidi" w:cstheme="majorBidi"/>
+          <w:sz w:val="28"/>
+          <w:szCs w:val="28"/>
+        </w:rPr>
+      </w:pPr>
+    </w:p>
+    <w:p>
+      <w:pPr>
+        <w:jc w:val="both"/>
+        <w:rPr>
+          <w:rFonts w:asciiTheme="majorBidi" w:hAnsiTheme="majorBidi" w:cstheme="majorBidi"/>
+          <w:sz w:val="4"/>
+          <w:szCs w:val="4"/>
+        </w:rPr>
+      </w:pPr>
+    </w:p>
+    <w:p>
+      <w:pPr>
+        <w:spacing w:after="60"/>
+        <w:jc w:val="both"/>
+        <w:rPr>
+          <w:rFonts w:asciiTheme="majorBidi" w:hAnsiTheme="majorBidi" w:cstheme="majorBidi"/>
+          <w:b/>
+          <w:bCs/>
+          <w:sz w:val="28"/>
+          <w:szCs w:val="28"/>
+        </w:rPr>
+      </w:pPr>
+      <w:r>
+        <w:rPr>
+          <w:rFonts w:asciiTheme="majorBidi" w:hAnsiTheme="majorBidi" w:cstheme="majorBidi"/>
+          <w:b/>
+          <w:bCs/>
+          <w:sz w:val="32"/>
+          <w:szCs w:val="32"/>
+        </w:rPr>
+        <w:t>Testing Variables (The “Defined” Check)</w:t>
+      </w:r>
+    </w:p>
+    <w:p>
+      <w:pPr>
+        <w:jc w:val="both"/>
+        <w:rPr>
+          <w:rFonts w:asciiTheme="majorBidi" w:hAnsiTheme="majorBidi" w:cstheme="majorBidi"/>
+          <w:sz w:val="28"/>
+          <w:szCs w:val="28"/>
+        </w:rPr>
+      </w:pPr>
+      <w:r>
+        <w:rPr>
+          <w:rFonts w:asciiTheme="majorBidi" w:hAnsiTheme="majorBidi" w:cstheme="majorBidi"/>
+          <w:noProof/>
+          <w:sz w:val="28"/>
+          <w:szCs w:val="28"/>
+        </w:rPr>
+        <mc:AlternateContent>
+          <mc:Choice Requires="wps">
+            <w:drawing>
+              <wp:anchor distT="0" distB="0" distL="114300" distR="114300" simplePos="0" relativeHeight="251666432" behindDoc="0" locked="0" layoutInCell="1" allowOverlap="1" wp14:anchorId="2D09068F" wp14:editId="31D39247">
+                <wp:simplePos x="0" y="0"/>
+                <wp:positionH relativeFrom="column">
+                  <wp:posOffset>-15240</wp:posOffset>
+                </wp:positionH>
+                <wp:positionV relativeFrom="paragraph">
+                  <wp:posOffset>254000</wp:posOffset>
+                </wp:positionV>
+                <wp:extent cx="2453640" cy="777240"/>
+                <wp:effectExtent l="0" t="0" r="22860" b="22860"/>
+                <wp:wrapNone/>
+                <wp:docPr id="104363390" name="Rectangle 8"/>
+                <wp:cNvGraphicFramePr/>
+                <a:graphic xmlns:a="http://schemas.openxmlformats.org/drawingml/2006/main">
+                  <a:graphicData uri="http://schemas.microsoft.com/office/word/2010/wordprocessingShape">
+                    <wps:wsp>
+                      <wps:cNvSpPr/>
+                      <wps:spPr>
+                        <a:xfrm>
+                          <a:off x="0" y="0"/>
+                          <a:ext cx="2453640" cy="777240"/>
+                        </a:xfrm>
+                        <a:prstGeom prst="rect">
+                          <a:avLst/>
+                        </a:prstGeom>
+                      </wps:spPr>
+                      <wps:style>
+                        <a:lnRef idx="2">
+                          <a:schemeClr val="dk1">
+                            <a:shade val="15000"/>
+                          </a:schemeClr>
+                        </a:lnRef>
+                        <a:fillRef idx="1">
+                          <a:schemeClr val="dk1"/>
+                        </a:fillRef>
+                        <a:effectRef idx="0">
+                          <a:schemeClr val="dk1"/>
+                        </a:effectRef>
+                        <a:fontRef idx="minor">
+                          <a:schemeClr val="lt1"/>
+                        </a:fontRef>
+                      </wps:style>
+                      <wps:txbx>
+                        <w:txbxContent>
+                          <w:p>
+                            <w:pPr>
+                              <w:spacing w:after="0"/>
+                              <w:rPr>
+                                <w:rFonts w:asciiTheme="majorBidi" w:hAnsiTheme="majorBidi" w:cstheme="majorBidi"/>
+                                <w:b/>
+                                <w:bCs/>
+                                <w:i/>
+                                <w:iCs/>
+                                <w:sz w:val="28"/>
+                                <w:szCs w:val="28"/>
+                              </w:rPr>
+                            </w:pPr>
+                            <w:r>
+                              <w:rPr>
+                                <w:rFonts w:asciiTheme="majorBidi" w:hAnsiTheme="majorBidi" w:cstheme="majorBidi"/>
+                                <w:b/>
+                                <w:bCs/>
+                                <w:i/>
+                                <w:iCs/>
+                                <w:sz w:val="28"/>
+                                <w:szCs w:val="28"/>
+                              </w:rPr>
+                              <w:t>- debug:</w:t>
+                            </w:r>
+                          </w:p>
+                          <w:p>
+                            <w:pPr>
+                              <w:spacing w:after="0"/>
+                              <w:rPr>
+                                <w:rFonts w:asciiTheme="majorBidi" w:hAnsiTheme="majorBidi" w:cstheme="majorBidi"/>
+                                <w:b/>
+                                <w:bCs/>
+                                <w:i/>
+                                <w:iCs/>
+                                <w:sz w:val="28"/>
+                                <w:szCs w:val="28"/>
+                              </w:rPr>
+                            </w:pPr>
+                            <w:r>
+                              <w:rPr>
+                                <w:rFonts w:asciiTheme="majorBidi" w:hAnsiTheme="majorBidi" w:cstheme="majorBidi"/>
+                                <w:b/>
+                                <w:bCs/>
+                                <w:i/>
+                                <w:iCs/>
+                                <w:sz w:val="28"/>
+                                <w:szCs w:val="28"/>
+                              </w:rPr>
+                              <w:t xml:space="preserve">  </w:t>
+                            </w:r>
+                            <w:r>
+                              <w:rPr>
+                                <w:rFonts w:asciiTheme="majorBidi" w:hAnsiTheme="majorBidi" w:cstheme="majorBidi"/>
+                                <w:b/>
+                                <w:bCs/>
+                                <w:i/>
+                                <w:iCs/>
+                                <w:sz w:val="28"/>
+                                <w:szCs w:val="28"/>
+                              </w:rPr>
+                              <w:t xml:space="preserve">  </w:t>
+                            </w:r>
+                            <w:r>
+                              <w:rPr>
+                                <w:rFonts w:asciiTheme="majorBidi" w:hAnsiTheme="majorBidi" w:cstheme="majorBidi"/>
+                                <w:b/>
+                                <w:bCs/>
+                                <w:i/>
+                                <w:iCs/>
+                                <w:sz w:val="28"/>
+                                <w:szCs w:val="28"/>
+                              </w:rPr>
+                              <w:t xml:space="preserve">  msg: "Variable is set!"</w:t>
+                            </w:r>
+                          </w:p>
+                          <w:p>
+                            <w:pPr>
+                              <w:spacing w:after="0"/>
+                              <w:rPr>
+                                <w:rFonts w:asciiTheme="majorBidi" w:hAnsiTheme="majorBidi" w:cstheme="majorBidi"/>
+                                <w:b/>
+                                <w:bCs/>
+                                <w:i/>
+                                <w:iCs/>
+                                <w:sz w:val="28"/>
+                                <w:szCs w:val="28"/>
+                              </w:rPr>
+                            </w:pPr>
+                            <w:r>
+                              <w:rPr>
+                                <w:rFonts w:asciiTheme="majorBidi" w:hAnsiTheme="majorBidi" w:cstheme="majorBidi"/>
+                                <w:b/>
+                                <w:bCs/>
+                                <w:i/>
+                                <w:iCs/>
+                                <w:sz w:val="28"/>
+                                <w:szCs w:val="28"/>
+                              </w:rPr>
+                              <w:t xml:space="preserve">  when: </w:t>
+                            </w:r>
+                            <w:proofErr w:type="spellStart"/>
+                            <w:r>
+                              <w:rPr>
+                                <w:rFonts w:asciiTheme="majorBidi" w:hAnsiTheme="majorBidi" w:cstheme="majorBidi"/>
+                                <w:b/>
+                                <w:bCs/>
+                                <w:i/>
+                                <w:iCs/>
+                                <w:sz w:val="28"/>
+                                <w:szCs w:val="28"/>
+                              </w:rPr>
+                              <w:t>my_variable</w:t>
+                            </w:r>
+                            <w:proofErr w:type="spellEnd"/>
+                            <w:r>
+                              <w:rPr>
+                                <w:rFonts w:asciiTheme="majorBidi" w:hAnsiTheme="majorBidi" w:cstheme="majorBidi"/>
+                                <w:b/>
+                                <w:bCs/>
+                                <w:i/>
+                                <w:iCs/>
+                                <w:sz w:val="28"/>
+                                <w:szCs w:val="28"/>
+                              </w:rPr>
+                              <w:t xml:space="preserve"> is defined</w:t>
+                            </w:r>
+                          </w:p>
+                          <w:p>
+                            <w:pPr>
+                              <w:spacing w:after="0"/>
+                              <w:jc w:val="center"/>
+                              <w:rPr>
+                                <w:b/>
+                                <w:bCs/>
+                                <w:i/>
+                                <w:iCs/>
+                              </w:rPr>
+                            </w:pPr>
+                          </w:p>
+                        </w:txbxContent>
+                      </wps:txbx>
+                      <wps:bodyPr rot="0" spcFirstLastPara="0" vertOverflow="overflow" horzOverflow="overflow" vert="horz" wrap="square" lIns="91440" tIns="45720" rIns="91440" bIns="45720" numCol="1" spcCol="0" rtlCol="0" fromWordArt="0" anchor="ctr" anchorCtr="0" forceAA="0" compatLnSpc="1">
+                        <a:prstTxWarp prst="textNoShape">
+                          <a:avLst/>
+                        </a:prstTxWarp>
+                        <a:noAutofit/>
+                      </wps:bodyPr>
+                    </wps:wsp>
+                  </a:graphicData>
+                </a:graphic>
+                <wp14:sizeRelH relativeFrom="margin">
+                  <wp14:pctWidth>0</wp14:pctWidth>
+                </wp14:sizeRelH>
+                <wp14:sizeRelV relativeFrom="margin">
+                  <wp14:pctHeight>0</wp14:pctHeight>
+                </wp14:sizeRelV>
+              </wp:anchor>
+            </w:drawing>
+          </mc:Choice>
+          <mc:Fallback>
+            <w:pict>
+              <v:rect w14:anchorId="2D09068F" id="Rectangle 8" o:spid="_x0000_s1033" style="position:absolute;left:0;text-align:left;margin-left:-1.2pt;margin-top:20pt;width:193.2pt;height:61.2pt;z-index:251666432;visibility:visible;mso-wrap-style:square;mso-width-percent:0;mso-height-percent:0;mso-wrap-distance-left:9pt;mso-wrap-distance-top:0;mso-wrap-distance-right:9pt;mso-wrap-distance-bottom:0;mso-position-horizontal:absolute;mso-position-horizontal-relative:text;mso-position-vertical:absolute;mso-position-vertical-relative:text;mso-width-percent:0;mso-height-percent:0;mso-width-relative:margin;mso-height-relative:margin;v-text-anchor:middle" o:gfxdata="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" fillcolor="black [3200]" strokecolor="black [480]" strokeweight="1pt">
+                <v:textbox>
+                  <w:txbxContent>
+                    <w:p>
+                      <w:pPr>
+                        <w:spacing w:after="0"/>
+                        <w:rPr>
+                          <w:rFonts w:asciiTheme="majorBidi" w:hAnsiTheme="majorBidi" w:cstheme="majorBidi"/>
+                          <w:b/>
+                          <w:bCs/>
+                          <w:i/>
+                          <w:iCs/>
+                          <w:sz w:val="28"/>
+                          <w:szCs w:val="28"/>
+                        </w:rPr>
+                      </w:pPr>
+                      <w:r>
+                        <w:rPr>
+                          <w:rFonts w:asciiTheme="majorBidi" w:hAnsiTheme="majorBidi" w:cstheme="majorBidi"/>
+                          <w:b/>
+                          <w:bCs/>
+                          <w:i/>
+                          <w:iCs/>
+                          <w:sz w:val="28"/>
+                          <w:szCs w:val="28"/>
+                        </w:rPr>
+                        <w:t>- debug:</w:t>
+                      </w:r>
+                    </w:p>
+                    <w:p>
+                      <w:pPr>
+                        <w:spacing w:after="0"/>
+                        <w:rPr>
+                          <w:rFonts w:asciiTheme="majorBidi" w:hAnsiTheme="majorBidi" w:cstheme="majorBidi"/>
+                          <w:b/>
+                          <w:bCs/>
+                          <w:i/>
+                          <w:iCs/>
+                          <w:sz w:val="28"/>
+                          <w:szCs w:val="28"/>
+                        </w:rPr>
+                      </w:pPr>
+                      <w:r>
+                        <w:rPr>
+                          <w:rFonts w:asciiTheme="majorBidi" w:hAnsiTheme="majorBidi" w:cstheme="majorBidi"/>
+                          <w:b/>
+                          <w:bCs/>
+                          <w:i/>
+                          <w:iCs/>
+                          <w:sz w:val="28"/>
+                          <w:szCs w:val="28"/>
+                        </w:rPr>
+                        <w:t xml:space="preserve">  </w:t>
+                      </w:r>
+                      <w:r>
+                        <w:rPr>
+                          <w:rFonts w:asciiTheme="majorBidi" w:hAnsiTheme="majorBidi" w:cstheme="majorBidi"/>
+                          <w:b/>
+                          <w:bCs/>
+                          <w:i/>
+                          <w:iCs/>
+                          <w:sz w:val="28"/>
+                          <w:szCs w:val="28"/>
+                        </w:rPr>
+                        <w:t xml:space="preserve">  </w:t>
+                      </w:r>
+                      <w:r>
+                        <w:rPr>
+                          <w:rFonts w:asciiTheme="majorBidi" w:hAnsiTheme="majorBidi" w:cstheme="majorBidi"/>
+                          <w:b/>
+                          <w:bCs/>
+                          <w:i/>
+                          <w:iCs/>
+                          <w:sz w:val="28"/>
+                          <w:szCs w:val="28"/>
+                        </w:rPr>
+                        <w:t xml:space="preserve">  msg: "Variable is set!"</w:t>
+                      </w:r>
+                    </w:p>
+                    <w:p>
+                      <w:pPr>
+                        <w:spacing w:after="0"/>
+                        <w:rPr>
+                          <w:rFonts w:asciiTheme="majorBidi" w:hAnsiTheme="majorBidi" w:cstheme="majorBidi"/>
+                          <w:b/>
+                          <w:bCs/>
+                          <w:i/>
+                          <w:iCs/>
+                          <w:sz w:val="28"/>
+                          <w:szCs w:val="28"/>
+                        </w:rPr>
+                      </w:pPr>
+                      <w:r>
+                        <w:rPr>
+                          <w:rFonts w:asciiTheme="majorBidi" w:hAnsiTheme="majorBidi" w:cstheme="majorBidi"/>
+                          <w:b/>
+                          <w:bCs/>
+                          <w:i/>
+                          <w:iCs/>
+                          <w:sz w:val="28"/>
+                          <w:szCs w:val="28"/>
+                        </w:rPr>
+                        <w:t xml:space="preserve">  when: </w:t>
+                      </w:r>
+                      <w:proofErr w:type="spellStart"/>
+                      <w:r>
+                        <w:rPr>
+                          <w:rFonts w:asciiTheme="majorBidi" w:hAnsiTheme="majorBidi" w:cstheme="majorBidi"/>
+                          <w:b/>
+                          <w:bCs/>
+                          <w:i/>
+                          <w:iCs/>
+                          <w:sz w:val="28"/>
+                          <w:szCs w:val="28"/>
+                        </w:rPr>
+                        <w:t>my_variable</w:t>
+                      </w:r>
+                      <w:proofErr w:type="spellEnd"/>
+                      <w:r>
+                        <w:rPr>
+                          <w:rFonts w:asciiTheme="majorBidi" w:hAnsiTheme="majorBidi" w:cstheme="majorBidi"/>
+                          <w:b/>
+                          <w:bCs/>
+                          <w:i/>
+                          <w:iCs/>
+                          <w:sz w:val="28"/>
+                          <w:szCs w:val="28"/>
+                        </w:rPr>
+                        <w:t xml:space="preserve"> is defined</w:t>
+                      </w:r>
+                    </w:p>
+                    <w:p>
+                      <w:pPr>
+                        <w:spacing w:after="0"/>
+                        <w:jc w:val="center"/>
+                        <w:rPr>
+                          <w:b/>
+                          <w:bCs/>
+                          <w:i/>
+                          <w:iCs/>
+                        </w:rPr>
+                      </w:pPr>
+                    </w:p>
+                  </w:txbxContent>
+                </v:textbox>
+              </v:rect>
+            </w:pict>
+          </mc:Fallback>
+        </mc:AlternateContent>
+      </w:r>
+      <w:r>
+        <w:rPr>
+          <w:rFonts w:asciiTheme="majorBidi" w:hAnsiTheme="majorBidi" w:cstheme="majorBidi"/>
+          <w:sz w:val="28"/>
+          <w:szCs w:val="28"/>
+        </w:rPr>
+        <w:t>Before using a variable in a conditional, ensure it exists to avoid crashing the playbook:</w:t>
+      </w:r>
+    </w:p>
+    <w:p>
+      <w:pPr>
+        <w:jc w:val="both"/>
+        <w:rPr>
+          <w:rFonts w:asciiTheme="majorBidi" w:hAnsiTheme="majorBidi" w:cstheme="majorBidi"/>
+          <w:sz w:val="28"/>
+          <w:szCs w:val="28"/>
+        </w:rPr>
+      </w:pPr>
+    </w:p>
+    <w:p>
+      <w:pPr>
+        <w:jc w:val="both"/>
+        <w:rPr>
+          <w:rFonts w:asciiTheme="majorBidi" w:hAnsiTheme="majorBidi" w:cstheme="majorBidi"/>
+          <w:sz w:val="28"/>
+          <w:szCs w:val="28"/>
+        </w:rPr>
+      </w:pPr>
+    </w:p>
+    <w:p>
+      <w:pPr>
+        <w:jc w:val="both"/>
+        <w:rPr>
+          <w:rFonts w:asciiTheme="majorBidi" w:hAnsiTheme="majorBidi" w:cstheme="majorBidi"/>
+          <w:sz w:val="28"/>
+          <w:szCs w:val="28"/>
+        </w:rPr>
+      </w:pPr>
+      <w:r>
+        <w:rPr>
+          <w:rFonts w:asciiTheme="majorBidi" w:hAnsiTheme="majorBidi" w:cstheme="majorBidi"/>
+          <w:sz w:val="28"/>
+          <w:szCs w:val="28"/>
+        </w:rPr>
+        <w:lastRenderedPageBreak/>
+        <w:t>You can also check:</w:t>
+      </w:r>
+    </w:p>
+    <w:p>
+      <w:pPr>
+        <w:pStyle w:val="ListParagraph"/>
+        <w:numPr>
+          <w:ilvl w:val="0"/>
+          <w:numId w:val="3"/>
+        </w:numPr>
+        <w:ind w:left="360"/>
+        <w:jc w:val="both"/>
+        <w:rPr>
+          <w:rFonts w:asciiTheme="majorBidi" w:hAnsiTheme="majorBidi" w:cstheme="majorBidi"/>
+          <w:b/>
+          <w:bCs/>
+          <w:i/>
+          <w:iCs/>
+          <w:sz w:val="28"/>
+          <w:szCs w:val="28"/>
+        </w:rPr>
+      </w:pPr>
+      <w:r>
+        <w:rPr>
+          <w:rFonts w:asciiTheme="majorBidi" w:hAnsiTheme="majorBidi" w:cstheme="majorBidi"/>
+          <w:b/>
+          <w:bCs/>
+          <w:i/>
+          <w:iCs/>
+          <w:sz w:val="28"/>
+          <w:szCs w:val="28"/>
+        </w:rPr>
+        <w:t>is undefined</w:t>
+      </w:r>
+    </w:p>
+    <w:p>
+      <w:pPr>
+        <w:pStyle w:val="ListParagraph"/>
+        <w:numPr>
+          <w:ilvl w:val="0"/>
+          <w:numId w:val="3"/>
+        </w:numPr>
+        <w:ind w:left="360"/>
+        <w:jc w:val="both"/>
+        <w:rPr>
+          <w:rFonts w:asciiTheme="majorBidi" w:hAnsiTheme="majorBidi" w:cstheme="majorBidi"/>
+          <w:sz w:val="28"/>
+          <w:szCs w:val="28"/>
+        </w:rPr>
+      </w:pPr>
+      <w:r>
+        <w:rPr>
+          <w:rFonts w:asciiTheme="majorBidi" w:hAnsiTheme="majorBidi" w:cstheme="majorBidi"/>
+          <w:b/>
+          <w:bCs/>
+          <w:i/>
+          <w:iCs/>
+          <w:sz w:val="28"/>
+          <w:szCs w:val="28"/>
+        </w:rPr>
+        <w:t>is succeeded</w:t>
+      </w:r>
+      <w:r>
+        <w:rPr>
+          <w:rFonts w:asciiTheme="majorBidi" w:hAnsiTheme="majorBidi" w:cstheme="majorBidi"/>
+          <w:sz w:val="28"/>
+          <w:szCs w:val="28"/>
+        </w:rPr>
+        <w:t xml:space="preserve"> (for previous tasks)</w:t>
+      </w:r>
+    </w:p>
+    <w:p>
+      <w:pPr>
+        <w:pStyle w:val="ListParagraph"/>
+        <w:numPr>
+          <w:ilvl w:val="0"/>
+          <w:numId w:val="3"/>
+        </w:numPr>
+        <w:ind w:left="360"/>
+        <w:jc w:val="both"/>
+        <w:rPr>
+          <w:rFonts w:asciiTheme="majorBidi" w:hAnsiTheme="majorBidi" w:cstheme="majorBidi"/>
+          <w:b/>
+          <w:bCs/>
+          <w:i/>
+          <w:iCs/>
+          <w:sz w:val="28"/>
+          <w:szCs w:val="28"/>
+        </w:rPr>
+      </w:pPr>
+      <w:r>
+        <w:rPr>
+          <w:rFonts w:asciiTheme="majorBidi" w:hAnsiTheme="majorBidi" w:cstheme="majorBidi"/>
+          <w:b/>
+          <w:bCs/>
+          <w:i/>
+          <w:iCs/>
+          <w:sz w:val="28"/>
+          <w:szCs w:val="28"/>
+        </w:rPr>
+        <w:t>is failed</w:t>
+      </w:r>
+    </w:p>
+    <w:p>
+      <w:pPr>
+        <w:pStyle w:val="ListParagraph"/>
+        <w:numPr>
+          <w:ilvl w:val="0"/>
+          <w:numId w:val="3"/>
+        </w:numPr>
+        <w:ind w:left="360"/>
+        <w:jc w:val="both"/>
+        <w:rPr>
+          <w:rFonts w:asciiTheme="majorBidi" w:hAnsiTheme="majorBidi" w:cstheme="majorBidi"/>
+          <w:b/>
+          <w:bCs/>
+          <w:i/>
+          <w:iCs/>
+          <w:sz w:val="28"/>
+          <w:szCs w:val="28"/>
+        </w:rPr>
+      </w:pPr>
+      <w:r>
+        <w:rPr>
+          <w:rFonts w:asciiTheme="majorBidi" w:hAnsiTheme="majorBidi" w:cstheme="majorBidi"/>
+          <w:b/>
+          <w:bCs/>
+          <w:i/>
+          <w:iCs/>
+          <w:sz w:val="28"/>
+          <w:szCs w:val="28"/>
+        </w:rPr>
+        <w:t>is skipped</w:t>
+      </w:r>
+    </w:p>
+    <w:p>
+      <w:pPr>
+        <w:spacing w:after="60"/>
+        <w:jc w:val="both"/>
+        <w:rPr>
+          <w:rFonts w:asciiTheme="majorBidi" w:hAnsiTheme="majorBidi" w:cstheme="majorBidi"/>
+          <w:b/>
+          <w:bCs/>
+          <w:sz w:val="32"/>
+          <w:szCs w:val="32"/>
+        </w:rPr>
+      </w:pPr>
+      <w:r>
+        <w:rPr>
+          <w:rFonts w:asciiTheme="majorBidi" w:hAnsiTheme="majorBidi" w:cstheme="majorBidi"/>
+          <w:b/>
+          <w:bCs/>
+          <w:sz w:val="32"/>
+          <w:szCs w:val="32"/>
+        </w:rPr>
+        <w:t>Summary</w:t>
+      </w:r>
+      <w:r>
+        <w:rPr>
+          <w:rFonts w:asciiTheme="majorBidi" w:hAnsiTheme="majorBidi" w:cstheme="majorBidi"/>
+          <w:b/>
+          <w:bCs/>
+          <w:sz w:val="32"/>
+          <w:szCs w:val="32"/>
+        </w:rPr>
+        <w:t>:</w:t>
+      </w:r>
+    </w:p>
+    <w:p>
+      <w:pPr>
+        <w:pStyle w:val="ListParagraph"/>
+        <w:numPr>
+          <w:ilvl w:val="0"/>
+          <w:numId w:val="4"/>
+        </w:numPr>
+        <w:ind w:left="360"/>
+        <w:jc w:val="both"/>
+        <w:rPr>
+          <w:rFonts w:asciiTheme="majorBidi" w:hAnsiTheme="majorBidi" w:cstheme="majorBidi"/>
+          <w:sz w:val="28"/>
+          <w:szCs w:val="28"/>
+        </w:rPr>
+      </w:pPr>
+      <w:r>
+        <w:rPr>
+          <w:rFonts w:asciiTheme="majorBidi" w:hAnsiTheme="majorBidi" w:cstheme="majorBidi"/>
+          <w:b/>
+          <w:bCs/>
+          <w:i/>
+          <w:iCs/>
+          <w:sz w:val="28"/>
+          <w:szCs w:val="28"/>
+        </w:rPr>
+        <w:t>when</w:t>
+      </w:r>
+      <w:r>
+        <w:rPr>
+          <w:rFonts w:asciiTheme="majorBidi" w:hAnsiTheme="majorBidi" w:cstheme="majorBidi"/>
+          <w:sz w:val="28"/>
+          <w:szCs w:val="28"/>
+        </w:rPr>
+        <w:t xml:space="preserve"> </w:t>
+      </w:r>
+      <w:r>
+        <w:rPr>
+          <w:rFonts w:asciiTheme="majorBidi" w:hAnsiTheme="majorBidi" w:cstheme="majorBidi"/>
+          <w:sz w:val="28"/>
+          <w:szCs w:val="28"/>
+        </w:rPr>
+        <w:t>→ The standard conditional for skipping/running tasks.</w:t>
+      </w:r>
+    </w:p>
+    <w:p>
+      <w:pPr>
+        <w:pStyle w:val="ListParagraph"/>
+        <w:numPr>
+          <w:ilvl w:val="0"/>
+          <w:numId w:val="4"/>
+        </w:numPr>
+        <w:ind w:left="360"/>
+        <w:jc w:val="both"/>
+        <w:rPr>
+          <w:rFonts w:asciiTheme="majorBidi" w:hAnsiTheme="majorBidi" w:cstheme="majorBidi"/>
+          <w:sz w:val="28"/>
+          <w:szCs w:val="28"/>
+        </w:rPr>
+      </w:pPr>
+      <w:proofErr w:type="spellStart"/>
+      <w:r>
+        <w:rPr>
+          <w:rFonts w:asciiTheme="majorBidi" w:hAnsiTheme="majorBidi" w:cstheme="majorBidi"/>
+          <w:b/>
+          <w:bCs/>
+          <w:i/>
+          <w:iCs/>
+          <w:sz w:val="28"/>
+          <w:szCs w:val="28"/>
+        </w:rPr>
+        <w:t>changed_when</w:t>
+      </w:r>
+      <w:proofErr w:type="spellEnd"/>
+      <w:r>
+        <w:rPr>
+          <w:rFonts w:asciiTheme="majorBidi" w:hAnsiTheme="majorBidi" w:cstheme="majorBidi"/>
+          <w:sz w:val="28"/>
+          <w:szCs w:val="28"/>
+        </w:rPr>
+        <w:t xml:space="preserve"> </w:t>
+      </w:r>
+      <w:r>
+        <w:rPr>
+          <w:rFonts w:asciiTheme="majorBidi" w:hAnsiTheme="majorBidi" w:cstheme="majorBidi"/>
+          <w:sz w:val="28"/>
+          <w:szCs w:val="28"/>
+        </w:rPr>
+        <w:t xml:space="preserve">→ </w:t>
+      </w:r>
+      <w:r>
+        <w:rPr>
+          <w:rFonts w:asciiTheme="majorBidi" w:hAnsiTheme="majorBidi" w:cstheme="majorBidi"/>
+          <w:sz w:val="28"/>
+          <w:szCs w:val="28"/>
+        </w:rPr>
+        <w:t>Force Ansible to change its reporting state (useful for scripts).</w:t>
+      </w:r>
+    </w:p>
+    <w:p>
+      <w:pPr>
+        <w:pStyle w:val="ListParagraph"/>
+        <w:numPr>
+          <w:ilvl w:val="0"/>
+          <w:numId w:val="4"/>
+        </w:numPr>
+        <w:ind w:left="360"/>
+        <w:jc w:val="both"/>
+        <w:rPr>
+          <w:rFonts w:asciiTheme="majorBidi" w:hAnsiTheme="majorBidi" w:cstheme="majorBidi"/>
+          <w:sz w:val="28"/>
+          <w:szCs w:val="28"/>
+        </w:rPr>
+      </w:pPr>
+      <w:proofErr w:type="spellStart"/>
+      <w:r>
+        <w:rPr>
+          <w:rFonts w:asciiTheme="majorBidi" w:hAnsiTheme="majorBidi" w:cstheme="majorBidi"/>
+          <w:b/>
+          <w:bCs/>
+          <w:i/>
+          <w:iCs/>
+          <w:sz w:val="28"/>
+          <w:szCs w:val="28"/>
+        </w:rPr>
+        <w:t>failed_when</w:t>
+      </w:r>
+      <w:proofErr w:type="spellEnd"/>
+      <w:r>
+        <w:rPr>
+          <w:rFonts w:asciiTheme="majorBidi" w:hAnsiTheme="majorBidi" w:cstheme="majorBidi"/>
+          <w:sz w:val="28"/>
+          <w:szCs w:val="28"/>
+        </w:rPr>
+        <w:t xml:space="preserve"> </w:t>
+      </w:r>
+      <w:r>
+        <w:rPr>
+          <w:rFonts w:asciiTheme="majorBidi" w:hAnsiTheme="majorBidi" w:cstheme="majorBidi"/>
+          <w:sz w:val="28"/>
+          <w:szCs w:val="28"/>
+        </w:rPr>
+        <w:t xml:space="preserve">→ </w:t>
+      </w:r>
+      <w:r>
+        <w:rPr>
+          <w:rFonts w:asciiTheme="majorBidi" w:hAnsiTheme="majorBidi" w:cstheme="majorBidi"/>
+          <w:sz w:val="28"/>
+          <w:szCs w:val="28"/>
+        </w:rPr>
+        <w:t>Define what constitutes a “failure” for a task.</w:t>
+      </w:r>
+    </w:p>
+    <w:p>
+      <w:pPr>
+        <w:pStyle w:val="ListParagraph"/>
+        <w:numPr>
+          <w:ilvl w:val="0"/>
+          <w:numId w:val="4"/>
+        </w:numPr>
+        <w:ind w:left="360"/>
+        <w:jc w:val="both"/>
+        <w:rPr>
+          <w:rFonts w:asciiTheme="majorBidi" w:hAnsiTheme="majorBidi" w:cstheme="majorBidi"/>
+          <w:sz w:val="28"/>
+          <w:szCs w:val="28"/>
+        </w:rPr>
+      </w:pPr>
+      <w:r>
+        <w:rPr>
+          <w:rFonts w:asciiTheme="majorBidi" w:hAnsiTheme="majorBidi" w:cstheme="majorBidi"/>
+          <w:b/>
+          <w:bCs/>
+          <w:i/>
+          <w:iCs/>
+          <w:sz w:val="28"/>
+          <w:szCs w:val="28"/>
+        </w:rPr>
+        <w:t>Blocks</w:t>
+      </w:r>
+      <w:r>
+        <w:rPr>
+          <w:rFonts w:asciiTheme="majorBidi" w:hAnsiTheme="majorBidi" w:cstheme="majorBidi"/>
+          <w:sz w:val="28"/>
+          <w:szCs w:val="28"/>
+        </w:rPr>
+        <w:t xml:space="preserve"> </w:t>
+      </w:r>
+      <w:r>
+        <w:rPr>
+          <w:rFonts w:asciiTheme="majorBidi" w:hAnsiTheme="majorBidi" w:cstheme="majorBidi"/>
+          <w:sz w:val="28"/>
+          <w:szCs w:val="28"/>
+        </w:rPr>
+        <w:t xml:space="preserve">→ </w:t>
+      </w:r>
+      <w:r>
+        <w:rPr>
+          <w:rFonts w:asciiTheme="majorBidi" w:hAnsiTheme="majorBidi" w:cstheme="majorBidi"/>
+          <w:sz w:val="28"/>
+          <w:szCs w:val="28"/>
+        </w:rPr>
+        <w:t>Use when on a block to apply logic to a group of tasks.</w:t>
+      </w:r>
+    </w:p>
+    <w:p>
+      <w:pPr>
+        <w:pStyle w:val="ListParagraph"/>
+        <w:numPr>
+          <w:ilvl w:val="0"/>
+          <w:numId w:val="4"/>
+        </w:numPr>
+        <w:ind w:left="360"/>
+        <w:jc w:val="both"/>
+        <w:rPr>
+          <w:rFonts w:asciiTheme="majorBidi" w:hAnsiTheme="majorBidi" w:cstheme="majorBidi"/>
+          <w:sz w:val="28"/>
+          <w:szCs w:val="28"/>
+        </w:rPr>
+      </w:pPr>
+      <w:r>
+        <w:rPr>
+          <w:rFonts w:asciiTheme="majorBidi" w:hAnsiTheme="majorBidi" w:cstheme="majorBidi"/>
+          <w:b/>
+          <w:bCs/>
+          <w:sz w:val="28"/>
+          <w:szCs w:val="28"/>
+        </w:rPr>
+        <w:t>Logic</w:t>
+      </w:r>
+      <w:r>
+        <w:rPr>
+          <w:rFonts w:asciiTheme="majorBidi" w:hAnsiTheme="majorBidi" w:cstheme="majorBidi"/>
+          <w:sz w:val="28"/>
+          <w:szCs w:val="28"/>
+        </w:rPr>
+        <w:t xml:space="preserve"> </w:t>
+      </w:r>
+      <w:r>
+        <w:rPr>
+          <w:rFonts w:asciiTheme="majorBidi" w:hAnsiTheme="majorBidi" w:cstheme="majorBidi"/>
+          <w:sz w:val="28"/>
+          <w:szCs w:val="28"/>
+        </w:rPr>
+        <w:t xml:space="preserve">→ </w:t>
+      </w:r>
+      <w:r>
+        <w:rPr>
+          <w:rFonts w:asciiTheme="majorBidi" w:hAnsiTheme="majorBidi" w:cstheme="majorBidi"/>
+          <w:sz w:val="28"/>
+          <w:szCs w:val="28"/>
+        </w:rPr>
+        <w:t>Supports and, or, not, and parentheses ().</w:t>
+      </w:r>
+    </w:p>
+    <w:p>
+      <w:pPr>
+        <w:jc w:val="both"/>
+        <w:rPr>
+          <w:rFonts w:asciiTheme="majorBidi" w:hAnsiTheme="majorBidi" w:cstheme="majorBidi"/>
+          <w:sz w:val="28"/>
+          <w:szCs w:val="28"/>
+        </w:rPr>
+      </w:pPr>
+    </w:p>
+    <w:p>
+      <w:pPr>
+        <w:jc w:val="both"/>
+        <w:rPr>
+          <w:rFonts w:asciiTheme="majorBidi" w:hAnsiTheme="majorBidi" w:cstheme="majorBidi"/>
+          <w:sz w:val="28"/>
+          <w:szCs w:val="28"/>
+        </w:rPr>
+      </w:pPr>
+    </w:p>
+    <w:p>
+      <w:pPr>
+        <w:jc w:val="both"/>
+        <w:rPr>
+          <w:rFonts w:asciiTheme="majorBidi" w:hAnsiTheme="majorBidi" w:cstheme="majorBidi"/>
+          <w:sz w:val="28"/>
+          <w:szCs w:val="28"/>
+        </w:rPr>
+      </w:pPr>
+    </w:p>
+    <w:p>
+      <w:pPr>
+        <w:jc w:val="both"/>
+        <w:rPr>
+          <w:rFonts w:asciiTheme="majorBidi" w:hAnsiTheme="majorBidi" w:cstheme="majorBidi"/>
+          <w:sz w:val="28"/>
+          <w:szCs w:val="28"/>
+        </w:rPr>
+      </w:pPr>
+    </w:p>
+    <w:p>
+      <w:pPr>
+        <w:jc w:val="both"/>
+        <w:rPr>
+          <w:rFonts w:asciiTheme="majorBidi" w:hAnsiTheme="majorBidi" w:cstheme="majorBidi"/>
+          <w:sz w:val="28"/>
+          <w:szCs w:val="28"/>
+        </w:rPr>
+      </w:pPr>
+    </w:p>
+    <w:p>
+      <w:pPr>
+        <w:jc w:val="both"/>
+        <w:rPr>
+          <w:rFonts w:asciiTheme="majorBidi" w:hAnsiTheme="majorBidi" w:cstheme="majorBidi"/>
+          <w:sz w:val="28"/>
+          <w:szCs w:val="28"/>
+        </w:rPr>
+      </w:pPr>
+    </w:p>
+    <w:p>
+      <w:pPr>
+        <w:jc w:val="both"/>
+        <w:rPr>
+          <w:rFonts w:asciiTheme="majorBidi" w:hAnsiTheme="majorBidi" w:cstheme="majorBidi"/>
+          <w:sz w:val="28"/>
+          <w:szCs w:val="28"/>
+        </w:rPr>
+      </w:pPr>
+    </w:p>
+    <w:p>
+      <w:pPr>
+        <w:jc w:val="both"/>
+        <w:rPr>
+          <w:rFonts w:asciiTheme="majorBidi" w:hAnsiTheme="majorBidi" w:cstheme="majorBidi"/>
+          <w:sz w:val="28"/>
+          <w:szCs w:val="28"/>
+        </w:rPr>
+      </w:pPr>
+    </w:p>
+    <w:p>
+      <w:pPr>
+        <w:jc w:val="both"/>
+        <w:rPr>
+          <w:rFonts w:asciiTheme="majorBidi" w:hAnsiTheme="majorBidi" w:cstheme="majorBidi"/>
+          <w:sz w:val="28"/>
+          <w:szCs w:val="28"/>
+        </w:rPr>
+      </w:pPr>
+    </w:p>
+    <w:p>
+      <w:pPr>
+        <w:jc w:val="both"/>
+        <w:rPr>
+          <w:rFonts w:asciiTheme="majorBidi" w:hAnsiTheme="majorBidi" w:cstheme="majorBidi"/>
+          <w:sz w:val="28"/>
+          <w:szCs w:val="28"/>
+        </w:rPr>
+      </w:pPr>
+    </w:p>
+    <w:p>
+      <w:pPr>
+        <w:jc w:val="both"/>
+        <w:rPr>
+          <w:rFonts w:asciiTheme="majorBidi" w:hAnsiTheme="majorBidi" w:cstheme="majorBidi"/>
+          <w:sz w:val="28"/>
+          <w:szCs w:val="28"/>
+        </w:rPr>
+      </w:pPr>
+    </w:p>
+    <w:p>
+      <w:pPr>
+        <w:jc w:val="both"/>
+        <w:rPr>
+          <w:rFonts w:asciiTheme="majorBidi" w:hAnsiTheme="majorBidi" w:cstheme="majorBidi"/>
+          <w:sz w:val="28"/>
+          <w:szCs w:val="28"/>
+        </w:rPr>
+      </w:pPr>
+    </w:p>
+    <w:p>
+      <w:pPr>
+        <w:jc w:val="both"/>
+        <w:rPr>
+          <w:rFonts w:asciiTheme="majorBidi" w:hAnsiTheme="majorBidi" w:cstheme="majorBidi"/>
+          <w:sz w:val="28"/>
+          <w:szCs w:val="28"/>
+        </w:rPr>
+      </w:pPr>
+    </w:p>
+    <w:p>
+      <w:pPr>
+        <w:jc w:val="both"/>
+        <w:rPr>
+          <w:rFonts w:asciiTheme="majorBidi" w:hAnsiTheme="majorBidi" w:cstheme="majorBidi"/>
+          <w:sz w:val="28"/>
+          <w:szCs w:val="28"/>
+        </w:rPr>
+      </w:pPr>
+    </w:p>
+    <w:p>
+      <w:pPr>
+        <w:jc w:val="both"/>
+        <w:rPr>
+          <w:rFonts w:asciiTheme="majorBidi" w:hAnsiTheme="majorBidi" w:cstheme="majorBidi"/>
+          <w:sz w:val="28"/>
+          <w:szCs w:val="28"/>
+        </w:rPr>
+      </w:pPr>
+    </w:p>
+    <w:p>
+      <w:pPr>
+        <w:jc w:val="both"/>
+        <w:rPr>
+          <w:rFonts w:asciiTheme="majorBidi" w:hAnsiTheme="majorBidi" w:cstheme="majorBidi"/>
+          <w:sz w:val="28"/>
+          <w:szCs w:val="28"/>
+        </w:rPr>
+      </w:pPr>
+    </w:p>
+    <w:p>
+      <w:pPr>
+        <w:jc w:val="both"/>
+        <w:rPr>
+          <w:rFonts w:asciiTheme="majorBidi" w:hAnsiTheme="majorBidi" w:cstheme="majorBidi"/>
+          <w:sz w:val="28"/>
+          <w:szCs w:val="28"/>
+        </w:rPr>
+      </w:pPr>
+    </w:p>
+    <w:p>
+      <w:pPr>
+        <w:jc w:val="both"/>
+        <w:rPr>
+          <w:rFonts w:asciiTheme="majorBidi" w:hAnsiTheme="majorBidi" w:cstheme="majorBidi"/>
+          <w:sz w:val="28"/>
+          <w:szCs w:val="28"/>
+        </w:rPr>
+      </w:pPr>
+    </w:p>
+    <w:p>
+      <w:pPr>
+        <w:jc w:val="both"/>
+        <w:rPr>
+          <w:rFonts w:asciiTheme="majorBidi" w:hAnsiTheme="majorBidi" w:cstheme="majorBidi"/>
+          <w:sz w:val="28"/>
+          <w:szCs w:val="28"/>
+        </w:rPr>
+      </w:pPr>
+    </w:p>
+    <w:p>
+      <w:pPr>
+        <w:jc w:val="both"/>
+        <w:rPr>
+          <w:rFonts w:asciiTheme="majorBidi" w:hAnsiTheme="majorBidi" w:cstheme="majorBidi"/>
+          <w:sz w:val="28"/>
+          <w:szCs w:val="28"/>
+        </w:rPr>
+      </w:pPr>
+    </w:p>
+    <w:p>
+      <w:pPr>
+        <w:jc w:val="both"/>
+        <w:rPr>
+          <w:rFonts w:asciiTheme="majorBidi" w:hAnsiTheme="majorBidi" w:cstheme="majorBidi"/>
+          <w:sz w:val="28"/>
+          <w:szCs w:val="28"/>
+        </w:rPr>
+      </w:pPr>
+    </w:p>
+    <w:p>
+      <w:pPr>
+        <w:rPr>
+          <w:rFonts w:asciiTheme="majorBidi" w:hAnsiTheme="majorBidi" w:cstheme="majorBidi"/>
+          <w:sz w:val="28"/>
+          <w:szCs w:val="28"/>
+        </w:rPr>
+      </w:pPr>
+      <w:r>
+        <w:rPr>
+          <w:rFonts w:asciiTheme="majorBidi" w:hAnsiTheme="majorBidi" w:cstheme="majorBidi"/>
+          <w:sz w:val="28"/>
+          <w:szCs w:val="28"/>
+        </w:rPr>
+        <w:lastRenderedPageBreak/>
+        <w:t xml:space="preserve">In </w:t>
+      </w:r>
+      <w:r>
+        <w:rPr>
+          <w:rFonts w:asciiTheme="majorBidi" w:hAnsiTheme="majorBidi" w:cstheme="majorBidi"/>
+          <w:b/>
+          <w:bCs/>
+          <w:i/>
+          <w:iCs/>
+          <w:sz w:val="28"/>
+          <w:szCs w:val="28"/>
+        </w:rPr>
+        <w:t>when:</w:t>
+      </w:r>
+      <w:r>
+        <w:rPr>
+          <w:rFonts w:asciiTheme="majorBidi" w:hAnsiTheme="majorBidi" w:cstheme="majorBidi"/>
+          <w:sz w:val="28"/>
+          <w:szCs w:val="28"/>
+        </w:rPr>
+        <w:t xml:space="preserve"> (and generally in Jinja2 expressions that Ansible evaluates), you can use a set of operators similar to Python. </w:t>
+      </w:r>
+      <w:r>
+        <w:rPr>
+          <w:rFonts w:asciiTheme="majorBidi" w:hAnsiTheme="majorBidi" w:cstheme="majorBidi"/>
+          <w:b/>
+          <w:bCs/>
+          <w:i/>
+          <w:iCs/>
+          <w:sz w:val="28"/>
+          <w:szCs w:val="28"/>
+        </w:rPr>
+        <w:t>in</w:t>
+      </w:r>
+      <w:r>
+        <w:rPr>
+          <w:rFonts w:asciiTheme="majorBidi" w:hAnsiTheme="majorBidi" w:cstheme="majorBidi"/>
+          <w:sz w:val="28"/>
+          <w:szCs w:val="28"/>
+        </w:rPr>
+        <w:t xml:space="preserve"> is one of the most useful, but there are several categories.</w:t>
+      </w:r>
+    </w:p>
+    <w:p>
+      <w:pPr>
+        <w:spacing w:after="60"/>
+        <w:rPr>
+          <w:rFonts w:asciiTheme="majorBidi" w:hAnsiTheme="majorBidi" w:cstheme="majorBidi"/>
+          <w:b/>
+          <w:bCs/>
+          <w:sz w:val="32"/>
+          <w:szCs w:val="32"/>
+        </w:rPr>
+      </w:pPr>
+      <w:r>
+        <w:rPr>
+          <w:rFonts w:asciiTheme="majorBidi" w:hAnsiTheme="majorBidi" w:cstheme="majorBidi"/>
+          <w:b/>
+          <w:bCs/>
+          <w:sz w:val="32"/>
+          <w:szCs w:val="32"/>
+        </w:rPr>
+        <w:t>Comparison operators</w:t>
+      </w:r>
+      <w:r>
+        <w:rPr>
+          <w:rFonts w:asciiTheme="majorBidi" w:hAnsiTheme="majorBidi" w:cstheme="majorBidi"/>
+          <w:b/>
+          <w:bCs/>
+          <w:sz w:val="32"/>
+          <w:szCs w:val="32"/>
+        </w:rPr>
+        <w:t>:</w:t>
+      </w:r>
+    </w:p>
+    <w:p>
+      <w:pPr>
+        <w:spacing w:after="60"/>
+        <w:rPr>
+          <w:rFonts w:asciiTheme="majorBidi" w:hAnsiTheme="majorBidi" w:cstheme="majorBidi"/>
+          <w:sz w:val="28"/>
+          <w:szCs w:val="28"/>
+        </w:rPr>
+      </w:pPr>
+      <w:r>
+        <w:rPr>
+          <w:rFonts w:asciiTheme="majorBidi" w:hAnsiTheme="majorBidi" w:cstheme="majorBidi"/>
+          <w:sz w:val="28"/>
+          <w:szCs w:val="28"/>
+        </w:rPr>
+        <w:t>Used to compare values:</w:t>
+      </w:r>
+    </w:p>
+    <w:p>
+      <w:pPr>
+        <w:pStyle w:val="ListParagraph"/>
+        <w:numPr>
+          <w:ilvl w:val="0"/>
+          <w:numId w:val="5"/>
+        </w:numPr>
+        <w:ind w:left="360"/>
+        <w:rPr>
+          <w:rFonts w:asciiTheme="majorBidi" w:hAnsiTheme="majorBidi" w:cstheme="majorBidi"/>
+          <w:sz w:val="28"/>
+          <w:szCs w:val="28"/>
+        </w:rPr>
+      </w:pPr>
+      <w:r>
+        <w:rPr>
+          <w:rFonts w:asciiTheme="majorBidi" w:hAnsiTheme="majorBidi" w:cstheme="majorBidi"/>
+          <w:b/>
+          <w:bCs/>
+          <w:sz w:val="28"/>
+          <w:szCs w:val="28"/>
+        </w:rPr>
+        <w:t>==</w:t>
+      </w:r>
+      <w:r>
+        <w:rPr>
+          <w:rFonts w:asciiTheme="majorBidi" w:hAnsiTheme="majorBidi" w:cstheme="majorBidi"/>
+          <w:sz w:val="28"/>
+          <w:szCs w:val="28"/>
+        </w:rPr>
+        <w:t xml:space="preserve"> → equal</w:t>
+      </w:r>
+    </w:p>
+    <w:p>
+      <w:pPr>
+        <w:pStyle w:val="ListParagraph"/>
+        <w:numPr>
+          <w:ilvl w:val="0"/>
+          <w:numId w:val="5"/>
+        </w:numPr>
+        <w:ind w:left="360"/>
+        <w:rPr>
+          <w:rFonts w:asciiTheme="majorBidi" w:hAnsiTheme="majorBidi" w:cstheme="majorBidi"/>
+          <w:sz w:val="28"/>
+          <w:szCs w:val="28"/>
+        </w:rPr>
+      </w:pPr>
+      <w:proofErr w:type="gramStart"/>
+      <w:r>
+        <w:rPr>
+          <w:rFonts w:asciiTheme="majorBidi" w:hAnsiTheme="majorBidi" w:cstheme="majorBidi"/>
+          <w:b/>
+          <w:bCs/>
+          <w:sz w:val="28"/>
+          <w:szCs w:val="28"/>
+        </w:rPr>
+        <w:t>!=</w:t>
+      </w:r>
+      <w:proofErr w:type="gramEnd"/>
+      <w:r>
+        <w:rPr>
+          <w:rFonts w:asciiTheme="majorBidi" w:hAnsiTheme="majorBidi" w:cstheme="majorBidi"/>
+          <w:sz w:val="28"/>
+          <w:szCs w:val="28"/>
+        </w:rPr>
+        <w:t xml:space="preserve"> → not equal</w:t>
+      </w:r>
+    </w:p>
+    <w:p>
+      <w:pPr>
+        <w:pStyle w:val="ListParagraph"/>
+        <w:numPr>
+          <w:ilvl w:val="0"/>
+          <w:numId w:val="5"/>
+        </w:numPr>
+        <w:ind w:left="360"/>
+        <w:rPr>
+          <w:rFonts w:asciiTheme="majorBidi" w:hAnsiTheme="majorBidi" w:cstheme="majorBidi"/>
+          <w:sz w:val="28"/>
+          <w:szCs w:val="28"/>
+        </w:rPr>
+      </w:pPr>
+      <w:r>
+        <w:rPr>
+          <w:rFonts w:asciiTheme="majorBidi" w:hAnsiTheme="majorBidi" w:cstheme="majorBidi"/>
+          <w:b/>
+          <w:bCs/>
+          <w:sz w:val="28"/>
+          <w:szCs w:val="28"/>
+        </w:rPr>
+        <w:t>&gt;</w:t>
+      </w:r>
+      <w:r>
+        <w:rPr>
+          <w:rFonts w:asciiTheme="majorBidi" w:hAnsiTheme="majorBidi" w:cstheme="majorBidi"/>
+          <w:b/>
+          <w:bCs/>
+          <w:sz w:val="28"/>
+          <w:szCs w:val="28"/>
+        </w:rPr>
+        <w:t xml:space="preserve"> </w:t>
+      </w:r>
+      <w:r>
+        <w:rPr>
+          <w:rFonts w:asciiTheme="majorBidi" w:hAnsiTheme="majorBidi" w:cstheme="majorBidi"/>
+          <w:sz w:val="28"/>
+          <w:szCs w:val="28"/>
+        </w:rPr>
+        <w:t>→ greater than</w:t>
+      </w:r>
+    </w:p>
+    <w:p>
+      <w:pPr>
+        <w:pStyle w:val="ListParagraph"/>
+        <w:numPr>
+          <w:ilvl w:val="0"/>
+          <w:numId w:val="5"/>
+        </w:numPr>
+        <w:ind w:left="360"/>
+        <w:rPr>
+          <w:rFonts w:asciiTheme="majorBidi" w:hAnsiTheme="majorBidi" w:cstheme="majorBidi"/>
+          <w:sz w:val="28"/>
+          <w:szCs w:val="28"/>
+        </w:rPr>
+      </w:pPr>
+      <w:r>
+        <w:rPr>
+          <w:rFonts w:asciiTheme="majorBidi" w:hAnsiTheme="majorBidi" w:cstheme="majorBidi"/>
+          <w:b/>
+          <w:bCs/>
+          <w:sz w:val="28"/>
+          <w:szCs w:val="28"/>
+        </w:rPr>
+        <w:t xml:space="preserve">&lt; </w:t>
+      </w:r>
+      <w:r>
+        <w:rPr>
+          <w:rFonts w:asciiTheme="majorBidi" w:hAnsiTheme="majorBidi" w:cstheme="majorBidi"/>
+          <w:sz w:val="28"/>
+          <w:szCs w:val="28"/>
+        </w:rPr>
+        <w:t>→ less than</w:t>
+      </w:r>
+    </w:p>
+    <w:p>
+      <w:pPr>
+        <w:pStyle w:val="ListParagraph"/>
+        <w:numPr>
+          <w:ilvl w:val="0"/>
+          <w:numId w:val="5"/>
+        </w:numPr>
+        <w:ind w:left="360"/>
+        <w:rPr>
+          <w:rFonts w:asciiTheme="majorBidi" w:hAnsiTheme="majorBidi" w:cstheme="majorBidi"/>
+          <w:sz w:val="28"/>
+          <w:szCs w:val="28"/>
+        </w:rPr>
+      </w:pPr>
+      <w:r>
+        <w:rPr>
+          <w:rFonts w:asciiTheme="majorBidi" w:hAnsiTheme="majorBidi" w:cstheme="majorBidi"/>
+          <w:b/>
+          <w:bCs/>
+          <w:sz w:val="28"/>
+          <w:szCs w:val="28"/>
+        </w:rPr>
+        <w:t>&gt;=</w:t>
+      </w:r>
+      <w:r>
+        <w:rPr>
+          <w:rFonts w:asciiTheme="majorBidi" w:hAnsiTheme="majorBidi" w:cstheme="majorBidi"/>
+          <w:sz w:val="28"/>
+          <w:szCs w:val="28"/>
+        </w:rPr>
+        <w:t xml:space="preserve"> → greater/equal</w:t>
+      </w:r>
+    </w:p>
+    <w:p>
+      <w:pPr>
+        <w:pStyle w:val="ListParagraph"/>
+        <w:numPr>
+          <w:ilvl w:val="0"/>
+          <w:numId w:val="5"/>
+        </w:numPr>
+        <w:spacing w:after="80"/>
+        <w:ind w:left="360"/>
+        <w:rPr>
+          <w:rFonts w:asciiTheme="majorBidi" w:hAnsiTheme="majorBidi" w:cstheme="majorBidi"/>
+          <w:sz w:val="28"/>
+          <w:szCs w:val="28"/>
+        </w:rPr>
+      </w:pPr>
+      <w:r>
+        <w:rPr>
+          <w:rFonts w:asciiTheme="majorBidi" w:hAnsiTheme="majorBidi" w:cstheme="majorBidi"/>
+          <w:b/>
+          <w:bCs/>
+          <w:sz w:val="28"/>
+          <w:szCs w:val="28"/>
+        </w:rPr>
+        <w:t>&lt;=</w:t>
+      </w:r>
+      <w:r>
+        <w:rPr>
+          <w:rFonts w:asciiTheme="majorBidi" w:hAnsiTheme="majorBidi" w:cstheme="majorBidi"/>
+          <w:sz w:val="28"/>
+          <w:szCs w:val="28"/>
+        </w:rPr>
+        <w:t xml:space="preserve"> → less/equal</w:t>
+      </w:r>
+    </w:p>
+    <w:p>
+      <w:pPr>
+        <w:spacing w:after="60"/>
+        <w:rPr>
+          <w:rFonts w:asciiTheme="majorBidi" w:hAnsiTheme="majorBidi" w:cstheme="majorBidi"/>
+          <w:sz w:val="28"/>
+          <w:szCs w:val="28"/>
+          <w:u w:val="single"/>
+        </w:rPr>
+      </w:pPr>
+      <w:r>
+        <w:rPr>
+          <w:rFonts w:asciiTheme="majorBidi" w:hAnsiTheme="majorBidi" w:cstheme="majorBidi"/>
+          <w:sz w:val="28"/>
+          <w:szCs w:val="28"/>
+          <w:u w:val="single"/>
+        </w:rPr>
+        <w:t>Example:</w:t>
+      </w:r>
+    </w:p>
+    <w:p>
+      <w:pPr>
+        <w:spacing w:after="100"/>
+        <w:rPr>
+          <w:rFonts w:asciiTheme="majorBidi" w:hAnsiTheme="majorBidi" w:cstheme="majorBidi"/>
+          <w:b/>
+          <w:bCs/>
+          <w:i/>
+          <w:iCs/>
+          <w:sz w:val="28"/>
+          <w:szCs w:val="28"/>
+        </w:rPr>
+      </w:pPr>
+      <w:r>
+        <w:rPr>
+          <w:rFonts w:asciiTheme="majorBidi" w:hAnsiTheme="majorBidi" w:cstheme="majorBidi"/>
+          <w:b/>
+          <w:bCs/>
+          <w:i/>
+          <w:iCs/>
+          <w:sz w:val="28"/>
+          <w:szCs w:val="28"/>
+        </w:rPr>
+        <w:t xml:space="preserve">when: </w:t>
+      </w:r>
+      <w:proofErr w:type="spellStart"/>
+      <w:r>
+        <w:rPr>
+          <w:rFonts w:asciiTheme="majorBidi" w:hAnsiTheme="majorBidi" w:cstheme="majorBidi"/>
+          <w:b/>
+          <w:bCs/>
+          <w:i/>
+          <w:iCs/>
+          <w:sz w:val="28"/>
+          <w:szCs w:val="28"/>
+        </w:rPr>
+        <w:t>ansible_</w:t>
+      </w:r>
+      <w:proofErr w:type="gramStart"/>
+      <w:r>
+        <w:rPr>
+          <w:rFonts w:asciiTheme="majorBidi" w:hAnsiTheme="majorBidi" w:cstheme="majorBidi"/>
+          <w:b/>
+          <w:bCs/>
+          <w:i/>
+          <w:iCs/>
+          <w:sz w:val="28"/>
+          <w:szCs w:val="28"/>
+        </w:rPr>
+        <w:t>facts.memtotal</w:t>
+      </w:r>
+      <w:proofErr w:type="gramEnd"/>
+      <w:r>
+        <w:rPr>
+          <w:rFonts w:asciiTheme="majorBidi" w:hAnsiTheme="majorBidi" w:cstheme="majorBidi"/>
+          <w:b/>
+          <w:bCs/>
+          <w:i/>
+          <w:iCs/>
+          <w:sz w:val="28"/>
+          <w:szCs w:val="28"/>
+        </w:rPr>
+        <w:t>_mb</w:t>
+      </w:r>
+      <w:proofErr w:type="spellEnd"/>
+      <w:r>
+        <w:rPr>
+          <w:rFonts w:asciiTheme="majorBidi" w:hAnsiTheme="majorBidi" w:cstheme="majorBidi"/>
+          <w:b/>
+          <w:bCs/>
+          <w:i/>
+          <w:iCs/>
+          <w:sz w:val="28"/>
+          <w:szCs w:val="28"/>
+        </w:rPr>
+        <w:t xml:space="preserve"> &gt;= 2048</w:t>
+      </w:r>
+    </w:p>
+    <w:p>
+      <w:pPr>
+        <w:spacing w:after="80"/>
+        <w:rPr>
+          <w:rFonts w:asciiTheme="majorBidi" w:hAnsiTheme="majorBidi" w:cstheme="majorBidi"/>
+          <w:b/>
+          <w:bCs/>
+          <w:sz w:val="32"/>
+          <w:szCs w:val="32"/>
+        </w:rPr>
+      </w:pPr>
+      <w:r>
+        <w:rPr>
+          <w:rFonts w:asciiTheme="majorBidi" w:hAnsiTheme="majorBidi" w:cstheme="majorBidi"/>
+          <w:b/>
+          <w:bCs/>
+          <w:sz w:val="32"/>
+          <w:szCs w:val="32"/>
+        </w:rPr>
+        <w:t>Boolean / logical operators</w:t>
+      </w:r>
+    </w:p>
+    <w:p>
+      <w:pPr>
+        <w:spacing w:after="60"/>
+        <w:rPr>
+          <w:rFonts w:asciiTheme="majorBidi" w:hAnsiTheme="majorBidi" w:cstheme="majorBidi"/>
+          <w:sz w:val="28"/>
+          <w:szCs w:val="28"/>
+        </w:rPr>
+      </w:pPr>
+      <w:r>
+        <w:rPr>
+          <w:rFonts w:asciiTheme="majorBidi" w:hAnsiTheme="majorBidi" w:cstheme="majorBidi"/>
+          <w:sz w:val="28"/>
+          <w:szCs w:val="28"/>
+        </w:rPr>
+        <w:t>Combine conditions:</w:t>
+      </w:r>
+    </w:p>
+    <w:p>
+      <w:pPr>
+        <w:pStyle w:val="ListParagraph"/>
+        <w:numPr>
+          <w:ilvl w:val="0"/>
+          <w:numId w:val="6"/>
+        </w:numPr>
+        <w:ind w:left="360"/>
+        <w:rPr>
+          <w:rFonts w:asciiTheme="majorBidi" w:hAnsiTheme="majorBidi" w:cstheme="majorBidi"/>
+          <w:b/>
+          <w:bCs/>
+          <w:i/>
+          <w:iCs/>
+          <w:sz w:val="28"/>
+          <w:szCs w:val="28"/>
+        </w:rPr>
+      </w:pPr>
+      <w:r>
+        <w:rPr>
+          <w:rFonts w:asciiTheme="majorBidi" w:hAnsiTheme="majorBidi" w:cstheme="majorBidi"/>
+          <w:b/>
+          <w:bCs/>
+          <w:i/>
+          <w:iCs/>
+          <w:sz w:val="28"/>
+          <w:szCs w:val="28"/>
+        </w:rPr>
+        <w:t>and</w:t>
+      </w:r>
+    </w:p>
+    <w:p>
+      <w:pPr>
+        <w:pStyle w:val="ListParagraph"/>
+        <w:numPr>
+          <w:ilvl w:val="0"/>
+          <w:numId w:val="6"/>
+        </w:numPr>
+        <w:ind w:left="360"/>
+        <w:rPr>
+          <w:rFonts w:asciiTheme="majorBidi" w:hAnsiTheme="majorBidi" w:cstheme="majorBidi"/>
+          <w:b/>
+          <w:bCs/>
+          <w:i/>
+          <w:iCs/>
+          <w:sz w:val="28"/>
+          <w:szCs w:val="28"/>
+        </w:rPr>
+      </w:pPr>
+      <w:r>
+        <w:rPr>
+          <w:rFonts w:asciiTheme="majorBidi" w:hAnsiTheme="majorBidi" w:cstheme="majorBidi"/>
+          <w:b/>
+          <w:bCs/>
+          <w:i/>
+          <w:iCs/>
+          <w:sz w:val="28"/>
+          <w:szCs w:val="28"/>
+        </w:rPr>
+        <w:t>or</w:t>
+      </w:r>
+    </w:p>
+    <w:p>
+      <w:pPr>
+        <w:pStyle w:val="ListParagraph"/>
+        <w:numPr>
+          <w:ilvl w:val="0"/>
+          <w:numId w:val="6"/>
+        </w:numPr>
+        <w:spacing w:after="80"/>
+        <w:ind w:left="360"/>
+        <w:rPr>
+          <w:rFonts w:asciiTheme="majorBidi" w:hAnsiTheme="majorBidi" w:cstheme="majorBidi"/>
+          <w:b/>
+          <w:bCs/>
+          <w:i/>
+          <w:iCs/>
+          <w:sz w:val="28"/>
+          <w:szCs w:val="28"/>
+        </w:rPr>
+      </w:pPr>
+      <w:r>
+        <w:rPr>
+          <w:rFonts w:asciiTheme="majorBidi" w:hAnsiTheme="majorBidi" w:cstheme="majorBidi"/>
+          <w:b/>
+          <w:bCs/>
+          <w:i/>
+          <w:iCs/>
+          <w:sz w:val="28"/>
+          <w:szCs w:val="28"/>
+        </w:rPr>
+        <w:t>not</w:t>
+      </w:r>
+    </w:p>
+    <w:p>
+      <w:pPr>
+        <w:spacing w:after="80"/>
+        <w:rPr>
+          <w:rFonts w:asciiTheme="majorBidi" w:hAnsiTheme="majorBidi" w:cstheme="majorBidi"/>
+          <w:sz w:val="28"/>
+          <w:szCs w:val="28"/>
+          <w:u w:val="single"/>
+        </w:rPr>
+      </w:pPr>
+      <w:r>
+        <w:rPr>
+          <w:rFonts w:asciiTheme="majorBidi" w:hAnsiTheme="majorBidi" w:cstheme="majorBidi"/>
+          <w:sz w:val="28"/>
+          <w:szCs w:val="28"/>
+          <w:u w:val="single"/>
+        </w:rPr>
+        <w:t>Example:</w:t>
+      </w:r>
+    </w:p>
+    <w:p>
+      <w:pPr>
+        <w:spacing w:after="80"/>
+        <w:rPr>
+          <w:rFonts w:asciiTheme="majorBidi" w:hAnsiTheme="majorBidi" w:cstheme="majorBidi"/>
+          <w:b/>
+          <w:bCs/>
+          <w:i/>
+          <w:iCs/>
+          <w:sz w:val="28"/>
+          <w:szCs w:val="28"/>
+        </w:rPr>
+      </w:pPr>
+      <w:r>
+        <w:rPr>
+          <w:rFonts w:asciiTheme="majorBidi" w:hAnsiTheme="majorBidi" w:cstheme="majorBidi"/>
+          <w:b/>
+          <w:bCs/>
+          <w:i/>
+          <w:iCs/>
+          <w:sz w:val="28"/>
+          <w:szCs w:val="28"/>
+        </w:rPr>
+        <w:t xml:space="preserve">when: </w:t>
+      </w:r>
+      <w:proofErr w:type="spellStart"/>
+      <w:r>
+        <w:rPr>
+          <w:rFonts w:asciiTheme="majorBidi" w:hAnsiTheme="majorBidi" w:cstheme="majorBidi"/>
+          <w:b/>
+          <w:bCs/>
+          <w:i/>
+          <w:iCs/>
+          <w:sz w:val="28"/>
+          <w:szCs w:val="28"/>
+        </w:rPr>
+        <w:t>ansible_</w:t>
+      </w:r>
+      <w:proofErr w:type="gramStart"/>
+      <w:r>
+        <w:rPr>
+          <w:rFonts w:asciiTheme="majorBidi" w:hAnsiTheme="majorBidi" w:cstheme="majorBidi"/>
+          <w:b/>
+          <w:bCs/>
+          <w:i/>
+          <w:iCs/>
+          <w:sz w:val="28"/>
+          <w:szCs w:val="28"/>
+        </w:rPr>
+        <w:t>facts.os</w:t>
+      </w:r>
+      <w:proofErr w:type="gramEnd"/>
+      <w:r>
+        <w:rPr>
+          <w:rFonts w:asciiTheme="majorBidi" w:hAnsiTheme="majorBidi" w:cstheme="majorBidi"/>
+          <w:b/>
+          <w:bCs/>
+          <w:i/>
+          <w:iCs/>
+          <w:sz w:val="28"/>
+          <w:szCs w:val="28"/>
+        </w:rPr>
+        <w:t>_family</w:t>
+      </w:r>
+      <w:proofErr w:type="spellEnd"/>
+      <w:r>
+        <w:rPr>
+          <w:rFonts w:asciiTheme="majorBidi" w:hAnsiTheme="majorBidi" w:cstheme="majorBidi"/>
+          <w:b/>
+          <w:bCs/>
+          <w:i/>
+          <w:iCs/>
+          <w:sz w:val="28"/>
+          <w:szCs w:val="28"/>
+        </w:rPr>
+        <w:t xml:space="preserve"> == "Debian" and not </w:t>
+      </w:r>
+      <w:proofErr w:type="spellStart"/>
+      <w:r>
+        <w:rPr>
+          <w:rFonts w:asciiTheme="majorBidi" w:hAnsiTheme="majorBidi" w:cstheme="majorBidi"/>
+          <w:b/>
+          <w:bCs/>
+          <w:i/>
+          <w:iCs/>
+          <w:sz w:val="28"/>
+          <w:szCs w:val="28"/>
+        </w:rPr>
+        <w:t>nginx_disabled</w:t>
+      </w:r>
+      <w:proofErr w:type="spellEnd"/>
+    </w:p>
+    <w:p>
+      <w:pPr>
+        <w:spacing w:after="60"/>
+        <w:rPr>
+          <w:rFonts w:asciiTheme="majorBidi" w:hAnsiTheme="majorBidi" w:cstheme="majorBidi"/>
+          <w:sz w:val="28"/>
+          <w:szCs w:val="28"/>
+        </w:rPr>
+      </w:pPr>
+      <w:r>
+        <w:rPr>
+          <w:rFonts w:asciiTheme="majorBidi" w:hAnsiTheme="majorBidi" w:cstheme="majorBidi"/>
+          <w:b/>
+          <w:bCs/>
+          <w:sz w:val="28"/>
+          <w:szCs w:val="28"/>
+        </w:rPr>
+        <w:t>Also common:</w:t>
+      </w:r>
+      <w:r>
+        <w:rPr>
+          <w:rFonts w:asciiTheme="majorBidi" w:hAnsiTheme="majorBidi" w:cstheme="majorBidi"/>
+          <w:sz w:val="28"/>
+          <w:szCs w:val="28"/>
+        </w:rPr>
+        <w:t xml:space="preserve"> list-form when (implicit </w:t>
+      </w:r>
+      <w:r>
+        <w:rPr>
+          <w:rFonts w:asciiTheme="majorBidi" w:hAnsiTheme="majorBidi" w:cstheme="majorBidi"/>
+          <w:b/>
+          <w:bCs/>
+          <w:i/>
+          <w:iCs/>
+          <w:sz w:val="28"/>
+          <w:szCs w:val="28"/>
+        </w:rPr>
+        <w:t>AND</w:t>
+      </w:r>
+      <w:r>
+        <w:rPr>
+          <w:rFonts w:asciiTheme="majorBidi" w:hAnsiTheme="majorBidi" w:cstheme="majorBidi"/>
+          <w:sz w:val="28"/>
+          <w:szCs w:val="28"/>
+        </w:rPr>
+        <w:t>):</w:t>
+      </w:r>
+    </w:p>
+    <w:p>
+      <w:pPr>
+        <w:rPr>
+          <w:rFonts w:asciiTheme="majorBidi" w:hAnsiTheme="majorBidi" w:cstheme="majorBidi"/>
+          <w:sz w:val="28"/>
+          <w:szCs w:val="28"/>
+        </w:rPr>
+      </w:pPr>
+      <w:r>
+        <w:rPr>
+          <w:rFonts w:asciiTheme="majorBidi" w:hAnsiTheme="majorBidi" w:cstheme="majorBidi"/>
+          <w:noProof/>
+          <w:sz w:val="28"/>
+          <w:szCs w:val="28"/>
+        </w:rPr>
+        <mc:AlternateContent>
+          <mc:Choice Requires="wps">
+            <w:drawing>
+              <wp:anchor distT="0" distB="0" distL="114300" distR="114300" simplePos="0" relativeHeight="251667456" behindDoc="0" locked="0" layoutInCell="1" allowOverlap="1" wp14:anchorId="304C3E79" wp14:editId="02AC5ACF">
+                <wp:simplePos x="0" y="0"/>
+                <wp:positionH relativeFrom="margin">
+                  <wp:align>left</wp:align>
+                </wp:positionH>
+                <wp:positionV relativeFrom="paragraph">
+                  <wp:posOffset>4445</wp:posOffset>
+                </wp:positionV>
+                <wp:extent cx="3139440" cy="777240"/>
+                <wp:effectExtent l="0" t="0" r="22860" b="22860"/>
+                <wp:wrapNone/>
+                <wp:docPr id="857096090" name="Rectangle 9"/>
+                <wp:cNvGraphicFramePr/>
+                <a:graphic xmlns:a="http://schemas.openxmlformats.org/drawingml/2006/main">
+                  <a:graphicData uri="http://schemas.microsoft.com/office/word/2010/wordprocessingShape">
+                    <wps:wsp>
+                      <wps:cNvSpPr/>
+                      <wps:spPr>
+                        <a:xfrm>
+                          <a:off x="0" y="0"/>
+                          <a:ext cx="3139440" cy="777240"/>
+                        </a:xfrm>
+                        <a:prstGeom prst="rect">
+                          <a:avLst/>
+                        </a:prstGeom>
+                      </wps:spPr>
+                      <wps:style>
+                        <a:lnRef idx="2">
+                          <a:schemeClr val="dk1">
+                            <a:shade val="15000"/>
+                          </a:schemeClr>
+                        </a:lnRef>
+                        <a:fillRef idx="1">
+                          <a:schemeClr val="dk1"/>
+                        </a:fillRef>
+                        <a:effectRef idx="0">
+                          <a:schemeClr val="dk1"/>
+                        </a:effectRef>
+                        <a:fontRef idx="minor">
+                          <a:schemeClr val="lt1"/>
+                        </a:fontRef>
+                      </wps:style>
+                      <wps:txbx>
+                        <w:txbxContent>
+                          <w:p>
+                            <w:pPr>
+                              <w:spacing w:after="0"/>
+                              <w:rPr>
+                                <w:rFonts w:asciiTheme="majorBidi" w:hAnsiTheme="majorBidi" w:cstheme="majorBidi"/>
+                                <w:b/>
+                                <w:bCs/>
+                                <w:i/>
+                                <w:iCs/>
+                                <w:sz w:val="28"/>
+                                <w:szCs w:val="28"/>
+                              </w:rPr>
+                            </w:pPr>
+                            <w:r>
+                              <w:rPr>
+                                <w:rFonts w:asciiTheme="majorBidi" w:hAnsiTheme="majorBidi" w:cstheme="majorBidi"/>
+                                <w:b/>
+                                <w:bCs/>
+                                <w:i/>
+                                <w:iCs/>
+                                <w:sz w:val="28"/>
+                                <w:szCs w:val="28"/>
+                              </w:rPr>
+                              <w:t>when:</w:t>
+                            </w:r>
+                          </w:p>
+                          <w:p>
+                            <w:pPr>
+                              <w:spacing w:after="0"/>
+                              <w:rPr>
+                                <w:rFonts w:asciiTheme="majorBidi" w:hAnsiTheme="majorBidi" w:cstheme="majorBidi"/>
+                                <w:b/>
+                                <w:bCs/>
+                                <w:i/>
+                                <w:iCs/>
+                                <w:sz w:val="28"/>
+                                <w:szCs w:val="28"/>
+                              </w:rPr>
+                            </w:pPr>
+                            <w:r>
+                              <w:rPr>
+                                <w:rFonts w:asciiTheme="majorBidi" w:hAnsiTheme="majorBidi" w:cstheme="majorBidi"/>
+                                <w:b/>
+                                <w:bCs/>
+                                <w:i/>
+                                <w:iCs/>
+                                <w:sz w:val="28"/>
+                                <w:szCs w:val="28"/>
+                              </w:rPr>
+                              <w:t xml:space="preserve">  - </w:t>
+                            </w:r>
+                            <w:proofErr w:type="spellStart"/>
+                            <w:r>
+                              <w:rPr>
+                                <w:rFonts w:asciiTheme="majorBidi" w:hAnsiTheme="majorBidi" w:cstheme="majorBidi"/>
+                                <w:b/>
+                                <w:bCs/>
+                                <w:i/>
+                                <w:iCs/>
+                                <w:sz w:val="28"/>
+                                <w:szCs w:val="28"/>
+                              </w:rPr>
+                              <w:t>ansible_</w:t>
+                            </w:r>
+                            <w:proofErr w:type="gramStart"/>
+                            <w:r>
+                              <w:rPr>
+                                <w:rFonts w:asciiTheme="majorBidi" w:hAnsiTheme="majorBidi" w:cstheme="majorBidi"/>
+                                <w:b/>
+                                <w:bCs/>
+                                <w:i/>
+                                <w:iCs/>
+                                <w:sz w:val="28"/>
+                                <w:szCs w:val="28"/>
+                              </w:rPr>
+                              <w:t>facts.os</w:t>
+                            </w:r>
+                            <w:proofErr w:type="gramEnd"/>
+                            <w:r>
+                              <w:rPr>
+                                <w:rFonts w:asciiTheme="majorBidi" w:hAnsiTheme="majorBidi" w:cstheme="majorBidi"/>
+                                <w:b/>
+                                <w:bCs/>
+                                <w:i/>
+                                <w:iCs/>
+                                <w:sz w:val="28"/>
+                                <w:szCs w:val="28"/>
+                              </w:rPr>
+                              <w:t>_family</w:t>
+                            </w:r>
+                            <w:proofErr w:type="spellEnd"/>
+                            <w:r>
+                              <w:rPr>
+                                <w:rFonts w:asciiTheme="majorBidi" w:hAnsiTheme="majorBidi" w:cstheme="majorBidi"/>
+                                <w:b/>
+                                <w:bCs/>
+                                <w:i/>
+                                <w:iCs/>
+                                <w:sz w:val="28"/>
+                                <w:szCs w:val="28"/>
+                              </w:rPr>
+                              <w:t xml:space="preserve"> == "Debian"</w:t>
+                            </w:r>
+                          </w:p>
+                          <w:p>
+                            <w:pPr>
+                              <w:spacing w:after="0"/>
+                              <w:rPr>
+                                <w:rFonts w:asciiTheme="majorBidi" w:hAnsiTheme="majorBidi" w:cstheme="majorBidi"/>
+                                <w:b/>
+                                <w:bCs/>
+                                <w:i/>
+                                <w:iCs/>
+                                <w:sz w:val="28"/>
+                                <w:szCs w:val="28"/>
+                              </w:rPr>
+                            </w:pPr>
+                            <w:r>
+                              <w:rPr>
+                                <w:rFonts w:asciiTheme="majorBidi" w:hAnsiTheme="majorBidi" w:cstheme="majorBidi"/>
+                                <w:b/>
+                                <w:bCs/>
+                                <w:i/>
+                                <w:iCs/>
+                                <w:sz w:val="28"/>
+                                <w:szCs w:val="28"/>
+                              </w:rPr>
+                              <w:t xml:space="preserve">  - </w:t>
+                            </w:r>
+                            <w:proofErr w:type="spellStart"/>
+                            <w:r>
+                              <w:rPr>
+                                <w:rFonts w:asciiTheme="majorBidi" w:hAnsiTheme="majorBidi" w:cstheme="majorBidi"/>
+                                <w:b/>
+                                <w:bCs/>
+                                <w:i/>
+                                <w:iCs/>
+                                <w:sz w:val="28"/>
+                                <w:szCs w:val="28"/>
+                              </w:rPr>
+                              <w:t>nginx_enabled</w:t>
+                            </w:r>
+                            <w:proofErr w:type="spellEnd"/>
+                          </w:p>
+                          <w:p>
+                            <w:pPr>
+                              <w:spacing w:after="0"/>
+                              <w:jc w:val="center"/>
+                              <w:rPr>
+                                <w:b/>
+                                <w:bCs/>
+                                <w:i/>
+                                <w:iCs/>
+                              </w:rPr>
+                            </w:pPr>
+                          </w:p>
+                        </w:txbxContent>
+                      </wps:txbx>
+                      <wps:bodyPr rot="0" spcFirstLastPara="0" vertOverflow="overflow" horzOverflow="overflow" vert="horz" wrap="square" lIns="91440" tIns="45720" rIns="91440" bIns="45720" numCol="1" spcCol="0" rtlCol="0" fromWordArt="0" anchor="ctr" anchorCtr="0" forceAA="0" compatLnSpc="1">
+                        <a:prstTxWarp prst="textNoShape">
+                          <a:avLst/>
+                        </a:prstTxWarp>
+                        <a:noAutofit/>
+                      </wps:bodyPr>
+                    </wps:wsp>
+                  </a:graphicData>
+                </a:graphic>
+                <wp14:sizeRelH relativeFrom="margin">
+                  <wp14:pctWidth>0</wp14:pctWidth>
+                </wp14:sizeRelH>
+                <wp14:sizeRelV relativeFrom="margin">
+                  <wp14:pctHeight>0</wp14:pctHeight>
+                </wp14:sizeRelV>
+              </wp:anchor>
+            </w:drawing>
+          </mc:Choice>
+          <mc:Fallback>
+            <w:pict>
+              <v:rect w14:anchorId="304C3E79" id="Rectangle 9" o:spid="_x0000_s1034" style="position:absolute;margin-left:0;margin-top:.35pt;width:247.2pt;height:61.2pt;z-index:251667456;visibility:visible;mso-wrap-style:square;mso-width-percent:0;mso-height-percent:0;mso-wrap-distance-left:9pt;mso-wrap-distance-top:0;mso-wrap-distance-right:9pt;mso-wrap-distance-bottom:0;mso-position-horizontal:left;mso-position-horizontal-relative:margin;mso-position-vertical:absolute;mso-position-vertical-relative:text;mso-width-percent:0;mso-height-percent:0;mso-width-relative:margin;mso-height-relative:margin;v-text-anchor:middle" o:gfxdata="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" fillcolor="black [3200]" strokecolor="black [480]" strokeweight="1pt">
+                <v:textbox>
+                  <w:txbxContent>
+                    <w:p>
+                      <w:pPr>
+                        <w:spacing w:after="0"/>
+                        <w:rPr>
+                          <w:rFonts w:asciiTheme="majorBidi" w:hAnsiTheme="majorBidi" w:cstheme="majorBidi"/>
+                          <w:b/>
+                          <w:bCs/>
+                          <w:i/>
+                          <w:iCs/>
+                          <w:sz w:val="28"/>
+                          <w:szCs w:val="28"/>
+                        </w:rPr>
+                      </w:pPr>
+                      <w:r>
+                        <w:rPr>
+                          <w:rFonts w:asciiTheme="majorBidi" w:hAnsiTheme="majorBidi" w:cstheme="majorBidi"/>
+                          <w:b/>
+                          <w:bCs/>
+                          <w:i/>
+                          <w:iCs/>
+                          <w:sz w:val="28"/>
+                          <w:szCs w:val="28"/>
+                        </w:rPr>
+                        <w:t>when:</w:t>
+                      </w:r>
+                    </w:p>
+                    <w:p>
+                      <w:pPr>
+                        <w:spacing w:after="0"/>
+                        <w:rPr>
+                          <w:rFonts w:asciiTheme="majorBidi" w:hAnsiTheme="majorBidi" w:cstheme="majorBidi"/>
+                          <w:b/>
+                          <w:bCs/>
+                          <w:i/>
+                          <w:iCs/>
+                          <w:sz w:val="28"/>
+                          <w:szCs w:val="28"/>
+                        </w:rPr>
+                      </w:pPr>
+                      <w:r>
+                        <w:rPr>
+                          <w:rFonts w:asciiTheme="majorBidi" w:hAnsiTheme="majorBidi" w:cstheme="majorBidi"/>
+                          <w:b/>
+                          <w:bCs/>
+                          <w:i/>
+                          <w:iCs/>
+                          <w:sz w:val="28"/>
+                          <w:szCs w:val="28"/>
+                        </w:rPr>
+                        <w:t xml:space="preserve">  - </w:t>
+                      </w:r>
+                      <w:proofErr w:type="spellStart"/>
+                      <w:r>
+                        <w:rPr>
+                          <w:rFonts w:asciiTheme="majorBidi" w:hAnsiTheme="majorBidi" w:cstheme="majorBidi"/>
+                          <w:b/>
+                          <w:bCs/>
+                          <w:i/>
+                          <w:iCs/>
+                          <w:sz w:val="28"/>
+                          <w:szCs w:val="28"/>
+                        </w:rPr>
+                        <w:t>ansible_</w:t>
+                      </w:r>
+                      <w:proofErr w:type="gramStart"/>
+                      <w:r>
+                        <w:rPr>
+                          <w:rFonts w:asciiTheme="majorBidi" w:hAnsiTheme="majorBidi" w:cstheme="majorBidi"/>
+                          <w:b/>
+                          <w:bCs/>
+                          <w:i/>
+                          <w:iCs/>
+                          <w:sz w:val="28"/>
+                          <w:szCs w:val="28"/>
+                        </w:rPr>
+                        <w:t>facts.os</w:t>
+                      </w:r>
+                      <w:proofErr w:type="gramEnd"/>
+                      <w:r>
+                        <w:rPr>
+                          <w:rFonts w:asciiTheme="majorBidi" w:hAnsiTheme="majorBidi" w:cstheme="majorBidi"/>
+                          <w:b/>
+                          <w:bCs/>
+                          <w:i/>
+                          <w:iCs/>
+                          <w:sz w:val="28"/>
+                          <w:szCs w:val="28"/>
+                        </w:rPr>
+                        <w:t>_family</w:t>
+                      </w:r>
+                      <w:proofErr w:type="spellEnd"/>
+                      <w:r>
+                        <w:rPr>
+                          <w:rFonts w:asciiTheme="majorBidi" w:hAnsiTheme="majorBidi" w:cstheme="majorBidi"/>
+                          <w:b/>
+                          <w:bCs/>
+                          <w:i/>
+                          <w:iCs/>
+                          <w:sz w:val="28"/>
+                          <w:szCs w:val="28"/>
+                        </w:rPr>
+                        <w:t xml:space="preserve"> == "Debian"</w:t>
+                      </w:r>
+                    </w:p>
+                    <w:p>
+                      <w:pPr>
+                        <w:spacing w:after="0"/>
+                        <w:rPr>
+                          <w:rFonts w:asciiTheme="majorBidi" w:hAnsiTheme="majorBidi" w:cstheme="majorBidi"/>
+                          <w:b/>
+                          <w:bCs/>
+                          <w:i/>
+                          <w:iCs/>
+                          <w:sz w:val="28"/>
+                          <w:szCs w:val="28"/>
+                        </w:rPr>
+                      </w:pPr>
+                      <w:r>
+                        <w:rPr>
+                          <w:rFonts w:asciiTheme="majorBidi" w:hAnsiTheme="majorBidi" w:cstheme="majorBidi"/>
+                          <w:b/>
+                          <w:bCs/>
+                          <w:i/>
+                          <w:iCs/>
+                          <w:sz w:val="28"/>
+                          <w:szCs w:val="28"/>
+                        </w:rPr>
+                        <w:t xml:space="preserve">  - </w:t>
+                      </w:r>
+                      <w:proofErr w:type="spellStart"/>
+                      <w:r>
+                        <w:rPr>
+                          <w:rFonts w:asciiTheme="majorBidi" w:hAnsiTheme="majorBidi" w:cstheme="majorBidi"/>
+                          <w:b/>
+                          <w:bCs/>
+                          <w:i/>
+                          <w:iCs/>
+                          <w:sz w:val="28"/>
+                          <w:szCs w:val="28"/>
+                        </w:rPr>
+                        <w:t>nginx_enabled</w:t>
+                      </w:r>
+                      <w:proofErr w:type="spellEnd"/>
+                    </w:p>
+                    <w:p>
+                      <w:pPr>
+                        <w:spacing w:after="0"/>
+                        <w:jc w:val="center"/>
+                        <w:rPr>
+                          <w:b/>
+                          <w:bCs/>
+                          <w:i/>
+                          <w:iCs/>
+                        </w:rPr>
+                      </w:pPr>
+                    </w:p>
+                  </w:txbxContent>
+                </v:textbox>
+                <w10:wrap anchorx="margin"/>
+              </v:rect>
+            </w:pict>
+          </mc:Fallback>
+        </mc:AlternateContent>
+      </w:r>
+    </w:p>
+    <w:p>
+      <w:pPr>
+        <w:rPr>
+          <w:rFonts w:asciiTheme="majorBidi" w:hAnsiTheme="majorBidi" w:cstheme="majorBidi"/>
+          <w:sz w:val="28"/>
+          <w:szCs w:val="28"/>
+        </w:rPr>
+      </w:pPr>
+    </w:p>
+    <w:p>
+      <w:pPr>
+        <w:rPr>
+          <w:rFonts w:asciiTheme="majorBidi" w:hAnsiTheme="majorBidi" w:cstheme="majorBidi"/>
+          <w:sz w:val="12"/>
+          <w:szCs w:val="12"/>
+        </w:rPr>
+      </w:pPr>
+    </w:p>
+    <w:p>
+      <w:pPr>
+        <w:spacing w:after="80"/>
+        <w:rPr>
+          <w:rFonts w:asciiTheme="majorBidi" w:hAnsiTheme="majorBidi" w:cstheme="majorBidi"/>
+          <w:b/>
+          <w:bCs/>
+          <w:sz w:val="32"/>
+          <w:szCs w:val="32"/>
+        </w:rPr>
+      </w:pPr>
+      <w:r>
+        <w:rPr>
+          <w:rFonts w:asciiTheme="majorBidi" w:hAnsiTheme="majorBidi" w:cstheme="majorBidi"/>
+          <w:b/>
+          <w:bCs/>
+          <w:sz w:val="32"/>
+          <w:szCs w:val="32"/>
+        </w:rPr>
+        <w:t>Membership operators (</w:t>
+      </w:r>
+      <w:r>
+        <w:rPr>
+          <w:rFonts w:asciiTheme="majorBidi" w:hAnsiTheme="majorBidi" w:cstheme="majorBidi"/>
+          <w:b/>
+          <w:bCs/>
+          <w:i/>
+          <w:iCs/>
+          <w:sz w:val="32"/>
+          <w:szCs w:val="32"/>
+        </w:rPr>
+        <w:t>in, not in</w:t>
+      </w:r>
+      <w:r>
+        <w:rPr>
+          <w:rFonts w:asciiTheme="majorBidi" w:hAnsiTheme="majorBidi" w:cstheme="majorBidi"/>
+          <w:b/>
+          <w:bCs/>
+          <w:sz w:val="32"/>
+          <w:szCs w:val="32"/>
+        </w:rPr>
+        <w:t>)</w:t>
+      </w:r>
+    </w:p>
+    <w:p>
+      <w:pPr>
+        <w:spacing w:after="60"/>
+        <w:rPr>
+          <w:rFonts w:asciiTheme="majorBidi" w:hAnsiTheme="majorBidi" w:cstheme="majorBidi"/>
+          <w:sz w:val="28"/>
+          <w:szCs w:val="28"/>
+        </w:rPr>
+      </w:pPr>
+      <w:r>
+        <w:rPr>
+          <w:rFonts w:asciiTheme="majorBidi" w:hAnsiTheme="majorBidi" w:cstheme="majorBidi"/>
+          <w:sz w:val="28"/>
+          <w:szCs w:val="28"/>
+        </w:rPr>
+        <w:t>Check if an element exists inside a collection (list/string/etc.):</w:t>
+      </w:r>
+    </w:p>
+    <w:p>
+      <w:pPr>
+        <w:pStyle w:val="ListParagraph"/>
+        <w:numPr>
+          <w:ilvl w:val="0"/>
+          <w:numId w:val="7"/>
+        </w:numPr>
+        <w:ind w:left="360"/>
+        <w:rPr>
+          <w:rFonts w:asciiTheme="majorBidi" w:hAnsiTheme="majorBidi" w:cstheme="majorBidi"/>
+          <w:b/>
+          <w:bCs/>
+          <w:i/>
+          <w:iCs/>
+          <w:sz w:val="28"/>
+          <w:szCs w:val="28"/>
+        </w:rPr>
+      </w:pPr>
+      <w:r>
+        <w:rPr>
+          <w:rFonts w:asciiTheme="majorBidi" w:hAnsiTheme="majorBidi" w:cstheme="majorBidi"/>
+          <w:b/>
+          <w:bCs/>
+          <w:i/>
+          <w:iCs/>
+          <w:sz w:val="28"/>
+          <w:szCs w:val="28"/>
+        </w:rPr>
+        <w:t>in</w:t>
+      </w:r>
+    </w:p>
+    <w:p>
+      <w:pPr>
+        <w:pStyle w:val="ListParagraph"/>
+        <w:numPr>
+          <w:ilvl w:val="0"/>
+          <w:numId w:val="7"/>
+        </w:numPr>
+        <w:spacing w:after="80"/>
+        <w:ind w:left="360"/>
+        <w:rPr>
+          <w:rFonts w:asciiTheme="majorBidi" w:hAnsiTheme="majorBidi" w:cstheme="majorBidi"/>
+          <w:b/>
+          <w:bCs/>
+          <w:i/>
+          <w:iCs/>
+          <w:sz w:val="28"/>
+          <w:szCs w:val="28"/>
+        </w:rPr>
+      </w:pPr>
+      <w:r>
+        <w:rPr>
+          <w:rFonts w:asciiTheme="majorBidi" w:hAnsiTheme="majorBidi" w:cstheme="majorBidi"/>
+          <w:b/>
+          <w:bCs/>
+          <w:i/>
+          <w:iCs/>
+          <w:sz w:val="28"/>
+          <w:szCs w:val="28"/>
+        </w:rPr>
+        <w:t>not in</w:t>
+      </w:r>
+    </w:p>
+    <w:p>
+      <w:pPr>
+        <w:spacing w:after="80"/>
+        <w:rPr>
+          <w:rFonts w:asciiTheme="majorBidi" w:hAnsiTheme="majorBidi" w:cstheme="majorBidi"/>
+          <w:sz w:val="28"/>
+          <w:szCs w:val="28"/>
+          <w:u w:val="single"/>
+        </w:rPr>
+      </w:pPr>
+      <w:r>
+        <w:rPr>
+          <w:rFonts w:asciiTheme="majorBidi" w:hAnsiTheme="majorBidi" w:cstheme="majorBidi"/>
+          <w:sz w:val="28"/>
+          <w:szCs w:val="28"/>
+          <w:u w:val="single"/>
+        </w:rPr>
+        <w:t>Examples:</w:t>
+      </w:r>
+    </w:p>
+    <w:p>
+      <w:pPr>
+        <w:pStyle w:val="ListParagraph"/>
+        <w:numPr>
+          <w:ilvl w:val="0"/>
+          <w:numId w:val="8"/>
+        </w:numPr>
+        <w:ind w:left="360"/>
+        <w:rPr>
+          <w:rFonts w:asciiTheme="majorBidi" w:hAnsiTheme="majorBidi" w:cstheme="majorBidi"/>
+          <w:b/>
+          <w:bCs/>
+          <w:i/>
+          <w:iCs/>
+          <w:sz w:val="28"/>
+          <w:szCs w:val="28"/>
+        </w:rPr>
+      </w:pPr>
+      <w:r>
+        <w:rPr>
+          <w:rFonts w:asciiTheme="majorBidi" w:hAnsiTheme="majorBidi" w:cstheme="majorBidi"/>
+          <w:b/>
+          <w:bCs/>
+          <w:i/>
+          <w:iCs/>
+          <w:sz w:val="28"/>
+          <w:szCs w:val="28"/>
+        </w:rPr>
+        <w:t xml:space="preserve">when: </w:t>
+      </w:r>
+      <w:proofErr w:type="spellStart"/>
+      <w:r>
+        <w:rPr>
+          <w:rFonts w:asciiTheme="majorBidi" w:hAnsiTheme="majorBidi" w:cstheme="majorBidi"/>
+          <w:b/>
+          <w:bCs/>
+          <w:i/>
+          <w:iCs/>
+          <w:sz w:val="28"/>
+          <w:szCs w:val="28"/>
+        </w:rPr>
+        <w:t>inventory_hostname</w:t>
+      </w:r>
+      <w:proofErr w:type="spellEnd"/>
+      <w:r>
+        <w:rPr>
+          <w:rFonts w:asciiTheme="majorBidi" w:hAnsiTheme="majorBidi" w:cstheme="majorBidi"/>
+          <w:b/>
+          <w:bCs/>
+          <w:i/>
+          <w:iCs/>
+          <w:sz w:val="28"/>
+          <w:szCs w:val="28"/>
+        </w:rPr>
+        <w:t xml:space="preserve"> in groups['</w:t>
+      </w:r>
+      <w:proofErr w:type="spellStart"/>
+      <w:r>
+        <w:rPr>
+          <w:rFonts w:asciiTheme="majorBidi" w:hAnsiTheme="majorBidi" w:cstheme="majorBidi"/>
+          <w:b/>
+          <w:bCs/>
+          <w:i/>
+          <w:iCs/>
+          <w:sz w:val="28"/>
+          <w:szCs w:val="28"/>
+        </w:rPr>
+        <w:t>db_servers</w:t>
+      </w:r>
+      <w:proofErr w:type="spellEnd"/>
+      <w:r>
+        <w:rPr>
+          <w:rFonts w:asciiTheme="majorBidi" w:hAnsiTheme="majorBidi" w:cstheme="majorBidi"/>
+          <w:b/>
+          <w:bCs/>
+          <w:i/>
+          <w:iCs/>
+          <w:sz w:val="28"/>
+          <w:szCs w:val="28"/>
+        </w:rPr>
+        <w:t>']</w:t>
+      </w:r>
+    </w:p>
+    <w:p>
+      <w:pPr>
+        <w:pStyle w:val="ListParagraph"/>
+        <w:numPr>
+          <w:ilvl w:val="0"/>
+          <w:numId w:val="8"/>
+        </w:numPr>
+        <w:ind w:left="360"/>
+        <w:rPr>
+          <w:rFonts w:asciiTheme="majorBidi" w:hAnsiTheme="majorBidi" w:cstheme="majorBidi"/>
+          <w:b/>
+          <w:bCs/>
+          <w:i/>
+          <w:iCs/>
+          <w:sz w:val="28"/>
+          <w:szCs w:val="28"/>
+        </w:rPr>
+      </w:pPr>
+      <w:r>
+        <w:rPr>
+          <w:rFonts w:asciiTheme="majorBidi" w:hAnsiTheme="majorBidi" w:cstheme="majorBidi"/>
+          <w:b/>
+          <w:bCs/>
+          <w:i/>
+          <w:iCs/>
+          <w:sz w:val="28"/>
+          <w:szCs w:val="28"/>
+        </w:rPr>
+        <w:t>when: "'</w:t>
+      </w:r>
+      <w:proofErr w:type="spellStart"/>
+      <w:r>
+        <w:rPr>
+          <w:rFonts w:asciiTheme="majorBidi" w:hAnsiTheme="majorBidi" w:cstheme="majorBidi"/>
+          <w:b/>
+          <w:bCs/>
+          <w:i/>
+          <w:iCs/>
+          <w:sz w:val="28"/>
+          <w:szCs w:val="28"/>
+        </w:rPr>
+        <w:t>db_servers</w:t>
+      </w:r>
+      <w:proofErr w:type="spellEnd"/>
+      <w:r>
+        <w:rPr>
+          <w:rFonts w:asciiTheme="majorBidi" w:hAnsiTheme="majorBidi" w:cstheme="majorBidi"/>
+          <w:b/>
+          <w:bCs/>
+          <w:i/>
+          <w:iCs/>
+          <w:sz w:val="28"/>
+          <w:szCs w:val="28"/>
+        </w:rPr>
+        <w:t xml:space="preserve">' in </w:t>
+      </w:r>
+      <w:proofErr w:type="spellStart"/>
+      <w:r>
+        <w:rPr>
+          <w:rFonts w:asciiTheme="majorBidi" w:hAnsiTheme="majorBidi" w:cstheme="majorBidi"/>
+          <w:b/>
+          <w:bCs/>
+          <w:i/>
+          <w:iCs/>
+          <w:sz w:val="28"/>
+          <w:szCs w:val="28"/>
+        </w:rPr>
+        <w:t>group_names</w:t>
+      </w:r>
+      <w:proofErr w:type="spellEnd"/>
+      <w:r>
+        <w:rPr>
+          <w:rFonts w:asciiTheme="majorBidi" w:hAnsiTheme="majorBidi" w:cstheme="majorBidi"/>
+          <w:b/>
+          <w:bCs/>
+          <w:i/>
+          <w:iCs/>
+          <w:sz w:val="28"/>
+          <w:szCs w:val="28"/>
+        </w:rPr>
+        <w:t>"</w:t>
+      </w:r>
+    </w:p>
+    <w:p>
+      <w:pPr>
+        <w:pStyle w:val="ListParagraph"/>
+        <w:numPr>
+          <w:ilvl w:val="0"/>
+          <w:numId w:val="8"/>
+        </w:numPr>
+        <w:ind w:left="360"/>
+        <w:rPr>
+          <w:rFonts w:asciiTheme="majorBidi" w:hAnsiTheme="majorBidi" w:cstheme="majorBidi"/>
+          <w:sz w:val="28"/>
+          <w:szCs w:val="28"/>
+        </w:rPr>
+      </w:pPr>
+      <w:r>
+        <w:rPr>
+          <w:rFonts w:asciiTheme="majorBidi" w:hAnsiTheme="majorBidi" w:cstheme="majorBidi"/>
+          <w:b/>
+          <w:bCs/>
+          <w:i/>
+          <w:iCs/>
+          <w:sz w:val="28"/>
+          <w:szCs w:val="28"/>
+        </w:rPr>
+        <w:t xml:space="preserve">when: "'nginx' in </w:t>
+      </w:r>
+      <w:proofErr w:type="spellStart"/>
+      <w:r>
+        <w:rPr>
+          <w:rFonts w:asciiTheme="majorBidi" w:hAnsiTheme="majorBidi" w:cstheme="majorBidi"/>
+          <w:b/>
+          <w:bCs/>
+          <w:i/>
+          <w:iCs/>
+          <w:sz w:val="28"/>
+          <w:szCs w:val="28"/>
+        </w:rPr>
+        <w:t>ansible_</w:t>
+      </w:r>
+      <w:proofErr w:type="gramStart"/>
+      <w:r>
+        <w:rPr>
+          <w:rFonts w:asciiTheme="majorBidi" w:hAnsiTheme="majorBidi" w:cstheme="majorBidi"/>
+          <w:b/>
+          <w:bCs/>
+          <w:i/>
+          <w:iCs/>
+          <w:sz w:val="28"/>
+          <w:szCs w:val="28"/>
+        </w:rPr>
+        <w:t>facts.packages</w:t>
+      </w:r>
+      <w:proofErr w:type="spellEnd"/>
+      <w:proofErr w:type="gramEnd"/>
+      <w:r>
+        <w:rPr>
+          <w:rFonts w:asciiTheme="majorBidi" w:hAnsiTheme="majorBidi" w:cstheme="majorBidi"/>
+          <w:b/>
+          <w:bCs/>
+          <w:i/>
+          <w:iCs/>
+          <w:sz w:val="28"/>
+          <w:szCs w:val="28"/>
+        </w:rPr>
+        <w:t>"</w:t>
+      </w:r>
+      <w:r>
+        <w:rPr>
+          <w:rFonts w:asciiTheme="majorBidi" w:hAnsiTheme="majorBidi" w:cstheme="majorBidi"/>
+          <w:sz w:val="28"/>
+          <w:szCs w:val="28"/>
+        </w:rPr>
+        <w:t xml:space="preserve"> </w:t>
+      </w:r>
+      <w:r>
+        <w:rPr>
+          <w:rFonts w:asciiTheme="majorBidi" w:hAnsiTheme="majorBidi" w:cstheme="majorBidi"/>
+          <w:sz w:val="28"/>
+          <w:szCs w:val="28"/>
+        </w:rPr>
+        <w:t xml:space="preserve">→ </w:t>
+      </w:r>
+      <w:r>
+        <w:rPr>
+          <w:rFonts w:asciiTheme="majorBidi" w:hAnsiTheme="majorBidi" w:cstheme="majorBidi"/>
+          <w:sz w:val="28"/>
+          <w:szCs w:val="28"/>
+        </w:rPr>
+        <w:t>if you gathered package facts</w:t>
+      </w:r>
+    </w:p>
+    <w:p>
+      <w:pPr>
+        <w:pStyle w:val="ListParagraph"/>
+        <w:numPr>
+          <w:ilvl w:val="0"/>
+          <w:numId w:val="8"/>
+        </w:numPr>
+        <w:spacing w:after="100"/>
+        <w:ind w:left="360"/>
+        <w:rPr>
+          <w:rFonts w:asciiTheme="majorBidi" w:hAnsiTheme="majorBidi" w:cstheme="majorBidi"/>
+          <w:b/>
+          <w:bCs/>
+          <w:i/>
+          <w:iCs/>
+          <w:sz w:val="28"/>
+          <w:szCs w:val="28"/>
+        </w:rPr>
+      </w:pPr>
+      <w:r>
+        <w:rPr>
+          <w:rFonts w:asciiTheme="majorBidi" w:hAnsiTheme="majorBidi" w:cstheme="majorBidi"/>
+          <w:b/>
+          <w:bCs/>
+          <w:i/>
+          <w:iCs/>
+          <w:sz w:val="28"/>
+          <w:szCs w:val="28"/>
+        </w:rPr>
+        <w:t xml:space="preserve">when: "'error' not in </w:t>
+      </w:r>
+      <w:proofErr w:type="spellStart"/>
+      <w:proofErr w:type="gramStart"/>
+      <w:r>
+        <w:rPr>
+          <w:rFonts w:asciiTheme="majorBidi" w:hAnsiTheme="majorBidi" w:cstheme="majorBidi"/>
+          <w:b/>
+          <w:bCs/>
+          <w:i/>
+          <w:iCs/>
+          <w:sz w:val="28"/>
+          <w:szCs w:val="28"/>
+        </w:rPr>
+        <w:t>cmd.stdout</w:t>
+      </w:r>
+      <w:proofErr w:type="spellEnd"/>
+      <w:proofErr w:type="gramEnd"/>
+      <w:r>
+        <w:rPr>
+          <w:rFonts w:asciiTheme="majorBidi" w:hAnsiTheme="majorBidi" w:cstheme="majorBidi"/>
+          <w:b/>
+          <w:bCs/>
+          <w:i/>
+          <w:iCs/>
+          <w:sz w:val="28"/>
+          <w:szCs w:val="28"/>
+        </w:rPr>
+        <w:t>"</w:t>
+      </w:r>
+    </w:p>
+    <w:p>
+      <w:pPr>
+        <w:spacing w:after="80"/>
+        <w:rPr>
+          <w:rFonts w:asciiTheme="majorBidi" w:hAnsiTheme="majorBidi" w:cstheme="majorBidi"/>
+          <w:b/>
+          <w:bCs/>
+          <w:sz w:val="32"/>
+          <w:szCs w:val="32"/>
+        </w:rPr>
+      </w:pPr>
+      <w:r>
+        <w:rPr>
+          <w:rFonts w:asciiTheme="majorBidi" w:hAnsiTheme="majorBidi" w:cstheme="majorBidi"/>
+          <w:b/>
+          <w:bCs/>
+          <w:sz w:val="32"/>
+          <w:szCs w:val="32"/>
+        </w:rPr>
+        <w:t>Identity / “test” style operators (Jinja2 tests)</w:t>
+      </w:r>
+    </w:p>
+    <w:p>
+      <w:pPr>
+        <w:spacing w:after="100"/>
+        <w:rPr>
+          <w:rFonts w:asciiTheme="majorBidi" w:hAnsiTheme="majorBidi" w:cstheme="majorBidi"/>
+          <w:sz w:val="28"/>
+          <w:szCs w:val="28"/>
+        </w:rPr>
+      </w:pPr>
+      <w:r>
+        <w:rPr>
+          <w:rFonts w:asciiTheme="majorBidi" w:hAnsiTheme="majorBidi" w:cstheme="majorBidi"/>
+          <w:sz w:val="28"/>
+          <w:szCs w:val="28"/>
+        </w:rPr>
+        <w:t>These read like English and are extremely common in Ansible. They’re written as:</w:t>
+      </w:r>
+      <w:r>
+        <w:rPr>
+          <w:rFonts w:asciiTheme="majorBidi" w:hAnsiTheme="majorBidi" w:cstheme="majorBidi"/>
+          <w:sz w:val="28"/>
+          <w:szCs w:val="28"/>
+        </w:rPr>
+        <w:t xml:space="preserve"> </w:t>
+      </w:r>
+      <w:r>
+        <w:rPr>
+          <w:rFonts w:asciiTheme="majorBidi" w:hAnsiTheme="majorBidi" w:cstheme="majorBidi"/>
+          <w:b/>
+          <w:bCs/>
+          <w:i/>
+          <w:iCs/>
+          <w:sz w:val="28"/>
+          <w:szCs w:val="28"/>
+        </w:rPr>
+        <w:t>is &lt;test&gt;</w:t>
+      </w:r>
+    </w:p>
+    <w:p>
+      <w:pPr>
+        <w:spacing w:after="80"/>
+        <w:rPr>
+          <w:rFonts w:asciiTheme="majorBidi" w:hAnsiTheme="majorBidi" w:cstheme="majorBidi"/>
+          <w:b/>
+          <w:bCs/>
+          <w:sz w:val="32"/>
+          <w:szCs w:val="32"/>
+        </w:rPr>
+      </w:pPr>
+      <w:r>
+        <w:rPr>
+          <w:rFonts w:asciiTheme="majorBidi" w:hAnsiTheme="majorBidi" w:cstheme="majorBidi"/>
+          <w:b/>
+          <w:bCs/>
+          <w:sz w:val="32"/>
+          <w:szCs w:val="32"/>
+        </w:rPr>
+        <w:t>Common ones:</w:t>
+      </w:r>
+    </w:p>
+    <w:p>
+      <w:pPr>
+        <w:pStyle w:val="ListParagraph"/>
+        <w:numPr>
+          <w:ilvl w:val="0"/>
+          <w:numId w:val="9"/>
+        </w:numPr>
+        <w:ind w:left="360"/>
+        <w:rPr>
+          <w:rFonts w:asciiTheme="majorBidi" w:hAnsiTheme="majorBidi" w:cstheme="majorBidi"/>
+          <w:b/>
+          <w:bCs/>
+          <w:sz w:val="28"/>
+          <w:szCs w:val="28"/>
+        </w:rPr>
+      </w:pPr>
+      <w:r>
+        <w:rPr>
+          <w:rFonts w:asciiTheme="majorBidi" w:hAnsiTheme="majorBidi" w:cstheme="majorBidi"/>
+          <w:b/>
+          <w:bCs/>
+          <w:sz w:val="28"/>
+          <w:szCs w:val="28"/>
+        </w:rPr>
+        <w:t>Variable existence</w:t>
+      </w:r>
+    </w:p>
+    <w:p>
+      <w:pPr>
+        <w:pStyle w:val="ListParagraph"/>
+        <w:numPr>
+          <w:ilvl w:val="0"/>
+          <w:numId w:val="10"/>
+        </w:numPr>
+        <w:rPr>
+          <w:rFonts w:asciiTheme="majorBidi" w:hAnsiTheme="majorBidi" w:cstheme="majorBidi"/>
+          <w:b/>
+          <w:bCs/>
+          <w:i/>
+          <w:iCs/>
+          <w:sz w:val="28"/>
+          <w:szCs w:val="28"/>
+        </w:rPr>
+      </w:pPr>
+      <w:r>
+        <w:rPr>
+          <w:rFonts w:asciiTheme="majorBidi" w:hAnsiTheme="majorBidi" w:cstheme="majorBidi"/>
+          <w:b/>
+          <w:bCs/>
+          <w:i/>
+          <w:iCs/>
+          <w:sz w:val="28"/>
+          <w:szCs w:val="28"/>
+        </w:rPr>
+        <w:t>is defined</w:t>
+      </w:r>
+    </w:p>
+    <w:p>
+      <w:pPr>
+        <w:pStyle w:val="ListParagraph"/>
+        <w:numPr>
+          <w:ilvl w:val="0"/>
+          <w:numId w:val="10"/>
+        </w:numPr>
+        <w:spacing w:after="80"/>
+        <w:rPr>
+          <w:rFonts w:asciiTheme="majorBidi" w:hAnsiTheme="majorBidi" w:cstheme="majorBidi"/>
+          <w:b/>
+          <w:bCs/>
+          <w:i/>
+          <w:iCs/>
+          <w:sz w:val="28"/>
+          <w:szCs w:val="28"/>
+        </w:rPr>
+      </w:pPr>
+      <w:r>
+        <w:rPr>
+          <w:rFonts w:asciiTheme="majorBidi" w:hAnsiTheme="majorBidi" w:cstheme="majorBidi"/>
+          <w:b/>
+          <w:bCs/>
+          <w:i/>
+          <w:iCs/>
+          <w:sz w:val="28"/>
+          <w:szCs w:val="28"/>
+        </w:rPr>
+        <w:lastRenderedPageBreak/>
+        <w:t>is undefined</w:t>
+      </w:r>
+    </w:p>
+    <w:p>
+      <w:pPr>
+        <w:spacing w:after="100"/>
+        <w:ind w:left="360"/>
+        <w:rPr>
+          <w:rFonts w:asciiTheme="majorBidi" w:hAnsiTheme="majorBidi" w:cstheme="majorBidi"/>
+          <w:b/>
+          <w:bCs/>
+          <w:i/>
+          <w:iCs/>
+          <w:sz w:val="28"/>
+          <w:szCs w:val="28"/>
+        </w:rPr>
+      </w:pPr>
+      <w:r>
+        <w:rPr>
+          <w:rFonts w:asciiTheme="majorBidi" w:hAnsiTheme="majorBidi" w:cstheme="majorBidi"/>
+          <w:b/>
+          <w:bCs/>
+          <w:i/>
+          <w:iCs/>
+          <w:sz w:val="28"/>
+          <w:szCs w:val="28"/>
+        </w:rPr>
+        <w:t xml:space="preserve">when: </w:t>
+      </w:r>
+      <w:proofErr w:type="spellStart"/>
+      <w:r>
+        <w:rPr>
+          <w:rFonts w:asciiTheme="majorBidi" w:hAnsiTheme="majorBidi" w:cstheme="majorBidi"/>
+          <w:b/>
+          <w:bCs/>
+          <w:i/>
+          <w:iCs/>
+          <w:sz w:val="28"/>
+          <w:szCs w:val="28"/>
+        </w:rPr>
+        <w:t>nginx_forced_restart</w:t>
+      </w:r>
+      <w:proofErr w:type="spellEnd"/>
+      <w:r>
+        <w:rPr>
+          <w:rFonts w:asciiTheme="majorBidi" w:hAnsiTheme="majorBidi" w:cstheme="majorBidi"/>
+          <w:b/>
+          <w:bCs/>
+          <w:i/>
+          <w:iCs/>
+          <w:sz w:val="28"/>
+          <w:szCs w:val="28"/>
+        </w:rPr>
+        <w:t xml:space="preserve"> is defined</w:t>
+      </w:r>
+    </w:p>
+    <w:p>
+      <w:pPr>
+        <w:pStyle w:val="ListParagraph"/>
+        <w:numPr>
+          <w:ilvl w:val="0"/>
+          <w:numId w:val="11"/>
+        </w:numPr>
+        <w:ind w:left="360"/>
+        <w:rPr>
+          <w:rFonts w:asciiTheme="majorBidi" w:hAnsiTheme="majorBidi" w:cstheme="majorBidi"/>
+          <w:b/>
+          <w:bCs/>
+          <w:sz w:val="28"/>
+          <w:szCs w:val="28"/>
+        </w:rPr>
+      </w:pPr>
+      <w:r>
+        <w:rPr>
+          <w:rFonts w:asciiTheme="majorBidi" w:hAnsiTheme="majorBidi" w:cstheme="majorBidi"/>
+          <w:b/>
+          <w:bCs/>
+          <w:sz w:val="28"/>
+          <w:szCs w:val="28"/>
+        </w:rPr>
+        <w:t>Boolean tests</w:t>
+      </w:r>
+    </w:p>
+    <w:p>
+      <w:pPr>
+        <w:pStyle w:val="ListParagraph"/>
+        <w:numPr>
+          <w:ilvl w:val="0"/>
+          <w:numId w:val="12"/>
+        </w:numPr>
+        <w:rPr>
+          <w:rFonts w:asciiTheme="majorBidi" w:hAnsiTheme="majorBidi" w:cstheme="majorBidi"/>
+          <w:b/>
+          <w:bCs/>
+          <w:i/>
+          <w:iCs/>
+          <w:sz w:val="28"/>
+          <w:szCs w:val="28"/>
+        </w:rPr>
+      </w:pPr>
+      <w:r>
+        <w:rPr>
+          <w:rFonts w:asciiTheme="majorBidi" w:hAnsiTheme="majorBidi" w:cstheme="majorBidi"/>
+          <w:b/>
+          <w:bCs/>
+          <w:i/>
+          <w:iCs/>
+          <w:sz w:val="28"/>
+          <w:szCs w:val="28"/>
+        </w:rPr>
+        <w:t xml:space="preserve">is </w:t>
+      </w:r>
+      <w:proofErr w:type="spellStart"/>
+      <w:r>
+        <w:rPr>
+          <w:rFonts w:asciiTheme="majorBidi" w:hAnsiTheme="majorBidi" w:cstheme="majorBidi"/>
+          <w:b/>
+          <w:bCs/>
+          <w:i/>
+          <w:iCs/>
+          <w:sz w:val="28"/>
+          <w:szCs w:val="28"/>
+        </w:rPr>
+        <w:t>boolean</w:t>
+      </w:r>
+      <w:proofErr w:type="spellEnd"/>
+    </w:p>
+    <w:p>
+      <w:pPr>
+        <w:pStyle w:val="ListParagraph"/>
+        <w:numPr>
+          <w:ilvl w:val="0"/>
+          <w:numId w:val="12"/>
+        </w:numPr>
+        <w:rPr>
+          <w:rFonts w:asciiTheme="majorBidi" w:hAnsiTheme="majorBidi" w:cstheme="majorBidi"/>
+          <w:b/>
+          <w:bCs/>
+          <w:i/>
+          <w:iCs/>
+          <w:sz w:val="28"/>
+          <w:szCs w:val="28"/>
+        </w:rPr>
+      </w:pPr>
+      <w:r>
+        <w:rPr>
+          <w:rFonts w:asciiTheme="majorBidi" w:hAnsiTheme="majorBidi" w:cstheme="majorBidi"/>
+          <w:b/>
+          <w:bCs/>
+          <w:i/>
+          <w:iCs/>
+          <w:sz w:val="28"/>
+          <w:szCs w:val="28"/>
+        </w:rPr>
+        <w:t>is true</w:t>
+      </w:r>
+    </w:p>
+    <w:p>
+      <w:pPr>
+        <w:pStyle w:val="ListParagraph"/>
+        <w:numPr>
+          <w:ilvl w:val="0"/>
+          <w:numId w:val="12"/>
+        </w:numPr>
+        <w:spacing w:after="80"/>
+        <w:rPr>
+          <w:rFonts w:asciiTheme="majorBidi" w:hAnsiTheme="majorBidi" w:cstheme="majorBidi"/>
+          <w:b/>
+          <w:bCs/>
+          <w:i/>
+          <w:iCs/>
+          <w:sz w:val="28"/>
+          <w:szCs w:val="28"/>
+        </w:rPr>
+      </w:pPr>
+      <w:r>
+        <w:rPr>
+          <w:rFonts w:asciiTheme="majorBidi" w:hAnsiTheme="majorBidi" w:cstheme="majorBidi"/>
+          <w:b/>
+          <w:bCs/>
+          <w:i/>
+          <w:iCs/>
+          <w:sz w:val="28"/>
+          <w:szCs w:val="28"/>
+        </w:rPr>
+        <w:t>is false</w:t>
+      </w:r>
+    </w:p>
+    <w:p>
+      <w:pPr>
+        <w:spacing w:after="100"/>
+        <w:ind w:left="360"/>
+        <w:rPr>
+          <w:rFonts w:asciiTheme="majorBidi" w:hAnsiTheme="majorBidi" w:cstheme="majorBidi"/>
+          <w:b/>
+          <w:bCs/>
+          <w:i/>
+          <w:iCs/>
+          <w:sz w:val="28"/>
+          <w:szCs w:val="28"/>
+        </w:rPr>
+      </w:pPr>
+      <w:r>
+        <w:rPr>
+          <w:rFonts w:asciiTheme="majorBidi" w:hAnsiTheme="majorBidi" w:cstheme="majorBidi"/>
+          <w:b/>
+          <w:bCs/>
+          <w:i/>
+          <w:iCs/>
+          <w:sz w:val="28"/>
+          <w:szCs w:val="28"/>
+        </w:rPr>
+        <w:t xml:space="preserve">when: </w:t>
+      </w:r>
+      <w:proofErr w:type="spellStart"/>
+      <w:r>
+        <w:rPr>
+          <w:rFonts w:asciiTheme="majorBidi" w:hAnsiTheme="majorBidi" w:cstheme="majorBidi"/>
+          <w:b/>
+          <w:bCs/>
+          <w:i/>
+          <w:iCs/>
+          <w:sz w:val="28"/>
+          <w:szCs w:val="28"/>
+        </w:rPr>
+        <w:t>nginx_forced_restart</w:t>
+      </w:r>
+      <w:proofErr w:type="spellEnd"/>
+      <w:r>
+        <w:rPr>
+          <w:rFonts w:asciiTheme="majorBidi" w:hAnsiTheme="majorBidi" w:cstheme="majorBidi"/>
+          <w:b/>
+          <w:bCs/>
+          <w:i/>
+          <w:iCs/>
+          <w:sz w:val="28"/>
+          <w:szCs w:val="28"/>
+        </w:rPr>
+        <w:t xml:space="preserve"> is true</w:t>
+      </w:r>
+    </w:p>
+    <w:p>
+      <w:pPr>
+        <w:pStyle w:val="ListParagraph"/>
+        <w:numPr>
+          <w:ilvl w:val="0"/>
+          <w:numId w:val="13"/>
+        </w:numPr>
+        <w:ind w:left="360"/>
+        <w:rPr>
+          <w:rFonts w:asciiTheme="majorBidi" w:hAnsiTheme="majorBidi" w:cstheme="majorBidi"/>
+          <w:b/>
+          <w:bCs/>
+          <w:sz w:val="28"/>
+          <w:szCs w:val="28"/>
+        </w:rPr>
+      </w:pPr>
+      <w:r>
+        <w:rPr>
+          <w:rFonts w:asciiTheme="majorBidi" w:hAnsiTheme="majorBidi" w:cstheme="majorBidi"/>
+          <w:b/>
+          <w:bCs/>
+          <w:sz w:val="28"/>
+          <w:szCs w:val="28"/>
+        </w:rPr>
+        <w:t>Type tests</w:t>
+      </w:r>
+    </w:p>
+    <w:p>
+      <w:pPr>
+        <w:pStyle w:val="ListParagraph"/>
+        <w:numPr>
+          <w:ilvl w:val="0"/>
+          <w:numId w:val="14"/>
+        </w:numPr>
+        <w:rPr>
+          <w:rFonts w:asciiTheme="majorBidi" w:hAnsiTheme="majorBidi" w:cstheme="majorBidi"/>
+          <w:sz w:val="28"/>
+          <w:szCs w:val="28"/>
+        </w:rPr>
+      </w:pPr>
+      <w:r>
+        <w:rPr>
+          <w:rFonts w:asciiTheme="majorBidi" w:hAnsiTheme="majorBidi" w:cstheme="majorBidi"/>
+          <w:sz w:val="28"/>
+          <w:szCs w:val="28"/>
+        </w:rPr>
+        <w:t>is string</w:t>
+      </w:r>
+    </w:p>
+    <w:p>
+      <w:pPr>
+        <w:pStyle w:val="ListParagraph"/>
+        <w:numPr>
+          <w:ilvl w:val="0"/>
+          <w:numId w:val="14"/>
+        </w:numPr>
+        <w:rPr>
+          <w:rFonts w:asciiTheme="majorBidi" w:hAnsiTheme="majorBidi" w:cstheme="majorBidi"/>
+          <w:sz w:val="28"/>
+          <w:szCs w:val="28"/>
+        </w:rPr>
+      </w:pPr>
+      <w:r>
+        <w:rPr>
+          <w:rFonts w:asciiTheme="majorBidi" w:hAnsiTheme="majorBidi" w:cstheme="majorBidi"/>
+          <w:sz w:val="28"/>
+          <w:szCs w:val="28"/>
+        </w:rPr>
+        <w:t>is number</w:t>
+      </w:r>
+    </w:p>
+    <w:p>
+      <w:pPr>
+        <w:pStyle w:val="ListParagraph"/>
+        <w:numPr>
+          <w:ilvl w:val="0"/>
+          <w:numId w:val="14"/>
+        </w:numPr>
+        <w:rPr>
+          <w:rFonts w:asciiTheme="majorBidi" w:hAnsiTheme="majorBidi" w:cstheme="majorBidi"/>
+          <w:sz w:val="28"/>
+          <w:szCs w:val="28"/>
+        </w:rPr>
+      </w:pPr>
+      <w:r>
+        <w:rPr>
+          <w:rFonts w:asciiTheme="majorBidi" w:hAnsiTheme="majorBidi" w:cstheme="majorBidi"/>
+          <w:sz w:val="28"/>
+          <w:szCs w:val="28"/>
+        </w:rPr>
+        <w:t>is mapping (</w:t>
+      </w:r>
+      <w:proofErr w:type="spellStart"/>
+      <w:r>
+        <w:rPr>
+          <w:rFonts w:asciiTheme="majorBidi" w:hAnsiTheme="majorBidi" w:cstheme="majorBidi"/>
+          <w:sz w:val="28"/>
+          <w:szCs w:val="28"/>
+        </w:rPr>
+        <w:t>dict</w:t>
+      </w:r>
+      <w:proofErr w:type="spellEnd"/>
+      <w:r>
+        <w:rPr>
+          <w:rFonts w:asciiTheme="majorBidi" w:hAnsiTheme="majorBidi" w:cstheme="majorBidi"/>
+          <w:sz w:val="28"/>
+          <w:szCs w:val="28"/>
+        </w:rPr>
+        <w:t>)</w:t>
+      </w:r>
+    </w:p>
+    <w:p>
+      <w:pPr>
+        <w:pStyle w:val="ListParagraph"/>
+        <w:numPr>
+          <w:ilvl w:val="0"/>
+          <w:numId w:val="14"/>
+        </w:numPr>
+        <w:spacing w:after="80"/>
+        <w:rPr>
+          <w:rFonts w:asciiTheme="majorBidi" w:hAnsiTheme="majorBidi" w:cstheme="majorBidi"/>
+          <w:sz w:val="28"/>
+          <w:szCs w:val="28"/>
+        </w:rPr>
+      </w:pPr>
+      <w:r>
+        <w:rPr>
+          <w:rFonts w:asciiTheme="majorBidi" w:hAnsiTheme="majorBidi" w:cstheme="majorBidi"/>
+          <w:sz w:val="28"/>
+          <w:szCs w:val="28"/>
+        </w:rPr>
+        <w:t xml:space="preserve">is </w:t>
+      </w:r>
+      <w:proofErr w:type="spellStart"/>
+      <w:r>
+        <w:rPr>
+          <w:rFonts w:asciiTheme="majorBidi" w:hAnsiTheme="majorBidi" w:cstheme="majorBidi"/>
+          <w:sz w:val="28"/>
+          <w:szCs w:val="28"/>
+        </w:rPr>
+        <w:t>iterable</w:t>
+      </w:r>
+      <w:proofErr w:type="spellEnd"/>
+    </w:p>
+    <w:p>
+      <w:pPr>
+        <w:spacing w:after="100"/>
+        <w:ind w:left="360"/>
+        <w:rPr>
+          <w:rFonts w:asciiTheme="majorBidi" w:hAnsiTheme="majorBidi" w:cstheme="majorBidi"/>
+          <w:b/>
+          <w:bCs/>
+          <w:i/>
+          <w:iCs/>
+          <w:sz w:val="28"/>
+          <w:szCs w:val="28"/>
+        </w:rPr>
+      </w:pPr>
+      <w:r>
+        <w:rPr>
+          <w:rFonts w:asciiTheme="majorBidi" w:hAnsiTheme="majorBidi" w:cstheme="majorBidi"/>
+          <w:b/>
+          <w:bCs/>
+          <w:i/>
+          <w:iCs/>
+          <w:sz w:val="28"/>
+          <w:szCs w:val="28"/>
+        </w:rPr>
+        <w:t xml:space="preserve">when: </w:t>
+      </w:r>
+      <w:proofErr w:type="spellStart"/>
+      <w:r>
+        <w:rPr>
+          <w:rFonts w:asciiTheme="majorBidi" w:hAnsiTheme="majorBidi" w:cstheme="majorBidi"/>
+          <w:b/>
+          <w:bCs/>
+          <w:i/>
+          <w:iCs/>
+          <w:sz w:val="28"/>
+          <w:szCs w:val="28"/>
+        </w:rPr>
+        <w:t>myvar</w:t>
+      </w:r>
+      <w:proofErr w:type="spellEnd"/>
+      <w:r>
+        <w:rPr>
+          <w:rFonts w:asciiTheme="majorBidi" w:hAnsiTheme="majorBidi" w:cstheme="majorBidi"/>
+          <w:b/>
+          <w:bCs/>
+          <w:i/>
+          <w:iCs/>
+          <w:sz w:val="28"/>
+          <w:szCs w:val="28"/>
+        </w:rPr>
+        <w:t xml:space="preserve"> is mapping</w:t>
+      </w:r>
+    </w:p>
+    <w:p>
+      <w:pPr>
+        <w:pStyle w:val="ListParagraph"/>
+        <w:numPr>
+          <w:ilvl w:val="0"/>
+          <w:numId w:val="15"/>
+        </w:numPr>
+        <w:ind w:left="360"/>
+        <w:rPr>
+          <w:rFonts w:asciiTheme="majorBidi" w:hAnsiTheme="majorBidi" w:cstheme="majorBidi"/>
+          <w:b/>
+          <w:bCs/>
+          <w:sz w:val="28"/>
+          <w:szCs w:val="28"/>
+        </w:rPr>
+      </w:pPr>
+      <w:r>
+        <w:rPr>
+          <w:rFonts w:asciiTheme="majorBidi" w:hAnsiTheme="majorBidi" w:cstheme="majorBidi"/>
+          <w:b/>
+          <w:bCs/>
+          <w:sz w:val="28"/>
+          <w:szCs w:val="28"/>
+        </w:rPr>
+        <w:t>Result tests (often with registered variables)</w:t>
+      </w:r>
+    </w:p>
+    <w:p>
+      <w:pPr>
+        <w:pStyle w:val="ListParagraph"/>
+        <w:numPr>
+          <w:ilvl w:val="0"/>
+          <w:numId w:val="16"/>
+        </w:numPr>
+        <w:rPr>
+          <w:rFonts w:asciiTheme="majorBidi" w:hAnsiTheme="majorBidi" w:cstheme="majorBidi"/>
+          <w:sz w:val="28"/>
+          <w:szCs w:val="28"/>
+        </w:rPr>
+      </w:pPr>
+      <w:r>
+        <w:rPr>
+          <w:rFonts w:asciiTheme="majorBidi" w:hAnsiTheme="majorBidi" w:cstheme="majorBidi"/>
+          <w:sz w:val="28"/>
+          <w:szCs w:val="28"/>
+        </w:rPr>
+        <w:t>is succeeded</w:t>
+      </w:r>
+    </w:p>
+    <w:p>
+      <w:pPr>
+        <w:pStyle w:val="ListParagraph"/>
+        <w:numPr>
+          <w:ilvl w:val="0"/>
+          <w:numId w:val="16"/>
+        </w:numPr>
+        <w:rPr>
+          <w:rFonts w:asciiTheme="majorBidi" w:hAnsiTheme="majorBidi" w:cstheme="majorBidi"/>
+          <w:sz w:val="28"/>
+          <w:szCs w:val="28"/>
+        </w:rPr>
+      </w:pPr>
+      <w:r>
+        <w:rPr>
+          <w:rFonts w:asciiTheme="majorBidi" w:hAnsiTheme="majorBidi" w:cstheme="majorBidi"/>
+          <w:sz w:val="28"/>
+          <w:szCs w:val="28"/>
+        </w:rPr>
+        <w:t>is failed</w:t>
+      </w:r>
+    </w:p>
+    <w:p>
+      <w:pPr>
+        <w:pStyle w:val="ListParagraph"/>
+        <w:numPr>
+          <w:ilvl w:val="0"/>
+          <w:numId w:val="16"/>
+        </w:numPr>
+        <w:rPr>
+          <w:rFonts w:asciiTheme="majorBidi" w:hAnsiTheme="majorBidi" w:cstheme="majorBidi"/>
+          <w:sz w:val="28"/>
+          <w:szCs w:val="28"/>
+        </w:rPr>
+      </w:pPr>
+      <w:r>
+        <w:rPr>
+          <w:rFonts w:asciiTheme="majorBidi" w:hAnsiTheme="majorBidi" w:cstheme="majorBidi"/>
+          <w:sz w:val="28"/>
+          <w:szCs w:val="28"/>
+        </w:rPr>
+        <w:t>is skipped</w:t>
+      </w:r>
+    </w:p>
+    <w:p>
+      <w:pPr>
+        <w:pStyle w:val="ListParagraph"/>
+        <w:numPr>
+          <w:ilvl w:val="0"/>
+          <w:numId w:val="16"/>
+        </w:numPr>
+        <w:rPr>
+          <w:rFonts w:asciiTheme="majorBidi" w:hAnsiTheme="majorBidi" w:cstheme="majorBidi"/>
+          <w:sz w:val="28"/>
+          <w:szCs w:val="28"/>
+        </w:rPr>
+      </w:pPr>
+      <w:r>
+        <w:rPr>
+          <w:rFonts w:asciiTheme="majorBidi" w:hAnsiTheme="majorBidi" w:cstheme="majorBidi"/>
+          <w:noProof/>
+          <w:sz w:val="28"/>
+          <w:szCs w:val="28"/>
+        </w:rPr>
+        <mc:AlternateContent>
+          <mc:Choice Requires="wps">
+            <w:drawing>
+              <wp:anchor distT="0" distB="0" distL="114300" distR="114300" simplePos="0" relativeHeight="251668480" behindDoc="0" locked="0" layoutInCell="1" allowOverlap="1" wp14:anchorId="3F409A90" wp14:editId="2378AE39">
+                <wp:simplePos x="0" y="0"/>
+                <wp:positionH relativeFrom="column">
+                  <wp:posOffset>228600</wp:posOffset>
+                </wp:positionH>
+                <wp:positionV relativeFrom="paragraph">
+                  <wp:posOffset>287655</wp:posOffset>
+                </wp:positionV>
+                <wp:extent cx="3627120" cy="1516380"/>
+                <wp:effectExtent l="0" t="0" r="11430" b="26670"/>
+                <wp:wrapNone/>
+                <wp:docPr id="1361578479" name="Rectangle 10"/>
+                <wp:cNvGraphicFramePr/>
+                <a:graphic xmlns:a="http://schemas.openxmlformats.org/drawingml/2006/main">
+                  <a:graphicData uri="http://schemas.microsoft.com/office/word/2010/wordprocessingShape">
+                    <wps:wsp>
+                      <wps:cNvSpPr/>
+                      <wps:spPr>
+                        <a:xfrm>
+                          <a:off x="0" y="0"/>
+                          <a:ext cx="3627120" cy="1516380"/>
+                        </a:xfrm>
+                        <a:prstGeom prst="rect">
+                          <a:avLst/>
+                        </a:prstGeom>
+                      </wps:spPr>
+                      <wps:style>
+                        <a:lnRef idx="2">
+                          <a:schemeClr val="dk1">
+                            <a:shade val="15000"/>
+                          </a:schemeClr>
+                        </a:lnRef>
+                        <a:fillRef idx="1">
+                          <a:schemeClr val="dk1"/>
+                        </a:fillRef>
+                        <a:effectRef idx="0">
+                          <a:schemeClr val="dk1"/>
+                        </a:effectRef>
+                        <a:fontRef idx="minor">
+                          <a:schemeClr val="lt1"/>
+                        </a:fontRef>
+                      </wps:style>
+                      <wps:txbx>
+                        <w:txbxContent>
+                          <w:p>
+                            <w:pPr>
+                              <w:spacing w:after="0"/>
+                              <w:rPr>
+                                <w:rFonts w:asciiTheme="majorBidi" w:hAnsiTheme="majorBidi" w:cstheme="majorBidi"/>
+                                <w:b/>
+                                <w:bCs/>
+                                <w:i/>
+                                <w:iCs/>
+                                <w:sz w:val="28"/>
+                                <w:szCs w:val="28"/>
+                              </w:rPr>
+                            </w:pPr>
+                            <w:r>
+                              <w:rPr>
+                                <w:rFonts w:asciiTheme="majorBidi" w:hAnsiTheme="majorBidi" w:cstheme="majorBidi"/>
+                                <w:b/>
+                                <w:bCs/>
+                                <w:i/>
+                                <w:iCs/>
+                                <w:sz w:val="28"/>
+                                <w:szCs w:val="28"/>
+                              </w:rPr>
+                              <w:t xml:space="preserve">- command: </w:t>
+                            </w:r>
+                            <w:proofErr w:type="spellStart"/>
+                            <w:r>
+                              <w:rPr>
+                                <w:rFonts w:asciiTheme="majorBidi" w:hAnsiTheme="majorBidi" w:cstheme="majorBidi"/>
+                                <w:b/>
+                                <w:bCs/>
+                                <w:i/>
+                                <w:iCs/>
+                                <w:sz w:val="28"/>
+                                <w:szCs w:val="28"/>
+                              </w:rPr>
+                              <w:t>systemctl</w:t>
+                            </w:r>
+                            <w:proofErr w:type="spellEnd"/>
+                            <w:r>
+                              <w:rPr>
+                                <w:rFonts w:asciiTheme="majorBidi" w:hAnsiTheme="majorBidi" w:cstheme="majorBidi"/>
+                                <w:b/>
+                                <w:bCs/>
+                                <w:i/>
+                                <w:iCs/>
+                                <w:sz w:val="28"/>
+                                <w:szCs w:val="28"/>
+                              </w:rPr>
+                              <w:t xml:space="preserve"> is-active nginx</w:t>
+                            </w:r>
+                          </w:p>
+                          <w:p>
+                            <w:pPr>
+                              <w:spacing w:after="0"/>
+                              <w:rPr>
+                                <w:rFonts w:asciiTheme="majorBidi" w:hAnsiTheme="majorBidi" w:cstheme="majorBidi"/>
+                                <w:b/>
+                                <w:bCs/>
+                                <w:i/>
+                                <w:iCs/>
+                                <w:sz w:val="28"/>
+                                <w:szCs w:val="28"/>
+                              </w:rPr>
+                            </w:pPr>
+                            <w:r>
+                              <w:rPr>
+                                <w:rFonts w:asciiTheme="majorBidi" w:hAnsiTheme="majorBidi" w:cstheme="majorBidi"/>
+                                <w:b/>
+                                <w:bCs/>
+                                <w:i/>
+                                <w:iCs/>
+                                <w:sz w:val="28"/>
+                                <w:szCs w:val="28"/>
+                              </w:rPr>
+                              <w:t xml:space="preserve">  register: </w:t>
+                            </w:r>
+                            <w:proofErr w:type="spellStart"/>
+                            <w:r>
+                              <w:rPr>
+                                <w:rFonts w:asciiTheme="majorBidi" w:hAnsiTheme="majorBidi" w:cstheme="majorBidi"/>
+                                <w:b/>
+                                <w:bCs/>
+                                <w:i/>
+                                <w:iCs/>
+                                <w:sz w:val="28"/>
+                                <w:szCs w:val="28"/>
+                              </w:rPr>
+                              <w:t>nginx_state</w:t>
+                            </w:r>
+                            <w:proofErr w:type="spellEnd"/>
+                          </w:p>
+                          <w:p>
+                            <w:pPr>
+                              <w:spacing w:after="120"/>
+                              <w:rPr>
+                                <w:rFonts w:asciiTheme="majorBidi" w:hAnsiTheme="majorBidi" w:cstheme="majorBidi"/>
+                                <w:b/>
+                                <w:bCs/>
+                                <w:i/>
+                                <w:iCs/>
+                                <w:sz w:val="28"/>
+                                <w:szCs w:val="28"/>
+                              </w:rPr>
+                            </w:pPr>
+                            <w:r>
+                              <w:rPr>
+                                <w:rFonts w:asciiTheme="majorBidi" w:hAnsiTheme="majorBidi" w:cstheme="majorBidi"/>
+                                <w:b/>
+                                <w:bCs/>
+                                <w:i/>
+                                <w:iCs/>
+                                <w:sz w:val="28"/>
+                                <w:szCs w:val="28"/>
+                              </w:rPr>
+                              <w:t xml:space="preserve">  </w:t>
+                            </w:r>
+                            <w:proofErr w:type="spellStart"/>
+                            <w:r>
+                              <w:rPr>
+                                <w:rFonts w:asciiTheme="majorBidi" w:hAnsiTheme="majorBidi" w:cstheme="majorBidi"/>
+                                <w:b/>
+                                <w:bCs/>
+                                <w:i/>
+                                <w:iCs/>
+                                <w:sz w:val="28"/>
+                                <w:szCs w:val="28"/>
+                              </w:rPr>
+                              <w:t>ignore_errors</w:t>
+                            </w:r>
+                            <w:proofErr w:type="spellEnd"/>
+                            <w:r>
+                              <w:rPr>
+                                <w:rFonts w:asciiTheme="majorBidi" w:hAnsiTheme="majorBidi" w:cstheme="majorBidi"/>
+                                <w:b/>
+                                <w:bCs/>
+                                <w:i/>
+                                <w:iCs/>
+                                <w:sz w:val="28"/>
+                                <w:szCs w:val="28"/>
+                              </w:rPr>
+                              <w:t>: true</w:t>
+                            </w:r>
+                          </w:p>
+                          <w:p>
+                            <w:pPr>
+                              <w:spacing w:after="0"/>
+                              <w:rPr>
+                                <w:rFonts w:asciiTheme="majorBidi" w:hAnsiTheme="majorBidi" w:cstheme="majorBidi"/>
+                                <w:b/>
+                                <w:bCs/>
+                                <w:i/>
+                                <w:iCs/>
+                                <w:sz w:val="28"/>
+                                <w:szCs w:val="28"/>
+                              </w:rPr>
+                            </w:pPr>
+                            <w:r>
+                              <w:rPr>
+                                <w:rFonts w:asciiTheme="majorBidi" w:hAnsiTheme="majorBidi" w:cstheme="majorBidi"/>
+                                <w:b/>
+                                <w:bCs/>
+                                <w:i/>
+                                <w:iCs/>
+                                <w:sz w:val="28"/>
+                                <w:szCs w:val="28"/>
+                              </w:rPr>
+                              <w:t>- debug:</w:t>
+                            </w:r>
+                          </w:p>
+                          <w:p>
+                            <w:pPr>
+                              <w:spacing w:after="0"/>
+                              <w:rPr>
+                                <w:rFonts w:asciiTheme="majorBidi" w:hAnsiTheme="majorBidi" w:cstheme="majorBidi"/>
+                                <w:b/>
+                                <w:bCs/>
+                                <w:i/>
+                                <w:iCs/>
+                                <w:sz w:val="28"/>
+                                <w:szCs w:val="28"/>
+                              </w:rPr>
+                            </w:pPr>
+                            <w:r>
+                              <w:rPr>
+                                <w:rFonts w:asciiTheme="majorBidi" w:hAnsiTheme="majorBidi" w:cstheme="majorBidi"/>
+                                <w:b/>
+                                <w:bCs/>
+                                <w:i/>
+                                <w:iCs/>
+                                <w:sz w:val="28"/>
+                                <w:szCs w:val="28"/>
+                              </w:rPr>
+                              <w:t xml:space="preserve">    msg: "nginx check failed"</w:t>
+                            </w:r>
+                          </w:p>
+                          <w:p>
+                            <w:pPr>
+                              <w:spacing w:after="0"/>
+                              <w:rPr>
+                                <w:rFonts w:asciiTheme="majorBidi" w:hAnsiTheme="majorBidi" w:cstheme="majorBidi"/>
+                                <w:b/>
+                                <w:bCs/>
+                                <w:i/>
+                                <w:iCs/>
+                                <w:sz w:val="28"/>
+                                <w:szCs w:val="28"/>
+                              </w:rPr>
+                            </w:pPr>
+                            <w:r>
+                              <w:rPr>
+                                <w:rFonts w:asciiTheme="majorBidi" w:hAnsiTheme="majorBidi" w:cstheme="majorBidi"/>
+                                <w:b/>
+                                <w:bCs/>
+                                <w:i/>
+                                <w:iCs/>
+                                <w:sz w:val="28"/>
+                                <w:szCs w:val="28"/>
+                              </w:rPr>
+                              <w:t xml:space="preserve">  when: </w:t>
+                            </w:r>
+                            <w:proofErr w:type="spellStart"/>
+                            <w:r>
+                              <w:rPr>
+                                <w:rFonts w:asciiTheme="majorBidi" w:hAnsiTheme="majorBidi" w:cstheme="majorBidi"/>
+                                <w:b/>
+                                <w:bCs/>
+                                <w:i/>
+                                <w:iCs/>
+                                <w:sz w:val="28"/>
+                                <w:szCs w:val="28"/>
+                              </w:rPr>
+                              <w:t>nginx_state</w:t>
+                            </w:r>
+                            <w:proofErr w:type="spellEnd"/>
+                            <w:r>
+                              <w:rPr>
+                                <w:rFonts w:asciiTheme="majorBidi" w:hAnsiTheme="majorBidi" w:cstheme="majorBidi"/>
+                                <w:b/>
+                                <w:bCs/>
+                                <w:i/>
+                                <w:iCs/>
+                                <w:sz w:val="28"/>
+                                <w:szCs w:val="28"/>
+                              </w:rPr>
+                              <w:t xml:space="preserve"> is failed</w:t>
+                            </w:r>
+                          </w:p>
+                          <w:p>
+                            <w:pPr>
+                              <w:spacing w:after="0"/>
+                              <w:jc w:val="center"/>
+                              <w:rPr>
+                                <w:b/>
+                                <w:bCs/>
+                                <w:i/>
+                                <w:iCs/>
+                              </w:rPr>
+                            </w:pPr>
+                          </w:p>
+                        </w:txbxContent>
+                      </wps:txbx>
+                      <wps:bodyPr rot="0" spcFirstLastPara="0" vertOverflow="overflow" horzOverflow="overflow" vert="horz" wrap="square" lIns="91440" tIns="45720" rIns="91440" bIns="45720" numCol="1" spcCol="0" rtlCol="0" fromWordArt="0" anchor="ctr" anchorCtr="0" forceAA="0" compatLnSpc="1">
+                        <a:prstTxWarp prst="textNoShape">
+                          <a:avLst/>
+                        </a:prstTxWarp>
+                        <a:noAutofit/>
+                      </wps:bodyPr>
+                    </wps:wsp>
+                  </a:graphicData>
+                </a:graphic>
+                <wp14:sizeRelH relativeFrom="margin">
+                  <wp14:pctWidth>0</wp14:pctWidth>
+                </wp14:sizeRelH>
+                <wp14:sizeRelV relativeFrom="margin">
+                  <wp14:pctHeight>0</wp14:pctHeight>
+                </wp14:sizeRelV>
+              </wp:anchor>
+            </w:drawing>
+          </mc:Choice>
+          <mc:Fallback>
+            <w:pict>
+              <v:rect w14:anchorId="3F409A90" id="Rectangle 10" o:spid="_x0000_s1035" style="position:absolute;left:0;text-align:left;margin-left:18pt;margin-top:22.65pt;width:285.6pt;height:119.4pt;z-index:251668480;visibility:visible;mso-wrap-style:square;mso-width-percent:0;mso-height-percent:0;mso-wrap-distance-left:9pt;mso-wrap-distance-top:0;mso-wrap-distance-right:9pt;mso-wrap-distance-bottom:0;mso-position-horizontal:absolute;mso-position-horizontal-relative:text;mso-position-vertical:absolute;mso-position-vertical-relative:text;mso-width-percent:0;mso-height-percent:0;mso-width-relative:margin;mso-height-relative:margin;v-text-anchor:middle" o:gfxdata="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" fillcolor="black [3200]" strokecolor="black [480]" strokeweight="1pt">
+                <v:textbox>
+                  <w:txbxContent>
+                    <w:p>
+                      <w:pPr>
+                        <w:spacing w:after="0"/>
+                        <w:rPr>
+                          <w:rFonts w:asciiTheme="majorBidi" w:hAnsiTheme="majorBidi" w:cstheme="majorBidi"/>
+                          <w:b/>
+                          <w:bCs/>
+                          <w:i/>
+                          <w:iCs/>
+                          <w:sz w:val="28"/>
+                          <w:szCs w:val="28"/>
+                        </w:rPr>
+                      </w:pPr>
+                      <w:r>
+                        <w:rPr>
+                          <w:rFonts w:asciiTheme="majorBidi" w:hAnsiTheme="majorBidi" w:cstheme="majorBidi"/>
+                          <w:b/>
+                          <w:bCs/>
+                          <w:i/>
+                          <w:iCs/>
+                          <w:sz w:val="28"/>
+                          <w:szCs w:val="28"/>
+                        </w:rPr>
+                        <w:t xml:space="preserve">- command: </w:t>
+                      </w:r>
+                      <w:proofErr w:type="spellStart"/>
+                      <w:r>
+                        <w:rPr>
+                          <w:rFonts w:asciiTheme="majorBidi" w:hAnsiTheme="majorBidi" w:cstheme="majorBidi"/>
+                          <w:b/>
+                          <w:bCs/>
+                          <w:i/>
+                          <w:iCs/>
+                          <w:sz w:val="28"/>
+                          <w:szCs w:val="28"/>
+                        </w:rPr>
+                        <w:t>systemctl</w:t>
+                      </w:r>
+                      <w:proofErr w:type="spellEnd"/>
+                      <w:r>
+                        <w:rPr>
+                          <w:rFonts w:asciiTheme="majorBidi" w:hAnsiTheme="majorBidi" w:cstheme="majorBidi"/>
+                          <w:b/>
+                          <w:bCs/>
+                          <w:i/>
+                          <w:iCs/>
+                          <w:sz w:val="28"/>
+                          <w:szCs w:val="28"/>
+                        </w:rPr>
+                        <w:t xml:space="preserve"> is-active nginx</w:t>
+                      </w:r>
+                    </w:p>
+                    <w:p>
+                      <w:pPr>
+                        <w:spacing w:after="0"/>
+                        <w:rPr>
+                          <w:rFonts w:asciiTheme="majorBidi" w:hAnsiTheme="majorBidi" w:cstheme="majorBidi"/>
+                          <w:b/>
+                          <w:bCs/>
+                          <w:i/>
+                          <w:iCs/>
+                          <w:sz w:val="28"/>
+                          <w:szCs w:val="28"/>
+                        </w:rPr>
+                      </w:pPr>
+                      <w:r>
+                        <w:rPr>
+                          <w:rFonts w:asciiTheme="majorBidi" w:hAnsiTheme="majorBidi" w:cstheme="majorBidi"/>
+                          <w:b/>
+                          <w:bCs/>
+                          <w:i/>
+                          <w:iCs/>
+                          <w:sz w:val="28"/>
+                          <w:szCs w:val="28"/>
+                        </w:rPr>
+                        <w:t xml:space="preserve">  register: </w:t>
+                      </w:r>
+                      <w:proofErr w:type="spellStart"/>
+                      <w:r>
+                        <w:rPr>
+                          <w:rFonts w:asciiTheme="majorBidi" w:hAnsiTheme="majorBidi" w:cstheme="majorBidi"/>
+                          <w:b/>
+                          <w:bCs/>
+                          <w:i/>
+                          <w:iCs/>
+                          <w:sz w:val="28"/>
+                          <w:szCs w:val="28"/>
+                        </w:rPr>
+                        <w:t>nginx_state</w:t>
+                      </w:r>
+                      <w:proofErr w:type="spellEnd"/>
+                    </w:p>
+                    <w:p>
+                      <w:pPr>
+                        <w:spacing w:after="120"/>
+                        <w:rPr>
+                          <w:rFonts w:asciiTheme="majorBidi" w:hAnsiTheme="majorBidi" w:cstheme="majorBidi"/>
+                          <w:b/>
+                          <w:bCs/>
+                          <w:i/>
+                          <w:iCs/>
+                          <w:sz w:val="28"/>
+                          <w:szCs w:val="28"/>
+                        </w:rPr>
+                      </w:pPr>
+                      <w:r>
+                        <w:rPr>
+                          <w:rFonts w:asciiTheme="majorBidi" w:hAnsiTheme="majorBidi" w:cstheme="majorBidi"/>
+                          <w:b/>
+                          <w:bCs/>
+                          <w:i/>
+                          <w:iCs/>
+                          <w:sz w:val="28"/>
+                          <w:szCs w:val="28"/>
+                        </w:rPr>
+                        <w:t xml:space="preserve">  </w:t>
+                      </w:r>
+                      <w:proofErr w:type="spellStart"/>
+                      <w:r>
+                        <w:rPr>
+                          <w:rFonts w:asciiTheme="majorBidi" w:hAnsiTheme="majorBidi" w:cstheme="majorBidi"/>
+                          <w:b/>
+                          <w:bCs/>
+                          <w:i/>
+                          <w:iCs/>
+                          <w:sz w:val="28"/>
+                          <w:szCs w:val="28"/>
+                        </w:rPr>
+                        <w:t>ignore_errors</w:t>
+                      </w:r>
+                      <w:proofErr w:type="spellEnd"/>
+                      <w:r>
+                        <w:rPr>
+                          <w:rFonts w:asciiTheme="majorBidi" w:hAnsiTheme="majorBidi" w:cstheme="majorBidi"/>
+                          <w:b/>
+                          <w:bCs/>
+                          <w:i/>
+                          <w:iCs/>
+                          <w:sz w:val="28"/>
+                          <w:szCs w:val="28"/>
+                        </w:rPr>
+                        <w:t>: true</w:t>
+                      </w:r>
+                    </w:p>
+                    <w:p>
+                      <w:pPr>
+                        <w:spacing w:after="0"/>
+                        <w:rPr>
+                          <w:rFonts w:asciiTheme="majorBidi" w:hAnsiTheme="majorBidi" w:cstheme="majorBidi"/>
+                          <w:b/>
+                          <w:bCs/>
+                          <w:i/>
+                          <w:iCs/>
+                          <w:sz w:val="28"/>
+                          <w:szCs w:val="28"/>
+                        </w:rPr>
+                      </w:pPr>
+                      <w:r>
+                        <w:rPr>
+                          <w:rFonts w:asciiTheme="majorBidi" w:hAnsiTheme="majorBidi" w:cstheme="majorBidi"/>
+                          <w:b/>
+                          <w:bCs/>
+                          <w:i/>
+                          <w:iCs/>
+                          <w:sz w:val="28"/>
+                          <w:szCs w:val="28"/>
+                        </w:rPr>
+                        <w:t>- debug:</w:t>
+                      </w:r>
+                    </w:p>
+                    <w:p>
+                      <w:pPr>
+                        <w:spacing w:after="0"/>
+                        <w:rPr>
+                          <w:rFonts w:asciiTheme="majorBidi" w:hAnsiTheme="majorBidi" w:cstheme="majorBidi"/>
+                          <w:b/>
+                          <w:bCs/>
+                          <w:i/>
+                          <w:iCs/>
+                          <w:sz w:val="28"/>
+                          <w:szCs w:val="28"/>
+                        </w:rPr>
+                      </w:pPr>
+                      <w:r>
+                        <w:rPr>
+                          <w:rFonts w:asciiTheme="majorBidi" w:hAnsiTheme="majorBidi" w:cstheme="majorBidi"/>
+                          <w:b/>
+                          <w:bCs/>
+                          <w:i/>
+                          <w:iCs/>
+                          <w:sz w:val="28"/>
+                          <w:szCs w:val="28"/>
+                        </w:rPr>
+                        <w:t xml:space="preserve">    msg: "nginx check failed"</w:t>
+                      </w:r>
+                    </w:p>
+                    <w:p>
+                      <w:pPr>
+                        <w:spacing w:after="0"/>
+                        <w:rPr>
+                          <w:rFonts w:asciiTheme="majorBidi" w:hAnsiTheme="majorBidi" w:cstheme="majorBidi"/>
+                          <w:b/>
+                          <w:bCs/>
+                          <w:i/>
+                          <w:iCs/>
+                          <w:sz w:val="28"/>
+                          <w:szCs w:val="28"/>
+                        </w:rPr>
+                      </w:pPr>
+                      <w:r>
+                        <w:rPr>
+                          <w:rFonts w:asciiTheme="majorBidi" w:hAnsiTheme="majorBidi" w:cstheme="majorBidi"/>
+                          <w:b/>
+                          <w:bCs/>
+                          <w:i/>
+                          <w:iCs/>
+                          <w:sz w:val="28"/>
+                          <w:szCs w:val="28"/>
+                        </w:rPr>
+                        <w:t xml:space="preserve">  when: </w:t>
+                      </w:r>
+                      <w:proofErr w:type="spellStart"/>
+                      <w:r>
+                        <w:rPr>
+                          <w:rFonts w:asciiTheme="majorBidi" w:hAnsiTheme="majorBidi" w:cstheme="majorBidi"/>
+                          <w:b/>
+                          <w:bCs/>
+                          <w:i/>
+                          <w:iCs/>
+                          <w:sz w:val="28"/>
+                          <w:szCs w:val="28"/>
+                        </w:rPr>
+                        <w:t>nginx_state</w:t>
+                      </w:r>
+                      <w:proofErr w:type="spellEnd"/>
+                      <w:r>
+                        <w:rPr>
+                          <w:rFonts w:asciiTheme="majorBidi" w:hAnsiTheme="majorBidi" w:cstheme="majorBidi"/>
+                          <w:b/>
+                          <w:bCs/>
+                          <w:i/>
+                          <w:iCs/>
+                          <w:sz w:val="28"/>
+                          <w:szCs w:val="28"/>
+                        </w:rPr>
+                        <w:t xml:space="preserve"> is failed</w:t>
+                      </w:r>
+                    </w:p>
+                    <w:p>
+                      <w:pPr>
+                        <w:spacing w:after="0"/>
+                        <w:jc w:val="center"/>
+                        <w:rPr>
+                          <w:b/>
+                          <w:bCs/>
+                          <w:i/>
+                          <w:iCs/>
+                        </w:rPr>
+                      </w:pPr>
+                    </w:p>
+                  </w:txbxContent>
+                </v:textbox>
+              </v:rect>
+            </w:pict>
+          </mc:Fallback>
+        </mc:AlternateContent>
+      </w:r>
+      <w:r>
+        <w:rPr>
+          <w:rFonts w:asciiTheme="majorBidi" w:hAnsiTheme="majorBidi" w:cstheme="majorBidi"/>
+          <w:sz w:val="28"/>
+          <w:szCs w:val="28"/>
+        </w:rPr>
+        <w:t>is changed</w:t>
+      </w:r>
+    </w:p>
+    <w:p>
+      <w:pPr>
+        <w:rPr>
+          <w:rFonts w:asciiTheme="majorBidi" w:hAnsiTheme="majorBidi" w:cstheme="majorBidi"/>
+          <w:sz w:val="28"/>
+          <w:szCs w:val="28"/>
+        </w:rPr>
+      </w:pPr>
+    </w:p>
+    <w:p>
+      <w:pPr>
+        <w:rPr>
+          <w:rFonts w:asciiTheme="majorBidi" w:hAnsiTheme="majorBidi" w:cstheme="majorBidi"/>
+          <w:sz w:val="28"/>
+          <w:szCs w:val="28"/>
+        </w:rPr>
+      </w:pPr>
+    </w:p>
+    <w:p>
+      <w:pPr>
+        <w:rPr>
+          <w:rFonts w:asciiTheme="majorBidi" w:hAnsiTheme="majorBidi" w:cstheme="majorBidi"/>
+          <w:sz w:val="28"/>
+          <w:szCs w:val="28"/>
+        </w:rPr>
+      </w:pPr>
+    </w:p>
+    <w:p>
+      <w:pPr>
+        <w:rPr>
+          <w:rFonts w:asciiTheme="majorBidi" w:hAnsiTheme="majorBidi" w:cstheme="majorBidi"/>
+          <w:sz w:val="28"/>
+          <w:szCs w:val="28"/>
+        </w:rPr>
+      </w:pPr>
+    </w:p>
+    <w:p>
+      <w:pPr>
+        <w:rPr>
+          <w:rFonts w:asciiTheme="majorBidi" w:hAnsiTheme="majorBidi" w:cstheme="majorBidi"/>
+          <w:sz w:val="20"/>
+          <w:szCs w:val="20"/>
+        </w:rPr>
+      </w:pPr>
+    </w:p>
+    <w:p>
+      <w:pPr>
+        <w:spacing w:after="60"/>
+        <w:rPr>
+          <w:rFonts w:asciiTheme="majorBidi" w:hAnsiTheme="majorBidi" w:cstheme="majorBidi"/>
+          <w:b/>
+          <w:bCs/>
+          <w:sz w:val="32"/>
+          <w:szCs w:val="32"/>
+        </w:rPr>
+      </w:pPr>
+      <w:r>
+        <w:rPr>
+          <w:rFonts w:asciiTheme="majorBidi" w:hAnsiTheme="majorBidi" w:cstheme="majorBidi"/>
+          <w:b/>
+          <w:bCs/>
+          <w:sz w:val="32"/>
+          <w:szCs w:val="32"/>
+        </w:rPr>
+        <w:t>Regex matching (match, search, regex)</w:t>
+      </w:r>
+    </w:p>
+    <w:p>
+      <w:pPr>
+        <w:spacing w:after="80"/>
+        <w:rPr>
+          <w:rFonts w:asciiTheme="majorBidi" w:hAnsiTheme="majorBidi" w:cstheme="majorBidi"/>
+          <w:sz w:val="28"/>
+          <w:szCs w:val="28"/>
+        </w:rPr>
+      </w:pPr>
+      <w:r>
+        <w:rPr>
+          <w:rFonts w:asciiTheme="majorBidi" w:hAnsiTheme="majorBidi" w:cstheme="majorBidi"/>
+          <w:sz w:val="28"/>
+          <w:szCs w:val="28"/>
+        </w:rPr>
+        <w:t>For strings, you’ll commonly use tests/filters rather than a dedicated operator. Two typical patterns:</w:t>
+      </w:r>
+    </w:p>
+    <w:p>
+      <w:pPr>
+        <w:pStyle w:val="ListParagraph"/>
+        <w:numPr>
+          <w:ilvl w:val="0"/>
+          <w:numId w:val="18"/>
+        </w:numPr>
+        <w:ind w:left="360"/>
+        <w:rPr>
+          <w:rFonts w:asciiTheme="majorBidi" w:hAnsiTheme="majorBidi" w:cstheme="majorBidi"/>
+          <w:b/>
+          <w:bCs/>
+          <w:sz w:val="28"/>
+          <w:szCs w:val="28"/>
+        </w:rPr>
+      </w:pPr>
+      <w:r>
+        <w:rPr>
+          <w:rFonts w:asciiTheme="majorBidi" w:hAnsiTheme="majorBidi" w:cstheme="majorBidi"/>
+          <w:b/>
+          <w:bCs/>
+          <w:sz w:val="28"/>
+          <w:szCs w:val="28"/>
+        </w:rPr>
+        <w:t>Using tests</w:t>
+      </w:r>
+    </w:p>
+    <w:p>
+      <w:pPr>
+        <w:pStyle w:val="ListParagraph"/>
+        <w:numPr>
+          <w:ilvl w:val="0"/>
+          <w:numId w:val="19"/>
+        </w:numPr>
+        <w:rPr>
+          <w:rFonts w:asciiTheme="majorBidi" w:hAnsiTheme="majorBidi" w:cstheme="majorBidi"/>
+          <w:b/>
+          <w:bCs/>
+          <w:i/>
+          <w:iCs/>
+          <w:sz w:val="28"/>
+          <w:szCs w:val="28"/>
+        </w:rPr>
+      </w:pPr>
+      <w:r>
+        <w:rPr>
+          <w:rFonts w:asciiTheme="majorBidi" w:hAnsiTheme="majorBidi" w:cstheme="majorBidi"/>
+          <w:b/>
+          <w:bCs/>
+          <w:i/>
+          <w:iCs/>
+          <w:sz w:val="28"/>
+          <w:szCs w:val="28"/>
+        </w:rPr>
+        <w:t xml:space="preserve">when: </w:t>
+      </w:r>
+      <w:proofErr w:type="spellStart"/>
+      <w:r>
+        <w:rPr>
+          <w:rFonts w:asciiTheme="majorBidi" w:hAnsiTheme="majorBidi" w:cstheme="majorBidi"/>
+          <w:b/>
+          <w:bCs/>
+          <w:i/>
+          <w:iCs/>
+          <w:sz w:val="28"/>
+          <w:szCs w:val="28"/>
+        </w:rPr>
+        <w:t>mystring</w:t>
+      </w:r>
+      <w:proofErr w:type="spellEnd"/>
+      <w:r>
+        <w:rPr>
+          <w:rFonts w:asciiTheme="majorBidi" w:hAnsiTheme="majorBidi" w:cstheme="majorBidi"/>
+          <w:b/>
+          <w:bCs/>
+          <w:i/>
+          <w:iCs/>
+          <w:sz w:val="28"/>
+          <w:szCs w:val="28"/>
+        </w:rPr>
+        <w:t xml:space="preserve"> is match('^</w:t>
+      </w:r>
+      <w:proofErr w:type="spellStart"/>
+      <w:r>
+        <w:rPr>
+          <w:rFonts w:asciiTheme="majorBidi" w:hAnsiTheme="majorBidi" w:cstheme="majorBidi"/>
+          <w:b/>
+          <w:bCs/>
+          <w:i/>
+          <w:iCs/>
+          <w:sz w:val="28"/>
+          <w:szCs w:val="28"/>
+        </w:rPr>
+        <w:t>abc</w:t>
+      </w:r>
+      <w:proofErr w:type="spellEnd"/>
+      <w:r>
+        <w:rPr>
+          <w:rFonts w:asciiTheme="majorBidi" w:hAnsiTheme="majorBidi" w:cstheme="majorBidi"/>
+          <w:b/>
+          <w:bCs/>
+          <w:i/>
+          <w:iCs/>
+          <w:sz w:val="28"/>
+          <w:szCs w:val="28"/>
+        </w:rPr>
+        <w:t>')</w:t>
+      </w:r>
+    </w:p>
+    <w:p>
+      <w:pPr>
+        <w:pStyle w:val="ListParagraph"/>
+        <w:numPr>
+          <w:ilvl w:val="0"/>
+          <w:numId w:val="19"/>
+        </w:numPr>
+        <w:rPr>
+          <w:rFonts w:asciiTheme="majorBidi" w:hAnsiTheme="majorBidi" w:cstheme="majorBidi"/>
+          <w:b/>
+          <w:bCs/>
+          <w:i/>
+          <w:iCs/>
+          <w:sz w:val="28"/>
+          <w:szCs w:val="28"/>
+        </w:rPr>
+      </w:pPr>
+      <w:r>
+        <w:rPr>
+          <w:rFonts w:asciiTheme="majorBidi" w:hAnsiTheme="majorBidi" w:cstheme="majorBidi"/>
+          <w:b/>
+          <w:bCs/>
+          <w:i/>
+          <w:iCs/>
+          <w:sz w:val="28"/>
+          <w:szCs w:val="28"/>
+        </w:rPr>
+        <w:t xml:space="preserve">when: </w:t>
+      </w:r>
+      <w:proofErr w:type="spellStart"/>
+      <w:r>
+        <w:rPr>
+          <w:rFonts w:asciiTheme="majorBidi" w:hAnsiTheme="majorBidi" w:cstheme="majorBidi"/>
+          <w:b/>
+          <w:bCs/>
+          <w:i/>
+          <w:iCs/>
+          <w:sz w:val="28"/>
+          <w:szCs w:val="28"/>
+        </w:rPr>
+        <w:t>mystring</w:t>
+      </w:r>
+      <w:proofErr w:type="spellEnd"/>
+      <w:r>
+        <w:rPr>
+          <w:rFonts w:asciiTheme="majorBidi" w:hAnsiTheme="majorBidi" w:cstheme="majorBidi"/>
+          <w:b/>
+          <w:bCs/>
+          <w:i/>
+          <w:iCs/>
+          <w:sz w:val="28"/>
+          <w:szCs w:val="28"/>
+        </w:rPr>
+        <w:t xml:space="preserve"> is search('</w:t>
+      </w:r>
+      <w:proofErr w:type="spellStart"/>
+      <w:r>
+        <w:rPr>
+          <w:rFonts w:asciiTheme="majorBidi" w:hAnsiTheme="majorBidi" w:cstheme="majorBidi"/>
+          <w:b/>
+          <w:bCs/>
+          <w:i/>
+          <w:iCs/>
+          <w:sz w:val="28"/>
+          <w:szCs w:val="28"/>
+        </w:rPr>
+        <w:t>nginx|apache</w:t>
+      </w:r>
+      <w:proofErr w:type="spellEnd"/>
+      <w:r>
+        <w:rPr>
+          <w:rFonts w:asciiTheme="majorBidi" w:hAnsiTheme="majorBidi" w:cstheme="majorBidi"/>
+          <w:b/>
+          <w:bCs/>
+          <w:i/>
+          <w:iCs/>
+          <w:sz w:val="28"/>
+          <w:szCs w:val="28"/>
+        </w:rPr>
+        <w:t>')</w:t>
+      </w:r>
+    </w:p>
+    <w:p>
+      <w:pPr>
+        <w:pStyle w:val="ListParagraph"/>
+        <w:rPr>
+          <w:rFonts w:asciiTheme="majorBidi" w:hAnsiTheme="majorBidi" w:cstheme="majorBidi"/>
+          <w:b/>
+          <w:bCs/>
+          <w:i/>
+          <w:iCs/>
+          <w:sz w:val="6"/>
+          <w:szCs w:val="6"/>
+        </w:rPr>
+      </w:pPr>
+    </w:p>
+    <w:p>
+      <w:pPr>
+        <w:pStyle w:val="ListParagraph"/>
+        <w:numPr>
+          <w:ilvl w:val="0"/>
+          <w:numId w:val="20"/>
+        </w:numPr>
+        <w:spacing w:after="60"/>
+        <w:ind w:left="360"/>
+        <w:rPr>
+          <w:rFonts w:asciiTheme="majorBidi" w:hAnsiTheme="majorBidi" w:cstheme="majorBidi"/>
+          <w:b/>
+          <w:bCs/>
+          <w:sz w:val="28"/>
+          <w:szCs w:val="28"/>
+        </w:rPr>
+      </w:pPr>
+      <w:r>
+        <w:rPr>
+          <w:rFonts w:asciiTheme="majorBidi" w:hAnsiTheme="majorBidi" w:cstheme="majorBidi"/>
+          <w:b/>
+          <w:bCs/>
+          <w:sz w:val="28"/>
+          <w:szCs w:val="28"/>
+        </w:rPr>
+        <w:t>Using filters</w:t>
+      </w:r>
+    </w:p>
+    <w:p>
+      <w:pPr>
+        <w:spacing w:after="100"/>
+        <w:ind w:left="360"/>
+        <w:rPr>
+          <w:rFonts w:asciiTheme="majorBidi" w:hAnsiTheme="majorBidi" w:cstheme="majorBidi"/>
+          <w:b/>
+          <w:bCs/>
+          <w:i/>
+          <w:iCs/>
+          <w:sz w:val="28"/>
+          <w:szCs w:val="28"/>
+        </w:rPr>
+      </w:pPr>
+      <w:r>
+        <w:rPr>
+          <w:rFonts w:asciiTheme="majorBidi" w:hAnsiTheme="majorBidi" w:cstheme="majorBidi"/>
+          <w:b/>
+          <w:bCs/>
+          <w:i/>
+          <w:iCs/>
+          <w:sz w:val="28"/>
+          <w:szCs w:val="28"/>
+        </w:rPr>
+        <w:t>when: (</w:t>
+      </w:r>
+      <w:proofErr w:type="spellStart"/>
+      <w:r>
+        <w:rPr>
+          <w:rFonts w:asciiTheme="majorBidi" w:hAnsiTheme="majorBidi" w:cstheme="majorBidi"/>
+          <w:b/>
+          <w:bCs/>
+          <w:i/>
+          <w:iCs/>
+          <w:sz w:val="28"/>
+          <w:szCs w:val="28"/>
+        </w:rPr>
+        <w:t>mystring</w:t>
+      </w:r>
+      <w:proofErr w:type="spellEnd"/>
+      <w:r>
+        <w:rPr>
+          <w:rFonts w:asciiTheme="majorBidi" w:hAnsiTheme="majorBidi" w:cstheme="majorBidi"/>
+          <w:b/>
+          <w:bCs/>
+          <w:i/>
+          <w:iCs/>
+          <w:sz w:val="28"/>
+          <w:szCs w:val="28"/>
+        </w:rPr>
+        <w:t xml:space="preserve"> | </w:t>
+      </w:r>
+      <w:proofErr w:type="spellStart"/>
+      <w:r>
+        <w:rPr>
+          <w:rFonts w:asciiTheme="majorBidi" w:hAnsiTheme="majorBidi" w:cstheme="majorBidi"/>
+          <w:b/>
+          <w:bCs/>
+          <w:i/>
+          <w:iCs/>
+          <w:sz w:val="28"/>
+          <w:szCs w:val="28"/>
+        </w:rPr>
+        <w:t>regex_search</w:t>
+      </w:r>
+      <w:proofErr w:type="spellEnd"/>
+      <w:r>
+        <w:rPr>
+          <w:rFonts w:asciiTheme="majorBidi" w:hAnsiTheme="majorBidi" w:cstheme="majorBidi"/>
+          <w:b/>
+          <w:bCs/>
+          <w:i/>
+          <w:iCs/>
+          <w:sz w:val="28"/>
+          <w:szCs w:val="28"/>
+        </w:rPr>
+        <w:t>('nginx')) is not none</w:t>
+      </w:r>
+    </w:p>
+    <w:p>
+      <w:pPr>
+        <w:spacing w:after="60"/>
+        <w:rPr>
+          <w:rFonts w:asciiTheme="majorBidi" w:hAnsiTheme="majorBidi" w:cstheme="majorBidi"/>
+          <w:b/>
+          <w:bCs/>
+          <w:sz w:val="32"/>
+          <w:szCs w:val="32"/>
+        </w:rPr>
+      </w:pPr>
+      <w:r>
+        <w:rPr>
+          <w:rFonts w:asciiTheme="majorBidi" w:hAnsiTheme="majorBidi" w:cstheme="majorBidi"/>
+          <w:b/>
+          <w:bCs/>
+          <w:sz w:val="32"/>
+          <w:szCs w:val="32"/>
+        </w:rPr>
+        <w:t>Math operators</w:t>
+      </w:r>
+    </w:p>
+    <w:p>
+      <w:pPr>
+        <w:pStyle w:val="ListParagraph"/>
+        <w:numPr>
+          <w:ilvl w:val="0"/>
+          <w:numId w:val="21"/>
+        </w:numPr>
+        <w:ind w:left="360"/>
+        <w:rPr>
+          <w:rFonts w:asciiTheme="majorBidi" w:hAnsiTheme="majorBidi" w:cstheme="majorBidi"/>
+          <w:sz w:val="28"/>
+          <w:szCs w:val="28"/>
+        </w:rPr>
+      </w:pPr>
+      <w:r>
+        <w:rPr>
+          <w:rFonts w:asciiTheme="majorBidi" w:hAnsiTheme="majorBidi" w:cstheme="majorBidi"/>
+          <w:b/>
+          <w:bCs/>
+          <w:sz w:val="28"/>
+          <w:szCs w:val="28"/>
+        </w:rPr>
+        <w:t>+</w:t>
+      </w:r>
+      <w:r>
+        <w:rPr>
+          <w:rFonts w:asciiTheme="majorBidi" w:hAnsiTheme="majorBidi" w:cstheme="majorBidi"/>
+          <w:sz w:val="28"/>
+          <w:szCs w:val="28"/>
+        </w:rPr>
+        <w:t xml:space="preserve"> </w:t>
+      </w:r>
+      <w:r>
+        <w:rPr>
+          <w:rFonts w:asciiTheme="majorBidi" w:hAnsiTheme="majorBidi" w:cstheme="majorBidi"/>
+          <w:sz w:val="28"/>
+          <w:szCs w:val="28"/>
+        </w:rPr>
+        <w:t xml:space="preserve">→ </w:t>
+      </w:r>
+      <w:r>
+        <w:rPr>
+          <w:rFonts w:asciiTheme="majorBidi" w:hAnsiTheme="majorBidi" w:cstheme="majorBidi"/>
+          <w:sz w:val="28"/>
+          <w:szCs w:val="28"/>
+        </w:rPr>
+        <w:t>add</w:t>
+      </w:r>
+    </w:p>
+    <w:p>
+      <w:pPr>
+        <w:pStyle w:val="ListParagraph"/>
+        <w:numPr>
+          <w:ilvl w:val="0"/>
+          <w:numId w:val="21"/>
+        </w:numPr>
+        <w:ind w:left="360"/>
+        <w:rPr>
+          <w:rFonts w:asciiTheme="majorBidi" w:hAnsiTheme="majorBidi" w:cstheme="majorBidi"/>
+          <w:sz w:val="28"/>
+          <w:szCs w:val="28"/>
+        </w:rPr>
+      </w:pPr>
+      <w:r>
+        <w:rPr>
+          <w:rFonts w:asciiTheme="majorBidi" w:hAnsiTheme="majorBidi" w:cstheme="majorBidi"/>
+          <w:sz w:val="28"/>
+          <w:szCs w:val="28"/>
+        </w:rPr>
+        <w:t xml:space="preserve">- </w:t>
+      </w:r>
+      <w:r>
+        <w:rPr>
+          <w:rFonts w:asciiTheme="majorBidi" w:hAnsiTheme="majorBidi" w:cstheme="majorBidi"/>
+          <w:sz w:val="28"/>
+          <w:szCs w:val="28"/>
+        </w:rPr>
+        <w:t xml:space="preserve">→ </w:t>
+      </w:r>
+      <w:r>
+        <w:rPr>
+          <w:rFonts w:asciiTheme="majorBidi" w:hAnsiTheme="majorBidi" w:cstheme="majorBidi"/>
+          <w:sz w:val="28"/>
+          <w:szCs w:val="28"/>
+        </w:rPr>
+        <w:t>subtract</w:t>
+      </w:r>
+    </w:p>
+    <w:p>
+      <w:pPr>
+        <w:pStyle w:val="ListParagraph"/>
+        <w:numPr>
+          <w:ilvl w:val="0"/>
+          <w:numId w:val="21"/>
+        </w:numPr>
+        <w:ind w:left="360"/>
+        <w:rPr>
+          <w:rFonts w:asciiTheme="majorBidi" w:hAnsiTheme="majorBidi" w:cstheme="majorBidi"/>
+          <w:sz w:val="28"/>
+          <w:szCs w:val="28"/>
+        </w:rPr>
+      </w:pPr>
+      <w:r>
+        <w:rPr>
+          <w:rFonts w:asciiTheme="majorBidi" w:hAnsiTheme="majorBidi" w:cstheme="majorBidi"/>
+          <w:sz w:val="28"/>
+          <w:szCs w:val="28"/>
+        </w:rPr>
+        <w:t xml:space="preserve">→ </w:t>
+      </w:r>
+      <w:r>
+        <w:rPr>
+          <w:rFonts w:asciiTheme="majorBidi" w:hAnsiTheme="majorBidi" w:cstheme="majorBidi"/>
+          <w:sz w:val="28"/>
+          <w:szCs w:val="28"/>
+        </w:rPr>
+        <w:t>multiply</w:t>
+      </w:r>
+    </w:p>
+    <w:p>
+      <w:pPr>
+        <w:pStyle w:val="ListParagraph"/>
+        <w:numPr>
+          <w:ilvl w:val="0"/>
+          <w:numId w:val="21"/>
+        </w:numPr>
+        <w:ind w:left="360"/>
+        <w:rPr>
+          <w:rFonts w:asciiTheme="majorBidi" w:hAnsiTheme="majorBidi" w:cstheme="majorBidi"/>
+          <w:sz w:val="28"/>
+          <w:szCs w:val="28"/>
+        </w:rPr>
+      </w:pPr>
+      <w:r>
+        <w:rPr>
+          <w:rFonts w:asciiTheme="majorBidi" w:hAnsiTheme="majorBidi" w:cstheme="majorBidi"/>
+          <w:b/>
+          <w:bCs/>
+          <w:sz w:val="28"/>
+          <w:szCs w:val="28"/>
+        </w:rPr>
+        <w:t>/</w:t>
+      </w:r>
+      <w:r>
+        <w:rPr>
+          <w:rFonts w:asciiTheme="majorBidi" w:hAnsiTheme="majorBidi" w:cstheme="majorBidi"/>
+          <w:sz w:val="28"/>
+          <w:szCs w:val="28"/>
+        </w:rPr>
+        <w:t xml:space="preserve"> </w:t>
+      </w:r>
+      <w:r>
+        <w:rPr>
+          <w:rFonts w:asciiTheme="majorBidi" w:hAnsiTheme="majorBidi" w:cstheme="majorBidi"/>
+          <w:sz w:val="28"/>
+          <w:szCs w:val="28"/>
+        </w:rPr>
+        <w:t xml:space="preserve">→ </w:t>
+      </w:r>
+      <w:r>
+        <w:rPr>
+          <w:rFonts w:asciiTheme="majorBidi" w:hAnsiTheme="majorBidi" w:cstheme="majorBidi"/>
+          <w:sz w:val="28"/>
+          <w:szCs w:val="28"/>
+        </w:rPr>
+        <w:t>divide (float)</w:t>
+      </w:r>
+    </w:p>
+    <w:p>
+      <w:pPr>
+        <w:pStyle w:val="ListParagraph"/>
+        <w:numPr>
+          <w:ilvl w:val="0"/>
+          <w:numId w:val="21"/>
+        </w:numPr>
+        <w:ind w:left="360"/>
+        <w:rPr>
+          <w:rFonts w:asciiTheme="majorBidi" w:hAnsiTheme="majorBidi" w:cstheme="majorBidi"/>
+          <w:sz w:val="28"/>
+          <w:szCs w:val="28"/>
+        </w:rPr>
+      </w:pPr>
+      <w:r>
+        <w:rPr>
+          <w:rFonts w:asciiTheme="majorBidi" w:hAnsiTheme="majorBidi" w:cstheme="majorBidi"/>
+          <w:b/>
+          <w:bCs/>
+          <w:sz w:val="28"/>
+          <w:szCs w:val="28"/>
+        </w:rPr>
+        <w:t>//</w:t>
+      </w:r>
+      <w:r>
+        <w:rPr>
+          <w:rFonts w:asciiTheme="majorBidi" w:hAnsiTheme="majorBidi" w:cstheme="majorBidi"/>
+          <w:sz w:val="28"/>
+          <w:szCs w:val="28"/>
+        </w:rPr>
+        <w:t xml:space="preserve"> </w:t>
+      </w:r>
+      <w:r>
+        <w:rPr>
+          <w:rFonts w:asciiTheme="majorBidi" w:hAnsiTheme="majorBidi" w:cstheme="majorBidi"/>
+          <w:sz w:val="28"/>
+          <w:szCs w:val="28"/>
+        </w:rPr>
+        <w:t xml:space="preserve">→ </w:t>
+      </w:r>
+      <w:r>
+        <w:rPr>
+          <w:rFonts w:asciiTheme="majorBidi" w:hAnsiTheme="majorBidi" w:cstheme="majorBidi"/>
+          <w:sz w:val="28"/>
+          <w:szCs w:val="28"/>
+        </w:rPr>
+        <w:t>integer divide</w:t>
+      </w:r>
+    </w:p>
+    <w:p>
+      <w:pPr>
+        <w:pStyle w:val="ListParagraph"/>
+        <w:numPr>
+          <w:ilvl w:val="0"/>
+          <w:numId w:val="21"/>
+        </w:numPr>
+        <w:spacing w:after="80"/>
+        <w:ind w:left="360"/>
+        <w:rPr>
+          <w:rFonts w:asciiTheme="majorBidi" w:hAnsiTheme="majorBidi" w:cstheme="majorBidi"/>
+          <w:sz w:val="28"/>
+          <w:szCs w:val="28"/>
+        </w:rPr>
+      </w:pPr>
+      <w:r>
+        <w:rPr>
+          <w:rFonts w:asciiTheme="majorBidi" w:hAnsiTheme="majorBidi" w:cstheme="majorBidi"/>
+          <w:b/>
+          <w:bCs/>
+          <w:sz w:val="28"/>
+          <w:szCs w:val="28"/>
+        </w:rPr>
+        <w:t>%</w:t>
+      </w:r>
+      <w:r>
+        <w:rPr>
+          <w:rFonts w:asciiTheme="majorBidi" w:hAnsiTheme="majorBidi" w:cstheme="majorBidi"/>
+          <w:sz w:val="28"/>
+          <w:szCs w:val="28"/>
+        </w:rPr>
+        <w:t xml:space="preserve"> </w:t>
+      </w:r>
+      <w:r>
+        <w:rPr>
+          <w:rFonts w:asciiTheme="majorBidi" w:hAnsiTheme="majorBidi" w:cstheme="majorBidi"/>
+          <w:sz w:val="28"/>
+          <w:szCs w:val="28"/>
+        </w:rPr>
+        <w:t xml:space="preserve">→ </w:t>
+      </w:r>
+      <w:r>
+        <w:rPr>
+          <w:rFonts w:asciiTheme="majorBidi" w:hAnsiTheme="majorBidi" w:cstheme="majorBidi"/>
+          <w:sz w:val="28"/>
+          <w:szCs w:val="28"/>
+        </w:rPr>
+        <w:t>modulo</w:t>
+      </w:r>
+    </w:p>
+    <w:p>
+      <w:pPr>
+        <w:spacing w:after="80"/>
+        <w:rPr>
+          <w:rFonts w:asciiTheme="majorBidi" w:hAnsiTheme="majorBidi" w:cstheme="majorBidi"/>
+          <w:sz w:val="28"/>
+          <w:szCs w:val="28"/>
+          <w:u w:val="single"/>
+        </w:rPr>
+      </w:pPr>
+      <w:r>
+        <w:rPr>
+          <w:rFonts w:asciiTheme="majorBidi" w:hAnsiTheme="majorBidi" w:cstheme="majorBidi"/>
+          <w:sz w:val="28"/>
+          <w:szCs w:val="28"/>
+          <w:u w:val="single"/>
+        </w:rPr>
+        <w:lastRenderedPageBreak/>
+        <w:t>Example:</w:t>
+      </w:r>
+    </w:p>
+    <w:p>
+      <w:pPr>
+        <w:spacing w:after="100"/>
+        <w:rPr>
+          <w:rFonts w:asciiTheme="majorBidi" w:hAnsiTheme="majorBidi" w:cstheme="majorBidi"/>
+          <w:b/>
+          <w:bCs/>
+          <w:i/>
+          <w:iCs/>
+          <w:sz w:val="28"/>
+          <w:szCs w:val="28"/>
+        </w:rPr>
+      </w:pPr>
+      <w:r>
+        <w:rPr>
+          <w:rFonts w:asciiTheme="majorBidi" w:hAnsiTheme="majorBidi" w:cstheme="majorBidi"/>
+          <w:b/>
+          <w:bCs/>
+          <w:i/>
+          <w:iCs/>
+          <w:sz w:val="28"/>
+          <w:szCs w:val="28"/>
+        </w:rPr>
+        <w:t>when: (</w:t>
+      </w:r>
+      <w:proofErr w:type="spellStart"/>
+      <w:r>
+        <w:rPr>
+          <w:rFonts w:asciiTheme="majorBidi" w:hAnsiTheme="majorBidi" w:cstheme="majorBidi"/>
+          <w:b/>
+          <w:bCs/>
+          <w:i/>
+          <w:iCs/>
+          <w:sz w:val="28"/>
+          <w:szCs w:val="28"/>
+        </w:rPr>
+        <w:t>my_number</w:t>
+      </w:r>
+      <w:proofErr w:type="spellEnd"/>
+      <w:r>
+        <w:rPr>
+          <w:rFonts w:asciiTheme="majorBidi" w:hAnsiTheme="majorBidi" w:cstheme="majorBidi"/>
+          <w:b/>
+          <w:bCs/>
+          <w:i/>
+          <w:iCs/>
+          <w:sz w:val="28"/>
+          <w:szCs w:val="28"/>
+        </w:rPr>
+        <w:t xml:space="preserve"> % 2) == 0</w:t>
+      </w:r>
+    </w:p>
+    <w:p>
+      <w:pPr>
+        <w:spacing w:after="80"/>
+        <w:rPr>
+          <w:rFonts w:asciiTheme="majorBidi" w:hAnsiTheme="majorBidi" w:cstheme="majorBidi"/>
+          <w:b/>
+          <w:bCs/>
+          <w:sz w:val="36"/>
+          <w:szCs w:val="36"/>
+        </w:rPr>
+      </w:pPr>
+      <w:r>
+        <w:rPr>
+          <w:rFonts w:asciiTheme="majorBidi" w:hAnsiTheme="majorBidi" w:cstheme="majorBidi"/>
+          <w:b/>
+          <w:bCs/>
+          <w:sz w:val="36"/>
+          <w:szCs w:val="36"/>
+        </w:rPr>
+        <w:t>Operator precedence (important)</w:t>
+      </w:r>
+    </w:p>
+    <w:p>
+      <w:pPr>
+        <w:spacing w:after="60"/>
+        <w:rPr>
+          <w:rFonts w:asciiTheme="majorBidi" w:hAnsiTheme="majorBidi" w:cstheme="majorBidi"/>
+          <w:b/>
+          <w:bCs/>
+          <w:sz w:val="28"/>
+          <w:szCs w:val="28"/>
+        </w:rPr>
+      </w:pPr>
+      <w:r>
+        <w:rPr>
+          <w:rFonts w:asciiTheme="majorBidi" w:hAnsiTheme="majorBidi" w:cstheme="majorBidi"/>
+          <w:b/>
+          <w:bCs/>
+          <w:sz w:val="28"/>
+          <w:szCs w:val="28"/>
+        </w:rPr>
+        <w:t>Roughly:</w:t>
+      </w:r>
+    </w:p>
+    <w:p>
+      <w:pPr>
+        <w:pStyle w:val="ListParagraph"/>
+        <w:numPr>
+          <w:ilvl w:val="0"/>
+          <w:numId w:val="22"/>
+        </w:numPr>
+        <w:ind w:left="360"/>
+        <w:rPr>
+          <w:rFonts w:asciiTheme="majorBidi" w:hAnsiTheme="majorBidi" w:cstheme="majorBidi"/>
+          <w:sz w:val="28"/>
+          <w:szCs w:val="28"/>
+        </w:rPr>
+      </w:pPr>
+      <w:r>
+        <w:rPr>
+          <w:rFonts w:asciiTheme="majorBidi" w:hAnsiTheme="majorBidi" w:cstheme="majorBidi"/>
+          <w:sz w:val="28"/>
+          <w:szCs w:val="28"/>
+        </w:rPr>
+        <w:t>parentheses (...)</w:t>
+      </w:r>
+    </w:p>
+    <w:p>
+      <w:pPr>
+        <w:pStyle w:val="ListParagraph"/>
+        <w:numPr>
+          <w:ilvl w:val="0"/>
+          <w:numId w:val="22"/>
+        </w:numPr>
+        <w:ind w:left="360"/>
+        <w:rPr>
+          <w:rFonts w:asciiTheme="majorBidi" w:hAnsiTheme="majorBidi" w:cstheme="majorBidi"/>
+          <w:sz w:val="28"/>
+          <w:szCs w:val="28"/>
+        </w:rPr>
+      </w:pPr>
+      <w:r>
+        <w:rPr>
+          <w:rFonts w:asciiTheme="majorBidi" w:hAnsiTheme="majorBidi" w:cstheme="majorBidi"/>
+          <w:sz w:val="28"/>
+          <w:szCs w:val="28"/>
+        </w:rPr>
+        <w:t>not</w:t>
+      </w:r>
+    </w:p>
+    <w:p>
+      <w:pPr>
+        <w:pStyle w:val="ListParagraph"/>
+        <w:numPr>
+          <w:ilvl w:val="0"/>
+          <w:numId w:val="22"/>
+        </w:numPr>
+        <w:ind w:left="360"/>
+        <w:rPr>
+          <w:rFonts w:asciiTheme="majorBidi" w:hAnsiTheme="majorBidi" w:cstheme="majorBidi"/>
+          <w:sz w:val="28"/>
+          <w:szCs w:val="28"/>
+        </w:rPr>
+      </w:pPr>
+      <w:r>
+        <w:rPr>
+          <w:rFonts w:asciiTheme="majorBidi" w:hAnsiTheme="majorBidi" w:cstheme="majorBidi"/>
+          <w:sz w:val="28"/>
+          <w:szCs w:val="28"/>
+        </w:rPr>
+        <w:t>and</w:t>
+      </w:r>
+    </w:p>
+    <w:p>
+      <w:pPr>
+        <w:pStyle w:val="ListParagraph"/>
+        <w:numPr>
+          <w:ilvl w:val="0"/>
+          <w:numId w:val="22"/>
+        </w:numPr>
+        <w:spacing w:after="100"/>
+        <w:ind w:left="360"/>
+        <w:rPr>
+          <w:rFonts w:asciiTheme="majorBidi" w:hAnsiTheme="majorBidi" w:cstheme="majorBidi"/>
+          <w:sz w:val="28"/>
+          <w:szCs w:val="28"/>
+        </w:rPr>
+      </w:pPr>
+      <w:r>
+        <w:rPr>
+          <w:rFonts w:asciiTheme="majorBidi" w:hAnsiTheme="majorBidi" w:cstheme="majorBidi"/>
+          <w:sz w:val="28"/>
+          <w:szCs w:val="28"/>
+        </w:rPr>
+        <w:t>or</w:t>
+      </w:r>
+    </w:p>
+    <w:p>
+      <w:pPr>
+        <w:rPr>
+          <w:rFonts w:asciiTheme="majorBidi" w:hAnsiTheme="majorBidi" w:cstheme="majorBidi"/>
+          <w:sz w:val="28"/>
+          <w:szCs w:val="28"/>
+        </w:rPr>
+      </w:pPr>
+      <w:proofErr w:type="gramStart"/>
+      <w:r>
+        <w:rPr>
+          <w:rFonts w:asciiTheme="majorBidi" w:hAnsiTheme="majorBidi" w:cstheme="majorBidi"/>
+          <w:sz w:val="28"/>
+          <w:szCs w:val="28"/>
+        </w:rPr>
+        <w:t>So</w:t>
+      </w:r>
+      <w:proofErr w:type="gramEnd"/>
+      <w:r>
+        <w:rPr>
+          <w:rFonts w:asciiTheme="majorBidi" w:hAnsiTheme="majorBidi" w:cstheme="majorBidi"/>
+          <w:sz w:val="28"/>
+          <w:szCs w:val="28"/>
+        </w:rPr>
+        <w:t xml:space="preserve"> if in doubt, add parentheses</w:t>
+      </w:r>
+      <w:r>
+        <w:rPr>
+          <w:rFonts w:asciiTheme="majorBidi" w:hAnsiTheme="majorBidi" w:cstheme="majorBidi"/>
+          <w:sz w:val="28"/>
+          <w:szCs w:val="28"/>
+        </w:rPr>
+        <w:t xml:space="preserve"> </w:t>
+      </w:r>
+      <w:r>
+        <w:rPr>
+          <w:rFonts w:asciiTheme="majorBidi" w:hAnsiTheme="majorBidi" w:cstheme="majorBidi"/>
+          <w:sz w:val="28"/>
+          <w:szCs w:val="28"/>
+        </w:rPr>
+        <w:t xml:space="preserve">→ </w:t>
+      </w:r>
+      <w:r>
+        <w:rPr>
+          <w:rFonts w:asciiTheme="majorBidi" w:hAnsiTheme="majorBidi" w:cstheme="majorBidi"/>
+          <w:b/>
+          <w:bCs/>
+          <w:i/>
+          <w:iCs/>
+          <w:sz w:val="28"/>
+          <w:szCs w:val="28"/>
+        </w:rPr>
+        <w:t>when: (a and b) or c</w:t>
+      </w:r>
     </w:p>
     <w:p>
       <w:pPr>
@@ -3862,8 +10709,1252 @@
 </file>
 
 <file path=word/numbering.xml><?xml version="1.0" encoding="utf-8"?>
-<w:numbering xmlns:wpc="http://schemas.microsoft.com/office/word/2010/wordprocessingCanvas" xmlns:cx="http://schemas.microsoft.com/office/drawing/2014/chartex" xmlns:cx1="http://schemas.microsoft.com/office/drawing/2015/9/8/chartex" xmlns:cx2="http://schemas.microsoft.com/office/drawing/2015/10/21/chartex" xmlns:cx3="http://schemas.microsoft.com/office/drawing/2016/5/9/chartex" xmlns:cx4="http://schemas.microsoft.com/office/drawing/2016/5/10/chartex" xmlns:cx5="http://schemas.microsoft.com/office/drawing/2016/5/11/chartex" xmlns:cx6="http://schemas.microsoft.com/office/drawing/2016/5/12/chartex" xmlns:cx7="http://schemas.microsoft.com/office/drawing/2016/5/13/chartex" xmlns:cx8="http://schemas.microsoft.com/office/drawing/2016/5/14/chartex" xmlns:mc="http://schemas.openxmlformats.org/markup-compatibility/2006" xmlns:aink="http://schemas.microsoft.com/office/drawing/2016/ink" xmlns:am3d="http://schemas.microsoft.com/office/drawing/2017/model3d" xmlns:o="urn:schemas-microsoft-com:office:office" xmlns:oel="http://schemas.microsoft.com/office/2019/extlst" xmlns:r="http://schemas.openxmlformats.org/officeDocument/2006/relationships" xmlns:m="http://schemas.openxmlformats.org/officeDocument/2006/math" xmlns:v="urn:schemas-microsoft-com:vml" xmlns:wp14="http://schemas.microsoft.com/office/word/2010/wordprocessingDrawing" xmlns:wp="http://schemas.openxmlformats.org/drawingml/2006/wordprocessingDrawing" xmlns:w10="urn:schemas-microsoft-com:office:word" xmlns:w="http://schemas.openxmlformats.org/wordprocessingml/2006/main" xmlns:w14="http://schemas.microsoft.com/office/word/2010/wordml" xmlns:w15="http://schemas.microsoft.com/office/word/2012/wordml" xmlns:w16cex="http://schemas.microsoft.com/office/word/2018/wordml/cex" xmlns:w16cid="http://schemas.microsoft.com/office/word/2016/wordml/cid" xmlns:w16="http://schemas.microsoft.com/office/word/2018/wordml" xmlns:w16sdtdh="http://schemas.microsoft.com/office/word/2020/wordml/sdtdatahash" xmlns:w16se="http://schemas.microsoft.com/office/word/2015/wordml/symex" xmlns:wpg="http://schemas.microsoft.com/office/word/2010/wordprocessingGroup" xmlns:wpi="http://schemas.microsoft.com/office/word/2010/wordprocessingInk" xmlns:wne="http://schemas.microsoft.com/office/word/2006/wordml" xmlns:wps="http://schemas.microsoft.com/office/word/2010/wordprocessingShape" mc:Ignorable="w14 w15 w16se w16cid w16 w16cex w16sdtdh wp14">
+<w:numbering xmlns:wpc="http://schemas.microsoft.com/office/word/2010/wordprocessingCanvas" xmlns:cx="http://schemas.microsoft.com/office/drawing/2014/chartex" xmlns:cx1="http://schemas.microsoft.com/office/drawing/2015/9/8/chartex" xmlns:cx2="http://schemas.microsoft.com/office/drawing/2015/10/21/chartex" xmlns:cx3="http://schemas.microsoft.com/office/drawing/2016/5/9/chartex" xmlns:cx4="http://schemas.microsoft.com/office/drawing/2016/5/10/chartex" xmlns:cx5="http://schemas.microsoft.com/office/drawing/2016/5/11/chartex" xmlns:cx6="http://schemas.microsoft.com/office/drawing/2016/5/12/chartex" xmlns:cx7="http://schemas.microsoft.com/office/drawing/2016/5/13/chartex" xmlns:cx8="http://schemas.microsoft.com/office/drawing/2016/5/14/chartex" xmlns:mc="http://schemas.openxmlformats.org/markup-compatibility/2006" xmlns:aink="http://schemas.microsoft.com/office/drawing/2016/ink" xmlns:am3d="http://schemas.microsoft.com/office/drawing/2017/model3d" xmlns:o="urn:schemas-microsoft-com:office:office" xmlns:oel="http://schemas.microsoft.com/office/2019/extlst" xmlns:r="http://schemas.openxmlformats.org/officeDocument/2006/relationships" xmlns:m="http://schemas.openxmlformats.org/officeDocument/2006/math" xmlns:v="urn:schemas-microsoft-com:vml" xmlns:wp14="http://schemas.microsoft.com/office/word/2010/wordprocessingDrawing" xmlns:wp="http://schemas.openxmlformats.org/drawingml/2006/wordprocessingDrawing" xmlns:w10="urn:schemas-microsoft-com:office:word" xmlns:w="http://schemas.openxmlformats.org/wordprocessingml/2006/main" xmlns:w14="http://schemas.microsoft.com/office/word/2010/wordml" xmlns:w15="http://schemas.microsoft.com/office/word/2012/wordml" xmlns:w16cex="http://schemas.microsoft.com/office/word/2018/wordml/cex" xmlns:w16cid="http://schemas.microsoft.com/office/word/2016/wordml/cid" xmlns:w16="http://schemas.microsoft.com/office/word/2018/wordml" xmlns:w16du="http://schemas.microsoft.com/office/word/2023/wordml/word16du" xmlns:w16sdtdh="http://schemas.microsoft.com/office/word/2020/wordml/sdtdatahash" xmlns:w16sdtfl="http://schemas.microsoft.com/office/word/2024/wordml/sdtformatlock" xmlns:w16se="http://schemas.microsoft.com/office/word/2015/wordml/symex" xmlns:wpg="http://schemas.microsoft.com/office/word/2010/wordprocessingGroup" xmlns:wpi="http://schemas.microsoft.com/office/word/2010/wordprocessingInk" xmlns:wne="http://schemas.microsoft.com/office/word/2006/wordml" xmlns:wps="http://schemas.microsoft.com/office/word/2010/wordprocessingShape" mc:Ignorable="w14 w15 w16se w16cid w16 w16cex w16sdtdh w16sdtfl w16du wp14">
   <w:abstractNum w:abstractNumId="0" w15:restartNumberingAfterBreak="0">
+    <w:nsid w:val="001D76B7"/>
+    <w:multiLevelType w:val="hybridMultilevel"/>
+    <w:tmpl w:val="366C4404"/>
+    <w:lvl w:ilvl="0" w:tplc="04090001">
+      <w:start w:val="1"/>
+      <w:numFmt w:val="bullet"/>
+      <w:lvlText w:val=""/>
+      <w:lvlJc w:val="left"/>
+      <w:pPr>
+        <w:ind w:left="720" w:hanging="360"/>
+      </w:pPr>
+      <w:rPr>
+        <w:rFonts w:ascii="Symbol" w:hAnsi="Symbol" w:hint="default"/>
+      </w:rPr>
+    </w:lvl>
+    <w:lvl w:ilvl="1" w:tplc="92E01E54">
+      <w:numFmt w:val="bullet"/>
+      <w:lvlText w:val=""/>
+      <w:lvlJc w:val="left"/>
+      <w:pPr>
+        <w:ind w:left="1440" w:hanging="360"/>
+      </w:pPr>
+      <w:rPr>
+        <w:rFonts w:ascii="Wingdings" w:eastAsiaTheme="minorHAnsi" w:hAnsi="Wingdings" w:cstheme="majorBidi" w:hint="default"/>
+        <w:b/>
+      </w:rPr>
+    </w:lvl>
+    <w:lvl w:ilvl="2" w:tplc="04090005" w:tentative="1">
+      <w:start w:val="1"/>
+      <w:numFmt w:val="bullet"/>
+      <w:lvlText w:val=""/>
+      <w:lvlJc w:val="left"/>
+      <w:pPr>
+        <w:ind w:left="2160" w:hanging="360"/>
+      </w:pPr>
+      <w:rPr>
+        <w:rFonts w:ascii="Wingdings" w:hAnsi="Wingdings" w:hint="default"/>
+      </w:rPr>
+    </w:lvl>
+    <w:lvl w:ilvl="3" w:tplc="04090001" w:tentative="1">
+      <w:start w:val="1"/>
+      <w:numFmt w:val="bullet"/>
+      <w:lvlText w:val=""/>
+      <w:lvlJc w:val="left"/>
+      <w:pPr>
+        <w:ind w:left="2880" w:hanging="360"/>
+      </w:pPr>
+      <w:rPr>
+        <w:rFonts w:ascii="Symbol" w:hAnsi="Symbol" w:hint="default"/>
+      </w:rPr>
+    </w:lvl>
+    <w:lvl w:ilvl="4" w:tplc="04090003" w:tentative="1">
+      <w:start w:val="1"/>
+      <w:numFmt w:val="bullet"/>
+      <w:lvlText w:val="o"/>
+      <w:lvlJc w:val="left"/>
+      <w:pPr>
+        <w:ind w:left="3600" w:hanging="360"/>
+      </w:pPr>
+      <w:rPr>
+        <w:rFonts w:ascii="Courier New" w:hAnsi="Courier New" w:cs="Courier New" w:hint="default"/>
+      </w:rPr>
+    </w:lvl>
+    <w:lvl w:ilvl="5" w:tplc="04090005" w:tentative="1">
+      <w:start w:val="1"/>
+      <w:numFmt w:val="bullet"/>
+      <w:lvlText w:val=""/>
+      <w:lvlJc w:val="left"/>
+      <w:pPr>
+        <w:ind w:left="4320" w:hanging="360"/>
+      </w:pPr>
+      <w:rPr>
+        <w:rFonts w:ascii="Wingdings" w:hAnsi="Wingdings" w:hint="default"/>
+      </w:rPr>
+    </w:lvl>
+    <w:lvl w:ilvl="6" w:tplc="04090001" w:tentative="1">
+      <w:start w:val="1"/>
+      <w:numFmt w:val="bullet"/>
+      <w:lvlText w:val=""/>
+      <w:lvlJc w:val="left"/>
+      <w:pPr>
+        <w:ind w:left="5040" w:hanging="360"/>
+      </w:pPr>
+      <w:rPr>
+        <w:rFonts w:ascii="Symbol" w:hAnsi="Symbol" w:hint="default"/>
+      </w:rPr>
+    </w:lvl>
+    <w:lvl w:ilvl="7" w:tplc="04090003" w:tentative="1">
+      <w:start w:val="1"/>
+      <w:numFmt w:val="bullet"/>
+      <w:lvlText w:val="o"/>
+      <w:lvlJc w:val="left"/>
+      <w:pPr>
+        <w:ind w:left="5760" w:hanging="360"/>
+      </w:pPr>
+      <w:rPr>
+        <w:rFonts w:ascii="Courier New" w:hAnsi="Courier New" w:cs="Courier New" w:hint="default"/>
+      </w:rPr>
+    </w:lvl>
+    <w:lvl w:ilvl="8" w:tplc="04090005" w:tentative="1">
+      <w:start w:val="1"/>
+      <w:numFmt w:val="bullet"/>
+      <w:lvlText w:val=""/>
+      <w:lvlJc w:val="left"/>
+      <w:pPr>
+        <w:ind w:left="6480" w:hanging="360"/>
+      </w:pPr>
+      <w:rPr>
+        <w:rFonts w:ascii="Wingdings" w:hAnsi="Wingdings" w:hint="default"/>
+      </w:rPr>
+    </w:lvl>
+  </w:abstractNum>
+  <w:abstractNum w:abstractNumId="1" w15:restartNumberingAfterBreak="0">
+    <w:nsid w:val="02F51823"/>
+    <w:multiLevelType w:val="hybridMultilevel"/>
+    <w:tmpl w:val="AD10C3FA"/>
+    <w:lvl w:ilvl="0" w:tplc="04090001">
+      <w:start w:val="1"/>
+      <w:numFmt w:val="bullet"/>
+      <w:lvlText w:val=""/>
+      <w:lvlJc w:val="left"/>
+      <w:pPr>
+        <w:ind w:left="720" w:hanging="360"/>
+      </w:pPr>
+      <w:rPr>
+        <w:rFonts w:ascii="Symbol" w:hAnsi="Symbol" w:hint="default"/>
+      </w:rPr>
+    </w:lvl>
+    <w:lvl w:ilvl="1" w:tplc="E3E425A6">
+      <w:start w:val="4"/>
+      <w:numFmt w:val="bullet"/>
+      <w:lvlText w:val="-"/>
+      <w:lvlJc w:val="left"/>
+      <w:pPr>
+        <w:ind w:left="1440" w:hanging="360"/>
+      </w:pPr>
+      <w:rPr>
+        <w:rFonts w:ascii="Times New Roman" w:eastAsiaTheme="minorHAnsi" w:hAnsi="Times New Roman" w:cs="Times New Roman" w:hint="default"/>
+        <w:b/>
+      </w:rPr>
+    </w:lvl>
+    <w:lvl w:ilvl="2" w:tplc="04090005" w:tentative="1">
+      <w:start w:val="1"/>
+      <w:numFmt w:val="bullet"/>
+      <w:lvlText w:val=""/>
+      <w:lvlJc w:val="left"/>
+      <w:pPr>
+        <w:ind w:left="2160" w:hanging="360"/>
+      </w:pPr>
+      <w:rPr>
+        <w:rFonts w:ascii="Wingdings" w:hAnsi="Wingdings" w:hint="default"/>
+      </w:rPr>
+    </w:lvl>
+    <w:lvl w:ilvl="3" w:tplc="04090001" w:tentative="1">
+      <w:start w:val="1"/>
+      <w:numFmt w:val="bullet"/>
+      <w:lvlText w:val=""/>
+      <w:lvlJc w:val="left"/>
+      <w:pPr>
+        <w:ind w:left="2880" w:hanging="360"/>
+      </w:pPr>
+      <w:rPr>
+        <w:rFonts w:ascii="Symbol" w:hAnsi="Symbol" w:hint="default"/>
+      </w:rPr>
+    </w:lvl>
+    <w:lvl w:ilvl="4" w:tplc="04090003" w:tentative="1">
+      <w:start w:val="1"/>
+      <w:numFmt w:val="bullet"/>
+      <w:lvlText w:val="o"/>
+      <w:lvlJc w:val="left"/>
+      <w:pPr>
+        <w:ind w:left="3600" w:hanging="360"/>
+      </w:pPr>
+      <w:rPr>
+        <w:rFonts w:ascii="Courier New" w:hAnsi="Courier New" w:cs="Courier New" w:hint="default"/>
+      </w:rPr>
+    </w:lvl>
+    <w:lvl w:ilvl="5" w:tplc="04090005" w:tentative="1">
+      <w:start w:val="1"/>
+      <w:numFmt w:val="bullet"/>
+      <w:lvlText w:val=""/>
+      <w:lvlJc w:val="left"/>
+      <w:pPr>
+        <w:ind w:left="4320" w:hanging="360"/>
+      </w:pPr>
+      <w:rPr>
+        <w:rFonts w:ascii="Wingdings" w:hAnsi="Wingdings" w:hint="default"/>
+      </w:rPr>
+    </w:lvl>
+    <w:lvl w:ilvl="6" w:tplc="04090001" w:tentative="1">
+      <w:start w:val="1"/>
+      <w:numFmt w:val="bullet"/>
+      <w:lvlText w:val=""/>
+      <w:lvlJc w:val="left"/>
+      <w:pPr>
+        <w:ind w:left="5040" w:hanging="360"/>
+      </w:pPr>
+      <w:rPr>
+        <w:rFonts w:ascii="Symbol" w:hAnsi="Symbol" w:hint="default"/>
+      </w:rPr>
+    </w:lvl>
+    <w:lvl w:ilvl="7" w:tplc="04090003" w:tentative="1">
+      <w:start w:val="1"/>
+      <w:numFmt w:val="bullet"/>
+      <w:lvlText w:val="o"/>
+      <w:lvlJc w:val="left"/>
+      <w:pPr>
+        <w:ind w:left="5760" w:hanging="360"/>
+      </w:pPr>
+      <w:rPr>
+        <w:rFonts w:ascii="Courier New" w:hAnsi="Courier New" w:cs="Courier New" w:hint="default"/>
+      </w:rPr>
+    </w:lvl>
+    <w:lvl w:ilvl="8" w:tplc="04090005" w:tentative="1">
+      <w:start w:val="1"/>
+      <w:numFmt w:val="bullet"/>
+      <w:lvlText w:val=""/>
+      <w:lvlJc w:val="left"/>
+      <w:pPr>
+        <w:ind w:left="6480" w:hanging="360"/>
+      </w:pPr>
+      <w:rPr>
+        <w:rFonts w:ascii="Wingdings" w:hAnsi="Wingdings" w:hint="default"/>
+      </w:rPr>
+    </w:lvl>
+  </w:abstractNum>
+  <w:abstractNum w:abstractNumId="2" w15:restartNumberingAfterBreak="0">
+    <w:nsid w:val="19FD29C0"/>
+    <w:multiLevelType w:val="hybridMultilevel"/>
+    <w:tmpl w:val="D410F6F4"/>
+    <w:lvl w:ilvl="0" w:tplc="04090001">
+      <w:start w:val="1"/>
+      <w:numFmt w:val="bullet"/>
+      <w:lvlText w:val=""/>
+      <w:lvlJc w:val="left"/>
+      <w:pPr>
+        <w:ind w:left="720" w:hanging="360"/>
+      </w:pPr>
+      <w:rPr>
+        <w:rFonts w:ascii="Symbol" w:hAnsi="Symbol" w:hint="default"/>
+      </w:rPr>
+    </w:lvl>
+    <w:lvl w:ilvl="1" w:tplc="04090003" w:tentative="1">
+      <w:start w:val="1"/>
+      <w:numFmt w:val="bullet"/>
+      <w:lvlText w:val="o"/>
+      <w:lvlJc w:val="left"/>
+      <w:pPr>
+        <w:ind w:left="1440" w:hanging="360"/>
+      </w:pPr>
+      <w:rPr>
+        <w:rFonts w:ascii="Courier New" w:hAnsi="Courier New" w:cs="Courier New" w:hint="default"/>
+      </w:rPr>
+    </w:lvl>
+    <w:lvl w:ilvl="2" w:tplc="04090005" w:tentative="1">
+      <w:start w:val="1"/>
+      <w:numFmt w:val="bullet"/>
+      <w:lvlText w:val=""/>
+      <w:lvlJc w:val="left"/>
+      <w:pPr>
+        <w:ind w:left="2160" w:hanging="360"/>
+      </w:pPr>
+      <w:rPr>
+        <w:rFonts w:ascii="Wingdings" w:hAnsi="Wingdings" w:hint="default"/>
+      </w:rPr>
+    </w:lvl>
+    <w:lvl w:ilvl="3" w:tplc="04090001" w:tentative="1">
+      <w:start w:val="1"/>
+      <w:numFmt w:val="bullet"/>
+      <w:lvlText w:val=""/>
+      <w:lvlJc w:val="left"/>
+      <w:pPr>
+        <w:ind w:left="2880" w:hanging="360"/>
+      </w:pPr>
+      <w:rPr>
+        <w:rFonts w:ascii="Symbol" w:hAnsi="Symbol" w:hint="default"/>
+      </w:rPr>
+    </w:lvl>
+    <w:lvl w:ilvl="4" w:tplc="04090003" w:tentative="1">
+      <w:start w:val="1"/>
+      <w:numFmt w:val="bullet"/>
+      <w:lvlText w:val="o"/>
+      <w:lvlJc w:val="left"/>
+      <w:pPr>
+        <w:ind w:left="3600" w:hanging="360"/>
+      </w:pPr>
+      <w:rPr>
+        <w:rFonts w:ascii="Courier New" w:hAnsi="Courier New" w:cs="Courier New" w:hint="default"/>
+      </w:rPr>
+    </w:lvl>
+    <w:lvl w:ilvl="5" w:tplc="04090005" w:tentative="1">
+      <w:start w:val="1"/>
+      <w:numFmt w:val="bullet"/>
+      <w:lvlText w:val=""/>
+      <w:lvlJc w:val="left"/>
+      <w:pPr>
+        <w:ind w:left="4320" w:hanging="360"/>
+      </w:pPr>
+      <w:rPr>
+        <w:rFonts w:ascii="Wingdings" w:hAnsi="Wingdings" w:hint="default"/>
+      </w:rPr>
+    </w:lvl>
+    <w:lvl w:ilvl="6" w:tplc="04090001" w:tentative="1">
+      <w:start w:val="1"/>
+      <w:numFmt w:val="bullet"/>
+      <w:lvlText w:val=""/>
+      <w:lvlJc w:val="left"/>
+      <w:pPr>
+        <w:ind w:left="5040" w:hanging="360"/>
+      </w:pPr>
+      <w:rPr>
+        <w:rFonts w:ascii="Symbol" w:hAnsi="Symbol" w:hint="default"/>
+      </w:rPr>
+    </w:lvl>
+    <w:lvl w:ilvl="7" w:tplc="04090003" w:tentative="1">
+      <w:start w:val="1"/>
+      <w:numFmt w:val="bullet"/>
+      <w:lvlText w:val="o"/>
+      <w:lvlJc w:val="left"/>
+      <w:pPr>
+        <w:ind w:left="5760" w:hanging="360"/>
+      </w:pPr>
+      <w:rPr>
+        <w:rFonts w:ascii="Courier New" w:hAnsi="Courier New" w:cs="Courier New" w:hint="default"/>
+      </w:rPr>
+    </w:lvl>
+    <w:lvl w:ilvl="8" w:tplc="04090005" w:tentative="1">
+      <w:start w:val="1"/>
+      <w:numFmt w:val="bullet"/>
+      <w:lvlText w:val=""/>
+      <w:lvlJc w:val="left"/>
+      <w:pPr>
+        <w:ind w:left="6480" w:hanging="360"/>
+      </w:pPr>
+      <w:rPr>
+        <w:rFonts w:ascii="Wingdings" w:hAnsi="Wingdings" w:hint="default"/>
+      </w:rPr>
+    </w:lvl>
+  </w:abstractNum>
+  <w:abstractNum w:abstractNumId="3" w15:restartNumberingAfterBreak="0">
+    <w:nsid w:val="2176541B"/>
+    <w:multiLevelType w:val="hybridMultilevel"/>
+    <w:tmpl w:val="C0EA7982"/>
+    <w:lvl w:ilvl="0" w:tplc="04090003">
+      <w:start w:val="1"/>
+      <w:numFmt w:val="bullet"/>
+      <w:lvlText w:val="o"/>
+      <w:lvlJc w:val="left"/>
+      <w:pPr>
+        <w:ind w:left="720" w:hanging="360"/>
+      </w:pPr>
+      <w:rPr>
+        <w:rFonts w:ascii="Courier New" w:hAnsi="Courier New" w:cs="Courier New" w:hint="default"/>
+      </w:rPr>
+    </w:lvl>
+    <w:lvl w:ilvl="1" w:tplc="04090003" w:tentative="1">
+      <w:start w:val="1"/>
+      <w:numFmt w:val="bullet"/>
+      <w:lvlText w:val="o"/>
+      <w:lvlJc w:val="left"/>
+      <w:pPr>
+        <w:ind w:left="1440" w:hanging="360"/>
+      </w:pPr>
+      <w:rPr>
+        <w:rFonts w:ascii="Courier New" w:hAnsi="Courier New" w:cs="Courier New" w:hint="default"/>
+      </w:rPr>
+    </w:lvl>
+    <w:lvl w:ilvl="2" w:tplc="04090005" w:tentative="1">
+      <w:start w:val="1"/>
+      <w:numFmt w:val="bullet"/>
+      <w:lvlText w:val=""/>
+      <w:lvlJc w:val="left"/>
+      <w:pPr>
+        <w:ind w:left="2160" w:hanging="360"/>
+      </w:pPr>
+      <w:rPr>
+        <w:rFonts w:ascii="Wingdings" w:hAnsi="Wingdings" w:hint="default"/>
+      </w:rPr>
+    </w:lvl>
+    <w:lvl w:ilvl="3" w:tplc="04090001" w:tentative="1">
+      <w:start w:val="1"/>
+      <w:numFmt w:val="bullet"/>
+      <w:lvlText w:val=""/>
+      <w:lvlJc w:val="left"/>
+      <w:pPr>
+        <w:ind w:left="2880" w:hanging="360"/>
+      </w:pPr>
+      <w:rPr>
+        <w:rFonts w:ascii="Symbol" w:hAnsi="Symbol" w:hint="default"/>
+      </w:rPr>
+    </w:lvl>
+    <w:lvl w:ilvl="4" w:tplc="04090003" w:tentative="1">
+      <w:start w:val="1"/>
+      <w:numFmt w:val="bullet"/>
+      <w:lvlText w:val="o"/>
+      <w:lvlJc w:val="left"/>
+      <w:pPr>
+        <w:ind w:left="3600" w:hanging="360"/>
+      </w:pPr>
+      <w:rPr>
+        <w:rFonts w:ascii="Courier New" w:hAnsi="Courier New" w:cs="Courier New" w:hint="default"/>
+      </w:rPr>
+    </w:lvl>
+    <w:lvl w:ilvl="5" w:tplc="04090005" w:tentative="1">
+      <w:start w:val="1"/>
+      <w:numFmt w:val="bullet"/>
+      <w:lvlText w:val=""/>
+      <w:lvlJc w:val="left"/>
+      <w:pPr>
+        <w:ind w:left="4320" w:hanging="360"/>
+      </w:pPr>
+      <w:rPr>
+        <w:rFonts w:ascii="Wingdings" w:hAnsi="Wingdings" w:hint="default"/>
+      </w:rPr>
+    </w:lvl>
+    <w:lvl w:ilvl="6" w:tplc="04090001" w:tentative="1">
+      <w:start w:val="1"/>
+      <w:numFmt w:val="bullet"/>
+      <w:lvlText w:val=""/>
+      <w:lvlJc w:val="left"/>
+      <w:pPr>
+        <w:ind w:left="5040" w:hanging="360"/>
+      </w:pPr>
+      <w:rPr>
+        <w:rFonts w:ascii="Symbol" w:hAnsi="Symbol" w:hint="default"/>
+      </w:rPr>
+    </w:lvl>
+    <w:lvl w:ilvl="7" w:tplc="04090003" w:tentative="1">
+      <w:start w:val="1"/>
+      <w:numFmt w:val="bullet"/>
+      <w:lvlText w:val="o"/>
+      <w:lvlJc w:val="left"/>
+      <w:pPr>
+        <w:ind w:left="5760" w:hanging="360"/>
+      </w:pPr>
+      <w:rPr>
+        <w:rFonts w:ascii="Courier New" w:hAnsi="Courier New" w:cs="Courier New" w:hint="default"/>
+      </w:rPr>
+    </w:lvl>
+    <w:lvl w:ilvl="8" w:tplc="04090005" w:tentative="1">
+      <w:start w:val="1"/>
+      <w:numFmt w:val="bullet"/>
+      <w:lvlText w:val=""/>
+      <w:lvlJc w:val="left"/>
+      <w:pPr>
+        <w:ind w:left="6480" w:hanging="360"/>
+      </w:pPr>
+      <w:rPr>
+        <w:rFonts w:ascii="Wingdings" w:hAnsi="Wingdings" w:hint="default"/>
+      </w:rPr>
+    </w:lvl>
+  </w:abstractNum>
+  <w:abstractNum w:abstractNumId="4" w15:restartNumberingAfterBreak="0">
+    <w:nsid w:val="24FA3189"/>
+    <w:multiLevelType w:val="hybridMultilevel"/>
+    <w:tmpl w:val="3202E198"/>
+    <w:lvl w:ilvl="0" w:tplc="04090003">
+      <w:start w:val="1"/>
+      <w:numFmt w:val="bullet"/>
+      <w:lvlText w:val="o"/>
+      <w:lvlJc w:val="left"/>
+      <w:pPr>
+        <w:ind w:left="720" w:hanging="360"/>
+      </w:pPr>
+      <w:rPr>
+        <w:rFonts w:ascii="Courier New" w:hAnsi="Courier New" w:cs="Courier New" w:hint="default"/>
+      </w:rPr>
+    </w:lvl>
+    <w:lvl w:ilvl="1" w:tplc="04090003" w:tentative="1">
+      <w:start w:val="1"/>
+      <w:numFmt w:val="bullet"/>
+      <w:lvlText w:val="o"/>
+      <w:lvlJc w:val="left"/>
+      <w:pPr>
+        <w:ind w:left="1440" w:hanging="360"/>
+      </w:pPr>
+      <w:rPr>
+        <w:rFonts w:ascii="Courier New" w:hAnsi="Courier New" w:cs="Courier New" w:hint="default"/>
+      </w:rPr>
+    </w:lvl>
+    <w:lvl w:ilvl="2" w:tplc="04090005" w:tentative="1">
+      <w:start w:val="1"/>
+      <w:numFmt w:val="bullet"/>
+      <w:lvlText w:val=""/>
+      <w:lvlJc w:val="left"/>
+      <w:pPr>
+        <w:ind w:left="2160" w:hanging="360"/>
+      </w:pPr>
+      <w:rPr>
+        <w:rFonts w:ascii="Wingdings" w:hAnsi="Wingdings" w:hint="default"/>
+      </w:rPr>
+    </w:lvl>
+    <w:lvl w:ilvl="3" w:tplc="04090001" w:tentative="1">
+      <w:start w:val="1"/>
+      <w:numFmt w:val="bullet"/>
+      <w:lvlText w:val=""/>
+      <w:lvlJc w:val="left"/>
+      <w:pPr>
+        <w:ind w:left="2880" w:hanging="360"/>
+      </w:pPr>
+      <w:rPr>
+        <w:rFonts w:ascii="Symbol" w:hAnsi="Symbol" w:hint="default"/>
+      </w:rPr>
+    </w:lvl>
+    <w:lvl w:ilvl="4" w:tplc="04090003" w:tentative="1">
+      <w:start w:val="1"/>
+      <w:numFmt w:val="bullet"/>
+      <w:lvlText w:val="o"/>
+      <w:lvlJc w:val="left"/>
+      <w:pPr>
+        <w:ind w:left="3600" w:hanging="360"/>
+      </w:pPr>
+      <w:rPr>
+        <w:rFonts w:ascii="Courier New" w:hAnsi="Courier New" w:cs="Courier New" w:hint="default"/>
+      </w:rPr>
+    </w:lvl>
+    <w:lvl w:ilvl="5" w:tplc="04090005" w:tentative="1">
+      <w:start w:val="1"/>
+      <w:numFmt w:val="bullet"/>
+      <w:lvlText w:val=""/>
+      <w:lvlJc w:val="left"/>
+      <w:pPr>
+        <w:ind w:left="4320" w:hanging="360"/>
+      </w:pPr>
+      <w:rPr>
+        <w:rFonts w:ascii="Wingdings" w:hAnsi="Wingdings" w:hint="default"/>
+      </w:rPr>
+    </w:lvl>
+    <w:lvl w:ilvl="6" w:tplc="04090001" w:tentative="1">
+      <w:start w:val="1"/>
+      <w:numFmt w:val="bullet"/>
+      <w:lvlText w:val=""/>
+      <w:lvlJc w:val="left"/>
+      <w:pPr>
+        <w:ind w:left="5040" w:hanging="360"/>
+      </w:pPr>
+      <w:rPr>
+        <w:rFonts w:ascii="Symbol" w:hAnsi="Symbol" w:hint="default"/>
+      </w:rPr>
+    </w:lvl>
+    <w:lvl w:ilvl="7" w:tplc="04090003" w:tentative="1">
+      <w:start w:val="1"/>
+      <w:numFmt w:val="bullet"/>
+      <w:lvlText w:val="o"/>
+      <w:lvlJc w:val="left"/>
+      <w:pPr>
+        <w:ind w:left="5760" w:hanging="360"/>
+      </w:pPr>
+      <w:rPr>
+        <w:rFonts w:ascii="Courier New" w:hAnsi="Courier New" w:cs="Courier New" w:hint="default"/>
+      </w:rPr>
+    </w:lvl>
+    <w:lvl w:ilvl="8" w:tplc="04090005" w:tentative="1">
+      <w:start w:val="1"/>
+      <w:numFmt w:val="bullet"/>
+      <w:lvlText w:val=""/>
+      <w:lvlJc w:val="left"/>
+      <w:pPr>
+        <w:ind w:left="6480" w:hanging="360"/>
+      </w:pPr>
+      <w:rPr>
+        <w:rFonts w:ascii="Wingdings" w:hAnsi="Wingdings" w:hint="default"/>
+      </w:rPr>
+    </w:lvl>
+  </w:abstractNum>
+  <w:abstractNum w:abstractNumId="5" w15:restartNumberingAfterBreak="0">
+    <w:nsid w:val="293B73DF"/>
+    <w:multiLevelType w:val="hybridMultilevel"/>
+    <w:tmpl w:val="0D8C204E"/>
+    <w:lvl w:ilvl="0" w:tplc="04090001">
+      <w:start w:val="1"/>
+      <w:numFmt w:val="bullet"/>
+      <w:lvlText w:val=""/>
+      <w:lvlJc w:val="left"/>
+      <w:pPr>
+        <w:ind w:left="720" w:hanging="360"/>
+      </w:pPr>
+      <w:rPr>
+        <w:rFonts w:ascii="Symbol" w:hAnsi="Symbol" w:hint="default"/>
+      </w:rPr>
+    </w:lvl>
+    <w:lvl w:ilvl="1" w:tplc="04090003" w:tentative="1">
+      <w:start w:val="1"/>
+      <w:numFmt w:val="bullet"/>
+      <w:lvlText w:val="o"/>
+      <w:lvlJc w:val="left"/>
+      <w:pPr>
+        <w:ind w:left="1440" w:hanging="360"/>
+      </w:pPr>
+      <w:rPr>
+        <w:rFonts w:ascii="Courier New" w:hAnsi="Courier New" w:cs="Courier New" w:hint="default"/>
+      </w:rPr>
+    </w:lvl>
+    <w:lvl w:ilvl="2" w:tplc="04090005" w:tentative="1">
+      <w:start w:val="1"/>
+      <w:numFmt w:val="bullet"/>
+      <w:lvlText w:val=""/>
+      <w:lvlJc w:val="left"/>
+      <w:pPr>
+        <w:ind w:left="2160" w:hanging="360"/>
+      </w:pPr>
+      <w:rPr>
+        <w:rFonts w:ascii="Wingdings" w:hAnsi="Wingdings" w:hint="default"/>
+      </w:rPr>
+    </w:lvl>
+    <w:lvl w:ilvl="3" w:tplc="04090001" w:tentative="1">
+      <w:start w:val="1"/>
+      <w:numFmt w:val="bullet"/>
+      <w:lvlText w:val=""/>
+      <w:lvlJc w:val="left"/>
+      <w:pPr>
+        <w:ind w:left="2880" w:hanging="360"/>
+      </w:pPr>
+      <w:rPr>
+        <w:rFonts w:ascii="Symbol" w:hAnsi="Symbol" w:hint="default"/>
+      </w:rPr>
+    </w:lvl>
+    <w:lvl w:ilvl="4" w:tplc="04090003" w:tentative="1">
+      <w:start w:val="1"/>
+      <w:numFmt w:val="bullet"/>
+      <w:lvlText w:val="o"/>
+      <w:lvlJc w:val="left"/>
+      <w:pPr>
+        <w:ind w:left="3600" w:hanging="360"/>
+      </w:pPr>
+      <w:rPr>
+        <w:rFonts w:ascii="Courier New" w:hAnsi="Courier New" w:cs="Courier New" w:hint="default"/>
+      </w:rPr>
+    </w:lvl>
+    <w:lvl w:ilvl="5" w:tplc="04090005" w:tentative="1">
+      <w:start w:val="1"/>
+      <w:numFmt w:val="bullet"/>
+      <w:lvlText w:val=""/>
+      <w:lvlJc w:val="left"/>
+      <w:pPr>
+        <w:ind w:left="4320" w:hanging="360"/>
+      </w:pPr>
+      <w:rPr>
+        <w:rFonts w:ascii="Wingdings" w:hAnsi="Wingdings" w:hint="default"/>
+      </w:rPr>
+    </w:lvl>
+    <w:lvl w:ilvl="6" w:tplc="04090001" w:tentative="1">
+      <w:start w:val="1"/>
+      <w:numFmt w:val="bullet"/>
+      <w:lvlText w:val=""/>
+      <w:lvlJc w:val="left"/>
+      <w:pPr>
+        <w:ind w:left="5040" w:hanging="360"/>
+      </w:pPr>
+      <w:rPr>
+        <w:rFonts w:ascii="Symbol" w:hAnsi="Symbol" w:hint="default"/>
+      </w:rPr>
+    </w:lvl>
+    <w:lvl w:ilvl="7" w:tplc="04090003" w:tentative="1">
+      <w:start w:val="1"/>
+      <w:numFmt w:val="bullet"/>
+      <w:lvlText w:val="o"/>
+      <w:lvlJc w:val="left"/>
+      <w:pPr>
+        <w:ind w:left="5760" w:hanging="360"/>
+      </w:pPr>
+      <w:rPr>
+        <w:rFonts w:ascii="Courier New" w:hAnsi="Courier New" w:cs="Courier New" w:hint="default"/>
+      </w:rPr>
+    </w:lvl>
+    <w:lvl w:ilvl="8" w:tplc="04090005" w:tentative="1">
+      <w:start w:val="1"/>
+      <w:numFmt w:val="bullet"/>
+      <w:lvlText w:val=""/>
+      <w:lvlJc w:val="left"/>
+      <w:pPr>
+        <w:ind w:left="6480" w:hanging="360"/>
+      </w:pPr>
+      <w:rPr>
+        <w:rFonts w:ascii="Wingdings" w:hAnsi="Wingdings" w:hint="default"/>
+      </w:rPr>
+    </w:lvl>
+  </w:abstractNum>
+  <w:abstractNum w:abstractNumId="6" w15:restartNumberingAfterBreak="0">
+    <w:nsid w:val="34C11203"/>
+    <w:multiLevelType w:val="hybridMultilevel"/>
+    <w:tmpl w:val="769E2BF0"/>
+    <w:lvl w:ilvl="0" w:tplc="04090001">
+      <w:start w:val="1"/>
+      <w:numFmt w:val="bullet"/>
+      <w:lvlText w:val=""/>
+      <w:lvlJc w:val="left"/>
+      <w:pPr>
+        <w:ind w:left="720" w:hanging="360"/>
+      </w:pPr>
+      <w:rPr>
+        <w:rFonts w:ascii="Symbol" w:hAnsi="Symbol" w:hint="default"/>
+      </w:rPr>
+    </w:lvl>
+    <w:lvl w:ilvl="1" w:tplc="FFFFFFFF" w:tentative="1">
+      <w:start w:val="1"/>
+      <w:numFmt w:val="bullet"/>
+      <w:lvlText w:val="o"/>
+      <w:lvlJc w:val="left"/>
+      <w:pPr>
+        <w:ind w:left="1440" w:hanging="360"/>
+      </w:pPr>
+      <w:rPr>
+        <w:rFonts w:ascii="Courier New" w:hAnsi="Courier New" w:cs="Courier New" w:hint="default"/>
+      </w:rPr>
+    </w:lvl>
+    <w:lvl w:ilvl="2" w:tplc="FFFFFFFF" w:tentative="1">
+      <w:start w:val="1"/>
+      <w:numFmt w:val="bullet"/>
+      <w:lvlText w:val=""/>
+      <w:lvlJc w:val="left"/>
+      <w:pPr>
+        <w:ind w:left="2160" w:hanging="360"/>
+      </w:pPr>
+      <w:rPr>
+        <w:rFonts w:ascii="Wingdings" w:hAnsi="Wingdings" w:hint="default"/>
+      </w:rPr>
+    </w:lvl>
+    <w:lvl w:ilvl="3" w:tplc="FFFFFFFF" w:tentative="1">
+      <w:start w:val="1"/>
+      <w:numFmt w:val="bullet"/>
+      <w:lvlText w:val=""/>
+      <w:lvlJc w:val="left"/>
+      <w:pPr>
+        <w:ind w:left="2880" w:hanging="360"/>
+      </w:pPr>
+      <w:rPr>
+        <w:rFonts w:ascii="Symbol" w:hAnsi="Symbol" w:hint="default"/>
+      </w:rPr>
+    </w:lvl>
+    <w:lvl w:ilvl="4" w:tplc="FFFFFFFF" w:tentative="1">
+      <w:start w:val="1"/>
+      <w:numFmt w:val="bullet"/>
+      <w:lvlText w:val="o"/>
+      <w:lvlJc w:val="left"/>
+      <w:pPr>
+        <w:ind w:left="3600" w:hanging="360"/>
+      </w:pPr>
+      <w:rPr>
+        <w:rFonts w:ascii="Courier New" w:hAnsi="Courier New" w:cs="Courier New" w:hint="default"/>
+      </w:rPr>
+    </w:lvl>
+    <w:lvl w:ilvl="5" w:tplc="FFFFFFFF" w:tentative="1">
+      <w:start w:val="1"/>
+      <w:numFmt w:val="bullet"/>
+      <w:lvlText w:val=""/>
+      <w:lvlJc w:val="left"/>
+      <w:pPr>
+        <w:ind w:left="4320" w:hanging="360"/>
+      </w:pPr>
+      <w:rPr>
+        <w:rFonts w:ascii="Wingdings" w:hAnsi="Wingdings" w:hint="default"/>
+      </w:rPr>
+    </w:lvl>
+    <w:lvl w:ilvl="6" w:tplc="FFFFFFFF" w:tentative="1">
+      <w:start w:val="1"/>
+      <w:numFmt w:val="bullet"/>
+      <w:lvlText w:val=""/>
+      <w:lvlJc w:val="left"/>
+      <w:pPr>
+        <w:ind w:left="5040" w:hanging="360"/>
+      </w:pPr>
+      <w:rPr>
+        <w:rFonts w:ascii="Symbol" w:hAnsi="Symbol" w:hint="default"/>
+      </w:rPr>
+    </w:lvl>
+    <w:lvl w:ilvl="7" w:tplc="FFFFFFFF" w:tentative="1">
+      <w:start w:val="1"/>
+      <w:numFmt w:val="bullet"/>
+      <w:lvlText w:val="o"/>
+      <w:lvlJc w:val="left"/>
+      <w:pPr>
+        <w:ind w:left="5760" w:hanging="360"/>
+      </w:pPr>
+      <w:rPr>
+        <w:rFonts w:ascii="Courier New" w:hAnsi="Courier New" w:cs="Courier New" w:hint="default"/>
+      </w:rPr>
+    </w:lvl>
+    <w:lvl w:ilvl="8" w:tplc="FFFFFFFF" w:tentative="1">
+      <w:start w:val="1"/>
+      <w:numFmt w:val="bullet"/>
+      <w:lvlText w:val=""/>
+      <w:lvlJc w:val="left"/>
+      <w:pPr>
+        <w:ind w:left="6480" w:hanging="360"/>
+      </w:pPr>
+      <w:rPr>
+        <w:rFonts w:ascii="Wingdings" w:hAnsi="Wingdings" w:hint="default"/>
+      </w:rPr>
+    </w:lvl>
+  </w:abstractNum>
+  <w:abstractNum w:abstractNumId="7" w15:restartNumberingAfterBreak="0">
+    <w:nsid w:val="363E294B"/>
+    <w:multiLevelType w:val="hybridMultilevel"/>
+    <w:tmpl w:val="DC321996"/>
+    <w:lvl w:ilvl="0" w:tplc="04090001">
+      <w:start w:val="1"/>
+      <w:numFmt w:val="bullet"/>
+      <w:lvlText w:val=""/>
+      <w:lvlJc w:val="left"/>
+      <w:pPr>
+        <w:ind w:left="720" w:hanging="360"/>
+      </w:pPr>
+      <w:rPr>
+        <w:rFonts w:ascii="Symbol" w:hAnsi="Symbol" w:hint="default"/>
+      </w:rPr>
+    </w:lvl>
+    <w:lvl w:ilvl="1" w:tplc="04090003" w:tentative="1">
+      <w:start w:val="1"/>
+      <w:numFmt w:val="bullet"/>
+      <w:lvlText w:val="o"/>
+      <w:lvlJc w:val="left"/>
+      <w:pPr>
+        <w:ind w:left="1440" w:hanging="360"/>
+      </w:pPr>
+      <w:rPr>
+        <w:rFonts w:ascii="Courier New" w:hAnsi="Courier New" w:cs="Courier New" w:hint="default"/>
+      </w:rPr>
+    </w:lvl>
+    <w:lvl w:ilvl="2" w:tplc="04090005" w:tentative="1">
+      <w:start w:val="1"/>
+      <w:numFmt w:val="bullet"/>
+      <w:lvlText w:val=""/>
+      <w:lvlJc w:val="left"/>
+      <w:pPr>
+        <w:ind w:left="2160" w:hanging="360"/>
+      </w:pPr>
+      <w:rPr>
+        <w:rFonts w:ascii="Wingdings" w:hAnsi="Wingdings" w:hint="default"/>
+      </w:rPr>
+    </w:lvl>
+    <w:lvl w:ilvl="3" w:tplc="04090001" w:tentative="1">
+      <w:start w:val="1"/>
+      <w:numFmt w:val="bullet"/>
+      <w:lvlText w:val=""/>
+      <w:lvlJc w:val="left"/>
+      <w:pPr>
+        <w:ind w:left="2880" w:hanging="360"/>
+      </w:pPr>
+      <w:rPr>
+        <w:rFonts w:ascii="Symbol" w:hAnsi="Symbol" w:hint="default"/>
+      </w:rPr>
+    </w:lvl>
+    <w:lvl w:ilvl="4" w:tplc="04090003" w:tentative="1">
+      <w:start w:val="1"/>
+      <w:numFmt w:val="bullet"/>
+      <w:lvlText w:val="o"/>
+      <w:lvlJc w:val="left"/>
+      <w:pPr>
+        <w:ind w:left="3600" w:hanging="360"/>
+      </w:pPr>
+      <w:rPr>
+        <w:rFonts w:ascii="Courier New" w:hAnsi="Courier New" w:cs="Courier New" w:hint="default"/>
+      </w:rPr>
+    </w:lvl>
+    <w:lvl w:ilvl="5" w:tplc="04090005" w:tentative="1">
+      <w:start w:val="1"/>
+      <w:numFmt w:val="bullet"/>
+      <w:lvlText w:val=""/>
+      <w:lvlJc w:val="left"/>
+      <w:pPr>
+        <w:ind w:left="4320" w:hanging="360"/>
+      </w:pPr>
+      <w:rPr>
+        <w:rFonts w:ascii="Wingdings" w:hAnsi="Wingdings" w:hint="default"/>
+      </w:rPr>
+    </w:lvl>
+    <w:lvl w:ilvl="6" w:tplc="04090001" w:tentative="1">
+      <w:start w:val="1"/>
+      <w:numFmt w:val="bullet"/>
+      <w:lvlText w:val=""/>
+      <w:lvlJc w:val="left"/>
+      <w:pPr>
+        <w:ind w:left="5040" w:hanging="360"/>
+      </w:pPr>
+      <w:rPr>
+        <w:rFonts w:ascii="Symbol" w:hAnsi="Symbol" w:hint="default"/>
+      </w:rPr>
+    </w:lvl>
+    <w:lvl w:ilvl="7" w:tplc="04090003" w:tentative="1">
+      <w:start w:val="1"/>
+      <w:numFmt w:val="bullet"/>
+      <w:lvlText w:val="o"/>
+      <w:lvlJc w:val="left"/>
+      <w:pPr>
+        <w:ind w:left="5760" w:hanging="360"/>
+      </w:pPr>
+      <w:rPr>
+        <w:rFonts w:ascii="Courier New" w:hAnsi="Courier New" w:cs="Courier New" w:hint="default"/>
+      </w:rPr>
+    </w:lvl>
+    <w:lvl w:ilvl="8" w:tplc="04090005" w:tentative="1">
+      <w:start w:val="1"/>
+      <w:numFmt w:val="bullet"/>
+      <w:lvlText w:val=""/>
+      <w:lvlJc w:val="left"/>
+      <w:pPr>
+        <w:ind w:left="6480" w:hanging="360"/>
+      </w:pPr>
+      <w:rPr>
+        <w:rFonts w:ascii="Wingdings" w:hAnsi="Wingdings" w:hint="default"/>
+      </w:rPr>
+    </w:lvl>
+  </w:abstractNum>
+  <w:abstractNum w:abstractNumId="8" w15:restartNumberingAfterBreak="0">
+    <w:nsid w:val="3C554F88"/>
+    <w:multiLevelType w:val="hybridMultilevel"/>
+    <w:tmpl w:val="AEF469DC"/>
+    <w:lvl w:ilvl="0" w:tplc="04090001">
+      <w:start w:val="1"/>
+      <w:numFmt w:val="bullet"/>
+      <w:lvlText w:val=""/>
+      <w:lvlJc w:val="left"/>
+      <w:pPr>
+        <w:ind w:left="720" w:hanging="360"/>
+      </w:pPr>
+      <w:rPr>
+        <w:rFonts w:ascii="Symbol" w:hAnsi="Symbol" w:hint="default"/>
+      </w:rPr>
+    </w:lvl>
+    <w:lvl w:ilvl="1" w:tplc="04090003" w:tentative="1">
+      <w:start w:val="1"/>
+      <w:numFmt w:val="bullet"/>
+      <w:lvlText w:val="o"/>
+      <w:lvlJc w:val="left"/>
+      <w:pPr>
+        <w:ind w:left="1440" w:hanging="360"/>
+      </w:pPr>
+      <w:rPr>
+        <w:rFonts w:ascii="Courier New" w:hAnsi="Courier New" w:cs="Courier New" w:hint="default"/>
+      </w:rPr>
+    </w:lvl>
+    <w:lvl w:ilvl="2" w:tplc="04090005" w:tentative="1">
+      <w:start w:val="1"/>
+      <w:numFmt w:val="bullet"/>
+      <w:lvlText w:val=""/>
+      <w:lvlJc w:val="left"/>
+      <w:pPr>
+        <w:ind w:left="2160" w:hanging="360"/>
+      </w:pPr>
+      <w:rPr>
+        <w:rFonts w:ascii="Wingdings" w:hAnsi="Wingdings" w:hint="default"/>
+      </w:rPr>
+    </w:lvl>
+    <w:lvl w:ilvl="3" w:tplc="04090001" w:tentative="1">
+      <w:start w:val="1"/>
+      <w:numFmt w:val="bullet"/>
+      <w:lvlText w:val=""/>
+      <w:lvlJc w:val="left"/>
+      <w:pPr>
+        <w:ind w:left="2880" w:hanging="360"/>
+      </w:pPr>
+      <w:rPr>
+        <w:rFonts w:ascii="Symbol" w:hAnsi="Symbol" w:hint="default"/>
+      </w:rPr>
+    </w:lvl>
+    <w:lvl w:ilvl="4" w:tplc="04090003" w:tentative="1">
+      <w:start w:val="1"/>
+      <w:numFmt w:val="bullet"/>
+      <w:lvlText w:val="o"/>
+      <w:lvlJc w:val="left"/>
+      <w:pPr>
+        <w:ind w:left="3600" w:hanging="360"/>
+      </w:pPr>
+      <w:rPr>
+        <w:rFonts w:ascii="Courier New" w:hAnsi="Courier New" w:cs="Courier New" w:hint="default"/>
+      </w:rPr>
+    </w:lvl>
+    <w:lvl w:ilvl="5" w:tplc="04090005" w:tentative="1">
+      <w:start w:val="1"/>
+      <w:numFmt w:val="bullet"/>
+      <w:lvlText w:val=""/>
+      <w:lvlJc w:val="left"/>
+      <w:pPr>
+        <w:ind w:left="4320" w:hanging="360"/>
+      </w:pPr>
+      <w:rPr>
+        <w:rFonts w:ascii="Wingdings" w:hAnsi="Wingdings" w:hint="default"/>
+      </w:rPr>
+    </w:lvl>
+    <w:lvl w:ilvl="6" w:tplc="04090001" w:tentative="1">
+      <w:start w:val="1"/>
+      <w:numFmt w:val="bullet"/>
+      <w:lvlText w:val=""/>
+      <w:lvlJc w:val="left"/>
+      <w:pPr>
+        <w:ind w:left="5040" w:hanging="360"/>
+      </w:pPr>
+      <w:rPr>
+        <w:rFonts w:ascii="Symbol" w:hAnsi="Symbol" w:hint="default"/>
+      </w:rPr>
+    </w:lvl>
+    <w:lvl w:ilvl="7" w:tplc="04090003" w:tentative="1">
+      <w:start w:val="1"/>
+      <w:numFmt w:val="bullet"/>
+      <w:lvlText w:val="o"/>
+      <w:lvlJc w:val="left"/>
+      <w:pPr>
+        <w:ind w:left="5760" w:hanging="360"/>
+      </w:pPr>
+      <w:rPr>
+        <w:rFonts w:ascii="Courier New" w:hAnsi="Courier New" w:cs="Courier New" w:hint="default"/>
+      </w:rPr>
+    </w:lvl>
+    <w:lvl w:ilvl="8" w:tplc="04090005" w:tentative="1">
+      <w:start w:val="1"/>
+      <w:numFmt w:val="bullet"/>
+      <w:lvlText w:val=""/>
+      <w:lvlJc w:val="left"/>
+      <w:pPr>
+        <w:ind w:left="6480" w:hanging="360"/>
+      </w:pPr>
+      <w:rPr>
+        <w:rFonts w:ascii="Wingdings" w:hAnsi="Wingdings" w:hint="default"/>
+      </w:rPr>
+    </w:lvl>
+  </w:abstractNum>
+  <w:abstractNum w:abstractNumId="9" w15:restartNumberingAfterBreak="0">
+    <w:nsid w:val="3E6602E7"/>
+    <w:multiLevelType w:val="hybridMultilevel"/>
+    <w:tmpl w:val="1B54C54E"/>
+    <w:lvl w:ilvl="0" w:tplc="04090001">
+      <w:start w:val="1"/>
+      <w:numFmt w:val="bullet"/>
+      <w:lvlText w:val=""/>
+      <w:lvlJc w:val="left"/>
+      <w:pPr>
+        <w:ind w:left="720" w:hanging="360"/>
+      </w:pPr>
+      <w:rPr>
+        <w:rFonts w:ascii="Symbol" w:hAnsi="Symbol" w:hint="default"/>
+      </w:rPr>
+    </w:lvl>
+    <w:lvl w:ilvl="1" w:tplc="04090003" w:tentative="1">
+      <w:start w:val="1"/>
+      <w:numFmt w:val="bullet"/>
+      <w:lvlText w:val="o"/>
+      <w:lvlJc w:val="left"/>
+      <w:pPr>
+        <w:ind w:left="1440" w:hanging="360"/>
+      </w:pPr>
+      <w:rPr>
+        <w:rFonts w:ascii="Courier New" w:hAnsi="Courier New" w:cs="Courier New" w:hint="default"/>
+      </w:rPr>
+    </w:lvl>
+    <w:lvl w:ilvl="2" w:tplc="04090005" w:tentative="1">
+      <w:start w:val="1"/>
+      <w:numFmt w:val="bullet"/>
+      <w:lvlText w:val=""/>
+      <w:lvlJc w:val="left"/>
+      <w:pPr>
+        <w:ind w:left="2160" w:hanging="360"/>
+      </w:pPr>
+      <w:rPr>
+        <w:rFonts w:ascii="Wingdings" w:hAnsi="Wingdings" w:hint="default"/>
+      </w:rPr>
+    </w:lvl>
+    <w:lvl w:ilvl="3" w:tplc="04090001" w:tentative="1">
+      <w:start w:val="1"/>
+      <w:numFmt w:val="bullet"/>
+      <w:lvlText w:val=""/>
+      <w:lvlJc w:val="left"/>
+      <w:pPr>
+        <w:ind w:left="2880" w:hanging="360"/>
+      </w:pPr>
+      <w:rPr>
+        <w:rFonts w:ascii="Symbol" w:hAnsi="Symbol" w:hint="default"/>
+      </w:rPr>
+    </w:lvl>
+    <w:lvl w:ilvl="4" w:tplc="04090003" w:tentative="1">
+      <w:start w:val="1"/>
+      <w:numFmt w:val="bullet"/>
+      <w:lvlText w:val="o"/>
+      <w:lvlJc w:val="left"/>
+      <w:pPr>
+        <w:ind w:left="3600" w:hanging="360"/>
+      </w:pPr>
+      <w:rPr>
+        <w:rFonts w:ascii="Courier New" w:hAnsi="Courier New" w:cs="Courier New" w:hint="default"/>
+      </w:rPr>
+    </w:lvl>
+    <w:lvl w:ilvl="5" w:tplc="04090005" w:tentative="1">
+      <w:start w:val="1"/>
+      <w:numFmt w:val="bullet"/>
+      <w:lvlText w:val=""/>
+      <w:lvlJc w:val="left"/>
+      <w:pPr>
+        <w:ind w:left="4320" w:hanging="360"/>
+      </w:pPr>
+      <w:rPr>
+        <w:rFonts w:ascii="Wingdings" w:hAnsi="Wingdings" w:hint="default"/>
+      </w:rPr>
+    </w:lvl>
+    <w:lvl w:ilvl="6" w:tplc="04090001" w:tentative="1">
+      <w:start w:val="1"/>
+      <w:numFmt w:val="bullet"/>
+      <w:lvlText w:val=""/>
+      <w:lvlJc w:val="left"/>
+      <w:pPr>
+        <w:ind w:left="5040" w:hanging="360"/>
+      </w:pPr>
+      <w:rPr>
+        <w:rFonts w:ascii="Symbol" w:hAnsi="Symbol" w:hint="default"/>
+      </w:rPr>
+    </w:lvl>
+    <w:lvl w:ilvl="7" w:tplc="04090003" w:tentative="1">
+      <w:start w:val="1"/>
+      <w:numFmt w:val="bullet"/>
+      <w:lvlText w:val="o"/>
+      <w:lvlJc w:val="left"/>
+      <w:pPr>
+        <w:ind w:left="5760" w:hanging="360"/>
+      </w:pPr>
+      <w:rPr>
+        <w:rFonts w:ascii="Courier New" w:hAnsi="Courier New" w:cs="Courier New" w:hint="default"/>
+      </w:rPr>
+    </w:lvl>
+    <w:lvl w:ilvl="8" w:tplc="04090005" w:tentative="1">
+      <w:start w:val="1"/>
+      <w:numFmt w:val="bullet"/>
+      <w:lvlText w:val=""/>
+      <w:lvlJc w:val="left"/>
+      <w:pPr>
+        <w:ind w:left="6480" w:hanging="360"/>
+      </w:pPr>
+      <w:rPr>
+        <w:rFonts w:ascii="Wingdings" w:hAnsi="Wingdings" w:hint="default"/>
+      </w:rPr>
+    </w:lvl>
+  </w:abstractNum>
+  <w:abstractNum w:abstractNumId="10" w15:restartNumberingAfterBreak="0">
+    <w:nsid w:val="3FB139BA"/>
+    <w:multiLevelType w:val="hybridMultilevel"/>
+    <w:tmpl w:val="858E383E"/>
+    <w:lvl w:ilvl="0" w:tplc="04090001">
+      <w:start w:val="1"/>
+      <w:numFmt w:val="bullet"/>
+      <w:lvlText w:val=""/>
+      <w:lvlJc w:val="left"/>
+      <w:pPr>
+        <w:ind w:left="720" w:hanging="360"/>
+      </w:pPr>
+      <w:rPr>
+        <w:rFonts w:ascii="Symbol" w:hAnsi="Symbol" w:hint="default"/>
+      </w:rPr>
+    </w:lvl>
+    <w:lvl w:ilvl="1" w:tplc="04090003" w:tentative="1">
+      <w:start w:val="1"/>
+      <w:numFmt w:val="bullet"/>
+      <w:lvlText w:val="o"/>
+      <w:lvlJc w:val="left"/>
+      <w:pPr>
+        <w:ind w:left="1440" w:hanging="360"/>
+      </w:pPr>
+      <w:rPr>
+        <w:rFonts w:ascii="Courier New" w:hAnsi="Courier New" w:cs="Courier New" w:hint="default"/>
+      </w:rPr>
+    </w:lvl>
+    <w:lvl w:ilvl="2" w:tplc="04090005" w:tentative="1">
+      <w:start w:val="1"/>
+      <w:numFmt w:val="bullet"/>
+      <w:lvlText w:val=""/>
+      <w:lvlJc w:val="left"/>
+      <w:pPr>
+        <w:ind w:left="2160" w:hanging="360"/>
+      </w:pPr>
+      <w:rPr>
+        <w:rFonts w:ascii="Wingdings" w:hAnsi="Wingdings" w:hint="default"/>
+      </w:rPr>
+    </w:lvl>
+    <w:lvl w:ilvl="3" w:tplc="04090001" w:tentative="1">
+      <w:start w:val="1"/>
+      <w:numFmt w:val="bullet"/>
+      <w:lvlText w:val=""/>
+      <w:lvlJc w:val="left"/>
+      <w:pPr>
+        <w:ind w:left="2880" w:hanging="360"/>
+      </w:pPr>
+      <w:rPr>
+        <w:rFonts w:ascii="Symbol" w:hAnsi="Symbol" w:hint="default"/>
+      </w:rPr>
+    </w:lvl>
+    <w:lvl w:ilvl="4" w:tplc="04090003" w:tentative="1">
+      <w:start w:val="1"/>
+      <w:numFmt w:val="bullet"/>
+      <w:lvlText w:val="o"/>
+      <w:lvlJc w:val="left"/>
+      <w:pPr>
+        <w:ind w:left="3600" w:hanging="360"/>
+      </w:pPr>
+      <w:rPr>
+        <w:rFonts w:ascii="Courier New" w:hAnsi="Courier New" w:cs="Courier New" w:hint="default"/>
+      </w:rPr>
+    </w:lvl>
+    <w:lvl w:ilvl="5" w:tplc="04090005" w:tentative="1">
+      <w:start w:val="1"/>
+      <w:numFmt w:val="bullet"/>
+      <w:lvlText w:val=""/>
+      <w:lvlJc w:val="left"/>
+      <w:pPr>
+        <w:ind w:left="4320" w:hanging="360"/>
+      </w:pPr>
+      <w:rPr>
+        <w:rFonts w:ascii="Wingdings" w:hAnsi="Wingdings" w:hint="default"/>
+      </w:rPr>
+    </w:lvl>
+    <w:lvl w:ilvl="6" w:tplc="04090001" w:tentative="1">
+      <w:start w:val="1"/>
+      <w:numFmt w:val="bullet"/>
+      <w:lvlText w:val=""/>
+      <w:lvlJc w:val="left"/>
+      <w:pPr>
+        <w:ind w:left="5040" w:hanging="360"/>
+      </w:pPr>
+      <w:rPr>
+        <w:rFonts w:ascii="Symbol" w:hAnsi="Symbol" w:hint="default"/>
+      </w:rPr>
+    </w:lvl>
+    <w:lvl w:ilvl="7" w:tplc="04090003" w:tentative="1">
+      <w:start w:val="1"/>
+      <w:numFmt w:val="bullet"/>
+      <w:lvlText w:val="o"/>
+      <w:lvlJc w:val="left"/>
+      <w:pPr>
+        <w:ind w:left="5760" w:hanging="360"/>
+      </w:pPr>
+      <w:rPr>
+        <w:rFonts w:ascii="Courier New" w:hAnsi="Courier New" w:cs="Courier New" w:hint="default"/>
+      </w:rPr>
+    </w:lvl>
+    <w:lvl w:ilvl="8" w:tplc="04090005" w:tentative="1">
+      <w:start w:val="1"/>
+      <w:numFmt w:val="bullet"/>
+      <w:lvlText w:val=""/>
+      <w:lvlJc w:val="left"/>
+      <w:pPr>
+        <w:ind w:left="6480" w:hanging="360"/>
+      </w:pPr>
+      <w:rPr>
+        <w:rFonts w:ascii="Wingdings" w:hAnsi="Wingdings" w:hint="default"/>
+      </w:rPr>
+    </w:lvl>
+  </w:abstractNum>
+  <w:abstractNum w:abstractNumId="11" w15:restartNumberingAfterBreak="0">
     <w:nsid w:val="429D4D02"/>
     <w:multiLevelType w:val="hybridMultilevel"/>
     <w:tmpl w:val="EEB40652"/>
@@ -3976,7 +12067,120 @@
       </w:rPr>
     </w:lvl>
   </w:abstractNum>
-  <w:abstractNum w:abstractNumId="1" w15:restartNumberingAfterBreak="0">
+  <w:abstractNum w:abstractNumId="12" w15:restartNumberingAfterBreak="0">
+    <w:nsid w:val="46590719"/>
+    <w:multiLevelType w:val="hybridMultilevel"/>
+    <w:tmpl w:val="FA88FFAE"/>
+    <w:lvl w:ilvl="0" w:tplc="04090003">
+      <w:start w:val="1"/>
+      <w:numFmt w:val="bullet"/>
+      <w:lvlText w:val="o"/>
+      <w:lvlJc w:val="left"/>
+      <w:pPr>
+        <w:ind w:left="720" w:hanging="360"/>
+      </w:pPr>
+      <w:rPr>
+        <w:rFonts w:ascii="Courier New" w:hAnsi="Courier New" w:cs="Courier New" w:hint="default"/>
+      </w:rPr>
+    </w:lvl>
+    <w:lvl w:ilvl="1" w:tplc="04090003" w:tentative="1">
+      <w:start w:val="1"/>
+      <w:numFmt w:val="bullet"/>
+      <w:lvlText w:val="o"/>
+      <w:lvlJc w:val="left"/>
+      <w:pPr>
+        <w:ind w:left="1440" w:hanging="360"/>
+      </w:pPr>
+      <w:rPr>
+        <w:rFonts w:ascii="Courier New" w:hAnsi="Courier New" w:cs="Courier New" w:hint="default"/>
+      </w:rPr>
+    </w:lvl>
+    <w:lvl w:ilvl="2" w:tplc="04090005" w:tentative="1">
+      <w:start w:val="1"/>
+      <w:numFmt w:val="bullet"/>
+      <w:lvlText w:val=""/>
+      <w:lvlJc w:val="left"/>
+      <w:pPr>
+        <w:ind w:left="2160" w:hanging="360"/>
+      </w:pPr>
+      <w:rPr>
+        <w:rFonts w:ascii="Wingdings" w:hAnsi="Wingdings" w:hint="default"/>
+      </w:rPr>
+    </w:lvl>
+    <w:lvl w:ilvl="3" w:tplc="04090001" w:tentative="1">
+      <w:start w:val="1"/>
+      <w:numFmt w:val="bullet"/>
+      <w:lvlText w:val=""/>
+      <w:lvlJc w:val="left"/>
+      <w:pPr>
+        <w:ind w:left="2880" w:hanging="360"/>
+      </w:pPr>
+      <w:rPr>
+        <w:rFonts w:ascii="Symbol" w:hAnsi="Symbol" w:hint="default"/>
+      </w:rPr>
+    </w:lvl>
+    <w:lvl w:ilvl="4" w:tplc="04090003" w:tentative="1">
+      <w:start w:val="1"/>
+      <w:numFmt w:val="bullet"/>
+      <w:lvlText w:val="o"/>
+      <w:lvlJc w:val="left"/>
+      <w:pPr>
+        <w:ind w:left="3600" w:hanging="360"/>
+      </w:pPr>
+      <w:rPr>
+        <w:rFonts w:ascii="Courier New" w:hAnsi="Courier New" w:cs="Courier New" w:hint="default"/>
+      </w:rPr>
+    </w:lvl>
+    <w:lvl w:ilvl="5" w:tplc="04090005" w:tentative="1">
+      <w:start w:val="1"/>
+      <w:numFmt w:val="bullet"/>
+      <w:lvlText w:val=""/>
+      <w:lvlJc w:val="left"/>
+      <w:pPr>
+        <w:ind w:left="4320" w:hanging="360"/>
+      </w:pPr>
+      <w:rPr>
+        <w:rFonts w:ascii="Wingdings" w:hAnsi="Wingdings" w:hint="default"/>
+      </w:rPr>
+    </w:lvl>
+    <w:lvl w:ilvl="6" w:tplc="04090001" w:tentative="1">
+      <w:start w:val="1"/>
+      <w:numFmt w:val="bullet"/>
+      <w:lvlText w:val=""/>
+      <w:lvlJc w:val="left"/>
+      <w:pPr>
+        <w:ind w:left="5040" w:hanging="360"/>
+      </w:pPr>
+      <w:rPr>
+        <w:rFonts w:ascii="Symbol" w:hAnsi="Symbol" w:hint="default"/>
+      </w:rPr>
+    </w:lvl>
+    <w:lvl w:ilvl="7" w:tplc="04090003" w:tentative="1">
+      <w:start w:val="1"/>
+      <w:numFmt w:val="bullet"/>
+      <w:lvlText w:val="o"/>
+      <w:lvlJc w:val="left"/>
+      <w:pPr>
+        <w:ind w:left="5760" w:hanging="360"/>
+      </w:pPr>
+      <w:rPr>
+        <w:rFonts w:ascii="Courier New" w:hAnsi="Courier New" w:cs="Courier New" w:hint="default"/>
+      </w:rPr>
+    </w:lvl>
+    <w:lvl w:ilvl="8" w:tplc="04090005" w:tentative="1">
+      <w:start w:val="1"/>
+      <w:numFmt w:val="bullet"/>
+      <w:lvlText w:val=""/>
+      <w:lvlJc w:val="left"/>
+      <w:pPr>
+        <w:ind w:left="6480" w:hanging="360"/>
+      </w:pPr>
+      <w:rPr>
+        <w:rFonts w:ascii="Wingdings" w:hAnsi="Wingdings" w:hint="default"/>
+      </w:rPr>
+    </w:lvl>
+  </w:abstractNum>
+  <w:abstractNum w:abstractNumId="13" w15:restartNumberingAfterBreak="0">
     <w:nsid w:val="4755422F"/>
     <w:multiLevelType w:val="hybridMultilevel"/>
     <w:tmpl w:val="A846F1CA"/>
@@ -4089,10 +12293,123 @@
       </w:rPr>
     </w:lvl>
   </w:abstractNum>
-  <w:abstractNum w:abstractNumId="2" w15:restartNumberingAfterBreak="0">
+  <w:abstractNum w:abstractNumId="14" w15:restartNumberingAfterBreak="0">
+    <w:nsid w:val="544F1F64"/>
+    <w:multiLevelType w:val="hybridMultilevel"/>
+    <w:tmpl w:val="F0488988"/>
+    <w:lvl w:ilvl="0" w:tplc="04090001">
+      <w:start w:val="1"/>
+      <w:numFmt w:val="bullet"/>
+      <w:lvlText w:val=""/>
+      <w:lvlJc w:val="left"/>
+      <w:pPr>
+        <w:ind w:left="720" w:hanging="360"/>
+      </w:pPr>
+      <w:rPr>
+        <w:rFonts w:ascii="Symbol" w:hAnsi="Symbol" w:hint="default"/>
+      </w:rPr>
+    </w:lvl>
+    <w:lvl w:ilvl="1" w:tplc="04090003" w:tentative="1">
+      <w:start w:val="1"/>
+      <w:numFmt w:val="bullet"/>
+      <w:lvlText w:val="o"/>
+      <w:lvlJc w:val="left"/>
+      <w:pPr>
+        <w:ind w:left="1440" w:hanging="360"/>
+      </w:pPr>
+      <w:rPr>
+        <w:rFonts w:ascii="Courier New" w:hAnsi="Courier New" w:cs="Courier New" w:hint="default"/>
+      </w:rPr>
+    </w:lvl>
+    <w:lvl w:ilvl="2" w:tplc="04090005" w:tentative="1">
+      <w:start w:val="1"/>
+      <w:numFmt w:val="bullet"/>
+      <w:lvlText w:val=""/>
+      <w:lvlJc w:val="left"/>
+      <w:pPr>
+        <w:ind w:left="2160" w:hanging="360"/>
+      </w:pPr>
+      <w:rPr>
+        <w:rFonts w:ascii="Wingdings" w:hAnsi="Wingdings" w:hint="default"/>
+      </w:rPr>
+    </w:lvl>
+    <w:lvl w:ilvl="3" w:tplc="04090001" w:tentative="1">
+      <w:start w:val="1"/>
+      <w:numFmt w:val="bullet"/>
+      <w:lvlText w:val=""/>
+      <w:lvlJc w:val="left"/>
+      <w:pPr>
+        <w:ind w:left="2880" w:hanging="360"/>
+      </w:pPr>
+      <w:rPr>
+        <w:rFonts w:ascii="Symbol" w:hAnsi="Symbol" w:hint="default"/>
+      </w:rPr>
+    </w:lvl>
+    <w:lvl w:ilvl="4" w:tplc="04090003" w:tentative="1">
+      <w:start w:val="1"/>
+      <w:numFmt w:val="bullet"/>
+      <w:lvlText w:val="o"/>
+      <w:lvlJc w:val="left"/>
+      <w:pPr>
+        <w:ind w:left="3600" w:hanging="360"/>
+      </w:pPr>
+      <w:rPr>
+        <w:rFonts w:ascii="Courier New" w:hAnsi="Courier New" w:cs="Courier New" w:hint="default"/>
+      </w:rPr>
+    </w:lvl>
+    <w:lvl w:ilvl="5" w:tplc="04090005" w:tentative="1">
+      <w:start w:val="1"/>
+      <w:numFmt w:val="bullet"/>
+      <w:lvlText w:val=""/>
+      <w:lvlJc w:val="left"/>
+      <w:pPr>
+        <w:ind w:left="4320" w:hanging="360"/>
+      </w:pPr>
+      <w:rPr>
+        <w:rFonts w:ascii="Wingdings" w:hAnsi="Wingdings" w:hint="default"/>
+      </w:rPr>
+    </w:lvl>
+    <w:lvl w:ilvl="6" w:tplc="04090001" w:tentative="1">
+      <w:start w:val="1"/>
+      <w:numFmt w:val="bullet"/>
+      <w:lvlText w:val=""/>
+      <w:lvlJc w:val="left"/>
+      <w:pPr>
+        <w:ind w:left="5040" w:hanging="360"/>
+      </w:pPr>
+      <w:rPr>
+        <w:rFonts w:ascii="Symbol" w:hAnsi="Symbol" w:hint="default"/>
+      </w:rPr>
+    </w:lvl>
+    <w:lvl w:ilvl="7" w:tplc="04090003" w:tentative="1">
+      <w:start w:val="1"/>
+      <w:numFmt w:val="bullet"/>
+      <w:lvlText w:val="o"/>
+      <w:lvlJc w:val="left"/>
+      <w:pPr>
+        <w:ind w:left="5760" w:hanging="360"/>
+      </w:pPr>
+      <w:rPr>
+        <w:rFonts w:ascii="Courier New" w:hAnsi="Courier New" w:cs="Courier New" w:hint="default"/>
+      </w:rPr>
+    </w:lvl>
+    <w:lvl w:ilvl="8" w:tplc="04090005" w:tentative="1">
+      <w:start w:val="1"/>
+      <w:numFmt w:val="bullet"/>
+      <w:lvlText w:val=""/>
+      <w:lvlJc w:val="left"/>
+      <w:pPr>
+        <w:ind w:left="6480" w:hanging="360"/>
+      </w:pPr>
+      <w:rPr>
+        <w:rFonts w:ascii="Wingdings" w:hAnsi="Wingdings" w:hint="default"/>
+      </w:rPr>
+    </w:lvl>
+  </w:abstractNum>
+  <w:abstractNum w:abstractNumId="15" w15:restartNumberingAfterBreak="0">
     <w:nsid w:val="5814529D"/>
     <w:multiLevelType w:val="hybridMultilevel"/>
-    <w:tmpl w:val="A3963042"/>
+    <w:tmpl w:val="2FBEDA14"/>
     <w:lvl w:ilvl="0" w:tplc="04090001">
       <w:start w:val="1"/>
       <w:numFmt w:val="bullet"/>
@@ -4200,22 +12517,730 @@
       <w:rPr>
         <w:rFonts w:ascii="Wingdings" w:hAnsi="Wingdings" w:hint="default"/>
       </w:rPr>
+    </w:lvl>
+  </w:abstractNum>
+  <w:abstractNum w:abstractNumId="16" w15:restartNumberingAfterBreak="0">
+    <w:nsid w:val="66BD1B7B"/>
+    <w:multiLevelType w:val="hybridMultilevel"/>
+    <w:tmpl w:val="E85239BC"/>
+    <w:lvl w:ilvl="0" w:tplc="04090003">
+      <w:start w:val="1"/>
+      <w:numFmt w:val="bullet"/>
+      <w:lvlText w:val="o"/>
+      <w:lvlJc w:val="left"/>
+      <w:pPr>
+        <w:ind w:left="720" w:hanging="360"/>
+      </w:pPr>
+      <w:rPr>
+        <w:rFonts w:ascii="Courier New" w:hAnsi="Courier New" w:cs="Courier New" w:hint="default"/>
+      </w:rPr>
+    </w:lvl>
+    <w:lvl w:ilvl="1" w:tplc="04090003" w:tentative="1">
+      <w:start w:val="1"/>
+      <w:numFmt w:val="bullet"/>
+      <w:lvlText w:val="o"/>
+      <w:lvlJc w:val="left"/>
+      <w:pPr>
+        <w:ind w:left="1440" w:hanging="360"/>
+      </w:pPr>
+      <w:rPr>
+        <w:rFonts w:ascii="Courier New" w:hAnsi="Courier New" w:cs="Courier New" w:hint="default"/>
+      </w:rPr>
+    </w:lvl>
+    <w:lvl w:ilvl="2" w:tplc="04090005" w:tentative="1">
+      <w:start w:val="1"/>
+      <w:numFmt w:val="bullet"/>
+      <w:lvlText w:val=""/>
+      <w:lvlJc w:val="left"/>
+      <w:pPr>
+        <w:ind w:left="2160" w:hanging="360"/>
+      </w:pPr>
+      <w:rPr>
+        <w:rFonts w:ascii="Wingdings" w:hAnsi="Wingdings" w:hint="default"/>
+      </w:rPr>
+    </w:lvl>
+    <w:lvl w:ilvl="3" w:tplc="04090001" w:tentative="1">
+      <w:start w:val="1"/>
+      <w:numFmt w:val="bullet"/>
+      <w:lvlText w:val=""/>
+      <w:lvlJc w:val="left"/>
+      <w:pPr>
+        <w:ind w:left="2880" w:hanging="360"/>
+      </w:pPr>
+      <w:rPr>
+        <w:rFonts w:ascii="Symbol" w:hAnsi="Symbol" w:hint="default"/>
+      </w:rPr>
+    </w:lvl>
+    <w:lvl w:ilvl="4" w:tplc="04090003" w:tentative="1">
+      <w:start w:val="1"/>
+      <w:numFmt w:val="bullet"/>
+      <w:lvlText w:val="o"/>
+      <w:lvlJc w:val="left"/>
+      <w:pPr>
+        <w:ind w:left="3600" w:hanging="360"/>
+      </w:pPr>
+      <w:rPr>
+        <w:rFonts w:ascii="Courier New" w:hAnsi="Courier New" w:cs="Courier New" w:hint="default"/>
+      </w:rPr>
+    </w:lvl>
+    <w:lvl w:ilvl="5" w:tplc="04090005" w:tentative="1">
+      <w:start w:val="1"/>
+      <w:numFmt w:val="bullet"/>
+      <w:lvlText w:val=""/>
+      <w:lvlJc w:val="left"/>
+      <w:pPr>
+        <w:ind w:left="4320" w:hanging="360"/>
+      </w:pPr>
+      <w:rPr>
+        <w:rFonts w:ascii="Wingdings" w:hAnsi="Wingdings" w:hint="default"/>
+      </w:rPr>
+    </w:lvl>
+    <w:lvl w:ilvl="6" w:tplc="04090001" w:tentative="1">
+      <w:start w:val="1"/>
+      <w:numFmt w:val="bullet"/>
+      <w:lvlText w:val=""/>
+      <w:lvlJc w:val="left"/>
+      <w:pPr>
+        <w:ind w:left="5040" w:hanging="360"/>
+      </w:pPr>
+      <w:rPr>
+        <w:rFonts w:ascii="Symbol" w:hAnsi="Symbol" w:hint="default"/>
+      </w:rPr>
+    </w:lvl>
+    <w:lvl w:ilvl="7" w:tplc="04090003" w:tentative="1">
+      <w:start w:val="1"/>
+      <w:numFmt w:val="bullet"/>
+      <w:lvlText w:val="o"/>
+      <w:lvlJc w:val="left"/>
+      <w:pPr>
+        <w:ind w:left="5760" w:hanging="360"/>
+      </w:pPr>
+      <w:rPr>
+        <w:rFonts w:ascii="Courier New" w:hAnsi="Courier New" w:cs="Courier New" w:hint="default"/>
+      </w:rPr>
+    </w:lvl>
+    <w:lvl w:ilvl="8" w:tplc="04090005" w:tentative="1">
+      <w:start w:val="1"/>
+      <w:numFmt w:val="bullet"/>
+      <w:lvlText w:val=""/>
+      <w:lvlJc w:val="left"/>
+      <w:pPr>
+        <w:ind w:left="6480" w:hanging="360"/>
+      </w:pPr>
+      <w:rPr>
+        <w:rFonts w:ascii="Wingdings" w:hAnsi="Wingdings" w:hint="default"/>
+      </w:rPr>
+    </w:lvl>
+  </w:abstractNum>
+  <w:abstractNum w:abstractNumId="17" w15:restartNumberingAfterBreak="0">
+    <w:nsid w:val="693138D2"/>
+    <w:multiLevelType w:val="hybridMultilevel"/>
+    <w:tmpl w:val="1666CC16"/>
+    <w:lvl w:ilvl="0" w:tplc="04090003">
+      <w:start w:val="1"/>
+      <w:numFmt w:val="bullet"/>
+      <w:lvlText w:val="o"/>
+      <w:lvlJc w:val="left"/>
+      <w:pPr>
+        <w:ind w:left="720" w:hanging="360"/>
+      </w:pPr>
+      <w:rPr>
+        <w:rFonts w:ascii="Courier New" w:hAnsi="Courier New" w:cs="Courier New" w:hint="default"/>
+      </w:rPr>
+    </w:lvl>
+    <w:lvl w:ilvl="1" w:tplc="04090003" w:tentative="1">
+      <w:start w:val="1"/>
+      <w:numFmt w:val="bullet"/>
+      <w:lvlText w:val="o"/>
+      <w:lvlJc w:val="left"/>
+      <w:pPr>
+        <w:ind w:left="1440" w:hanging="360"/>
+      </w:pPr>
+      <w:rPr>
+        <w:rFonts w:ascii="Courier New" w:hAnsi="Courier New" w:cs="Courier New" w:hint="default"/>
+      </w:rPr>
+    </w:lvl>
+    <w:lvl w:ilvl="2" w:tplc="04090005" w:tentative="1">
+      <w:start w:val="1"/>
+      <w:numFmt w:val="bullet"/>
+      <w:lvlText w:val=""/>
+      <w:lvlJc w:val="left"/>
+      <w:pPr>
+        <w:ind w:left="2160" w:hanging="360"/>
+      </w:pPr>
+      <w:rPr>
+        <w:rFonts w:ascii="Wingdings" w:hAnsi="Wingdings" w:hint="default"/>
+      </w:rPr>
+    </w:lvl>
+    <w:lvl w:ilvl="3" w:tplc="04090001" w:tentative="1">
+      <w:start w:val="1"/>
+      <w:numFmt w:val="bullet"/>
+      <w:lvlText w:val=""/>
+      <w:lvlJc w:val="left"/>
+      <w:pPr>
+        <w:ind w:left="2880" w:hanging="360"/>
+      </w:pPr>
+      <w:rPr>
+        <w:rFonts w:ascii="Symbol" w:hAnsi="Symbol" w:hint="default"/>
+      </w:rPr>
+    </w:lvl>
+    <w:lvl w:ilvl="4" w:tplc="04090003" w:tentative="1">
+      <w:start w:val="1"/>
+      <w:numFmt w:val="bullet"/>
+      <w:lvlText w:val="o"/>
+      <w:lvlJc w:val="left"/>
+      <w:pPr>
+        <w:ind w:left="3600" w:hanging="360"/>
+      </w:pPr>
+      <w:rPr>
+        <w:rFonts w:ascii="Courier New" w:hAnsi="Courier New" w:cs="Courier New" w:hint="default"/>
+      </w:rPr>
+    </w:lvl>
+    <w:lvl w:ilvl="5" w:tplc="04090005" w:tentative="1">
+      <w:start w:val="1"/>
+      <w:numFmt w:val="bullet"/>
+      <w:lvlText w:val=""/>
+      <w:lvlJc w:val="left"/>
+      <w:pPr>
+        <w:ind w:left="4320" w:hanging="360"/>
+      </w:pPr>
+      <w:rPr>
+        <w:rFonts w:ascii="Wingdings" w:hAnsi="Wingdings" w:hint="default"/>
+      </w:rPr>
+    </w:lvl>
+    <w:lvl w:ilvl="6" w:tplc="04090001" w:tentative="1">
+      <w:start w:val="1"/>
+      <w:numFmt w:val="bullet"/>
+      <w:lvlText w:val=""/>
+      <w:lvlJc w:val="left"/>
+      <w:pPr>
+        <w:ind w:left="5040" w:hanging="360"/>
+      </w:pPr>
+      <w:rPr>
+        <w:rFonts w:ascii="Symbol" w:hAnsi="Symbol" w:hint="default"/>
+      </w:rPr>
+    </w:lvl>
+    <w:lvl w:ilvl="7" w:tplc="04090003" w:tentative="1">
+      <w:start w:val="1"/>
+      <w:numFmt w:val="bullet"/>
+      <w:lvlText w:val="o"/>
+      <w:lvlJc w:val="left"/>
+      <w:pPr>
+        <w:ind w:left="5760" w:hanging="360"/>
+      </w:pPr>
+      <w:rPr>
+        <w:rFonts w:ascii="Courier New" w:hAnsi="Courier New" w:cs="Courier New" w:hint="default"/>
+      </w:rPr>
+    </w:lvl>
+    <w:lvl w:ilvl="8" w:tplc="04090005" w:tentative="1">
+      <w:start w:val="1"/>
+      <w:numFmt w:val="bullet"/>
+      <w:lvlText w:val=""/>
+      <w:lvlJc w:val="left"/>
+      <w:pPr>
+        <w:ind w:left="6480" w:hanging="360"/>
+      </w:pPr>
+      <w:rPr>
+        <w:rFonts w:ascii="Wingdings" w:hAnsi="Wingdings" w:hint="default"/>
+      </w:rPr>
+    </w:lvl>
+  </w:abstractNum>
+  <w:abstractNum w:abstractNumId="18" w15:restartNumberingAfterBreak="0">
+    <w:nsid w:val="6A15664F"/>
+    <w:multiLevelType w:val="hybridMultilevel"/>
+    <w:tmpl w:val="7278EFF2"/>
+    <w:lvl w:ilvl="0" w:tplc="04090003">
+      <w:start w:val="1"/>
+      <w:numFmt w:val="bullet"/>
+      <w:lvlText w:val="o"/>
+      <w:lvlJc w:val="left"/>
+      <w:pPr>
+        <w:ind w:left="720" w:hanging="360"/>
+      </w:pPr>
+      <w:rPr>
+        <w:rFonts w:ascii="Courier New" w:hAnsi="Courier New" w:cs="Courier New" w:hint="default"/>
+      </w:rPr>
+    </w:lvl>
+    <w:lvl w:ilvl="1" w:tplc="04090003" w:tentative="1">
+      <w:start w:val="1"/>
+      <w:numFmt w:val="bullet"/>
+      <w:lvlText w:val="o"/>
+      <w:lvlJc w:val="left"/>
+      <w:pPr>
+        <w:ind w:left="1440" w:hanging="360"/>
+      </w:pPr>
+      <w:rPr>
+        <w:rFonts w:ascii="Courier New" w:hAnsi="Courier New" w:cs="Courier New" w:hint="default"/>
+      </w:rPr>
+    </w:lvl>
+    <w:lvl w:ilvl="2" w:tplc="04090005" w:tentative="1">
+      <w:start w:val="1"/>
+      <w:numFmt w:val="bullet"/>
+      <w:lvlText w:val=""/>
+      <w:lvlJc w:val="left"/>
+      <w:pPr>
+        <w:ind w:left="2160" w:hanging="360"/>
+      </w:pPr>
+      <w:rPr>
+        <w:rFonts w:ascii="Wingdings" w:hAnsi="Wingdings" w:hint="default"/>
+      </w:rPr>
+    </w:lvl>
+    <w:lvl w:ilvl="3" w:tplc="04090001" w:tentative="1">
+      <w:start w:val="1"/>
+      <w:numFmt w:val="bullet"/>
+      <w:lvlText w:val=""/>
+      <w:lvlJc w:val="left"/>
+      <w:pPr>
+        <w:ind w:left="2880" w:hanging="360"/>
+      </w:pPr>
+      <w:rPr>
+        <w:rFonts w:ascii="Symbol" w:hAnsi="Symbol" w:hint="default"/>
+      </w:rPr>
+    </w:lvl>
+    <w:lvl w:ilvl="4" w:tplc="04090003" w:tentative="1">
+      <w:start w:val="1"/>
+      <w:numFmt w:val="bullet"/>
+      <w:lvlText w:val="o"/>
+      <w:lvlJc w:val="left"/>
+      <w:pPr>
+        <w:ind w:left="3600" w:hanging="360"/>
+      </w:pPr>
+      <w:rPr>
+        <w:rFonts w:ascii="Courier New" w:hAnsi="Courier New" w:cs="Courier New" w:hint="default"/>
+      </w:rPr>
+    </w:lvl>
+    <w:lvl w:ilvl="5" w:tplc="04090005" w:tentative="1">
+      <w:start w:val="1"/>
+      <w:numFmt w:val="bullet"/>
+      <w:lvlText w:val=""/>
+      <w:lvlJc w:val="left"/>
+      <w:pPr>
+        <w:ind w:left="4320" w:hanging="360"/>
+      </w:pPr>
+      <w:rPr>
+        <w:rFonts w:ascii="Wingdings" w:hAnsi="Wingdings" w:hint="default"/>
+      </w:rPr>
+    </w:lvl>
+    <w:lvl w:ilvl="6" w:tplc="04090001" w:tentative="1">
+      <w:start w:val="1"/>
+      <w:numFmt w:val="bullet"/>
+      <w:lvlText w:val=""/>
+      <w:lvlJc w:val="left"/>
+      <w:pPr>
+        <w:ind w:left="5040" w:hanging="360"/>
+      </w:pPr>
+      <w:rPr>
+        <w:rFonts w:ascii="Symbol" w:hAnsi="Symbol" w:hint="default"/>
+      </w:rPr>
+    </w:lvl>
+    <w:lvl w:ilvl="7" w:tplc="04090003" w:tentative="1">
+      <w:start w:val="1"/>
+      <w:numFmt w:val="bullet"/>
+      <w:lvlText w:val="o"/>
+      <w:lvlJc w:val="left"/>
+      <w:pPr>
+        <w:ind w:left="5760" w:hanging="360"/>
+      </w:pPr>
+      <w:rPr>
+        <w:rFonts w:ascii="Courier New" w:hAnsi="Courier New" w:cs="Courier New" w:hint="default"/>
+      </w:rPr>
+    </w:lvl>
+    <w:lvl w:ilvl="8" w:tplc="04090005" w:tentative="1">
+      <w:start w:val="1"/>
+      <w:numFmt w:val="bullet"/>
+      <w:lvlText w:val=""/>
+      <w:lvlJc w:val="left"/>
+      <w:pPr>
+        <w:ind w:left="6480" w:hanging="360"/>
+      </w:pPr>
+      <w:rPr>
+        <w:rFonts w:ascii="Wingdings" w:hAnsi="Wingdings" w:hint="default"/>
+      </w:rPr>
+    </w:lvl>
+  </w:abstractNum>
+  <w:abstractNum w:abstractNumId="19" w15:restartNumberingAfterBreak="0">
+    <w:nsid w:val="6ABC78EB"/>
+    <w:multiLevelType w:val="hybridMultilevel"/>
+    <w:tmpl w:val="5C72057E"/>
+    <w:lvl w:ilvl="0" w:tplc="04090001">
+      <w:start w:val="1"/>
+      <w:numFmt w:val="bullet"/>
+      <w:lvlText w:val=""/>
+      <w:lvlJc w:val="left"/>
+      <w:pPr>
+        <w:ind w:left="720" w:hanging="360"/>
+      </w:pPr>
+      <w:rPr>
+        <w:rFonts w:ascii="Symbol" w:hAnsi="Symbol" w:hint="default"/>
+      </w:rPr>
+    </w:lvl>
+    <w:lvl w:ilvl="1" w:tplc="04090003" w:tentative="1">
+      <w:start w:val="1"/>
+      <w:numFmt w:val="bullet"/>
+      <w:lvlText w:val="o"/>
+      <w:lvlJc w:val="left"/>
+      <w:pPr>
+        <w:ind w:left="1440" w:hanging="360"/>
+      </w:pPr>
+      <w:rPr>
+        <w:rFonts w:ascii="Courier New" w:hAnsi="Courier New" w:cs="Courier New" w:hint="default"/>
+      </w:rPr>
+    </w:lvl>
+    <w:lvl w:ilvl="2" w:tplc="04090005" w:tentative="1">
+      <w:start w:val="1"/>
+      <w:numFmt w:val="bullet"/>
+      <w:lvlText w:val=""/>
+      <w:lvlJc w:val="left"/>
+      <w:pPr>
+        <w:ind w:left="2160" w:hanging="360"/>
+      </w:pPr>
+      <w:rPr>
+        <w:rFonts w:ascii="Wingdings" w:hAnsi="Wingdings" w:hint="default"/>
+      </w:rPr>
+    </w:lvl>
+    <w:lvl w:ilvl="3" w:tplc="04090001" w:tentative="1">
+      <w:start w:val="1"/>
+      <w:numFmt w:val="bullet"/>
+      <w:lvlText w:val=""/>
+      <w:lvlJc w:val="left"/>
+      <w:pPr>
+        <w:ind w:left="2880" w:hanging="360"/>
+      </w:pPr>
+      <w:rPr>
+        <w:rFonts w:ascii="Symbol" w:hAnsi="Symbol" w:hint="default"/>
+      </w:rPr>
+    </w:lvl>
+    <w:lvl w:ilvl="4" w:tplc="04090003" w:tentative="1">
+      <w:start w:val="1"/>
+      <w:numFmt w:val="bullet"/>
+      <w:lvlText w:val="o"/>
+      <w:lvlJc w:val="left"/>
+      <w:pPr>
+        <w:ind w:left="3600" w:hanging="360"/>
+      </w:pPr>
+      <w:rPr>
+        <w:rFonts w:ascii="Courier New" w:hAnsi="Courier New" w:cs="Courier New" w:hint="default"/>
+      </w:rPr>
+    </w:lvl>
+    <w:lvl w:ilvl="5" w:tplc="04090005" w:tentative="1">
+      <w:start w:val="1"/>
+      <w:numFmt w:val="bullet"/>
+      <w:lvlText w:val=""/>
+      <w:lvlJc w:val="left"/>
+      <w:pPr>
+        <w:ind w:left="4320" w:hanging="360"/>
+      </w:pPr>
+      <w:rPr>
+        <w:rFonts w:ascii="Wingdings" w:hAnsi="Wingdings" w:hint="default"/>
+      </w:rPr>
+    </w:lvl>
+    <w:lvl w:ilvl="6" w:tplc="04090001" w:tentative="1">
+      <w:start w:val="1"/>
+      <w:numFmt w:val="bullet"/>
+      <w:lvlText w:val=""/>
+      <w:lvlJc w:val="left"/>
+      <w:pPr>
+        <w:ind w:left="5040" w:hanging="360"/>
+      </w:pPr>
+      <w:rPr>
+        <w:rFonts w:ascii="Symbol" w:hAnsi="Symbol" w:hint="default"/>
+      </w:rPr>
+    </w:lvl>
+    <w:lvl w:ilvl="7" w:tplc="04090003" w:tentative="1">
+      <w:start w:val="1"/>
+      <w:numFmt w:val="bullet"/>
+      <w:lvlText w:val="o"/>
+      <w:lvlJc w:val="left"/>
+      <w:pPr>
+        <w:ind w:left="5760" w:hanging="360"/>
+      </w:pPr>
+      <w:rPr>
+        <w:rFonts w:ascii="Courier New" w:hAnsi="Courier New" w:cs="Courier New" w:hint="default"/>
+      </w:rPr>
+    </w:lvl>
+    <w:lvl w:ilvl="8" w:tplc="04090005" w:tentative="1">
+      <w:start w:val="1"/>
+      <w:numFmt w:val="bullet"/>
+      <w:lvlText w:val=""/>
+      <w:lvlJc w:val="left"/>
+      <w:pPr>
+        <w:ind w:left="6480" w:hanging="360"/>
+      </w:pPr>
+      <w:rPr>
+        <w:rFonts w:ascii="Wingdings" w:hAnsi="Wingdings" w:hint="default"/>
+      </w:rPr>
+    </w:lvl>
+  </w:abstractNum>
+  <w:abstractNum w:abstractNumId="20" w15:restartNumberingAfterBreak="0">
+    <w:nsid w:val="74676549"/>
+    <w:multiLevelType w:val="hybridMultilevel"/>
+    <w:tmpl w:val="E3F6D2D2"/>
+    <w:lvl w:ilvl="0" w:tplc="04090001">
+      <w:start w:val="1"/>
+      <w:numFmt w:val="bullet"/>
+      <w:lvlText w:val=""/>
+      <w:lvlJc w:val="left"/>
+      <w:pPr>
+        <w:ind w:left="720" w:hanging="360"/>
+      </w:pPr>
+      <w:rPr>
+        <w:rFonts w:ascii="Symbol" w:hAnsi="Symbol" w:hint="default"/>
+      </w:rPr>
+    </w:lvl>
+    <w:lvl w:ilvl="1" w:tplc="04090003" w:tentative="1">
+      <w:start w:val="1"/>
+      <w:numFmt w:val="bullet"/>
+      <w:lvlText w:val="o"/>
+      <w:lvlJc w:val="left"/>
+      <w:pPr>
+        <w:ind w:left="1440" w:hanging="360"/>
+      </w:pPr>
+      <w:rPr>
+        <w:rFonts w:ascii="Courier New" w:hAnsi="Courier New" w:cs="Courier New" w:hint="default"/>
+      </w:rPr>
+    </w:lvl>
+    <w:lvl w:ilvl="2" w:tplc="04090005" w:tentative="1">
+      <w:start w:val="1"/>
+      <w:numFmt w:val="bullet"/>
+      <w:lvlText w:val=""/>
+      <w:lvlJc w:val="left"/>
+      <w:pPr>
+        <w:ind w:left="2160" w:hanging="360"/>
+      </w:pPr>
+      <w:rPr>
+        <w:rFonts w:ascii="Wingdings" w:hAnsi="Wingdings" w:hint="default"/>
+      </w:rPr>
+    </w:lvl>
+    <w:lvl w:ilvl="3" w:tplc="04090001" w:tentative="1">
+      <w:start w:val="1"/>
+      <w:numFmt w:val="bullet"/>
+      <w:lvlText w:val=""/>
+      <w:lvlJc w:val="left"/>
+      <w:pPr>
+        <w:ind w:left="2880" w:hanging="360"/>
+      </w:pPr>
+      <w:rPr>
+        <w:rFonts w:ascii="Symbol" w:hAnsi="Symbol" w:hint="default"/>
+      </w:rPr>
+    </w:lvl>
+    <w:lvl w:ilvl="4" w:tplc="04090003" w:tentative="1">
+      <w:start w:val="1"/>
+      <w:numFmt w:val="bullet"/>
+      <w:lvlText w:val="o"/>
+      <w:lvlJc w:val="left"/>
+      <w:pPr>
+        <w:ind w:left="3600" w:hanging="360"/>
+      </w:pPr>
+      <w:rPr>
+        <w:rFonts w:ascii="Courier New" w:hAnsi="Courier New" w:cs="Courier New" w:hint="default"/>
+      </w:rPr>
+    </w:lvl>
+    <w:lvl w:ilvl="5" w:tplc="04090005" w:tentative="1">
+      <w:start w:val="1"/>
+      <w:numFmt w:val="bullet"/>
+      <w:lvlText w:val=""/>
+      <w:lvlJc w:val="left"/>
+      <w:pPr>
+        <w:ind w:left="4320" w:hanging="360"/>
+      </w:pPr>
+      <w:rPr>
+        <w:rFonts w:ascii="Wingdings" w:hAnsi="Wingdings" w:hint="default"/>
+      </w:rPr>
+    </w:lvl>
+    <w:lvl w:ilvl="6" w:tplc="04090001" w:tentative="1">
+      <w:start w:val="1"/>
+      <w:numFmt w:val="bullet"/>
+      <w:lvlText w:val=""/>
+      <w:lvlJc w:val="left"/>
+      <w:pPr>
+        <w:ind w:left="5040" w:hanging="360"/>
+      </w:pPr>
+      <w:rPr>
+        <w:rFonts w:ascii="Symbol" w:hAnsi="Symbol" w:hint="default"/>
+      </w:rPr>
+    </w:lvl>
+    <w:lvl w:ilvl="7" w:tplc="04090003" w:tentative="1">
+      <w:start w:val="1"/>
+      <w:numFmt w:val="bullet"/>
+      <w:lvlText w:val="o"/>
+      <w:lvlJc w:val="left"/>
+      <w:pPr>
+        <w:ind w:left="5760" w:hanging="360"/>
+      </w:pPr>
+      <w:rPr>
+        <w:rFonts w:ascii="Courier New" w:hAnsi="Courier New" w:cs="Courier New" w:hint="default"/>
+      </w:rPr>
+    </w:lvl>
+    <w:lvl w:ilvl="8" w:tplc="04090005" w:tentative="1">
+      <w:start w:val="1"/>
+      <w:numFmt w:val="bullet"/>
+      <w:lvlText w:val=""/>
+      <w:lvlJc w:val="left"/>
+      <w:pPr>
+        <w:ind w:left="6480" w:hanging="360"/>
+      </w:pPr>
+      <w:rPr>
+        <w:rFonts w:ascii="Wingdings" w:hAnsi="Wingdings" w:hint="default"/>
+      </w:rPr>
+    </w:lvl>
+  </w:abstractNum>
+  <w:abstractNum w:abstractNumId="21" w15:restartNumberingAfterBreak="0">
+    <w:nsid w:val="7DF90C2A"/>
+    <w:multiLevelType w:val="hybridMultilevel"/>
+    <w:tmpl w:val="B4C0E04A"/>
+    <w:lvl w:ilvl="0" w:tplc="0409000F">
+      <w:start w:val="1"/>
+      <w:numFmt w:val="decimal"/>
+      <w:lvlText w:val="%1."/>
+      <w:lvlJc w:val="left"/>
+      <w:pPr>
+        <w:ind w:left="720" w:hanging="360"/>
+      </w:pPr>
+    </w:lvl>
+    <w:lvl w:ilvl="1" w:tplc="04090019" w:tentative="1">
+      <w:start w:val="1"/>
+      <w:numFmt w:val="lowerLetter"/>
+      <w:lvlText w:val="%2."/>
+      <w:lvlJc w:val="left"/>
+      <w:pPr>
+        <w:ind w:left="1440" w:hanging="360"/>
+      </w:pPr>
+    </w:lvl>
+    <w:lvl w:ilvl="2" w:tplc="0409001B" w:tentative="1">
+      <w:start w:val="1"/>
+      <w:numFmt w:val="lowerRoman"/>
+      <w:lvlText w:val="%3."/>
+      <w:lvlJc w:val="right"/>
+      <w:pPr>
+        <w:ind w:left="2160" w:hanging="180"/>
+      </w:pPr>
+    </w:lvl>
+    <w:lvl w:ilvl="3" w:tplc="0409000F" w:tentative="1">
+      <w:start w:val="1"/>
+      <w:numFmt w:val="decimal"/>
+      <w:lvlText w:val="%4."/>
+      <w:lvlJc w:val="left"/>
+      <w:pPr>
+        <w:ind w:left="2880" w:hanging="360"/>
+      </w:pPr>
+    </w:lvl>
+    <w:lvl w:ilvl="4" w:tplc="04090019" w:tentative="1">
+      <w:start w:val="1"/>
+      <w:numFmt w:val="lowerLetter"/>
+      <w:lvlText w:val="%5."/>
+      <w:lvlJc w:val="left"/>
+      <w:pPr>
+        <w:ind w:left="3600" w:hanging="360"/>
+      </w:pPr>
+    </w:lvl>
+    <w:lvl w:ilvl="5" w:tplc="0409001B" w:tentative="1">
+      <w:start w:val="1"/>
+      <w:numFmt w:val="lowerRoman"/>
+      <w:lvlText w:val="%6."/>
+      <w:lvlJc w:val="right"/>
+      <w:pPr>
+        <w:ind w:left="4320" w:hanging="180"/>
+      </w:pPr>
+    </w:lvl>
+    <w:lvl w:ilvl="6" w:tplc="0409000F" w:tentative="1">
+      <w:start w:val="1"/>
+      <w:numFmt w:val="decimal"/>
+      <w:lvlText w:val="%7."/>
+      <w:lvlJc w:val="left"/>
+      <w:pPr>
+        <w:ind w:left="5040" w:hanging="360"/>
+      </w:pPr>
+    </w:lvl>
+    <w:lvl w:ilvl="7" w:tplc="04090019" w:tentative="1">
+      <w:start w:val="1"/>
+      <w:numFmt w:val="lowerLetter"/>
+      <w:lvlText w:val="%8."/>
+      <w:lvlJc w:val="left"/>
+      <w:pPr>
+        <w:ind w:left="5760" w:hanging="360"/>
+      </w:pPr>
+    </w:lvl>
+    <w:lvl w:ilvl="8" w:tplc="0409001B" w:tentative="1">
+      <w:start w:val="1"/>
+      <w:numFmt w:val="lowerRoman"/>
+      <w:lvlText w:val="%9."/>
+      <w:lvlJc w:val="right"/>
+      <w:pPr>
+        <w:ind w:left="6480" w:hanging="180"/>
+      </w:pPr>
     </w:lvl>
   </w:abstractNum>
   <w:num w:numId="1" w16cid:durableId="2134981850">
+    <w:abstractNumId w:val="13"/>
+  </w:num>
+  <w:num w:numId="2" w16cid:durableId="253560014">
+    <w:abstractNumId w:val="11"/>
+  </w:num>
+  <w:num w:numId="3" w16cid:durableId="1227448938">
+    <w:abstractNumId w:val="15"/>
+  </w:num>
+  <w:num w:numId="4" w16cid:durableId="1447508899">
+    <w:abstractNumId w:val="5"/>
+  </w:num>
+  <w:num w:numId="5" w16cid:durableId="390420435">
+    <w:abstractNumId w:val="0"/>
+  </w:num>
+  <w:num w:numId="6" w16cid:durableId="2024865983">
+    <w:abstractNumId w:val="8"/>
+  </w:num>
+  <w:num w:numId="7" w16cid:durableId="206262319">
+    <w:abstractNumId w:val="19"/>
+  </w:num>
+  <w:num w:numId="8" w16cid:durableId="1340548916">
+    <w:abstractNumId w:val="10"/>
+  </w:num>
+  <w:num w:numId="9" w16cid:durableId="800422201">
+    <w:abstractNumId w:val="14"/>
+  </w:num>
+  <w:num w:numId="10" w16cid:durableId="618802041">
+    <w:abstractNumId w:val="18"/>
+  </w:num>
+  <w:num w:numId="11" w16cid:durableId="2036424472">
+    <w:abstractNumId w:val="20"/>
+  </w:num>
+  <w:num w:numId="12" w16cid:durableId="743258066">
+    <w:abstractNumId w:val="3"/>
+  </w:num>
+  <w:num w:numId="13" w16cid:durableId="1225796498">
+    <w:abstractNumId w:val="7"/>
+  </w:num>
+  <w:num w:numId="14" w16cid:durableId="1988779782">
+    <w:abstractNumId w:val="12"/>
+  </w:num>
+  <w:num w:numId="15" w16cid:durableId="645168214">
+    <w:abstractNumId w:val="9"/>
+  </w:num>
+  <w:num w:numId="16" w16cid:durableId="515387715">
+    <w:abstractNumId w:val="4"/>
+  </w:num>
+  <w:num w:numId="17" w16cid:durableId="653873219">
+    <w:abstractNumId w:val="17"/>
+  </w:num>
+  <w:num w:numId="18" w16cid:durableId="861090326">
+    <w:abstractNumId w:val="6"/>
+  </w:num>
+  <w:num w:numId="19" w16cid:durableId="1971981868">
+    <w:abstractNumId w:val="16"/>
+  </w:num>
+  <w:num w:numId="20" w16cid:durableId="1068193651">
+    <w:abstractNumId w:val="2"/>
+  </w:num>
+  <w:num w:numId="21" w16cid:durableId="1754356608">
     <w:abstractNumId w:val="1"/>
   </w:num>
-  <w:num w:numId="2" w16cid:durableId="253560014">
-    <w:abstractNumId w:val="0"/>
-  </w:num>
-  <w:num w:numId="3" w16cid:durableId="1227448938">
-    <w:abstractNumId w:val="2"/>
+  <w:num w:numId="22" w16cid:durableId="516430869">
+    <w:abstractNumId w:val="21"/>
   </w:num>
 </w:numbering>
 </file>
 
 <file path=word/styles.xml><?xml version="1.0" encoding="utf-8"?>
-<w:styles xmlns:mc="http://schemas.openxmlformats.org/markup-compatibility/2006" xmlns:r="http://schemas.openxmlformats.org/officeDocument/2006/relationships" xmlns:w="http://schemas.openxmlformats.org/wordprocessingml/2006/main" xmlns:w14="http://schemas.microsoft.com/office/word/2010/wordml" xmlns:w15="http://schemas.microsoft.com/office/word/2012/wordml" xmlns:w16cex="http://schemas.microsoft.com/office/word/2018/wordml/cex" xmlns:w16cid="http://schemas.microsoft.com/office/word/2016/wordml/cid" xmlns:w16="http://schemas.microsoft.com/office/word/2018/wordml" xmlns:w16sdtdh="http://schemas.microsoft.com/office/word/2020/wordml/sdtdatahash" xmlns:w16se="http://schemas.microsoft.com/office/word/2015/wordml/symex" mc:Ignorable="w14 w15 w16se w16cid w16 w16cex w16sdtdh">
+<w:styles xmlns:mc="http://schemas.openxmlformats.org/markup-compatibility/2006" xmlns:r="http://schemas.openxmlformats.org/officeDocument/2006/relationships" xmlns:w="http://schemas.openxmlformats.org/wordprocessingml/2006/main" xmlns:w14="http://schemas.microsoft.com/office/word/2010/wordml" xmlns:w15="http://schemas.microsoft.com/office/word/2012/wordml" xmlns:w16cex="http://schemas.microsoft.com/office/word/2018/wordml/cex" xmlns:w16cid="http://schemas.microsoft.com/office/word/2016/wordml/cid" xmlns:w16="http://schemas.microsoft.com/office/word/2018/wordml" xmlns:w16du="http://schemas.microsoft.com/office/word/2023/wordml/word16du" xmlns:w16sdtdh="http://schemas.microsoft.com/office/word/2020/wordml/sdtdatahash" xmlns:w16sdtfl="http://schemas.microsoft.com/office/word/2024/wordml/sdtformatlock" xmlns:w16se="http://schemas.microsoft.com/office/word/2015/wordml/symex" mc:Ignorable="w14 w15 w16se w16cid w16 w16cex w16sdtdh w16sdtfl w16du">
   <w:docDefaults>
     <w:rPrDefault>
       <w:rPr>
@@ -4949,4 +13974,16 @@
     </a:ext>
   </a:extLst>
 </a:theme>
+</file>
+
+<file path=customXml/item1.xml><?xml version="1.0" encoding="utf-8"?>
+<b:Sources xmlns:b="http://schemas.openxmlformats.org/officeDocument/2006/bibliography" xmlns="http://schemas.openxmlformats.org/officeDocument/2006/bibliography" SelectedStyle="\APASixthEditionOfficeOnline.xsl" StyleName="APA" Version="6"/>
+</file>
+
+<file path=customXml/itemProps1.xml><?xml version="1.0" encoding="utf-8"?>
+<ds:datastoreItem xmlns:ds="http://schemas.openxmlformats.org/officeDocument/2006/customXml" ds:itemID="{8ED11F4A-8EB5-4FD7-95F8-6A9500309C7B}">
+  <ds:schemaRefs>
+    <ds:schemaRef ds:uri="http://schemas.openxmlformats.org/officeDocument/2006/bibliography"/>
+  </ds:schemaRefs>
+</ds:datastoreItem>
 </file>